--- a/Romance_Night_60_Cards.docx
+++ b/Romance_Night_60_Cards.docx
@@ -23,10 +23,10 @@
           <w:tcPr>
             <w:tcW w:type="dxa" w:w="3572"/>
             <w:tcBorders>
-              <w:top w:val="single" w:sz="24" w:space="0" w:color="000000"/>
-              <w:left w:val="single" w:sz="24" w:space="0" w:color="000000"/>
-              <w:bottom w:val="single" w:sz="24" w:space="0" w:color="000000"/>
-              <w:right w:val="single" w:sz="24" w:space="0" w:color="000000"/>
+              <w:top w:val="double" w:sz="18" w:space="0" w:color="E7A6B4"/>
+              <w:left w:val="double" w:sz="18" w:space="0" w:color="E7A6B4"/>
+              <w:bottom w:val="double" w:sz="18" w:space="0" w:color="E7A6B4"/>
+              <w:right w:val="double" w:sz="18" w:space="0" w:color="E7A6B4"/>
             </w:tcBorders>
             <w:tcMar>
               <w:top w:w="0" w:type="dxa"/>
@@ -34,51 +34,73 @@
               <w:bottom w:w="0" w:type="dxa"/>
               <w:end w:w="0" w:type="dxa"/>
             </w:tcMar>
+            <w:shd w:val="clear" w:color="auto" w:fill="17070E"/>
             <w:vAlign w:val="top"/>
           </w:tcPr>
           <w:p>
             <w:pPr>
-              <w:spacing w:before="0" w:after="0" w:lineRule="exact" w:line="340"/>
+              <w:spacing w:before="260" w:after="0"/>
+              <w:ind w:left="249" w:right="249"/>
               <w:jc w:val="center"/>
-              <w:shd w:val="clear" w:color="auto" w:fill="2E7D32"/>
+              <w:pBdr>
+                <w:top w:val="single" w:sz="4" w:space="5" w:color="8A5563"/>
+                <w:bottom w:val="single" w:sz="4" w:space="5" w:color="8A5563"/>
+              </w:pBdr>
             </w:pPr>
             <w:r>
               <w:rPr>
-                <w:rFonts w:ascii="Calibri" w:hAnsi="Calibri"/>
+                <w:rFonts w:ascii="Georgia" w:hAnsi="Georgia"/>
                 <w:b/>
-                <w:color w:val="FFFFFF"/>
-                <w:sz w:val="19"/>
+                <w:smallCaps/>
+                <w:color w:val="E7A6B4"/>
+                <w:spacing w:val="60"/>
+                <w:sz w:val="18"/>
               </w:rPr>
-              <w:t>GREEN · FLIRTY</w:t>
+              <w:t>Flirty</w:t>
             </w:r>
           </w:p>
           <w:p>
             <w:pPr>
-              <w:spacing w:before="840" w:after="100" w:line="240" w:lineRule="auto"/>
-              <w:ind w:left="204" w:right="204"/>
+              <w:spacing w:before="440" w:after="80" w:line="240" w:lineRule="auto"/>
+              <w:ind w:left="249" w:right="249"/>
               <w:jc w:val="center"/>
             </w:pPr>
             <w:r>
               <w:rPr>
-                <w:rFonts w:ascii="Calibri" w:hAnsi="Calibri"/>
-                <w:b/>
-                <w:color w:val="2E7D32"/>
-                <w:sz w:val="60"/>
+                <w:rFonts w:ascii="Georgia" w:hAnsi="Georgia"/>
+                <w:color w:val="E7A6B4"/>
+                <w:sz w:val="68"/>
               </w:rPr>
               <w:t>1</w:t>
             </w:r>
           </w:p>
           <w:p>
             <w:pPr>
-              <w:spacing w:before="0" w:after="160" w:line="283" w:lineRule="auto"/>
-              <w:ind w:left="204" w:right="204"/>
+              <w:spacing w:before="0" w:after="160"/>
+              <w:ind w:left="249" w:right="249"/>
+              <w:jc w:val="center"/>
+              <w:pBdr>
+                <w:bottom w:val="single" w:sz="4" w:space="2" w:color="8A5563"/>
+              </w:pBdr>
+            </w:pPr>
+            <w:r>
+              <w:rPr>
+                <w:sz w:val="4"/>
+              </w:rPr>
+              <w:t xml:space="preserve"> </w:t>
+            </w:r>
+          </w:p>
+          <w:p>
+            <w:pPr>
+              <w:spacing w:before="0" w:after="200" w:line="293" w:lineRule="auto"/>
+              <w:ind w:left="249" w:right="249"/>
               <w:jc w:val="center"/>
             </w:pPr>
             <w:r>
               <w:rPr>
-                <w:rFonts w:ascii="Calibri" w:hAnsi="Calibri"/>
-                <w:color w:val="111111"/>
-                <w:sz w:val="28"/>
+                <w:rFonts w:ascii="Georgia" w:hAnsi="Georgia"/>
+                <w:color w:val="F3E7EA"/>
+                <w:sz w:val="26"/>
               </w:rPr>
               <w:t>Give your partner a compliment about something they did this week that impressed you.</w:t>
             </w:r>
@@ -86,15 +108,16 @@
           <w:p>
             <w:pPr>
               <w:spacing w:before="0" w:after="0"/>
-              <w:ind w:left="204" w:right="204"/>
+              <w:ind w:left="249" w:right="249"/>
               <w:jc w:val="center"/>
             </w:pPr>
             <w:r>
               <w:rPr>
-                <w:rFonts w:ascii="Calibri" w:hAnsi="Calibri"/>
+                <w:rFonts w:ascii="Georgia" w:hAnsi="Georgia"/>
                 <w:i/>
-                <w:color w:val="666666"/>
-                <w:sz w:val="15"/>
+                <w:color w:val="8A5563"/>
+                <w:spacing w:val="20"/>
+                <w:sz w:val="14"/>
               </w:rPr>
               <w:t>PASS = no explanation required</w:t>
             </w:r>
@@ -104,10 +127,10 @@
           <w:tcPr>
             <w:tcW w:type="dxa" w:w="3572"/>
             <w:tcBorders>
-              <w:top w:val="single" w:sz="24" w:space="0" w:color="000000"/>
-              <w:left w:val="single" w:sz="24" w:space="0" w:color="000000"/>
-              <w:bottom w:val="single" w:sz="24" w:space="0" w:color="000000"/>
-              <w:right w:val="single" w:sz="24" w:space="0" w:color="000000"/>
+              <w:top w:val="double" w:sz="18" w:space="0" w:color="E7A6B4"/>
+              <w:left w:val="double" w:sz="18" w:space="0" w:color="E7A6B4"/>
+              <w:bottom w:val="double" w:sz="18" w:space="0" w:color="E7A6B4"/>
+              <w:right w:val="double" w:sz="18" w:space="0" w:color="E7A6B4"/>
             </w:tcBorders>
             <w:tcMar>
               <w:top w:w="0" w:type="dxa"/>
@@ -115,51 +138,73 @@
               <w:bottom w:w="0" w:type="dxa"/>
               <w:end w:w="0" w:type="dxa"/>
             </w:tcMar>
+            <w:shd w:val="clear" w:color="auto" w:fill="17070E"/>
             <w:vAlign w:val="top"/>
           </w:tcPr>
           <w:p>
             <w:pPr>
-              <w:spacing w:before="0" w:after="0" w:lineRule="exact" w:line="340"/>
+              <w:spacing w:before="260" w:after="0"/>
+              <w:ind w:left="249" w:right="249"/>
               <w:jc w:val="center"/>
-              <w:shd w:val="clear" w:color="auto" w:fill="2E7D32"/>
+              <w:pBdr>
+                <w:top w:val="single" w:sz="4" w:space="5" w:color="8A5563"/>
+                <w:bottom w:val="single" w:sz="4" w:space="5" w:color="8A5563"/>
+              </w:pBdr>
             </w:pPr>
             <w:r>
               <w:rPr>
-                <w:rFonts w:ascii="Calibri" w:hAnsi="Calibri"/>
+                <w:rFonts w:ascii="Georgia" w:hAnsi="Georgia"/>
                 <w:b/>
-                <w:color w:val="FFFFFF"/>
-                <w:sz w:val="19"/>
+                <w:smallCaps/>
+                <w:color w:val="E7A6B4"/>
+                <w:spacing w:val="60"/>
+                <w:sz w:val="18"/>
               </w:rPr>
-              <w:t>GREEN · FLIRTY</w:t>
+              <w:t>Flirty</w:t>
             </w:r>
           </w:p>
           <w:p>
             <w:pPr>
-              <w:spacing w:before="840" w:after="100" w:line="240" w:lineRule="auto"/>
-              <w:ind w:left="204" w:right="204"/>
+              <w:spacing w:before="440" w:after="80" w:line="240" w:lineRule="auto"/>
+              <w:ind w:left="249" w:right="249"/>
               <w:jc w:val="center"/>
             </w:pPr>
             <w:r>
               <w:rPr>
-                <w:rFonts w:ascii="Calibri" w:hAnsi="Calibri"/>
-                <w:b/>
-                <w:color w:val="2E7D32"/>
-                <w:sz w:val="60"/>
+                <w:rFonts w:ascii="Georgia" w:hAnsi="Georgia"/>
+                <w:color w:val="E7A6B4"/>
+                <w:sz w:val="68"/>
               </w:rPr>
               <w:t>2</w:t>
             </w:r>
           </w:p>
           <w:p>
             <w:pPr>
-              <w:spacing w:before="0" w:after="160" w:line="283" w:lineRule="auto"/>
-              <w:ind w:left="204" w:right="204"/>
+              <w:spacing w:before="0" w:after="160"/>
+              <w:ind w:left="249" w:right="249"/>
+              <w:jc w:val="center"/>
+              <w:pBdr>
+                <w:bottom w:val="single" w:sz="4" w:space="2" w:color="8A5563"/>
+              </w:pBdr>
+            </w:pPr>
+            <w:r>
+              <w:rPr>
+                <w:sz w:val="4"/>
+              </w:rPr>
+              <w:t xml:space="preserve"> </w:t>
+            </w:r>
+          </w:p>
+          <w:p>
+            <w:pPr>
+              <w:spacing w:before="0" w:after="200" w:line="293" w:lineRule="auto"/>
+              <w:ind w:left="249" w:right="249"/>
               <w:jc w:val="center"/>
             </w:pPr>
             <w:r>
               <w:rPr>
-                <w:rFonts w:ascii="Calibri" w:hAnsi="Calibri"/>
-                <w:color w:val="111111"/>
-                <w:sz w:val="30"/>
+                <w:rFonts w:ascii="Georgia" w:hAnsi="Georgia"/>
+                <w:color w:val="F3E7EA"/>
+                <w:sz w:val="28"/>
               </w:rPr>
               <w:t>Hold eye contact for 30 seconds. No talking, no laughing.</w:t>
             </w:r>
@@ -167,15 +212,16 @@
           <w:p>
             <w:pPr>
               <w:spacing w:before="0" w:after="0"/>
-              <w:ind w:left="204" w:right="204"/>
+              <w:ind w:left="249" w:right="249"/>
               <w:jc w:val="center"/>
             </w:pPr>
             <w:r>
               <w:rPr>
-                <w:rFonts w:ascii="Calibri" w:hAnsi="Calibri"/>
+                <w:rFonts w:ascii="Georgia" w:hAnsi="Georgia"/>
                 <w:i/>
-                <w:color w:val="666666"/>
-                <w:sz w:val="15"/>
+                <w:color w:val="8A5563"/>
+                <w:spacing w:val="20"/>
+                <w:sz w:val="14"/>
               </w:rPr>
               <w:t>PASS = no explanation required</w:t>
             </w:r>
@@ -191,10 +237,10 @@
           <w:tcPr>
             <w:tcW w:type="dxa" w:w="3572"/>
             <w:tcBorders>
-              <w:top w:val="single" w:sz="24" w:space="0" w:color="000000"/>
-              <w:left w:val="single" w:sz="24" w:space="0" w:color="000000"/>
-              <w:bottom w:val="single" w:sz="24" w:space="0" w:color="000000"/>
-              <w:right w:val="single" w:sz="24" w:space="0" w:color="000000"/>
+              <w:top w:val="double" w:sz="18" w:space="0" w:color="E7A6B4"/>
+              <w:left w:val="double" w:sz="18" w:space="0" w:color="E7A6B4"/>
+              <w:bottom w:val="double" w:sz="18" w:space="0" w:color="E7A6B4"/>
+              <w:right w:val="double" w:sz="18" w:space="0" w:color="E7A6B4"/>
             </w:tcBorders>
             <w:tcMar>
               <w:top w:w="0" w:type="dxa"/>
@@ -202,51 +248,73 @@
               <w:bottom w:w="0" w:type="dxa"/>
               <w:end w:w="0" w:type="dxa"/>
             </w:tcMar>
+            <w:shd w:val="clear" w:color="auto" w:fill="17070E"/>
             <w:vAlign w:val="top"/>
           </w:tcPr>
           <w:p>
             <w:pPr>
-              <w:spacing w:before="0" w:after="0" w:lineRule="exact" w:line="340"/>
+              <w:spacing w:before="260" w:after="0"/>
+              <w:ind w:left="249" w:right="249"/>
               <w:jc w:val="center"/>
-              <w:shd w:val="clear" w:color="auto" w:fill="2E7D32"/>
+              <w:pBdr>
+                <w:top w:val="single" w:sz="4" w:space="5" w:color="8A5563"/>
+                <w:bottom w:val="single" w:sz="4" w:space="5" w:color="8A5563"/>
+              </w:pBdr>
             </w:pPr>
             <w:r>
               <w:rPr>
-                <w:rFonts w:ascii="Calibri" w:hAnsi="Calibri"/>
+                <w:rFonts w:ascii="Georgia" w:hAnsi="Georgia"/>
                 <w:b/>
-                <w:color w:val="FFFFFF"/>
-                <w:sz w:val="19"/>
+                <w:smallCaps/>
+                <w:color w:val="E7A6B4"/>
+                <w:spacing w:val="60"/>
+                <w:sz w:val="18"/>
               </w:rPr>
-              <w:t>GREEN · FLIRTY</w:t>
+              <w:t>Flirty</w:t>
             </w:r>
           </w:p>
           <w:p>
             <w:pPr>
-              <w:spacing w:before="840" w:after="100" w:line="240" w:lineRule="auto"/>
-              <w:ind w:left="204" w:right="204"/>
+              <w:spacing w:before="440" w:after="80" w:line="240" w:lineRule="auto"/>
+              <w:ind w:left="249" w:right="249"/>
               <w:jc w:val="center"/>
             </w:pPr>
             <w:r>
               <w:rPr>
-                <w:rFonts w:ascii="Calibri" w:hAnsi="Calibri"/>
-                <w:b/>
-                <w:color w:val="2E7D32"/>
-                <w:sz w:val="60"/>
+                <w:rFonts w:ascii="Georgia" w:hAnsi="Georgia"/>
+                <w:color w:val="E7A6B4"/>
+                <w:sz w:val="68"/>
               </w:rPr>
               <w:t>3</w:t>
             </w:r>
           </w:p>
           <w:p>
             <w:pPr>
-              <w:spacing w:before="0" w:after="160" w:line="283" w:lineRule="auto"/>
-              <w:ind w:left="204" w:right="204"/>
+              <w:spacing w:before="0" w:after="160"/>
+              <w:ind w:left="249" w:right="249"/>
+              <w:jc w:val="center"/>
+              <w:pBdr>
+                <w:bottom w:val="single" w:sz="4" w:space="2" w:color="8A5563"/>
+              </w:pBdr>
+            </w:pPr>
+            <w:r>
+              <w:rPr>
+                <w:sz w:val="4"/>
+              </w:rPr>
+              <w:t xml:space="preserve"> </w:t>
+            </w:r>
+          </w:p>
+          <w:p>
+            <w:pPr>
+              <w:spacing w:before="0" w:after="200" w:line="293" w:lineRule="auto"/>
+              <w:ind w:left="249" w:right="249"/>
               <w:jc w:val="center"/>
             </w:pPr>
             <w:r>
               <w:rPr>
-                <w:rFonts w:ascii="Calibri" w:hAnsi="Calibri"/>
-                <w:color w:val="111111"/>
-                <w:sz w:val="28"/>
+                <w:rFonts w:ascii="Georgia" w:hAnsi="Georgia"/>
+                <w:color w:val="F3E7EA"/>
+                <w:sz w:val="26"/>
               </w:rPr>
               <w:t>Describe the exact moment you first realised you were attracted to your partner.</w:t>
             </w:r>
@@ -254,15 +322,16 @@
           <w:p>
             <w:pPr>
               <w:spacing w:before="0" w:after="0"/>
-              <w:ind w:left="204" w:right="204"/>
+              <w:ind w:left="249" w:right="249"/>
               <w:jc w:val="center"/>
             </w:pPr>
             <w:r>
               <w:rPr>
-                <w:rFonts w:ascii="Calibri" w:hAnsi="Calibri"/>
+                <w:rFonts w:ascii="Georgia" w:hAnsi="Georgia"/>
                 <w:i/>
-                <w:color w:val="666666"/>
-                <w:sz w:val="15"/>
+                <w:color w:val="8A5563"/>
+                <w:spacing w:val="20"/>
+                <w:sz w:val="14"/>
               </w:rPr>
               <w:t>PASS = no explanation required</w:t>
             </w:r>
@@ -272,10 +341,10 @@
           <w:tcPr>
             <w:tcW w:type="dxa" w:w="3572"/>
             <w:tcBorders>
-              <w:top w:val="single" w:sz="24" w:space="0" w:color="000000"/>
-              <w:left w:val="single" w:sz="24" w:space="0" w:color="000000"/>
-              <w:bottom w:val="single" w:sz="24" w:space="0" w:color="000000"/>
-              <w:right w:val="single" w:sz="24" w:space="0" w:color="000000"/>
+              <w:top w:val="double" w:sz="18" w:space="0" w:color="E7A6B4"/>
+              <w:left w:val="double" w:sz="18" w:space="0" w:color="E7A6B4"/>
+              <w:bottom w:val="double" w:sz="18" w:space="0" w:color="E7A6B4"/>
+              <w:right w:val="double" w:sz="18" w:space="0" w:color="E7A6B4"/>
             </w:tcBorders>
             <w:tcMar>
               <w:top w:w="0" w:type="dxa"/>
@@ -283,51 +352,73 @@
               <w:bottom w:w="0" w:type="dxa"/>
               <w:end w:w="0" w:type="dxa"/>
             </w:tcMar>
+            <w:shd w:val="clear" w:color="auto" w:fill="17070E"/>
             <w:vAlign w:val="top"/>
           </w:tcPr>
           <w:p>
             <w:pPr>
-              <w:spacing w:before="0" w:after="0" w:lineRule="exact" w:line="340"/>
+              <w:spacing w:before="260" w:after="0"/>
+              <w:ind w:left="249" w:right="249"/>
               <w:jc w:val="center"/>
-              <w:shd w:val="clear" w:color="auto" w:fill="2E7D32"/>
+              <w:pBdr>
+                <w:top w:val="single" w:sz="4" w:space="5" w:color="8A5563"/>
+                <w:bottom w:val="single" w:sz="4" w:space="5" w:color="8A5563"/>
+              </w:pBdr>
             </w:pPr>
             <w:r>
               <w:rPr>
-                <w:rFonts w:ascii="Calibri" w:hAnsi="Calibri"/>
+                <w:rFonts w:ascii="Georgia" w:hAnsi="Georgia"/>
                 <w:b/>
-                <w:color w:val="FFFFFF"/>
-                <w:sz w:val="19"/>
+                <w:smallCaps/>
+                <w:color w:val="E7A6B4"/>
+                <w:spacing w:val="60"/>
+                <w:sz w:val="18"/>
               </w:rPr>
-              <w:t>GREEN · FLIRTY</w:t>
+              <w:t>Flirty</w:t>
             </w:r>
           </w:p>
           <w:p>
             <w:pPr>
-              <w:spacing w:before="840" w:after="100" w:line="240" w:lineRule="auto"/>
-              <w:ind w:left="204" w:right="204"/>
+              <w:spacing w:before="440" w:after="80" w:line="240" w:lineRule="auto"/>
+              <w:ind w:left="249" w:right="249"/>
               <w:jc w:val="center"/>
             </w:pPr>
             <w:r>
               <w:rPr>
-                <w:rFonts w:ascii="Calibri" w:hAnsi="Calibri"/>
-                <w:b/>
-                <w:color w:val="2E7D32"/>
-                <w:sz w:val="60"/>
+                <w:rFonts w:ascii="Georgia" w:hAnsi="Georgia"/>
+                <w:color w:val="E7A6B4"/>
+                <w:sz w:val="68"/>
               </w:rPr>
               <w:t>4</w:t>
             </w:r>
           </w:p>
           <w:p>
             <w:pPr>
-              <w:spacing w:before="0" w:after="160" w:line="283" w:lineRule="auto"/>
-              <w:ind w:left="204" w:right="204"/>
+              <w:spacing w:before="0" w:after="160"/>
+              <w:ind w:left="249" w:right="249"/>
+              <w:jc w:val="center"/>
+              <w:pBdr>
+                <w:bottom w:val="single" w:sz="4" w:space="2" w:color="8A5563"/>
+              </w:pBdr>
+            </w:pPr>
+            <w:r>
+              <w:rPr>
+                <w:sz w:val="4"/>
+              </w:rPr>
+              <w:t xml:space="preserve"> </w:t>
+            </w:r>
+          </w:p>
+          <w:p>
+            <w:pPr>
+              <w:spacing w:before="0" w:after="200" w:line="293" w:lineRule="auto"/>
+              <w:ind w:left="249" w:right="249"/>
               <w:jc w:val="center"/>
             </w:pPr>
             <w:r>
               <w:rPr>
-                <w:rFonts w:ascii="Calibri" w:hAnsi="Calibri"/>
-                <w:color w:val="111111"/>
-                <w:sz w:val="30"/>
+                <w:rFonts w:ascii="Georgia" w:hAnsi="Georgia"/>
+                <w:color w:val="F3E7EA"/>
+                <w:sz w:val="28"/>
               </w:rPr>
               <w:t>Whisper a compliment into your partner's ear.</w:t>
             </w:r>
@@ -335,15 +426,16 @@
           <w:p>
             <w:pPr>
               <w:spacing w:before="0" w:after="0"/>
-              <w:ind w:left="204" w:right="204"/>
+              <w:ind w:left="249" w:right="249"/>
               <w:jc w:val="center"/>
             </w:pPr>
             <w:r>
               <w:rPr>
-                <w:rFonts w:ascii="Calibri" w:hAnsi="Calibri"/>
+                <w:rFonts w:ascii="Georgia" w:hAnsi="Georgia"/>
                 <w:i/>
-                <w:color w:val="666666"/>
-                <w:sz w:val="15"/>
+                <w:color w:val="8A5563"/>
+                <w:spacing w:val="20"/>
+                <w:sz w:val="14"/>
               </w:rPr>
               <w:t>PASS = no explanation required</w:t>
             </w:r>
@@ -359,10 +451,10 @@
           <w:tcPr>
             <w:tcW w:type="dxa" w:w="3572"/>
             <w:tcBorders>
-              <w:top w:val="single" w:sz="24" w:space="0" w:color="000000"/>
-              <w:left w:val="single" w:sz="24" w:space="0" w:color="000000"/>
-              <w:bottom w:val="single" w:sz="24" w:space="0" w:color="000000"/>
-              <w:right w:val="single" w:sz="24" w:space="0" w:color="000000"/>
+              <w:top w:val="double" w:sz="18" w:space="0" w:color="E7A6B4"/>
+              <w:left w:val="double" w:sz="18" w:space="0" w:color="E7A6B4"/>
+              <w:bottom w:val="double" w:sz="18" w:space="0" w:color="E7A6B4"/>
+              <w:right w:val="double" w:sz="18" w:space="0" w:color="E7A6B4"/>
             </w:tcBorders>
             <w:tcMar>
               <w:top w:w="0" w:type="dxa"/>
@@ -370,51 +462,73 @@
               <w:bottom w:w="0" w:type="dxa"/>
               <w:end w:w="0" w:type="dxa"/>
             </w:tcMar>
+            <w:shd w:val="clear" w:color="auto" w:fill="17070E"/>
             <w:vAlign w:val="top"/>
           </w:tcPr>
           <w:p>
             <w:pPr>
-              <w:spacing w:before="0" w:after="0" w:lineRule="exact" w:line="340"/>
+              <w:spacing w:before="260" w:after="0"/>
+              <w:ind w:left="249" w:right="249"/>
               <w:jc w:val="center"/>
-              <w:shd w:val="clear" w:color="auto" w:fill="2E7D32"/>
+              <w:pBdr>
+                <w:top w:val="single" w:sz="4" w:space="5" w:color="8A5563"/>
+                <w:bottom w:val="single" w:sz="4" w:space="5" w:color="8A5563"/>
+              </w:pBdr>
             </w:pPr>
             <w:r>
               <w:rPr>
-                <w:rFonts w:ascii="Calibri" w:hAnsi="Calibri"/>
+                <w:rFonts w:ascii="Georgia" w:hAnsi="Georgia"/>
                 <w:b/>
-                <w:color w:val="FFFFFF"/>
-                <w:sz w:val="19"/>
+                <w:smallCaps/>
+                <w:color w:val="E7A6B4"/>
+                <w:spacing w:val="60"/>
+                <w:sz w:val="18"/>
               </w:rPr>
-              <w:t>GREEN · FLIRTY</w:t>
+              <w:t>Flirty</w:t>
             </w:r>
           </w:p>
           <w:p>
             <w:pPr>
-              <w:spacing w:before="840" w:after="100" w:line="240" w:lineRule="auto"/>
-              <w:ind w:left="204" w:right="204"/>
+              <w:spacing w:before="440" w:after="80" w:line="240" w:lineRule="auto"/>
+              <w:ind w:left="249" w:right="249"/>
               <w:jc w:val="center"/>
             </w:pPr>
             <w:r>
               <w:rPr>
-                <w:rFonts w:ascii="Calibri" w:hAnsi="Calibri"/>
-                <w:b/>
-                <w:color w:val="2E7D32"/>
-                <w:sz w:val="60"/>
+                <w:rFonts w:ascii="Georgia" w:hAnsi="Georgia"/>
+                <w:color w:val="E7A6B4"/>
+                <w:sz w:val="68"/>
               </w:rPr>
               <w:t>5</w:t>
             </w:r>
           </w:p>
           <w:p>
             <w:pPr>
-              <w:spacing w:before="0" w:after="160" w:line="283" w:lineRule="auto"/>
-              <w:ind w:left="204" w:right="204"/>
+              <w:spacing w:before="0" w:after="160"/>
+              <w:ind w:left="249" w:right="249"/>
+              <w:jc w:val="center"/>
+              <w:pBdr>
+                <w:bottom w:val="single" w:sz="4" w:space="2" w:color="8A5563"/>
+              </w:pBdr>
+            </w:pPr>
+            <w:r>
+              <w:rPr>
+                <w:sz w:val="4"/>
+              </w:rPr>
+              <w:t xml:space="preserve"> </w:t>
+            </w:r>
+          </w:p>
+          <w:p>
+            <w:pPr>
+              <w:spacing w:before="0" w:after="200" w:line="293" w:lineRule="auto"/>
+              <w:ind w:left="249" w:right="249"/>
               <w:jc w:val="center"/>
             </w:pPr>
             <w:r>
               <w:rPr>
-                <w:rFonts w:ascii="Calibri" w:hAnsi="Calibri"/>
-                <w:color w:val="111111"/>
-                <w:sz w:val="30"/>
+                <w:rFonts w:ascii="Georgia" w:hAnsi="Georgia"/>
+                <w:color w:val="F3E7EA"/>
+                <w:sz w:val="28"/>
               </w:rPr>
               <w:t>Slow dance together for one whole song.</w:t>
             </w:r>
@@ -422,15 +536,16 @@
           <w:p>
             <w:pPr>
               <w:spacing w:before="0" w:after="0"/>
-              <w:ind w:left="204" w:right="204"/>
+              <w:ind w:left="249" w:right="249"/>
               <w:jc w:val="center"/>
             </w:pPr>
             <w:r>
               <w:rPr>
-                <w:rFonts w:ascii="Calibri" w:hAnsi="Calibri"/>
+                <w:rFonts w:ascii="Georgia" w:hAnsi="Georgia"/>
                 <w:i/>
-                <w:color w:val="666666"/>
-                <w:sz w:val="15"/>
+                <w:color w:val="8A5563"/>
+                <w:spacing w:val="20"/>
+                <w:sz w:val="14"/>
               </w:rPr>
               <w:t>PASS = no explanation required</w:t>
             </w:r>
@@ -440,10 +555,10 @@
           <w:tcPr>
             <w:tcW w:type="dxa" w:w="3572"/>
             <w:tcBorders>
-              <w:top w:val="single" w:sz="24" w:space="0" w:color="000000"/>
-              <w:left w:val="single" w:sz="24" w:space="0" w:color="000000"/>
-              <w:bottom w:val="single" w:sz="24" w:space="0" w:color="000000"/>
-              <w:right w:val="single" w:sz="24" w:space="0" w:color="000000"/>
+              <w:top w:val="double" w:sz="18" w:space="0" w:color="E7A6B4"/>
+              <w:left w:val="double" w:sz="18" w:space="0" w:color="E7A6B4"/>
+              <w:bottom w:val="double" w:sz="18" w:space="0" w:color="E7A6B4"/>
+              <w:right w:val="double" w:sz="18" w:space="0" w:color="E7A6B4"/>
             </w:tcBorders>
             <w:tcMar>
               <w:top w:w="0" w:type="dxa"/>
@@ -451,51 +566,73 @@
               <w:bottom w:w="0" w:type="dxa"/>
               <w:end w:w="0" w:type="dxa"/>
             </w:tcMar>
+            <w:shd w:val="clear" w:color="auto" w:fill="17070E"/>
             <w:vAlign w:val="top"/>
           </w:tcPr>
           <w:p>
             <w:pPr>
-              <w:spacing w:before="0" w:after="0" w:lineRule="exact" w:line="340"/>
+              <w:spacing w:before="260" w:after="0"/>
+              <w:ind w:left="249" w:right="249"/>
               <w:jc w:val="center"/>
-              <w:shd w:val="clear" w:color="auto" w:fill="2E7D32"/>
+              <w:pBdr>
+                <w:top w:val="single" w:sz="4" w:space="5" w:color="8A5563"/>
+                <w:bottom w:val="single" w:sz="4" w:space="5" w:color="8A5563"/>
+              </w:pBdr>
             </w:pPr>
             <w:r>
               <w:rPr>
-                <w:rFonts w:ascii="Calibri" w:hAnsi="Calibri"/>
+                <w:rFonts w:ascii="Georgia" w:hAnsi="Georgia"/>
                 <w:b/>
-                <w:color w:val="FFFFFF"/>
-                <w:sz w:val="19"/>
+                <w:smallCaps/>
+                <w:color w:val="E7A6B4"/>
+                <w:spacing w:val="60"/>
+                <w:sz w:val="18"/>
               </w:rPr>
-              <w:t>GREEN · FLIRTY</w:t>
+              <w:t>Flirty</w:t>
             </w:r>
           </w:p>
           <w:p>
             <w:pPr>
-              <w:spacing w:before="840" w:after="100" w:line="240" w:lineRule="auto"/>
-              <w:ind w:left="204" w:right="204"/>
+              <w:spacing w:before="440" w:after="80" w:line="240" w:lineRule="auto"/>
+              <w:ind w:left="249" w:right="249"/>
               <w:jc w:val="center"/>
             </w:pPr>
             <w:r>
               <w:rPr>
-                <w:rFonts w:ascii="Calibri" w:hAnsi="Calibri"/>
-                <w:b/>
-                <w:color w:val="2E7D32"/>
-                <w:sz w:val="60"/>
+                <w:rFonts w:ascii="Georgia" w:hAnsi="Georgia"/>
+                <w:color w:val="E7A6B4"/>
+                <w:sz w:val="68"/>
               </w:rPr>
               <w:t>6</w:t>
             </w:r>
           </w:p>
           <w:p>
             <w:pPr>
-              <w:spacing w:before="0" w:after="160" w:line="283" w:lineRule="auto"/>
-              <w:ind w:left="204" w:right="204"/>
+              <w:spacing w:before="0" w:after="160"/>
+              <w:ind w:left="249" w:right="249"/>
+              <w:jc w:val="center"/>
+              <w:pBdr>
+                <w:bottom w:val="single" w:sz="4" w:space="2" w:color="8A5563"/>
+              </w:pBdr>
+            </w:pPr>
+            <w:r>
+              <w:rPr>
+                <w:sz w:val="4"/>
+              </w:rPr>
+              <w:t xml:space="preserve"> </w:t>
+            </w:r>
+          </w:p>
+          <w:p>
+            <w:pPr>
+              <w:spacing w:before="0" w:after="200" w:line="293" w:lineRule="auto"/>
+              <w:ind w:left="249" w:right="249"/>
               <w:jc w:val="center"/>
             </w:pPr>
             <w:r>
               <w:rPr>
-                <w:rFonts w:ascii="Calibri" w:hAnsi="Calibri"/>
-                <w:color w:val="111111"/>
-                <w:sz w:val="28"/>
+                <w:rFonts w:ascii="Georgia" w:hAnsi="Georgia"/>
+                <w:color w:val="F3E7EA"/>
+                <w:sz w:val="26"/>
               </w:rPr>
               <w:t>Name three things you find attractive about your partner that have nothing to do with looks.</w:t>
             </w:r>
@@ -503,15 +640,16 @@
           <w:p>
             <w:pPr>
               <w:spacing w:before="0" w:after="0"/>
-              <w:ind w:left="204" w:right="204"/>
+              <w:ind w:left="249" w:right="249"/>
               <w:jc w:val="center"/>
             </w:pPr>
             <w:r>
               <w:rPr>
-                <w:rFonts w:ascii="Calibri" w:hAnsi="Calibri"/>
+                <w:rFonts w:ascii="Georgia" w:hAnsi="Georgia"/>
                 <w:i/>
-                <w:color w:val="666666"/>
-                <w:sz w:val="15"/>
+                <w:color w:val="8A5563"/>
+                <w:spacing w:val="20"/>
+                <w:sz w:val="14"/>
               </w:rPr>
               <w:t>PASS = no explanation required</w:t>
             </w:r>
@@ -550,10 +688,10 @@
           <w:tcPr>
             <w:tcW w:type="dxa" w:w="3572"/>
             <w:tcBorders>
-              <w:top w:val="single" w:sz="24" w:space="0" w:color="000000"/>
-              <w:left w:val="single" w:sz="24" w:space="0" w:color="000000"/>
-              <w:bottom w:val="single" w:sz="24" w:space="0" w:color="000000"/>
-              <w:right w:val="single" w:sz="24" w:space="0" w:color="000000"/>
+              <w:top w:val="double" w:sz="18" w:space="0" w:color="E7A6B4"/>
+              <w:left w:val="double" w:sz="18" w:space="0" w:color="E7A6B4"/>
+              <w:bottom w:val="double" w:sz="18" w:space="0" w:color="E7A6B4"/>
+              <w:right w:val="double" w:sz="18" w:space="0" w:color="E7A6B4"/>
             </w:tcBorders>
             <w:tcMar>
               <w:top w:w="0" w:type="dxa"/>
@@ -561,51 +699,73 @@
               <w:bottom w:w="0" w:type="dxa"/>
               <w:end w:w="0" w:type="dxa"/>
             </w:tcMar>
+            <w:shd w:val="clear" w:color="auto" w:fill="17070E"/>
             <w:vAlign w:val="top"/>
           </w:tcPr>
           <w:p>
             <w:pPr>
-              <w:spacing w:before="0" w:after="0" w:lineRule="exact" w:line="340"/>
+              <w:spacing w:before="260" w:after="0"/>
+              <w:ind w:left="249" w:right="249"/>
               <w:jc w:val="center"/>
-              <w:shd w:val="clear" w:color="auto" w:fill="2E7D32"/>
+              <w:pBdr>
+                <w:top w:val="single" w:sz="4" w:space="5" w:color="8A5563"/>
+                <w:bottom w:val="single" w:sz="4" w:space="5" w:color="8A5563"/>
+              </w:pBdr>
             </w:pPr>
             <w:r>
               <w:rPr>
-                <w:rFonts w:ascii="Calibri" w:hAnsi="Calibri"/>
+                <w:rFonts w:ascii="Georgia" w:hAnsi="Georgia"/>
                 <w:b/>
-                <w:color w:val="FFFFFF"/>
-                <w:sz w:val="19"/>
+                <w:smallCaps/>
+                <w:color w:val="E7A6B4"/>
+                <w:spacing w:val="60"/>
+                <w:sz w:val="18"/>
               </w:rPr>
-              <w:t>GREEN · FLIRTY</w:t>
+              <w:t>Flirty</w:t>
             </w:r>
           </w:p>
           <w:p>
             <w:pPr>
-              <w:spacing w:before="840" w:after="100" w:line="240" w:lineRule="auto"/>
-              <w:ind w:left="204" w:right="204"/>
+              <w:spacing w:before="440" w:after="80" w:line="240" w:lineRule="auto"/>
+              <w:ind w:left="249" w:right="249"/>
               <w:jc w:val="center"/>
             </w:pPr>
             <w:r>
               <w:rPr>
-                <w:rFonts w:ascii="Calibri" w:hAnsi="Calibri"/>
-                <w:b/>
-                <w:color w:val="2E7D32"/>
-                <w:sz w:val="60"/>
+                <w:rFonts w:ascii="Georgia" w:hAnsi="Georgia"/>
+                <w:color w:val="E7A6B4"/>
+                <w:sz w:val="68"/>
               </w:rPr>
               <w:t>7</w:t>
             </w:r>
           </w:p>
           <w:p>
             <w:pPr>
-              <w:spacing w:before="0" w:after="160" w:line="283" w:lineRule="auto"/>
-              <w:ind w:left="204" w:right="204"/>
+              <w:spacing w:before="0" w:after="160"/>
+              <w:ind w:left="249" w:right="249"/>
+              <w:jc w:val="center"/>
+              <w:pBdr>
+                <w:bottom w:val="single" w:sz="4" w:space="2" w:color="8A5563"/>
+              </w:pBdr>
+            </w:pPr>
+            <w:r>
+              <w:rPr>
+                <w:sz w:val="4"/>
+              </w:rPr>
+              <w:t xml:space="preserve"> </w:t>
+            </w:r>
+          </w:p>
+          <w:p>
+            <w:pPr>
+              <w:spacing w:before="0" w:after="200" w:line="293" w:lineRule="auto"/>
+              <w:ind w:left="249" w:right="249"/>
               <w:jc w:val="center"/>
             </w:pPr>
             <w:r>
               <w:rPr>
-                <w:rFonts w:ascii="Calibri" w:hAnsi="Calibri"/>
-                <w:color w:val="111111"/>
-                <w:sz w:val="30"/>
+                <w:rFonts w:ascii="Georgia" w:hAnsi="Georgia"/>
+                <w:color w:val="F3E7EA"/>
+                <w:sz w:val="28"/>
               </w:rPr>
               <w:t>Give your partner a two-minute shoulder massage.</w:t>
             </w:r>
@@ -613,15 +773,16 @@
           <w:p>
             <w:pPr>
               <w:spacing w:before="0" w:after="0"/>
-              <w:ind w:left="204" w:right="204"/>
+              <w:ind w:left="249" w:right="249"/>
               <w:jc w:val="center"/>
             </w:pPr>
             <w:r>
               <w:rPr>
-                <w:rFonts w:ascii="Calibri" w:hAnsi="Calibri"/>
+                <w:rFonts w:ascii="Georgia" w:hAnsi="Georgia"/>
                 <w:i/>
-                <w:color w:val="666666"/>
-                <w:sz w:val="15"/>
+                <w:color w:val="8A5563"/>
+                <w:spacing w:val="20"/>
+                <w:sz w:val="14"/>
               </w:rPr>
               <w:t>PASS = no explanation required</w:t>
             </w:r>
@@ -631,10 +792,10 @@
           <w:tcPr>
             <w:tcW w:type="dxa" w:w="3572"/>
             <w:tcBorders>
-              <w:top w:val="single" w:sz="24" w:space="0" w:color="000000"/>
-              <w:left w:val="single" w:sz="24" w:space="0" w:color="000000"/>
-              <w:bottom w:val="single" w:sz="24" w:space="0" w:color="000000"/>
-              <w:right w:val="single" w:sz="24" w:space="0" w:color="000000"/>
+              <w:top w:val="double" w:sz="18" w:space="0" w:color="E7A6B4"/>
+              <w:left w:val="double" w:sz="18" w:space="0" w:color="E7A6B4"/>
+              <w:bottom w:val="double" w:sz="18" w:space="0" w:color="E7A6B4"/>
+              <w:right w:val="double" w:sz="18" w:space="0" w:color="E7A6B4"/>
             </w:tcBorders>
             <w:tcMar>
               <w:top w:w="0" w:type="dxa"/>
@@ -642,51 +803,73 @@
               <w:bottom w:w="0" w:type="dxa"/>
               <w:end w:w="0" w:type="dxa"/>
             </w:tcMar>
+            <w:shd w:val="clear" w:color="auto" w:fill="17070E"/>
             <w:vAlign w:val="top"/>
           </w:tcPr>
           <w:p>
             <w:pPr>
-              <w:spacing w:before="0" w:after="0" w:lineRule="exact" w:line="340"/>
+              <w:spacing w:before="260" w:after="0"/>
+              <w:ind w:left="249" w:right="249"/>
               <w:jc w:val="center"/>
-              <w:shd w:val="clear" w:color="auto" w:fill="2E7D32"/>
+              <w:pBdr>
+                <w:top w:val="single" w:sz="4" w:space="5" w:color="8A5563"/>
+                <w:bottom w:val="single" w:sz="4" w:space="5" w:color="8A5563"/>
+              </w:pBdr>
             </w:pPr>
             <w:r>
               <w:rPr>
-                <w:rFonts w:ascii="Calibri" w:hAnsi="Calibri"/>
+                <w:rFonts w:ascii="Georgia" w:hAnsi="Georgia"/>
                 <w:b/>
-                <w:color w:val="FFFFFF"/>
-                <w:sz w:val="19"/>
+                <w:smallCaps/>
+                <w:color w:val="E7A6B4"/>
+                <w:spacing w:val="60"/>
+                <w:sz w:val="18"/>
               </w:rPr>
-              <w:t>GREEN · FLIRTY</w:t>
+              <w:t>Flirty</w:t>
             </w:r>
           </w:p>
           <w:p>
             <w:pPr>
-              <w:spacing w:before="840" w:after="100" w:line="240" w:lineRule="auto"/>
-              <w:ind w:left="204" w:right="204"/>
+              <w:spacing w:before="440" w:after="80" w:line="240" w:lineRule="auto"/>
+              <w:ind w:left="249" w:right="249"/>
               <w:jc w:val="center"/>
             </w:pPr>
             <w:r>
               <w:rPr>
-                <w:rFonts w:ascii="Calibri" w:hAnsi="Calibri"/>
-                <w:b/>
-                <w:color w:val="2E7D32"/>
-                <w:sz w:val="60"/>
+                <w:rFonts w:ascii="Georgia" w:hAnsi="Georgia"/>
+                <w:color w:val="E7A6B4"/>
+                <w:sz w:val="68"/>
               </w:rPr>
               <w:t>8</w:t>
             </w:r>
           </w:p>
           <w:p>
             <w:pPr>
-              <w:spacing w:before="0" w:after="160" w:line="283" w:lineRule="auto"/>
-              <w:ind w:left="204" w:right="204"/>
+              <w:spacing w:before="0" w:after="160"/>
+              <w:ind w:left="249" w:right="249"/>
+              <w:jc w:val="center"/>
+              <w:pBdr>
+                <w:bottom w:val="single" w:sz="4" w:space="2" w:color="8A5563"/>
+              </w:pBdr>
+            </w:pPr>
+            <w:r>
+              <w:rPr>
+                <w:sz w:val="4"/>
+              </w:rPr>
+              <w:t xml:space="preserve"> </w:t>
+            </w:r>
+          </w:p>
+          <w:p>
+            <w:pPr>
+              <w:spacing w:before="0" w:after="200" w:line="293" w:lineRule="auto"/>
+              <w:ind w:left="249" w:right="249"/>
               <w:jc w:val="center"/>
             </w:pPr>
             <w:r>
               <w:rPr>
-                <w:rFonts w:ascii="Calibri" w:hAnsi="Calibri"/>
-                <w:color w:val="111111"/>
-                <w:sz w:val="30"/>
+                <w:rFonts w:ascii="Georgia" w:hAnsi="Georgia"/>
+                <w:color w:val="F3E7EA"/>
+                <w:sz w:val="28"/>
               </w:rPr>
               <w:t>Tell the story of your favourite date the two of you have ever had.</w:t>
             </w:r>
@@ -694,15 +877,16 @@
           <w:p>
             <w:pPr>
               <w:spacing w:before="0" w:after="0"/>
-              <w:ind w:left="204" w:right="204"/>
+              <w:ind w:left="249" w:right="249"/>
               <w:jc w:val="center"/>
             </w:pPr>
             <w:r>
               <w:rPr>
-                <w:rFonts w:ascii="Calibri" w:hAnsi="Calibri"/>
+                <w:rFonts w:ascii="Georgia" w:hAnsi="Georgia"/>
                 <w:i/>
-                <w:color w:val="666666"/>
-                <w:sz w:val="15"/>
+                <w:color w:val="8A5563"/>
+                <w:spacing w:val="20"/>
+                <w:sz w:val="14"/>
               </w:rPr>
               <w:t>PASS = no explanation required</w:t>
             </w:r>
@@ -718,10 +902,10 @@
           <w:tcPr>
             <w:tcW w:type="dxa" w:w="3572"/>
             <w:tcBorders>
-              <w:top w:val="single" w:sz="24" w:space="0" w:color="000000"/>
-              <w:left w:val="single" w:sz="24" w:space="0" w:color="000000"/>
-              <w:bottom w:val="single" w:sz="24" w:space="0" w:color="000000"/>
-              <w:right w:val="single" w:sz="24" w:space="0" w:color="000000"/>
+              <w:top w:val="double" w:sz="18" w:space="0" w:color="E7A6B4"/>
+              <w:left w:val="double" w:sz="18" w:space="0" w:color="E7A6B4"/>
+              <w:bottom w:val="double" w:sz="18" w:space="0" w:color="E7A6B4"/>
+              <w:right w:val="double" w:sz="18" w:space="0" w:color="E7A6B4"/>
             </w:tcBorders>
             <w:tcMar>
               <w:top w:w="0" w:type="dxa"/>
@@ -729,51 +913,73 @@
               <w:bottom w:w="0" w:type="dxa"/>
               <w:end w:w="0" w:type="dxa"/>
             </w:tcMar>
+            <w:shd w:val="clear" w:color="auto" w:fill="17070E"/>
             <w:vAlign w:val="top"/>
           </w:tcPr>
           <w:p>
             <w:pPr>
-              <w:spacing w:before="0" w:after="0" w:lineRule="exact" w:line="340"/>
+              <w:spacing w:before="260" w:after="0"/>
+              <w:ind w:left="249" w:right="249"/>
               <w:jc w:val="center"/>
-              <w:shd w:val="clear" w:color="auto" w:fill="2E7D32"/>
+              <w:pBdr>
+                <w:top w:val="single" w:sz="4" w:space="5" w:color="8A5563"/>
+                <w:bottom w:val="single" w:sz="4" w:space="5" w:color="8A5563"/>
+              </w:pBdr>
             </w:pPr>
             <w:r>
               <w:rPr>
-                <w:rFonts w:ascii="Calibri" w:hAnsi="Calibri"/>
+                <w:rFonts w:ascii="Georgia" w:hAnsi="Georgia"/>
                 <w:b/>
-                <w:color w:val="FFFFFF"/>
-                <w:sz w:val="19"/>
+                <w:smallCaps/>
+                <w:color w:val="E7A6B4"/>
+                <w:spacing w:val="60"/>
+                <w:sz w:val="18"/>
               </w:rPr>
-              <w:t>GREEN · FLIRTY</w:t>
+              <w:t>Flirty</w:t>
             </w:r>
           </w:p>
           <w:p>
             <w:pPr>
-              <w:spacing w:before="840" w:after="100" w:line="240" w:lineRule="auto"/>
-              <w:ind w:left="204" w:right="204"/>
+              <w:spacing w:before="440" w:after="80" w:line="240" w:lineRule="auto"/>
+              <w:ind w:left="249" w:right="249"/>
               <w:jc w:val="center"/>
             </w:pPr>
             <w:r>
               <w:rPr>
-                <w:rFonts w:ascii="Calibri" w:hAnsi="Calibri"/>
-                <w:b/>
-                <w:color w:val="2E7D32"/>
-                <w:sz w:val="60"/>
+                <w:rFonts w:ascii="Georgia" w:hAnsi="Georgia"/>
+                <w:color w:val="E7A6B4"/>
+                <w:sz w:val="68"/>
               </w:rPr>
               <w:t>9</w:t>
             </w:r>
           </w:p>
           <w:p>
             <w:pPr>
-              <w:spacing w:before="0" w:after="160" w:line="283" w:lineRule="auto"/>
-              <w:ind w:left="204" w:right="204"/>
+              <w:spacing w:before="0" w:after="160"/>
+              <w:ind w:left="249" w:right="249"/>
+              <w:jc w:val="center"/>
+              <w:pBdr>
+                <w:bottom w:val="single" w:sz="4" w:space="2" w:color="8A5563"/>
+              </w:pBdr>
+            </w:pPr>
+            <w:r>
+              <w:rPr>
+                <w:sz w:val="4"/>
+              </w:rPr>
+              <w:t xml:space="preserve"> </w:t>
+            </w:r>
+          </w:p>
+          <w:p>
+            <w:pPr>
+              <w:spacing w:before="0" w:after="200" w:line="293" w:lineRule="auto"/>
+              <w:ind w:left="249" w:right="249"/>
               <w:jc w:val="center"/>
             </w:pPr>
             <w:r>
               <w:rPr>
-                <w:rFonts w:ascii="Calibri" w:hAnsi="Calibri"/>
-                <w:color w:val="111111"/>
-                <w:sz w:val="30"/>
+                <w:rFonts w:ascii="Georgia" w:hAnsi="Georgia"/>
+                <w:color w:val="F3E7EA"/>
+                <w:sz w:val="28"/>
               </w:rPr>
               <w:t>Pay your partner a compliment using only a look — no words allowed.</w:t>
             </w:r>
@@ -781,15 +987,16 @@
           <w:p>
             <w:pPr>
               <w:spacing w:before="0" w:after="0"/>
-              <w:ind w:left="204" w:right="204"/>
+              <w:ind w:left="249" w:right="249"/>
               <w:jc w:val="center"/>
             </w:pPr>
             <w:r>
               <w:rPr>
-                <w:rFonts w:ascii="Calibri" w:hAnsi="Calibri"/>
+                <w:rFonts w:ascii="Georgia" w:hAnsi="Georgia"/>
                 <w:i/>
-                <w:color w:val="666666"/>
-                <w:sz w:val="15"/>
+                <w:color w:val="8A5563"/>
+                <w:spacing w:val="20"/>
+                <w:sz w:val="14"/>
               </w:rPr>
               <w:t>PASS = no explanation required</w:t>
             </w:r>
@@ -799,10 +1006,10 @@
           <w:tcPr>
             <w:tcW w:type="dxa" w:w="3572"/>
             <w:tcBorders>
-              <w:top w:val="single" w:sz="24" w:space="0" w:color="000000"/>
-              <w:left w:val="single" w:sz="24" w:space="0" w:color="000000"/>
-              <w:bottom w:val="single" w:sz="24" w:space="0" w:color="000000"/>
-              <w:right w:val="single" w:sz="24" w:space="0" w:color="000000"/>
+              <w:top w:val="double" w:sz="18" w:space="0" w:color="E7A6B4"/>
+              <w:left w:val="double" w:sz="18" w:space="0" w:color="E7A6B4"/>
+              <w:bottom w:val="double" w:sz="18" w:space="0" w:color="E7A6B4"/>
+              <w:right w:val="double" w:sz="18" w:space="0" w:color="E7A6B4"/>
             </w:tcBorders>
             <w:tcMar>
               <w:top w:w="0" w:type="dxa"/>
@@ -810,51 +1017,73 @@
               <w:bottom w:w="0" w:type="dxa"/>
               <w:end w:w="0" w:type="dxa"/>
             </w:tcMar>
+            <w:shd w:val="clear" w:color="auto" w:fill="17070E"/>
             <w:vAlign w:val="top"/>
           </w:tcPr>
           <w:p>
             <w:pPr>
-              <w:spacing w:before="0" w:after="0" w:lineRule="exact" w:line="340"/>
+              <w:spacing w:before="260" w:after="0"/>
+              <w:ind w:left="249" w:right="249"/>
               <w:jc w:val="center"/>
-              <w:shd w:val="clear" w:color="auto" w:fill="2E7D32"/>
+              <w:pBdr>
+                <w:top w:val="single" w:sz="4" w:space="5" w:color="8A5563"/>
+                <w:bottom w:val="single" w:sz="4" w:space="5" w:color="8A5563"/>
+              </w:pBdr>
             </w:pPr>
             <w:r>
               <w:rPr>
-                <w:rFonts w:ascii="Calibri" w:hAnsi="Calibri"/>
+                <w:rFonts w:ascii="Georgia" w:hAnsi="Georgia"/>
                 <w:b/>
-                <w:color w:val="FFFFFF"/>
-                <w:sz w:val="19"/>
+                <w:smallCaps/>
+                <w:color w:val="E7A6B4"/>
+                <w:spacing w:val="60"/>
+                <w:sz w:val="18"/>
               </w:rPr>
-              <w:t>GREEN · FLIRTY</w:t>
+              <w:t>Flirty</w:t>
             </w:r>
           </w:p>
           <w:p>
             <w:pPr>
-              <w:spacing w:before="840" w:after="100" w:line="240" w:lineRule="auto"/>
-              <w:ind w:left="204" w:right="204"/>
+              <w:spacing w:before="440" w:after="80" w:line="240" w:lineRule="auto"/>
+              <w:ind w:left="249" w:right="249"/>
               <w:jc w:val="center"/>
             </w:pPr>
             <w:r>
               <w:rPr>
-                <w:rFonts w:ascii="Calibri" w:hAnsi="Calibri"/>
-                <w:b/>
-                <w:color w:val="2E7D32"/>
-                <w:sz w:val="60"/>
+                <w:rFonts w:ascii="Georgia" w:hAnsi="Georgia"/>
+                <w:color w:val="E7A6B4"/>
+                <w:sz w:val="68"/>
               </w:rPr>
               <w:t>10</w:t>
             </w:r>
           </w:p>
           <w:p>
             <w:pPr>
-              <w:spacing w:before="0" w:after="160" w:line="283" w:lineRule="auto"/>
-              <w:ind w:left="204" w:right="204"/>
+              <w:spacing w:before="0" w:after="160"/>
+              <w:ind w:left="249" w:right="249"/>
+              <w:jc w:val="center"/>
+              <w:pBdr>
+                <w:bottom w:val="single" w:sz="4" w:space="2" w:color="8A5563"/>
+              </w:pBdr>
+            </w:pPr>
+            <w:r>
+              <w:rPr>
+                <w:sz w:val="4"/>
+              </w:rPr>
+              <w:t xml:space="preserve"> </w:t>
+            </w:r>
+          </w:p>
+          <w:p>
+            <w:pPr>
+              <w:spacing w:before="0" w:after="200" w:line="293" w:lineRule="auto"/>
+              <w:ind w:left="249" w:right="249"/>
               <w:jc w:val="center"/>
             </w:pPr>
             <w:r>
               <w:rPr>
-                <w:rFonts w:ascii="Calibri" w:hAnsi="Calibri"/>
-                <w:color w:val="111111"/>
-                <w:sz w:val="30"/>
+                <w:rFonts w:ascii="Georgia" w:hAnsi="Georgia"/>
+                <w:color w:val="F3E7EA"/>
+                <w:sz w:val="28"/>
               </w:rPr>
               <w:t>Close your eyes. Your partner feeds you something; guess what it is.</w:t>
             </w:r>
@@ -862,15 +1091,16 @@
           <w:p>
             <w:pPr>
               <w:spacing w:before="0" w:after="0"/>
-              <w:ind w:left="204" w:right="204"/>
+              <w:ind w:left="249" w:right="249"/>
               <w:jc w:val="center"/>
             </w:pPr>
             <w:r>
               <w:rPr>
-                <w:rFonts w:ascii="Calibri" w:hAnsi="Calibri"/>
+                <w:rFonts w:ascii="Georgia" w:hAnsi="Georgia"/>
                 <w:i/>
-                <w:color w:val="666666"/>
-                <w:sz w:val="15"/>
+                <w:color w:val="8A5563"/>
+                <w:spacing w:val="20"/>
+                <w:sz w:val="14"/>
               </w:rPr>
               <w:t>PASS = no explanation required</w:t>
             </w:r>
@@ -886,10 +1116,10 @@
           <w:tcPr>
             <w:tcW w:type="dxa" w:w="3572"/>
             <w:tcBorders>
-              <w:top w:val="single" w:sz="24" w:space="0" w:color="000000"/>
-              <w:left w:val="single" w:sz="24" w:space="0" w:color="000000"/>
-              <w:bottom w:val="single" w:sz="24" w:space="0" w:color="000000"/>
-              <w:right w:val="single" w:sz="24" w:space="0" w:color="000000"/>
+              <w:top w:val="double" w:sz="18" w:space="0" w:color="E7A6B4"/>
+              <w:left w:val="double" w:sz="18" w:space="0" w:color="E7A6B4"/>
+              <w:bottom w:val="double" w:sz="18" w:space="0" w:color="E7A6B4"/>
+              <w:right w:val="double" w:sz="18" w:space="0" w:color="E7A6B4"/>
             </w:tcBorders>
             <w:tcMar>
               <w:top w:w="0" w:type="dxa"/>
@@ -897,51 +1127,73 @@
               <w:bottom w:w="0" w:type="dxa"/>
               <w:end w:w="0" w:type="dxa"/>
             </w:tcMar>
+            <w:shd w:val="clear" w:color="auto" w:fill="17070E"/>
             <w:vAlign w:val="top"/>
           </w:tcPr>
           <w:p>
             <w:pPr>
-              <w:spacing w:before="0" w:after="0" w:lineRule="exact" w:line="340"/>
+              <w:spacing w:before="260" w:after="0"/>
+              <w:ind w:left="249" w:right="249"/>
               <w:jc w:val="center"/>
-              <w:shd w:val="clear" w:color="auto" w:fill="2E7D32"/>
+              <w:pBdr>
+                <w:top w:val="single" w:sz="4" w:space="5" w:color="8A5563"/>
+                <w:bottom w:val="single" w:sz="4" w:space="5" w:color="8A5563"/>
+              </w:pBdr>
             </w:pPr>
             <w:r>
               <w:rPr>
-                <w:rFonts w:ascii="Calibri" w:hAnsi="Calibri"/>
+                <w:rFonts w:ascii="Georgia" w:hAnsi="Georgia"/>
                 <w:b/>
-                <w:color w:val="FFFFFF"/>
-                <w:sz w:val="19"/>
+                <w:smallCaps/>
+                <w:color w:val="E7A6B4"/>
+                <w:spacing w:val="60"/>
+                <w:sz w:val="18"/>
               </w:rPr>
-              <w:t>GREEN · FLIRTY</w:t>
+              <w:t>Flirty</w:t>
             </w:r>
           </w:p>
           <w:p>
             <w:pPr>
-              <w:spacing w:before="840" w:after="100" w:line="240" w:lineRule="auto"/>
-              <w:ind w:left="204" w:right="204"/>
+              <w:spacing w:before="440" w:after="80" w:line="240" w:lineRule="auto"/>
+              <w:ind w:left="249" w:right="249"/>
               <w:jc w:val="center"/>
             </w:pPr>
             <w:r>
               <w:rPr>
-                <w:rFonts w:ascii="Calibri" w:hAnsi="Calibri"/>
-                <w:b/>
-                <w:color w:val="2E7D32"/>
-                <w:sz w:val="60"/>
+                <w:rFonts w:ascii="Georgia" w:hAnsi="Georgia"/>
+                <w:color w:val="E7A6B4"/>
+                <w:sz w:val="68"/>
               </w:rPr>
               <w:t>11</w:t>
             </w:r>
           </w:p>
           <w:p>
             <w:pPr>
-              <w:spacing w:before="0" w:after="160" w:line="283" w:lineRule="auto"/>
-              <w:ind w:left="204" w:right="204"/>
+              <w:spacing w:before="0" w:after="160"/>
+              <w:ind w:left="249" w:right="249"/>
+              <w:jc w:val="center"/>
+              <w:pBdr>
+                <w:bottom w:val="single" w:sz="4" w:space="2" w:color="8A5563"/>
+              </w:pBdr>
+            </w:pPr>
+            <w:r>
+              <w:rPr>
+                <w:sz w:val="4"/>
+              </w:rPr>
+              <w:t xml:space="preserve"> </w:t>
+            </w:r>
+          </w:p>
+          <w:p>
+            <w:pPr>
+              <w:spacing w:before="0" w:after="200" w:line="293" w:lineRule="auto"/>
+              <w:ind w:left="249" w:right="249"/>
               <w:jc w:val="center"/>
             </w:pPr>
             <w:r>
               <w:rPr>
-                <w:rFonts w:ascii="Calibri" w:hAnsi="Calibri"/>
-                <w:color w:val="111111"/>
-                <w:sz w:val="28"/>
+                <w:rFonts w:ascii="Georgia" w:hAnsi="Georgia"/>
+                <w:color w:val="F3E7EA"/>
+                <w:sz w:val="26"/>
               </w:rPr>
               <w:t>Hold hands and take turns naming something you are looking forward to doing together.</w:t>
             </w:r>
@@ -949,15 +1201,16 @@
           <w:p>
             <w:pPr>
               <w:spacing w:before="0" w:after="0"/>
-              <w:ind w:left="204" w:right="204"/>
+              <w:ind w:left="249" w:right="249"/>
               <w:jc w:val="center"/>
             </w:pPr>
             <w:r>
               <w:rPr>
-                <w:rFonts w:ascii="Calibri" w:hAnsi="Calibri"/>
+                <w:rFonts w:ascii="Georgia" w:hAnsi="Georgia"/>
                 <w:i/>
-                <w:color w:val="666666"/>
-                <w:sz w:val="15"/>
+                <w:color w:val="8A5563"/>
+                <w:spacing w:val="20"/>
+                <w:sz w:val="14"/>
               </w:rPr>
               <w:t>PASS = no explanation required</w:t>
             </w:r>
@@ -967,10 +1220,10 @@
           <w:tcPr>
             <w:tcW w:type="dxa" w:w="3572"/>
             <w:tcBorders>
-              <w:top w:val="single" w:sz="24" w:space="0" w:color="000000"/>
-              <w:left w:val="single" w:sz="24" w:space="0" w:color="000000"/>
-              <w:bottom w:val="single" w:sz="24" w:space="0" w:color="000000"/>
-              <w:right w:val="single" w:sz="24" w:space="0" w:color="000000"/>
+              <w:top w:val="double" w:sz="18" w:space="0" w:color="E7A6B4"/>
+              <w:left w:val="double" w:sz="18" w:space="0" w:color="E7A6B4"/>
+              <w:bottom w:val="double" w:sz="18" w:space="0" w:color="E7A6B4"/>
+              <w:right w:val="double" w:sz="18" w:space="0" w:color="E7A6B4"/>
             </w:tcBorders>
             <w:tcMar>
               <w:top w:w="0" w:type="dxa"/>
@@ -978,51 +1231,73 @@
               <w:bottom w:w="0" w:type="dxa"/>
               <w:end w:w="0" w:type="dxa"/>
             </w:tcMar>
+            <w:shd w:val="clear" w:color="auto" w:fill="17070E"/>
             <w:vAlign w:val="top"/>
           </w:tcPr>
           <w:p>
             <w:pPr>
-              <w:spacing w:before="0" w:after="0" w:lineRule="exact" w:line="340"/>
+              <w:spacing w:before="260" w:after="0"/>
+              <w:ind w:left="249" w:right="249"/>
               <w:jc w:val="center"/>
-              <w:shd w:val="clear" w:color="auto" w:fill="2E7D32"/>
+              <w:pBdr>
+                <w:top w:val="single" w:sz="4" w:space="5" w:color="8A5563"/>
+                <w:bottom w:val="single" w:sz="4" w:space="5" w:color="8A5563"/>
+              </w:pBdr>
             </w:pPr>
             <w:r>
               <w:rPr>
-                <w:rFonts w:ascii="Calibri" w:hAnsi="Calibri"/>
+                <w:rFonts w:ascii="Georgia" w:hAnsi="Georgia"/>
                 <w:b/>
-                <w:color w:val="FFFFFF"/>
-                <w:sz w:val="19"/>
+                <w:smallCaps/>
+                <w:color w:val="E7A6B4"/>
+                <w:spacing w:val="60"/>
+                <w:sz w:val="18"/>
               </w:rPr>
-              <w:t>GREEN · FLIRTY</w:t>
+              <w:t>Flirty</w:t>
             </w:r>
           </w:p>
           <w:p>
             <w:pPr>
-              <w:spacing w:before="840" w:after="100" w:line="240" w:lineRule="auto"/>
-              <w:ind w:left="204" w:right="204"/>
+              <w:spacing w:before="440" w:after="80" w:line="240" w:lineRule="auto"/>
+              <w:ind w:left="249" w:right="249"/>
               <w:jc w:val="center"/>
             </w:pPr>
             <w:r>
               <w:rPr>
-                <w:rFonts w:ascii="Calibri" w:hAnsi="Calibri"/>
-                <w:b/>
-                <w:color w:val="2E7D32"/>
-                <w:sz w:val="60"/>
+                <w:rFonts w:ascii="Georgia" w:hAnsi="Georgia"/>
+                <w:color w:val="E7A6B4"/>
+                <w:sz w:val="68"/>
               </w:rPr>
               <w:t>12</w:t>
             </w:r>
           </w:p>
           <w:p>
             <w:pPr>
-              <w:spacing w:before="0" w:after="160" w:line="283" w:lineRule="auto"/>
-              <w:ind w:left="204" w:right="204"/>
+              <w:spacing w:before="0" w:after="160"/>
+              <w:ind w:left="249" w:right="249"/>
+              <w:jc w:val="center"/>
+              <w:pBdr>
+                <w:bottom w:val="single" w:sz="4" w:space="2" w:color="8A5563"/>
+              </w:pBdr>
+            </w:pPr>
+            <w:r>
+              <w:rPr>
+                <w:sz w:val="4"/>
+              </w:rPr>
+              <w:t xml:space="preserve"> </w:t>
+            </w:r>
+          </w:p>
+          <w:p>
+            <w:pPr>
+              <w:spacing w:before="0" w:after="200" w:line="293" w:lineRule="auto"/>
+              <w:ind w:left="249" w:right="249"/>
               <w:jc w:val="center"/>
             </w:pPr>
             <w:r>
               <w:rPr>
-                <w:rFonts w:ascii="Calibri" w:hAnsi="Calibri"/>
-                <w:color w:val="111111"/>
-                <w:sz w:val="30"/>
+                <w:rFonts w:ascii="Georgia" w:hAnsi="Georgia"/>
+                <w:color w:val="F3E7EA"/>
+                <w:sz w:val="28"/>
               </w:rPr>
               <w:t>Recreate your first kiss.</w:t>
             </w:r>
@@ -1030,15 +1305,16 @@
           <w:p>
             <w:pPr>
               <w:spacing w:before="0" w:after="0"/>
-              <w:ind w:left="204" w:right="204"/>
+              <w:ind w:left="249" w:right="249"/>
               <w:jc w:val="center"/>
             </w:pPr>
             <w:r>
               <w:rPr>
-                <w:rFonts w:ascii="Calibri" w:hAnsi="Calibri"/>
+                <w:rFonts w:ascii="Georgia" w:hAnsi="Georgia"/>
                 <w:i/>
-                <w:color w:val="666666"/>
-                <w:sz w:val="15"/>
+                <w:color w:val="8A5563"/>
+                <w:spacing w:val="20"/>
+                <w:sz w:val="14"/>
               </w:rPr>
               <w:t>PASS = no explanation required</w:t>
             </w:r>
@@ -1077,10 +1353,10 @@
           <w:tcPr>
             <w:tcW w:type="dxa" w:w="3572"/>
             <w:tcBorders>
-              <w:top w:val="single" w:sz="24" w:space="0" w:color="000000"/>
-              <w:left w:val="single" w:sz="24" w:space="0" w:color="000000"/>
-              <w:bottom w:val="single" w:sz="24" w:space="0" w:color="000000"/>
-              <w:right w:val="single" w:sz="24" w:space="0" w:color="000000"/>
+              <w:top w:val="double" w:sz="18" w:space="0" w:color="E7A6B4"/>
+              <w:left w:val="double" w:sz="18" w:space="0" w:color="E7A6B4"/>
+              <w:bottom w:val="double" w:sz="18" w:space="0" w:color="E7A6B4"/>
+              <w:right w:val="double" w:sz="18" w:space="0" w:color="E7A6B4"/>
             </w:tcBorders>
             <w:tcMar>
               <w:top w:w="0" w:type="dxa"/>
@@ -1088,51 +1364,73 @@
               <w:bottom w:w="0" w:type="dxa"/>
               <w:end w:w="0" w:type="dxa"/>
             </w:tcMar>
+            <w:shd w:val="clear" w:color="auto" w:fill="17070E"/>
             <w:vAlign w:val="top"/>
           </w:tcPr>
           <w:p>
             <w:pPr>
-              <w:spacing w:before="0" w:after="0" w:lineRule="exact" w:line="340"/>
+              <w:spacing w:before="260" w:after="0"/>
+              <w:ind w:left="249" w:right="249"/>
               <w:jc w:val="center"/>
-              <w:shd w:val="clear" w:color="auto" w:fill="2E7D32"/>
+              <w:pBdr>
+                <w:top w:val="single" w:sz="4" w:space="5" w:color="8A5563"/>
+                <w:bottom w:val="single" w:sz="4" w:space="5" w:color="8A5563"/>
+              </w:pBdr>
             </w:pPr>
             <w:r>
               <w:rPr>
-                <w:rFonts w:ascii="Calibri" w:hAnsi="Calibri"/>
+                <w:rFonts w:ascii="Georgia" w:hAnsi="Georgia"/>
                 <w:b/>
-                <w:color w:val="FFFFFF"/>
-                <w:sz w:val="19"/>
+                <w:smallCaps/>
+                <w:color w:val="E7A6B4"/>
+                <w:spacing w:val="60"/>
+                <w:sz w:val="18"/>
               </w:rPr>
-              <w:t>GREEN · FLIRTY</w:t>
+              <w:t>Flirty</w:t>
             </w:r>
           </w:p>
           <w:p>
             <w:pPr>
-              <w:spacing w:before="840" w:after="100" w:line="240" w:lineRule="auto"/>
-              <w:ind w:left="204" w:right="204"/>
+              <w:spacing w:before="440" w:after="80" w:line="240" w:lineRule="auto"/>
+              <w:ind w:left="249" w:right="249"/>
               <w:jc w:val="center"/>
             </w:pPr>
             <w:r>
               <w:rPr>
-                <w:rFonts w:ascii="Calibri" w:hAnsi="Calibri"/>
-                <w:b/>
-                <w:color w:val="2E7D32"/>
-                <w:sz w:val="60"/>
+                <w:rFonts w:ascii="Georgia" w:hAnsi="Georgia"/>
+                <w:color w:val="E7A6B4"/>
+                <w:sz w:val="68"/>
               </w:rPr>
               <w:t>13</w:t>
             </w:r>
           </w:p>
           <w:p>
             <w:pPr>
-              <w:spacing w:before="0" w:after="160" w:line="283" w:lineRule="auto"/>
-              <w:ind w:left="204" w:right="204"/>
+              <w:spacing w:before="0" w:after="160"/>
+              <w:ind w:left="249" w:right="249"/>
+              <w:jc w:val="center"/>
+              <w:pBdr>
+                <w:bottom w:val="single" w:sz="4" w:space="2" w:color="8A5563"/>
+              </w:pBdr>
+            </w:pPr>
+            <w:r>
+              <w:rPr>
+                <w:sz w:val="4"/>
+              </w:rPr>
+              <w:t xml:space="preserve"> </w:t>
+            </w:r>
+          </w:p>
+          <w:p>
+            <w:pPr>
+              <w:spacing w:before="0" w:after="200" w:line="293" w:lineRule="auto"/>
+              <w:ind w:left="249" w:right="249"/>
               <w:jc w:val="center"/>
             </w:pPr>
             <w:r>
               <w:rPr>
-                <w:rFonts w:ascii="Calibri" w:hAnsi="Calibri"/>
-                <w:color w:val="111111"/>
-                <w:sz w:val="30"/>
+                <w:rFonts w:ascii="Georgia" w:hAnsi="Georgia"/>
+                <w:color w:val="F3E7EA"/>
+                <w:sz w:val="28"/>
               </w:rPr>
               <w:t>Say what you were thinking the first time you saw your partner today.</w:t>
             </w:r>
@@ -1140,15 +1438,16 @@
           <w:p>
             <w:pPr>
               <w:spacing w:before="0" w:after="0"/>
-              <w:ind w:left="204" w:right="204"/>
+              <w:ind w:left="249" w:right="249"/>
               <w:jc w:val="center"/>
             </w:pPr>
             <w:r>
               <w:rPr>
-                <w:rFonts w:ascii="Calibri" w:hAnsi="Calibri"/>
+                <w:rFonts w:ascii="Georgia" w:hAnsi="Georgia"/>
                 <w:i/>
-                <w:color w:val="666666"/>
-                <w:sz w:val="15"/>
+                <w:color w:val="8A5563"/>
+                <w:spacing w:val="20"/>
+                <w:sz w:val="14"/>
               </w:rPr>
               <w:t>PASS = no explanation required</w:t>
             </w:r>
@@ -1158,10 +1457,10 @@
           <w:tcPr>
             <w:tcW w:type="dxa" w:w="3572"/>
             <w:tcBorders>
-              <w:top w:val="single" w:sz="24" w:space="0" w:color="000000"/>
-              <w:left w:val="single" w:sz="24" w:space="0" w:color="000000"/>
-              <w:bottom w:val="single" w:sz="24" w:space="0" w:color="000000"/>
-              <w:right w:val="single" w:sz="24" w:space="0" w:color="000000"/>
+              <w:top w:val="double" w:sz="18" w:space="0" w:color="E7A6B4"/>
+              <w:left w:val="double" w:sz="18" w:space="0" w:color="E7A6B4"/>
+              <w:bottom w:val="double" w:sz="18" w:space="0" w:color="E7A6B4"/>
+              <w:right w:val="double" w:sz="18" w:space="0" w:color="E7A6B4"/>
             </w:tcBorders>
             <w:tcMar>
               <w:top w:w="0" w:type="dxa"/>
@@ -1169,51 +1468,73 @@
               <w:bottom w:w="0" w:type="dxa"/>
               <w:end w:w="0" w:type="dxa"/>
             </w:tcMar>
+            <w:shd w:val="clear" w:color="auto" w:fill="17070E"/>
             <w:vAlign w:val="top"/>
           </w:tcPr>
           <w:p>
             <w:pPr>
-              <w:spacing w:before="0" w:after="0" w:lineRule="exact" w:line="340"/>
+              <w:spacing w:before="260" w:after="0"/>
+              <w:ind w:left="249" w:right="249"/>
               <w:jc w:val="center"/>
-              <w:shd w:val="clear" w:color="auto" w:fill="2E7D32"/>
+              <w:pBdr>
+                <w:top w:val="single" w:sz="4" w:space="5" w:color="8A5563"/>
+                <w:bottom w:val="single" w:sz="4" w:space="5" w:color="8A5563"/>
+              </w:pBdr>
             </w:pPr>
             <w:r>
               <w:rPr>
-                <w:rFonts w:ascii="Calibri" w:hAnsi="Calibri"/>
+                <w:rFonts w:ascii="Georgia" w:hAnsi="Georgia"/>
                 <w:b/>
-                <w:color w:val="FFFFFF"/>
-                <w:sz w:val="19"/>
+                <w:smallCaps/>
+                <w:color w:val="E7A6B4"/>
+                <w:spacing w:val="60"/>
+                <w:sz w:val="18"/>
               </w:rPr>
-              <w:t>GREEN · FLIRTY</w:t>
+              <w:t>Flirty</w:t>
             </w:r>
           </w:p>
           <w:p>
             <w:pPr>
-              <w:spacing w:before="840" w:after="100" w:line="240" w:lineRule="auto"/>
-              <w:ind w:left="204" w:right="204"/>
+              <w:spacing w:before="440" w:after="80" w:line="240" w:lineRule="auto"/>
+              <w:ind w:left="249" w:right="249"/>
               <w:jc w:val="center"/>
             </w:pPr>
             <w:r>
               <w:rPr>
-                <w:rFonts w:ascii="Calibri" w:hAnsi="Calibri"/>
-                <w:b/>
-                <w:color w:val="2E7D32"/>
-                <w:sz w:val="60"/>
+                <w:rFonts w:ascii="Georgia" w:hAnsi="Georgia"/>
+                <w:color w:val="E7A6B4"/>
+                <w:sz w:val="68"/>
               </w:rPr>
               <w:t>14</w:t>
             </w:r>
           </w:p>
           <w:p>
             <w:pPr>
-              <w:spacing w:before="0" w:after="160" w:line="283" w:lineRule="auto"/>
-              <w:ind w:left="204" w:right="204"/>
+              <w:spacing w:before="0" w:after="160"/>
+              <w:ind w:left="249" w:right="249"/>
+              <w:jc w:val="center"/>
+              <w:pBdr>
+                <w:bottom w:val="single" w:sz="4" w:space="2" w:color="8A5563"/>
+              </w:pBdr>
+            </w:pPr>
+            <w:r>
+              <w:rPr>
+                <w:sz w:val="4"/>
+              </w:rPr>
+              <w:t xml:space="preserve"> </w:t>
+            </w:r>
+          </w:p>
+          <w:p>
+            <w:pPr>
+              <w:spacing w:before="0" w:after="200" w:line="293" w:lineRule="auto"/>
+              <w:ind w:left="249" w:right="249"/>
               <w:jc w:val="center"/>
             </w:pPr>
             <w:r>
               <w:rPr>
-                <w:rFonts w:ascii="Calibri" w:hAnsi="Calibri"/>
-                <w:color w:val="111111"/>
-                <w:sz w:val="30"/>
+                <w:rFonts w:ascii="Georgia" w:hAnsi="Georgia"/>
+                <w:color w:val="F3E7EA"/>
+                <w:sz w:val="28"/>
               </w:rPr>
               <w:t>Write a one-sentence love note and hand it over.</w:t>
             </w:r>
@@ -1221,15 +1542,16 @@
           <w:p>
             <w:pPr>
               <w:spacing w:before="0" w:after="0"/>
-              <w:ind w:left="204" w:right="204"/>
+              <w:ind w:left="249" w:right="249"/>
               <w:jc w:val="center"/>
             </w:pPr>
             <w:r>
               <w:rPr>
-                <w:rFonts w:ascii="Calibri" w:hAnsi="Calibri"/>
+                <w:rFonts w:ascii="Georgia" w:hAnsi="Georgia"/>
                 <w:i/>
-                <w:color w:val="666666"/>
-                <w:sz w:val="15"/>
+                <w:color w:val="8A5563"/>
+                <w:spacing w:val="20"/>
+                <w:sz w:val="14"/>
               </w:rPr>
               <w:t>PASS = no explanation required</w:t>
             </w:r>
@@ -1245,10 +1567,10 @@
           <w:tcPr>
             <w:tcW w:type="dxa" w:w="3572"/>
             <w:tcBorders>
-              <w:top w:val="single" w:sz="24" w:space="0" w:color="000000"/>
-              <w:left w:val="single" w:sz="24" w:space="0" w:color="000000"/>
-              <w:bottom w:val="single" w:sz="24" w:space="0" w:color="000000"/>
-              <w:right w:val="single" w:sz="24" w:space="0" w:color="000000"/>
+              <w:top w:val="double" w:sz="18" w:space="0" w:color="E7A6B4"/>
+              <w:left w:val="double" w:sz="18" w:space="0" w:color="E7A6B4"/>
+              <w:bottom w:val="double" w:sz="18" w:space="0" w:color="E7A6B4"/>
+              <w:right w:val="double" w:sz="18" w:space="0" w:color="E7A6B4"/>
             </w:tcBorders>
             <w:tcMar>
               <w:top w:w="0" w:type="dxa"/>
@@ -1256,51 +1578,73 @@
               <w:bottom w:w="0" w:type="dxa"/>
               <w:end w:w="0" w:type="dxa"/>
             </w:tcMar>
+            <w:shd w:val="clear" w:color="auto" w:fill="17070E"/>
             <w:vAlign w:val="top"/>
           </w:tcPr>
           <w:p>
             <w:pPr>
-              <w:spacing w:before="0" w:after="0" w:lineRule="exact" w:line="340"/>
+              <w:spacing w:before="260" w:after="0"/>
+              <w:ind w:left="249" w:right="249"/>
               <w:jc w:val="center"/>
-              <w:shd w:val="clear" w:color="auto" w:fill="2E7D32"/>
+              <w:pBdr>
+                <w:top w:val="single" w:sz="4" w:space="5" w:color="8A5563"/>
+                <w:bottom w:val="single" w:sz="4" w:space="5" w:color="8A5563"/>
+              </w:pBdr>
             </w:pPr>
             <w:r>
               <w:rPr>
-                <w:rFonts w:ascii="Calibri" w:hAnsi="Calibri"/>
+                <w:rFonts w:ascii="Georgia" w:hAnsi="Georgia"/>
                 <w:b/>
-                <w:color w:val="FFFFFF"/>
-                <w:sz w:val="19"/>
+                <w:smallCaps/>
+                <w:color w:val="E7A6B4"/>
+                <w:spacing w:val="60"/>
+                <w:sz w:val="18"/>
               </w:rPr>
-              <w:t>GREEN · FLIRTY</w:t>
+              <w:t>Flirty</w:t>
             </w:r>
           </w:p>
           <w:p>
             <w:pPr>
-              <w:spacing w:before="840" w:after="100" w:line="240" w:lineRule="auto"/>
-              <w:ind w:left="204" w:right="204"/>
+              <w:spacing w:before="440" w:after="80" w:line="240" w:lineRule="auto"/>
+              <w:ind w:left="249" w:right="249"/>
               <w:jc w:val="center"/>
             </w:pPr>
             <w:r>
               <w:rPr>
-                <w:rFonts w:ascii="Calibri" w:hAnsi="Calibri"/>
-                <w:b/>
-                <w:color w:val="2E7D32"/>
-                <w:sz w:val="60"/>
+                <w:rFonts w:ascii="Georgia" w:hAnsi="Georgia"/>
+                <w:color w:val="E7A6B4"/>
+                <w:sz w:val="68"/>
               </w:rPr>
               <w:t>15</w:t>
             </w:r>
           </w:p>
           <w:p>
             <w:pPr>
-              <w:spacing w:before="0" w:after="160" w:line="283" w:lineRule="auto"/>
-              <w:ind w:left="204" w:right="204"/>
+              <w:spacing w:before="0" w:after="160"/>
+              <w:ind w:left="249" w:right="249"/>
+              <w:jc w:val="center"/>
+              <w:pBdr>
+                <w:bottom w:val="single" w:sz="4" w:space="2" w:color="8A5563"/>
+              </w:pBdr>
+            </w:pPr>
+            <w:r>
+              <w:rPr>
+                <w:sz w:val="4"/>
+              </w:rPr>
+              <w:t xml:space="preserve"> </w:t>
+            </w:r>
+          </w:p>
+          <w:p>
+            <w:pPr>
+              <w:spacing w:before="0" w:after="200" w:line="293" w:lineRule="auto"/>
+              <w:ind w:left="249" w:right="249"/>
               <w:jc w:val="center"/>
             </w:pPr>
             <w:r>
               <w:rPr>
-                <w:rFonts w:ascii="Calibri" w:hAnsi="Calibri"/>
-                <w:color w:val="111111"/>
-                <w:sz w:val="30"/>
+                <w:rFonts w:ascii="Georgia" w:hAnsi="Georgia"/>
+                <w:color w:val="F3E7EA"/>
+                <w:sz w:val="28"/>
               </w:rPr>
               <w:t>Name a song that reminds you of your partner, and say why.</w:t>
             </w:r>
@@ -1308,15 +1652,16 @@
           <w:p>
             <w:pPr>
               <w:spacing w:before="0" w:after="0"/>
-              <w:ind w:left="204" w:right="204"/>
+              <w:ind w:left="249" w:right="249"/>
               <w:jc w:val="center"/>
             </w:pPr>
             <w:r>
               <w:rPr>
-                <w:rFonts w:ascii="Calibri" w:hAnsi="Calibri"/>
+                <w:rFonts w:ascii="Georgia" w:hAnsi="Georgia"/>
                 <w:i/>
-                <w:color w:val="666666"/>
-                <w:sz w:val="15"/>
+                <w:color w:val="8A5563"/>
+                <w:spacing w:val="20"/>
+                <w:sz w:val="14"/>
               </w:rPr>
               <w:t>PASS = no explanation required</w:t>
             </w:r>
@@ -1326,10 +1671,10 @@
           <w:tcPr>
             <w:tcW w:type="dxa" w:w="3572"/>
             <w:tcBorders>
-              <w:top w:val="single" w:sz="24" w:space="0" w:color="000000"/>
-              <w:left w:val="single" w:sz="24" w:space="0" w:color="000000"/>
-              <w:bottom w:val="single" w:sz="24" w:space="0" w:color="000000"/>
-              <w:right w:val="single" w:sz="24" w:space="0" w:color="000000"/>
+              <w:top w:val="double" w:sz="18" w:space="0" w:color="E7A6B4"/>
+              <w:left w:val="double" w:sz="18" w:space="0" w:color="E7A6B4"/>
+              <w:bottom w:val="double" w:sz="18" w:space="0" w:color="E7A6B4"/>
+              <w:right w:val="double" w:sz="18" w:space="0" w:color="E7A6B4"/>
             </w:tcBorders>
             <w:tcMar>
               <w:top w:w="0" w:type="dxa"/>
@@ -1337,51 +1682,73 @@
               <w:bottom w:w="0" w:type="dxa"/>
               <w:end w:w="0" w:type="dxa"/>
             </w:tcMar>
+            <w:shd w:val="clear" w:color="auto" w:fill="17070E"/>
             <w:vAlign w:val="top"/>
           </w:tcPr>
           <w:p>
             <w:pPr>
-              <w:spacing w:before="0" w:after="0" w:lineRule="exact" w:line="340"/>
+              <w:spacing w:before="260" w:after="0"/>
+              <w:ind w:left="249" w:right="249"/>
               <w:jc w:val="center"/>
-              <w:shd w:val="clear" w:color="auto" w:fill="2E7D32"/>
+              <w:pBdr>
+                <w:top w:val="single" w:sz="4" w:space="5" w:color="8A5563"/>
+                <w:bottom w:val="single" w:sz="4" w:space="5" w:color="8A5563"/>
+              </w:pBdr>
             </w:pPr>
             <w:r>
               <w:rPr>
-                <w:rFonts w:ascii="Calibri" w:hAnsi="Calibri"/>
+                <w:rFonts w:ascii="Georgia" w:hAnsi="Georgia"/>
                 <w:b/>
-                <w:color w:val="FFFFFF"/>
-                <w:sz w:val="19"/>
+                <w:smallCaps/>
+                <w:color w:val="E7A6B4"/>
+                <w:spacing w:val="60"/>
+                <w:sz w:val="18"/>
               </w:rPr>
-              <w:t>GREEN · FLIRTY</w:t>
+              <w:t>Flirty</w:t>
             </w:r>
           </w:p>
           <w:p>
             <w:pPr>
-              <w:spacing w:before="840" w:after="100" w:line="240" w:lineRule="auto"/>
-              <w:ind w:left="204" w:right="204"/>
+              <w:spacing w:before="440" w:after="80" w:line="240" w:lineRule="auto"/>
+              <w:ind w:left="249" w:right="249"/>
               <w:jc w:val="center"/>
             </w:pPr>
             <w:r>
               <w:rPr>
-                <w:rFonts w:ascii="Calibri" w:hAnsi="Calibri"/>
-                <w:b/>
-                <w:color w:val="2E7D32"/>
-                <w:sz w:val="60"/>
+                <w:rFonts w:ascii="Georgia" w:hAnsi="Georgia"/>
+                <w:color w:val="E7A6B4"/>
+                <w:sz w:val="68"/>
               </w:rPr>
               <w:t>16</w:t>
             </w:r>
           </w:p>
           <w:p>
             <w:pPr>
-              <w:spacing w:before="0" w:after="160" w:line="283" w:lineRule="auto"/>
-              <w:ind w:left="204" w:right="204"/>
+              <w:spacing w:before="0" w:after="160"/>
+              <w:ind w:left="249" w:right="249"/>
+              <w:jc w:val="center"/>
+              <w:pBdr>
+                <w:bottom w:val="single" w:sz="4" w:space="2" w:color="8A5563"/>
+              </w:pBdr>
+            </w:pPr>
+            <w:r>
+              <w:rPr>
+                <w:sz w:val="4"/>
+              </w:rPr>
+              <w:t xml:space="preserve"> </w:t>
+            </w:r>
+          </w:p>
+          <w:p>
+            <w:pPr>
+              <w:spacing w:before="0" w:after="200" w:line="293" w:lineRule="auto"/>
+              <w:ind w:left="249" w:right="249"/>
               <w:jc w:val="center"/>
             </w:pPr>
             <w:r>
               <w:rPr>
-                <w:rFonts w:ascii="Calibri" w:hAnsi="Calibri"/>
-                <w:color w:val="111111"/>
-                <w:sz w:val="28"/>
+                <w:rFonts w:ascii="Georgia" w:hAnsi="Georgia"/>
+                <w:color w:val="F3E7EA"/>
+                <w:sz w:val="26"/>
               </w:rPr>
               <w:t>Trace a word on your partner's palm with your finger. They have to guess it.</w:t>
             </w:r>
@@ -1389,15 +1756,16 @@
           <w:p>
             <w:pPr>
               <w:spacing w:before="0" w:after="0"/>
-              <w:ind w:left="204" w:right="204"/>
+              <w:ind w:left="249" w:right="249"/>
               <w:jc w:val="center"/>
             </w:pPr>
             <w:r>
               <w:rPr>
-                <w:rFonts w:ascii="Calibri" w:hAnsi="Calibri"/>
+                <w:rFonts w:ascii="Georgia" w:hAnsi="Georgia"/>
                 <w:i/>
-                <w:color w:val="666666"/>
-                <w:sz w:val="15"/>
+                <w:color w:val="8A5563"/>
+                <w:spacing w:val="20"/>
+                <w:sz w:val="14"/>
               </w:rPr>
               <w:t>PASS = no explanation required</w:t>
             </w:r>
@@ -1413,10 +1781,10 @@
           <w:tcPr>
             <w:tcW w:type="dxa" w:w="3572"/>
             <w:tcBorders>
-              <w:top w:val="single" w:sz="24" w:space="0" w:color="000000"/>
-              <w:left w:val="single" w:sz="24" w:space="0" w:color="000000"/>
-              <w:bottom w:val="single" w:sz="24" w:space="0" w:color="000000"/>
-              <w:right w:val="single" w:sz="24" w:space="0" w:color="000000"/>
+              <w:top w:val="double" w:sz="18" w:space="0" w:color="E7A6B4"/>
+              <w:left w:val="double" w:sz="18" w:space="0" w:color="E7A6B4"/>
+              <w:bottom w:val="double" w:sz="18" w:space="0" w:color="E7A6B4"/>
+              <w:right w:val="double" w:sz="18" w:space="0" w:color="E7A6B4"/>
             </w:tcBorders>
             <w:tcMar>
               <w:top w:w="0" w:type="dxa"/>
@@ -1424,51 +1792,73 @@
               <w:bottom w:w="0" w:type="dxa"/>
               <w:end w:w="0" w:type="dxa"/>
             </w:tcMar>
+            <w:shd w:val="clear" w:color="auto" w:fill="17070E"/>
             <w:vAlign w:val="top"/>
           </w:tcPr>
           <w:p>
             <w:pPr>
-              <w:spacing w:before="0" w:after="0" w:lineRule="exact" w:line="340"/>
+              <w:spacing w:before="260" w:after="0"/>
+              <w:ind w:left="249" w:right="249"/>
               <w:jc w:val="center"/>
-              <w:shd w:val="clear" w:color="auto" w:fill="2E7D32"/>
+              <w:pBdr>
+                <w:top w:val="single" w:sz="4" w:space="5" w:color="8A5563"/>
+                <w:bottom w:val="single" w:sz="4" w:space="5" w:color="8A5563"/>
+              </w:pBdr>
             </w:pPr>
             <w:r>
               <w:rPr>
-                <w:rFonts w:ascii="Calibri" w:hAnsi="Calibri"/>
+                <w:rFonts w:ascii="Georgia" w:hAnsi="Georgia"/>
                 <w:b/>
-                <w:color w:val="FFFFFF"/>
-                <w:sz w:val="19"/>
+                <w:smallCaps/>
+                <w:color w:val="E7A6B4"/>
+                <w:spacing w:val="60"/>
+                <w:sz w:val="18"/>
               </w:rPr>
-              <w:t>GREEN · FLIRTY</w:t>
+              <w:t>Flirty</w:t>
             </w:r>
           </w:p>
           <w:p>
             <w:pPr>
-              <w:spacing w:before="840" w:after="100" w:line="240" w:lineRule="auto"/>
-              <w:ind w:left="204" w:right="204"/>
+              <w:spacing w:before="440" w:after="80" w:line="240" w:lineRule="auto"/>
+              <w:ind w:left="249" w:right="249"/>
               <w:jc w:val="center"/>
             </w:pPr>
             <w:r>
               <w:rPr>
-                <w:rFonts w:ascii="Calibri" w:hAnsi="Calibri"/>
-                <w:b/>
-                <w:color w:val="2E7D32"/>
-                <w:sz w:val="60"/>
+                <w:rFonts w:ascii="Georgia" w:hAnsi="Georgia"/>
+                <w:color w:val="E7A6B4"/>
+                <w:sz w:val="68"/>
               </w:rPr>
               <w:t>17</w:t>
             </w:r>
           </w:p>
           <w:p>
             <w:pPr>
-              <w:spacing w:before="0" w:after="160" w:line="283" w:lineRule="auto"/>
-              <w:ind w:left="204" w:right="204"/>
+              <w:spacing w:before="0" w:after="160"/>
+              <w:ind w:left="249" w:right="249"/>
+              <w:jc w:val="center"/>
+              <w:pBdr>
+                <w:bottom w:val="single" w:sz="4" w:space="2" w:color="8A5563"/>
+              </w:pBdr>
+            </w:pPr>
+            <w:r>
+              <w:rPr>
+                <w:sz w:val="4"/>
+              </w:rPr>
+              <w:t xml:space="preserve"> </w:t>
+            </w:r>
+          </w:p>
+          <w:p>
+            <w:pPr>
+              <w:spacing w:before="0" w:after="200" w:line="293" w:lineRule="auto"/>
+              <w:ind w:left="249" w:right="249"/>
               <w:jc w:val="center"/>
             </w:pPr>
             <w:r>
               <w:rPr>
-                <w:rFonts w:ascii="Calibri" w:hAnsi="Calibri"/>
-                <w:color w:val="111111"/>
-                <w:sz w:val="28"/>
+                <w:rFonts w:ascii="Georgia" w:hAnsi="Georgia"/>
+                <w:color w:val="F3E7EA"/>
+                <w:sz w:val="26"/>
               </w:rPr>
               <w:t>Tell your partner about a small habit of theirs that you secretly adore.</w:t>
             </w:r>
@@ -1476,15 +1866,16 @@
           <w:p>
             <w:pPr>
               <w:spacing w:before="0" w:after="0"/>
-              <w:ind w:left="204" w:right="204"/>
+              <w:ind w:left="249" w:right="249"/>
               <w:jc w:val="center"/>
             </w:pPr>
             <w:r>
               <w:rPr>
-                <w:rFonts w:ascii="Calibri" w:hAnsi="Calibri"/>
+                <w:rFonts w:ascii="Georgia" w:hAnsi="Georgia"/>
                 <w:i/>
-                <w:color w:val="666666"/>
-                <w:sz w:val="15"/>
+                <w:color w:val="8A5563"/>
+                <w:spacing w:val="20"/>
+                <w:sz w:val="14"/>
               </w:rPr>
               <w:t>PASS = no explanation required</w:t>
             </w:r>
@@ -1494,10 +1885,10 @@
           <w:tcPr>
             <w:tcW w:type="dxa" w:w="3572"/>
             <w:tcBorders>
-              <w:top w:val="single" w:sz="24" w:space="0" w:color="000000"/>
-              <w:left w:val="single" w:sz="24" w:space="0" w:color="000000"/>
-              <w:bottom w:val="single" w:sz="24" w:space="0" w:color="000000"/>
-              <w:right w:val="single" w:sz="24" w:space="0" w:color="000000"/>
+              <w:top w:val="double" w:sz="18" w:space="0" w:color="E7A6B4"/>
+              <w:left w:val="double" w:sz="18" w:space="0" w:color="E7A6B4"/>
+              <w:bottom w:val="double" w:sz="18" w:space="0" w:color="E7A6B4"/>
+              <w:right w:val="double" w:sz="18" w:space="0" w:color="E7A6B4"/>
             </w:tcBorders>
             <w:tcMar>
               <w:top w:w="0" w:type="dxa"/>
@@ -1505,51 +1896,73 @@
               <w:bottom w:w="0" w:type="dxa"/>
               <w:end w:w="0" w:type="dxa"/>
             </w:tcMar>
+            <w:shd w:val="clear" w:color="auto" w:fill="17070E"/>
             <w:vAlign w:val="top"/>
           </w:tcPr>
           <w:p>
             <w:pPr>
-              <w:spacing w:before="0" w:after="0" w:lineRule="exact" w:line="340"/>
+              <w:spacing w:before="260" w:after="0"/>
+              <w:ind w:left="249" w:right="249"/>
               <w:jc w:val="center"/>
-              <w:shd w:val="clear" w:color="auto" w:fill="2E7D32"/>
+              <w:pBdr>
+                <w:top w:val="single" w:sz="4" w:space="5" w:color="8A5563"/>
+                <w:bottom w:val="single" w:sz="4" w:space="5" w:color="8A5563"/>
+              </w:pBdr>
             </w:pPr>
             <w:r>
               <w:rPr>
-                <w:rFonts w:ascii="Calibri" w:hAnsi="Calibri"/>
+                <w:rFonts w:ascii="Georgia" w:hAnsi="Georgia"/>
                 <w:b/>
-                <w:color w:val="FFFFFF"/>
-                <w:sz w:val="19"/>
+                <w:smallCaps/>
+                <w:color w:val="E7A6B4"/>
+                <w:spacing w:val="60"/>
+                <w:sz w:val="18"/>
               </w:rPr>
-              <w:t>GREEN · FLIRTY</w:t>
+              <w:t>Flirty</w:t>
             </w:r>
           </w:p>
           <w:p>
             <w:pPr>
-              <w:spacing w:before="840" w:after="100" w:line="240" w:lineRule="auto"/>
-              <w:ind w:left="204" w:right="204"/>
+              <w:spacing w:before="440" w:after="80" w:line="240" w:lineRule="auto"/>
+              <w:ind w:left="249" w:right="249"/>
               <w:jc w:val="center"/>
             </w:pPr>
             <w:r>
               <w:rPr>
-                <w:rFonts w:ascii="Calibri" w:hAnsi="Calibri"/>
-                <w:b/>
-                <w:color w:val="2E7D32"/>
-                <w:sz w:val="60"/>
+                <w:rFonts w:ascii="Georgia" w:hAnsi="Georgia"/>
+                <w:color w:val="E7A6B4"/>
+                <w:sz w:val="68"/>
               </w:rPr>
               <w:t>18</w:t>
             </w:r>
           </w:p>
           <w:p>
             <w:pPr>
-              <w:spacing w:before="0" w:after="160" w:line="283" w:lineRule="auto"/>
-              <w:ind w:left="204" w:right="204"/>
+              <w:spacing w:before="0" w:after="160"/>
+              <w:ind w:left="249" w:right="249"/>
+              <w:jc w:val="center"/>
+              <w:pBdr>
+                <w:bottom w:val="single" w:sz="4" w:space="2" w:color="8A5563"/>
+              </w:pBdr>
+            </w:pPr>
+            <w:r>
+              <w:rPr>
+                <w:sz w:val="4"/>
+              </w:rPr>
+              <w:t xml:space="preserve"> </w:t>
+            </w:r>
+          </w:p>
+          <w:p>
+            <w:pPr>
+              <w:spacing w:before="0" w:after="200" w:line="293" w:lineRule="auto"/>
+              <w:ind w:left="249" w:right="249"/>
               <w:jc w:val="center"/>
             </w:pPr>
             <w:r>
               <w:rPr>
-                <w:rFonts w:ascii="Calibri" w:hAnsi="Calibri"/>
-                <w:color w:val="111111"/>
-                <w:sz w:val="30"/>
+                <w:rFonts w:ascii="Georgia" w:hAnsi="Georgia"/>
+                <w:color w:val="F3E7EA"/>
+                <w:sz w:val="28"/>
               </w:rPr>
               <w:t>Describe your ideal lazy morning together, in detail.</w:t>
             </w:r>
@@ -1557,15 +1970,16 @@
           <w:p>
             <w:pPr>
               <w:spacing w:before="0" w:after="0"/>
-              <w:ind w:left="204" w:right="204"/>
+              <w:ind w:left="249" w:right="249"/>
               <w:jc w:val="center"/>
             </w:pPr>
             <w:r>
               <w:rPr>
-                <w:rFonts w:ascii="Calibri" w:hAnsi="Calibri"/>
+                <w:rFonts w:ascii="Georgia" w:hAnsi="Georgia"/>
                 <w:i/>
-                <w:color w:val="666666"/>
-                <w:sz w:val="15"/>
+                <w:color w:val="8A5563"/>
+                <w:spacing w:val="20"/>
+                <w:sz w:val="14"/>
               </w:rPr>
               <w:t>PASS = no explanation required</w:t>
             </w:r>
@@ -1604,10 +2018,10 @@
           <w:tcPr>
             <w:tcW w:type="dxa" w:w="3572"/>
             <w:tcBorders>
-              <w:top w:val="single" w:sz="24" w:space="0" w:color="000000"/>
-              <w:left w:val="single" w:sz="24" w:space="0" w:color="000000"/>
-              <w:bottom w:val="single" w:sz="24" w:space="0" w:color="000000"/>
-              <w:right w:val="single" w:sz="24" w:space="0" w:color="000000"/>
+              <w:top w:val="double" w:sz="18" w:space="0" w:color="E7A6B4"/>
+              <w:left w:val="double" w:sz="18" w:space="0" w:color="E7A6B4"/>
+              <w:bottom w:val="double" w:sz="18" w:space="0" w:color="E7A6B4"/>
+              <w:right w:val="double" w:sz="18" w:space="0" w:color="E7A6B4"/>
             </w:tcBorders>
             <w:tcMar>
               <w:top w:w="0" w:type="dxa"/>
@@ -1615,51 +2029,73 @@
               <w:bottom w:w="0" w:type="dxa"/>
               <w:end w:w="0" w:type="dxa"/>
             </w:tcMar>
+            <w:shd w:val="clear" w:color="auto" w:fill="17070E"/>
             <w:vAlign w:val="top"/>
           </w:tcPr>
           <w:p>
             <w:pPr>
-              <w:spacing w:before="0" w:after="0" w:lineRule="exact" w:line="340"/>
+              <w:spacing w:before="260" w:after="0"/>
+              <w:ind w:left="249" w:right="249"/>
               <w:jc w:val="center"/>
-              <w:shd w:val="clear" w:color="auto" w:fill="2E7D32"/>
+              <w:pBdr>
+                <w:top w:val="single" w:sz="4" w:space="5" w:color="8A5563"/>
+                <w:bottom w:val="single" w:sz="4" w:space="5" w:color="8A5563"/>
+              </w:pBdr>
             </w:pPr>
             <w:r>
               <w:rPr>
-                <w:rFonts w:ascii="Calibri" w:hAnsi="Calibri"/>
+                <w:rFonts w:ascii="Georgia" w:hAnsi="Georgia"/>
                 <w:b/>
-                <w:color w:val="FFFFFF"/>
-                <w:sz w:val="19"/>
+                <w:smallCaps/>
+                <w:color w:val="E7A6B4"/>
+                <w:spacing w:val="60"/>
+                <w:sz w:val="18"/>
               </w:rPr>
-              <w:t>GREEN · FLIRTY</w:t>
+              <w:t>Flirty</w:t>
             </w:r>
           </w:p>
           <w:p>
             <w:pPr>
-              <w:spacing w:before="840" w:after="100" w:line="240" w:lineRule="auto"/>
-              <w:ind w:left="204" w:right="204"/>
+              <w:spacing w:before="440" w:after="80" w:line="240" w:lineRule="auto"/>
+              <w:ind w:left="249" w:right="249"/>
               <w:jc w:val="center"/>
             </w:pPr>
             <w:r>
               <w:rPr>
-                <w:rFonts w:ascii="Calibri" w:hAnsi="Calibri"/>
-                <w:b/>
-                <w:color w:val="2E7D32"/>
-                <w:sz w:val="60"/>
+                <w:rFonts w:ascii="Georgia" w:hAnsi="Georgia"/>
+                <w:color w:val="E7A6B4"/>
+                <w:sz w:val="68"/>
               </w:rPr>
               <w:t>19</w:t>
             </w:r>
           </w:p>
           <w:p>
             <w:pPr>
-              <w:spacing w:before="0" w:after="160" w:line="283" w:lineRule="auto"/>
-              <w:ind w:left="204" w:right="204"/>
+              <w:spacing w:before="0" w:after="160"/>
+              <w:ind w:left="249" w:right="249"/>
+              <w:jc w:val="center"/>
+              <w:pBdr>
+                <w:bottom w:val="single" w:sz="4" w:space="2" w:color="8A5563"/>
+              </w:pBdr>
+            </w:pPr>
+            <w:r>
+              <w:rPr>
+                <w:sz w:val="4"/>
+              </w:rPr>
+              <w:t xml:space="preserve"> </w:t>
+            </w:r>
+          </w:p>
+          <w:p>
+            <w:pPr>
+              <w:spacing w:before="0" w:after="200" w:line="293" w:lineRule="auto"/>
+              <w:ind w:left="249" w:right="249"/>
               <w:jc w:val="center"/>
             </w:pPr>
             <w:r>
               <w:rPr>
-                <w:rFonts w:ascii="Calibri" w:hAnsi="Calibri"/>
-                <w:color w:val="111111"/>
-                <w:sz w:val="30"/>
+                <w:rFonts w:ascii="Georgia" w:hAnsi="Georgia"/>
+                <w:color w:val="F3E7EA"/>
+                <w:sz w:val="28"/>
               </w:rPr>
               <w:t>Introduce your partner to an imaginary stranger, bragging shamelessly.</w:t>
             </w:r>
@@ -1667,15 +2103,16 @@
           <w:p>
             <w:pPr>
               <w:spacing w:before="0" w:after="0"/>
-              <w:ind w:left="204" w:right="204"/>
+              <w:ind w:left="249" w:right="249"/>
               <w:jc w:val="center"/>
             </w:pPr>
             <w:r>
               <w:rPr>
-                <w:rFonts w:ascii="Calibri" w:hAnsi="Calibri"/>
+                <w:rFonts w:ascii="Georgia" w:hAnsi="Georgia"/>
                 <w:i/>
-                <w:color w:val="666666"/>
-                <w:sz w:val="15"/>
+                <w:color w:val="8A5563"/>
+                <w:spacing w:val="20"/>
+                <w:sz w:val="14"/>
               </w:rPr>
               <w:t>PASS = no explanation required</w:t>
             </w:r>
@@ -1685,10 +2122,10 @@
           <w:tcPr>
             <w:tcW w:type="dxa" w:w="3572"/>
             <w:tcBorders>
-              <w:top w:val="single" w:sz="24" w:space="0" w:color="000000"/>
-              <w:left w:val="single" w:sz="24" w:space="0" w:color="000000"/>
-              <w:bottom w:val="single" w:sz="24" w:space="0" w:color="000000"/>
-              <w:right w:val="single" w:sz="24" w:space="0" w:color="000000"/>
+              <w:top w:val="double" w:sz="18" w:space="0" w:color="E7A6B4"/>
+              <w:left w:val="double" w:sz="18" w:space="0" w:color="E7A6B4"/>
+              <w:bottom w:val="double" w:sz="18" w:space="0" w:color="E7A6B4"/>
+              <w:right w:val="double" w:sz="18" w:space="0" w:color="E7A6B4"/>
             </w:tcBorders>
             <w:tcMar>
               <w:top w:w="0" w:type="dxa"/>
@@ -1696,51 +2133,73 @@
               <w:bottom w:w="0" w:type="dxa"/>
               <w:end w:w="0" w:type="dxa"/>
             </w:tcMar>
+            <w:shd w:val="clear" w:color="auto" w:fill="17070E"/>
             <w:vAlign w:val="top"/>
           </w:tcPr>
           <w:p>
             <w:pPr>
-              <w:spacing w:before="0" w:after="0" w:lineRule="exact" w:line="340"/>
+              <w:spacing w:before="260" w:after="0"/>
+              <w:ind w:left="249" w:right="249"/>
               <w:jc w:val="center"/>
-              <w:shd w:val="clear" w:color="auto" w:fill="2E7D32"/>
+              <w:pBdr>
+                <w:top w:val="single" w:sz="4" w:space="5" w:color="8A5563"/>
+                <w:bottom w:val="single" w:sz="4" w:space="5" w:color="8A5563"/>
+              </w:pBdr>
             </w:pPr>
             <w:r>
               <w:rPr>
-                <w:rFonts w:ascii="Calibri" w:hAnsi="Calibri"/>
+                <w:rFonts w:ascii="Georgia" w:hAnsi="Georgia"/>
                 <w:b/>
-                <w:color w:val="FFFFFF"/>
-                <w:sz w:val="19"/>
+                <w:smallCaps/>
+                <w:color w:val="E7A6B4"/>
+                <w:spacing w:val="60"/>
+                <w:sz w:val="18"/>
               </w:rPr>
-              <w:t>GREEN · FLIRTY</w:t>
+              <w:t>Flirty</w:t>
             </w:r>
           </w:p>
           <w:p>
             <w:pPr>
-              <w:spacing w:before="840" w:after="100" w:line="240" w:lineRule="auto"/>
-              <w:ind w:left="204" w:right="204"/>
+              <w:spacing w:before="440" w:after="80" w:line="240" w:lineRule="auto"/>
+              <w:ind w:left="249" w:right="249"/>
               <w:jc w:val="center"/>
             </w:pPr>
             <w:r>
               <w:rPr>
-                <w:rFonts w:ascii="Calibri" w:hAnsi="Calibri"/>
-                <w:b/>
-                <w:color w:val="2E7D32"/>
-                <w:sz w:val="60"/>
+                <w:rFonts w:ascii="Georgia" w:hAnsi="Georgia"/>
+                <w:color w:val="E7A6B4"/>
+                <w:sz w:val="68"/>
               </w:rPr>
               <w:t>20</w:t>
             </w:r>
           </w:p>
           <w:p>
             <w:pPr>
-              <w:spacing w:before="0" w:after="160" w:line="283" w:lineRule="auto"/>
-              <w:ind w:left="204" w:right="204"/>
+              <w:spacing w:before="0" w:after="160"/>
+              <w:ind w:left="249" w:right="249"/>
+              <w:jc w:val="center"/>
+              <w:pBdr>
+                <w:bottom w:val="single" w:sz="4" w:space="2" w:color="8A5563"/>
+              </w:pBdr>
+            </w:pPr>
+            <w:r>
+              <w:rPr>
+                <w:sz w:val="4"/>
+              </w:rPr>
+              <w:t xml:space="preserve"> </w:t>
+            </w:r>
+          </w:p>
+          <w:p>
+            <w:pPr>
+              <w:spacing w:before="0" w:after="200" w:line="293" w:lineRule="auto"/>
+              <w:ind w:left="249" w:right="249"/>
               <w:jc w:val="center"/>
             </w:pPr>
             <w:r>
               <w:rPr>
-                <w:rFonts w:ascii="Calibri" w:hAnsi="Calibri"/>
-                <w:color w:val="111111"/>
-                <w:sz w:val="28"/>
+                <w:rFonts w:ascii="Georgia" w:hAnsi="Georgia"/>
+                <w:color w:val="F3E7EA"/>
+                <w:sz w:val="26"/>
               </w:rPr>
               <w:t>Sit knee to knee and take turns finishing the sentence: “I love it when you…”</w:t>
             </w:r>
@@ -1748,15 +2207,16 @@
           <w:p>
             <w:pPr>
               <w:spacing w:before="0" w:after="0"/>
-              <w:ind w:left="204" w:right="204"/>
+              <w:ind w:left="249" w:right="249"/>
               <w:jc w:val="center"/>
             </w:pPr>
             <w:r>
               <w:rPr>
-                <w:rFonts w:ascii="Calibri" w:hAnsi="Calibri"/>
+                <w:rFonts w:ascii="Georgia" w:hAnsi="Georgia"/>
                 <w:i/>
-                <w:color w:val="666666"/>
-                <w:sz w:val="15"/>
+                <w:color w:val="8A5563"/>
+                <w:spacing w:val="20"/>
+                <w:sz w:val="14"/>
               </w:rPr>
               <w:t>PASS = no explanation required</w:t>
             </w:r>
@@ -1772,10 +2232,10 @@
           <w:tcPr>
             <w:tcW w:type="dxa" w:w="3572"/>
             <w:tcBorders>
-              <w:top w:val="single" w:sz="24" w:space="0" w:color="000000"/>
-              <w:left w:val="single" w:sz="24" w:space="0" w:color="000000"/>
-              <w:bottom w:val="single" w:sz="24" w:space="0" w:color="000000"/>
-              <w:right w:val="single" w:sz="24" w:space="0" w:color="000000"/>
+              <w:top w:val="double" w:sz="18" w:space="0" w:color="E7A15C"/>
+              <w:left w:val="double" w:sz="18" w:space="0" w:color="E7A15C"/>
+              <w:bottom w:val="double" w:sz="18" w:space="0" w:color="E7A15C"/>
+              <w:right w:val="double" w:sz="18" w:space="0" w:color="E7A15C"/>
             </w:tcBorders>
             <w:tcMar>
               <w:top w:w="0" w:type="dxa"/>
@@ -1783,51 +2243,73 @@
               <w:bottom w:w="0" w:type="dxa"/>
               <w:end w:w="0" w:type="dxa"/>
             </w:tcMar>
+            <w:shd w:val="clear" w:color="auto" w:fill="17070E"/>
             <w:vAlign w:val="top"/>
           </w:tcPr>
           <w:p>
             <w:pPr>
-              <w:spacing w:before="0" w:after="0" w:lineRule="exact" w:line="340"/>
+              <w:spacing w:before="260" w:after="0"/>
+              <w:ind w:left="249" w:right="249"/>
               <w:jc w:val="center"/>
-              <w:shd w:val="clear" w:color="auto" w:fill="E06C00"/>
+              <w:pBdr>
+                <w:top w:val="single" w:sz="4" w:space="5" w:color="8A5F34"/>
+                <w:bottom w:val="single" w:sz="4" w:space="5" w:color="8A5F34"/>
+              </w:pBdr>
             </w:pPr>
             <w:r>
               <w:rPr>
-                <w:rFonts w:ascii="Calibri" w:hAnsi="Calibri"/>
+                <w:rFonts w:ascii="Georgia" w:hAnsi="Georgia"/>
                 <w:b/>
-                <w:color w:val="FFFFFF"/>
-                <w:sz w:val="19"/>
+                <w:smallCaps/>
+                <w:color w:val="E7A15C"/>
+                <w:spacing w:val="60"/>
+                <w:sz w:val="18"/>
               </w:rPr>
-              <w:t>ORANGE · PROVOCATIVE</w:t>
+              <w:t>Provocative</w:t>
             </w:r>
           </w:p>
           <w:p>
             <w:pPr>
-              <w:spacing w:before="840" w:after="100" w:line="240" w:lineRule="auto"/>
-              <w:ind w:left="204" w:right="204"/>
+              <w:spacing w:before="440" w:after="80" w:line="240" w:lineRule="auto"/>
+              <w:ind w:left="249" w:right="249"/>
               <w:jc w:val="center"/>
             </w:pPr>
             <w:r>
               <w:rPr>
-                <w:rFonts w:ascii="Calibri" w:hAnsi="Calibri"/>
-                <w:b/>
-                <w:color w:val="C25700"/>
-                <w:sz w:val="60"/>
+                <w:rFonts w:ascii="Georgia" w:hAnsi="Georgia"/>
+                <w:color w:val="E7A15C"/>
+                <w:sz w:val="68"/>
               </w:rPr>
               <w:t>21</w:t>
             </w:r>
           </w:p>
           <w:p>
             <w:pPr>
-              <w:spacing w:before="0" w:after="160" w:line="283" w:lineRule="auto"/>
-              <w:ind w:left="204" w:right="204"/>
+              <w:spacing w:before="0" w:after="160"/>
+              <w:ind w:left="249" w:right="249"/>
+              <w:jc w:val="center"/>
+              <w:pBdr>
+                <w:bottom w:val="single" w:sz="4" w:space="2" w:color="8A5F34"/>
+              </w:pBdr>
+            </w:pPr>
+            <w:r>
+              <w:rPr>
+                <w:sz w:val="4"/>
+              </w:rPr>
+              <w:t xml:space="preserve"> </w:t>
+            </w:r>
+          </w:p>
+          <w:p>
+            <w:pPr>
+              <w:spacing w:before="0" w:after="200" w:line="293" w:lineRule="auto"/>
+              <w:ind w:left="249" w:right="249"/>
               <w:jc w:val="center"/>
             </w:pPr>
             <w:r>
               <w:rPr>
-                <w:rFonts w:ascii="Calibri" w:hAnsi="Calibri"/>
-                <w:color w:val="111111"/>
-                <w:sz w:val="30"/>
+                <w:rFonts w:ascii="Georgia" w:hAnsi="Georgia"/>
+                <w:color w:val="F3E7EA"/>
+                <w:sz w:val="28"/>
               </w:rPr>
               <w:t>Kiss your partner somewhere other than the lips — your choice.</w:t>
             </w:r>
@@ -1835,15 +2317,16 @@
           <w:p>
             <w:pPr>
               <w:spacing w:before="0" w:after="0"/>
-              <w:ind w:left="204" w:right="204"/>
+              <w:ind w:left="249" w:right="249"/>
               <w:jc w:val="center"/>
             </w:pPr>
             <w:r>
               <w:rPr>
-                <w:rFonts w:ascii="Calibri" w:hAnsi="Calibri"/>
+                <w:rFonts w:ascii="Georgia" w:hAnsi="Georgia"/>
                 <w:i/>
-                <w:color w:val="666666"/>
-                <w:sz w:val="15"/>
+                <w:color w:val="8A5F34"/>
+                <w:spacing w:val="20"/>
+                <w:sz w:val="14"/>
               </w:rPr>
               <w:t>PASS = no explanation required</w:t>
             </w:r>
@@ -1853,10 +2336,10 @@
           <w:tcPr>
             <w:tcW w:type="dxa" w:w="3572"/>
             <w:tcBorders>
-              <w:top w:val="single" w:sz="24" w:space="0" w:color="000000"/>
-              <w:left w:val="single" w:sz="24" w:space="0" w:color="000000"/>
-              <w:bottom w:val="single" w:sz="24" w:space="0" w:color="000000"/>
-              <w:right w:val="single" w:sz="24" w:space="0" w:color="000000"/>
+              <w:top w:val="double" w:sz="18" w:space="0" w:color="E7A15C"/>
+              <w:left w:val="double" w:sz="18" w:space="0" w:color="E7A15C"/>
+              <w:bottom w:val="double" w:sz="18" w:space="0" w:color="E7A15C"/>
+              <w:right w:val="double" w:sz="18" w:space="0" w:color="E7A15C"/>
             </w:tcBorders>
             <w:tcMar>
               <w:top w:w="0" w:type="dxa"/>
@@ -1864,51 +2347,73 @@
               <w:bottom w:w="0" w:type="dxa"/>
               <w:end w:w="0" w:type="dxa"/>
             </w:tcMar>
+            <w:shd w:val="clear" w:color="auto" w:fill="17070E"/>
             <w:vAlign w:val="top"/>
           </w:tcPr>
           <w:p>
             <w:pPr>
-              <w:spacing w:before="0" w:after="0" w:lineRule="exact" w:line="340"/>
+              <w:spacing w:before="260" w:after="0"/>
+              <w:ind w:left="249" w:right="249"/>
               <w:jc w:val="center"/>
-              <w:shd w:val="clear" w:color="auto" w:fill="E06C00"/>
+              <w:pBdr>
+                <w:top w:val="single" w:sz="4" w:space="5" w:color="8A5F34"/>
+                <w:bottom w:val="single" w:sz="4" w:space="5" w:color="8A5F34"/>
+              </w:pBdr>
             </w:pPr>
             <w:r>
               <w:rPr>
-                <w:rFonts w:ascii="Calibri" w:hAnsi="Calibri"/>
+                <w:rFonts w:ascii="Georgia" w:hAnsi="Georgia"/>
                 <w:b/>
-                <w:color w:val="FFFFFF"/>
-                <w:sz w:val="19"/>
+                <w:smallCaps/>
+                <w:color w:val="E7A15C"/>
+                <w:spacing w:val="60"/>
+                <w:sz w:val="18"/>
               </w:rPr>
-              <w:t>ORANGE · PROVOCATIVE</w:t>
+              <w:t>Provocative</w:t>
             </w:r>
           </w:p>
           <w:p>
             <w:pPr>
-              <w:spacing w:before="840" w:after="100" w:line="240" w:lineRule="auto"/>
-              <w:ind w:left="204" w:right="204"/>
+              <w:spacing w:before="440" w:after="80" w:line="240" w:lineRule="auto"/>
+              <w:ind w:left="249" w:right="249"/>
               <w:jc w:val="center"/>
             </w:pPr>
             <w:r>
               <w:rPr>
-                <w:rFonts w:ascii="Calibri" w:hAnsi="Calibri"/>
-                <w:b/>
-                <w:color w:val="C25700"/>
-                <w:sz w:val="60"/>
+                <w:rFonts w:ascii="Georgia" w:hAnsi="Georgia"/>
+                <w:color w:val="E7A15C"/>
+                <w:sz w:val="68"/>
               </w:rPr>
               <w:t>22</w:t>
             </w:r>
           </w:p>
           <w:p>
             <w:pPr>
-              <w:spacing w:before="0" w:after="160" w:line="283" w:lineRule="auto"/>
-              <w:ind w:left="204" w:right="204"/>
+              <w:spacing w:before="0" w:after="160"/>
+              <w:ind w:left="249" w:right="249"/>
+              <w:jc w:val="center"/>
+              <w:pBdr>
+                <w:bottom w:val="single" w:sz="4" w:space="2" w:color="8A5F34"/>
+              </w:pBdr>
+            </w:pPr>
+            <w:r>
+              <w:rPr>
+                <w:sz w:val="4"/>
+              </w:rPr>
+              <w:t xml:space="preserve"> </w:t>
+            </w:r>
+          </w:p>
+          <w:p>
+            <w:pPr>
+              <w:spacing w:before="0" w:after="200" w:line="293" w:lineRule="auto"/>
+              <w:ind w:left="249" w:right="249"/>
               <w:jc w:val="center"/>
             </w:pPr>
             <w:r>
               <w:rPr>
-                <w:rFonts w:ascii="Calibri" w:hAnsi="Calibri"/>
-                <w:color w:val="111111"/>
-                <w:sz w:val="28"/>
+                <w:rFonts w:ascii="Georgia" w:hAnsi="Georgia"/>
+                <w:color w:val="F3E7EA"/>
+                <w:sz w:val="26"/>
               </w:rPr>
               <w:t>Say out loud what your favourite thing about the way your partner kisses is.</w:t>
             </w:r>
@@ -1916,15 +2421,16 @@
           <w:p>
             <w:pPr>
               <w:spacing w:before="0" w:after="0"/>
-              <w:ind w:left="204" w:right="204"/>
+              <w:ind w:left="249" w:right="249"/>
               <w:jc w:val="center"/>
             </w:pPr>
             <w:r>
               <w:rPr>
-                <w:rFonts w:ascii="Calibri" w:hAnsi="Calibri"/>
+                <w:rFonts w:ascii="Georgia" w:hAnsi="Georgia"/>
                 <w:i/>
-                <w:color w:val="666666"/>
-                <w:sz w:val="15"/>
+                <w:color w:val="8A5F34"/>
+                <w:spacing w:val="20"/>
+                <w:sz w:val="14"/>
               </w:rPr>
               <w:t>PASS = no explanation required</w:t>
             </w:r>
@@ -1940,10 +2446,10 @@
           <w:tcPr>
             <w:tcW w:type="dxa" w:w="3572"/>
             <w:tcBorders>
-              <w:top w:val="single" w:sz="24" w:space="0" w:color="000000"/>
-              <w:left w:val="single" w:sz="24" w:space="0" w:color="000000"/>
-              <w:bottom w:val="single" w:sz="24" w:space="0" w:color="000000"/>
-              <w:right w:val="single" w:sz="24" w:space="0" w:color="000000"/>
+              <w:top w:val="double" w:sz="18" w:space="0" w:color="E7A15C"/>
+              <w:left w:val="double" w:sz="18" w:space="0" w:color="E7A15C"/>
+              <w:bottom w:val="double" w:sz="18" w:space="0" w:color="E7A15C"/>
+              <w:right w:val="double" w:sz="18" w:space="0" w:color="E7A15C"/>
             </w:tcBorders>
             <w:tcMar>
               <w:top w:w="0" w:type="dxa"/>
@@ -1951,51 +2457,73 @@
               <w:bottom w:w="0" w:type="dxa"/>
               <w:end w:w="0" w:type="dxa"/>
             </w:tcMar>
+            <w:shd w:val="clear" w:color="auto" w:fill="17070E"/>
             <w:vAlign w:val="top"/>
           </w:tcPr>
           <w:p>
             <w:pPr>
-              <w:spacing w:before="0" w:after="0" w:lineRule="exact" w:line="340"/>
+              <w:spacing w:before="260" w:after="0"/>
+              <w:ind w:left="249" w:right="249"/>
               <w:jc w:val="center"/>
-              <w:shd w:val="clear" w:color="auto" w:fill="E06C00"/>
+              <w:pBdr>
+                <w:top w:val="single" w:sz="4" w:space="5" w:color="8A5F34"/>
+                <w:bottom w:val="single" w:sz="4" w:space="5" w:color="8A5F34"/>
+              </w:pBdr>
             </w:pPr>
             <w:r>
               <w:rPr>
-                <w:rFonts w:ascii="Calibri" w:hAnsi="Calibri"/>
+                <w:rFonts w:ascii="Georgia" w:hAnsi="Georgia"/>
                 <w:b/>
-                <w:color w:val="FFFFFF"/>
-                <w:sz w:val="19"/>
+                <w:smallCaps/>
+                <w:color w:val="E7A15C"/>
+                <w:spacing w:val="60"/>
+                <w:sz w:val="18"/>
               </w:rPr>
-              <w:t>ORANGE · PROVOCATIVE</w:t>
+              <w:t>Provocative</w:t>
             </w:r>
           </w:p>
           <w:p>
             <w:pPr>
-              <w:spacing w:before="840" w:after="100" w:line="240" w:lineRule="auto"/>
-              <w:ind w:left="204" w:right="204"/>
+              <w:spacing w:before="440" w:after="80" w:line="240" w:lineRule="auto"/>
+              <w:ind w:left="249" w:right="249"/>
               <w:jc w:val="center"/>
             </w:pPr>
             <w:r>
               <w:rPr>
-                <w:rFonts w:ascii="Calibri" w:hAnsi="Calibri"/>
-                <w:b/>
-                <w:color w:val="C25700"/>
-                <w:sz w:val="60"/>
+                <w:rFonts w:ascii="Georgia" w:hAnsi="Georgia"/>
+                <w:color w:val="E7A15C"/>
+                <w:sz w:val="68"/>
               </w:rPr>
               <w:t>23</w:t>
             </w:r>
           </w:p>
           <w:p>
             <w:pPr>
-              <w:spacing w:before="0" w:after="160" w:line="283" w:lineRule="auto"/>
-              <w:ind w:left="204" w:right="204"/>
+              <w:spacing w:before="0" w:after="160"/>
+              <w:ind w:left="249" w:right="249"/>
+              <w:jc w:val="center"/>
+              <w:pBdr>
+                <w:bottom w:val="single" w:sz="4" w:space="2" w:color="8A5F34"/>
+              </w:pBdr>
+            </w:pPr>
+            <w:r>
+              <w:rPr>
+                <w:sz w:val="4"/>
+              </w:rPr>
+              <w:t xml:space="preserve"> </w:t>
+            </w:r>
+          </w:p>
+          <w:p>
+            <w:pPr>
+              <w:spacing w:before="0" w:after="200" w:line="293" w:lineRule="auto"/>
+              <w:ind w:left="249" w:right="249"/>
               <w:jc w:val="center"/>
             </w:pPr>
             <w:r>
               <w:rPr>
-                <w:rFonts w:ascii="Calibri" w:hAnsi="Calibri"/>
-                <w:color w:val="111111"/>
-                <w:sz w:val="30"/>
+                <w:rFonts w:ascii="Georgia" w:hAnsi="Georgia"/>
+                <w:color w:val="F3E7EA"/>
+                <w:sz w:val="28"/>
               </w:rPr>
               <w:t>Remove one item of clothing. You choose which.</w:t>
             </w:r>
@@ -2003,15 +2531,16 @@
           <w:p>
             <w:pPr>
               <w:spacing w:before="0" w:after="0"/>
-              <w:ind w:left="204" w:right="204"/>
+              <w:ind w:left="249" w:right="249"/>
               <w:jc w:val="center"/>
             </w:pPr>
             <w:r>
               <w:rPr>
-                <w:rFonts w:ascii="Calibri" w:hAnsi="Calibri"/>
+                <w:rFonts w:ascii="Georgia" w:hAnsi="Georgia"/>
                 <w:i/>
-                <w:color w:val="666666"/>
-                <w:sz w:val="15"/>
+                <w:color w:val="8A5F34"/>
+                <w:spacing w:val="20"/>
+                <w:sz w:val="14"/>
               </w:rPr>
               <w:t>PASS = no explanation required</w:t>
             </w:r>
@@ -2021,10 +2550,10 @@
           <w:tcPr>
             <w:tcW w:type="dxa" w:w="3572"/>
             <w:tcBorders>
-              <w:top w:val="single" w:sz="24" w:space="0" w:color="000000"/>
-              <w:left w:val="single" w:sz="24" w:space="0" w:color="000000"/>
-              <w:bottom w:val="single" w:sz="24" w:space="0" w:color="000000"/>
-              <w:right w:val="single" w:sz="24" w:space="0" w:color="000000"/>
+              <w:top w:val="double" w:sz="18" w:space="0" w:color="E7A15C"/>
+              <w:left w:val="double" w:sz="18" w:space="0" w:color="E7A15C"/>
+              <w:bottom w:val="double" w:sz="18" w:space="0" w:color="E7A15C"/>
+              <w:right w:val="double" w:sz="18" w:space="0" w:color="E7A15C"/>
             </w:tcBorders>
             <w:tcMar>
               <w:top w:w="0" w:type="dxa"/>
@@ -2032,51 +2561,73 @@
               <w:bottom w:w="0" w:type="dxa"/>
               <w:end w:w="0" w:type="dxa"/>
             </w:tcMar>
+            <w:shd w:val="clear" w:color="auto" w:fill="17070E"/>
             <w:vAlign w:val="top"/>
           </w:tcPr>
           <w:p>
             <w:pPr>
-              <w:spacing w:before="0" w:after="0" w:lineRule="exact" w:line="340"/>
+              <w:spacing w:before="260" w:after="0"/>
+              <w:ind w:left="249" w:right="249"/>
               <w:jc w:val="center"/>
-              <w:shd w:val="clear" w:color="auto" w:fill="E06C00"/>
+              <w:pBdr>
+                <w:top w:val="single" w:sz="4" w:space="5" w:color="8A5F34"/>
+                <w:bottom w:val="single" w:sz="4" w:space="5" w:color="8A5F34"/>
+              </w:pBdr>
             </w:pPr>
             <w:r>
               <w:rPr>
-                <w:rFonts w:ascii="Calibri" w:hAnsi="Calibri"/>
+                <w:rFonts w:ascii="Georgia" w:hAnsi="Georgia"/>
                 <w:b/>
-                <w:color w:val="FFFFFF"/>
-                <w:sz w:val="19"/>
+                <w:smallCaps/>
+                <w:color w:val="E7A15C"/>
+                <w:spacing w:val="60"/>
+                <w:sz w:val="18"/>
               </w:rPr>
-              <w:t>ORANGE · PROVOCATIVE</w:t>
+              <w:t>Provocative</w:t>
             </w:r>
           </w:p>
           <w:p>
             <w:pPr>
-              <w:spacing w:before="840" w:after="100" w:line="240" w:lineRule="auto"/>
-              <w:ind w:left="204" w:right="204"/>
+              <w:spacing w:before="440" w:after="80" w:line="240" w:lineRule="auto"/>
+              <w:ind w:left="249" w:right="249"/>
               <w:jc w:val="center"/>
             </w:pPr>
             <w:r>
               <w:rPr>
-                <w:rFonts w:ascii="Calibri" w:hAnsi="Calibri"/>
-                <w:b/>
-                <w:color w:val="C25700"/>
-                <w:sz w:val="60"/>
+                <w:rFonts w:ascii="Georgia" w:hAnsi="Georgia"/>
+                <w:color w:val="E7A15C"/>
+                <w:sz w:val="68"/>
               </w:rPr>
               <w:t>24</w:t>
             </w:r>
           </w:p>
           <w:p>
             <w:pPr>
-              <w:spacing w:before="0" w:after="160" w:line="283" w:lineRule="auto"/>
-              <w:ind w:left="204" w:right="204"/>
+              <w:spacing w:before="0" w:after="160"/>
+              <w:ind w:left="249" w:right="249"/>
+              <w:jc w:val="center"/>
+              <w:pBdr>
+                <w:bottom w:val="single" w:sz="4" w:space="2" w:color="8A5F34"/>
+              </w:pBdr>
+            </w:pPr>
+            <w:r>
+              <w:rPr>
+                <w:sz w:val="4"/>
+              </w:rPr>
+              <w:t xml:space="preserve"> </w:t>
+            </w:r>
+          </w:p>
+          <w:p>
+            <w:pPr>
+              <w:spacing w:before="0" w:after="200" w:line="293" w:lineRule="auto"/>
+              <w:ind w:left="249" w:right="249"/>
               <w:jc w:val="center"/>
             </w:pPr>
             <w:r>
               <w:rPr>
-                <w:rFonts w:ascii="Calibri" w:hAnsi="Calibri"/>
-                <w:color w:val="111111"/>
-                <w:sz w:val="28"/>
+                <w:rFonts w:ascii="Georgia" w:hAnsi="Georgia"/>
+                <w:color w:val="F3E7EA"/>
+                <w:sz w:val="26"/>
               </w:rPr>
               <w:t>Tell your partner something you have wanted to try but never said out loud.</w:t>
             </w:r>
@@ -2084,15 +2635,16 @@
           <w:p>
             <w:pPr>
               <w:spacing w:before="0" w:after="0"/>
-              <w:ind w:left="204" w:right="204"/>
+              <w:ind w:left="249" w:right="249"/>
               <w:jc w:val="center"/>
             </w:pPr>
             <w:r>
               <w:rPr>
-                <w:rFonts w:ascii="Calibri" w:hAnsi="Calibri"/>
+                <w:rFonts w:ascii="Georgia" w:hAnsi="Georgia"/>
                 <w:i/>
-                <w:color w:val="666666"/>
-                <w:sz w:val="15"/>
+                <w:color w:val="8A5F34"/>
+                <w:spacing w:val="20"/>
+                <w:sz w:val="14"/>
               </w:rPr>
               <w:t>PASS = no explanation required</w:t>
             </w:r>
@@ -2131,10 +2683,10 @@
           <w:tcPr>
             <w:tcW w:type="dxa" w:w="3572"/>
             <w:tcBorders>
-              <w:top w:val="single" w:sz="24" w:space="0" w:color="000000"/>
-              <w:left w:val="single" w:sz="24" w:space="0" w:color="000000"/>
-              <w:bottom w:val="single" w:sz="24" w:space="0" w:color="000000"/>
-              <w:right w:val="single" w:sz="24" w:space="0" w:color="000000"/>
+              <w:top w:val="double" w:sz="18" w:space="0" w:color="E7A15C"/>
+              <w:left w:val="double" w:sz="18" w:space="0" w:color="E7A15C"/>
+              <w:bottom w:val="double" w:sz="18" w:space="0" w:color="E7A15C"/>
+              <w:right w:val="double" w:sz="18" w:space="0" w:color="E7A15C"/>
             </w:tcBorders>
             <w:tcMar>
               <w:top w:w="0" w:type="dxa"/>
@@ -2142,51 +2694,73 @@
               <w:bottom w:w="0" w:type="dxa"/>
               <w:end w:w="0" w:type="dxa"/>
             </w:tcMar>
+            <w:shd w:val="clear" w:color="auto" w:fill="17070E"/>
             <w:vAlign w:val="top"/>
           </w:tcPr>
           <w:p>
             <w:pPr>
-              <w:spacing w:before="0" w:after="0" w:lineRule="exact" w:line="340"/>
+              <w:spacing w:before="260" w:after="0"/>
+              <w:ind w:left="249" w:right="249"/>
               <w:jc w:val="center"/>
-              <w:shd w:val="clear" w:color="auto" w:fill="E06C00"/>
+              <w:pBdr>
+                <w:top w:val="single" w:sz="4" w:space="5" w:color="8A5F34"/>
+                <w:bottom w:val="single" w:sz="4" w:space="5" w:color="8A5F34"/>
+              </w:pBdr>
             </w:pPr>
             <w:r>
               <w:rPr>
-                <w:rFonts w:ascii="Calibri" w:hAnsi="Calibri"/>
+                <w:rFonts w:ascii="Georgia" w:hAnsi="Georgia"/>
                 <w:b/>
-                <w:color w:val="FFFFFF"/>
-                <w:sz w:val="19"/>
+                <w:smallCaps/>
+                <w:color w:val="E7A15C"/>
+                <w:spacing w:val="60"/>
+                <w:sz w:val="18"/>
               </w:rPr>
-              <w:t>ORANGE · PROVOCATIVE</w:t>
+              <w:t>Provocative</w:t>
             </w:r>
           </w:p>
           <w:p>
             <w:pPr>
-              <w:spacing w:before="840" w:after="100" w:line="240" w:lineRule="auto"/>
-              <w:ind w:left="204" w:right="204"/>
+              <w:spacing w:before="440" w:after="80" w:line="240" w:lineRule="auto"/>
+              <w:ind w:left="249" w:right="249"/>
               <w:jc w:val="center"/>
             </w:pPr>
             <w:r>
               <w:rPr>
-                <w:rFonts w:ascii="Calibri" w:hAnsi="Calibri"/>
-                <w:b/>
-                <w:color w:val="C25700"/>
-                <w:sz w:val="60"/>
+                <w:rFonts w:ascii="Georgia" w:hAnsi="Georgia"/>
+                <w:color w:val="E7A15C"/>
+                <w:sz w:val="68"/>
               </w:rPr>
               <w:t>25</w:t>
             </w:r>
           </w:p>
           <w:p>
             <w:pPr>
-              <w:spacing w:before="0" w:after="160" w:line="283" w:lineRule="auto"/>
-              <w:ind w:left="204" w:right="204"/>
+              <w:spacing w:before="0" w:after="160"/>
+              <w:ind w:left="249" w:right="249"/>
+              <w:jc w:val="center"/>
+              <w:pBdr>
+                <w:bottom w:val="single" w:sz="4" w:space="2" w:color="8A5F34"/>
+              </w:pBdr>
+            </w:pPr>
+            <w:r>
+              <w:rPr>
+                <w:sz w:val="4"/>
+              </w:rPr>
+              <w:t xml:space="preserve"> </w:t>
+            </w:r>
+          </w:p>
+          <w:p>
+            <w:pPr>
+              <w:spacing w:before="0" w:after="200" w:line="293" w:lineRule="auto"/>
+              <w:ind w:left="249" w:right="249"/>
               <w:jc w:val="center"/>
             </w:pPr>
             <w:r>
               <w:rPr>
-                <w:rFonts w:ascii="Calibri" w:hAnsi="Calibri"/>
-                <w:color w:val="111111"/>
-                <w:sz w:val="30"/>
+                <w:rFonts w:ascii="Georgia" w:hAnsi="Georgia"/>
+                <w:color w:val="F3E7EA"/>
+                <w:sz w:val="28"/>
               </w:rPr>
               <w:t>Give a one-minute massage anywhere your partner asks.</w:t>
             </w:r>
@@ -2194,15 +2768,16 @@
           <w:p>
             <w:pPr>
               <w:spacing w:before="0" w:after="0"/>
-              <w:ind w:left="204" w:right="204"/>
+              <w:ind w:left="249" w:right="249"/>
               <w:jc w:val="center"/>
             </w:pPr>
             <w:r>
               <w:rPr>
-                <w:rFonts w:ascii="Calibri" w:hAnsi="Calibri"/>
+                <w:rFonts w:ascii="Georgia" w:hAnsi="Georgia"/>
                 <w:i/>
-                <w:color w:val="666666"/>
-                <w:sz w:val="15"/>
+                <w:color w:val="8A5F34"/>
+                <w:spacing w:val="20"/>
+                <w:sz w:val="14"/>
               </w:rPr>
               <w:t>PASS = no explanation required</w:t>
             </w:r>
@@ -2212,10 +2787,10 @@
           <w:tcPr>
             <w:tcW w:type="dxa" w:w="3572"/>
             <w:tcBorders>
-              <w:top w:val="single" w:sz="24" w:space="0" w:color="000000"/>
-              <w:left w:val="single" w:sz="24" w:space="0" w:color="000000"/>
-              <w:bottom w:val="single" w:sz="24" w:space="0" w:color="000000"/>
-              <w:right w:val="single" w:sz="24" w:space="0" w:color="000000"/>
+              <w:top w:val="double" w:sz="18" w:space="0" w:color="E7A15C"/>
+              <w:left w:val="double" w:sz="18" w:space="0" w:color="E7A15C"/>
+              <w:bottom w:val="double" w:sz="18" w:space="0" w:color="E7A15C"/>
+              <w:right w:val="double" w:sz="18" w:space="0" w:color="E7A15C"/>
             </w:tcBorders>
             <w:tcMar>
               <w:top w:w="0" w:type="dxa"/>
@@ -2223,51 +2798,73 @@
               <w:bottom w:w="0" w:type="dxa"/>
               <w:end w:w="0" w:type="dxa"/>
             </w:tcMar>
+            <w:shd w:val="clear" w:color="auto" w:fill="17070E"/>
             <w:vAlign w:val="top"/>
           </w:tcPr>
           <w:p>
             <w:pPr>
-              <w:spacing w:before="0" w:after="0" w:lineRule="exact" w:line="340"/>
+              <w:spacing w:before="260" w:after="0"/>
+              <w:ind w:left="249" w:right="249"/>
               <w:jc w:val="center"/>
-              <w:shd w:val="clear" w:color="auto" w:fill="E06C00"/>
+              <w:pBdr>
+                <w:top w:val="single" w:sz="4" w:space="5" w:color="8A5F34"/>
+                <w:bottom w:val="single" w:sz="4" w:space="5" w:color="8A5F34"/>
+              </w:pBdr>
             </w:pPr>
             <w:r>
               <w:rPr>
-                <w:rFonts w:ascii="Calibri" w:hAnsi="Calibri"/>
+                <w:rFonts w:ascii="Georgia" w:hAnsi="Georgia"/>
                 <w:b/>
-                <w:color w:val="FFFFFF"/>
-                <w:sz w:val="19"/>
+                <w:smallCaps/>
+                <w:color w:val="E7A15C"/>
+                <w:spacing w:val="60"/>
+                <w:sz w:val="18"/>
               </w:rPr>
-              <w:t>ORANGE · PROVOCATIVE</w:t>
+              <w:t>Provocative</w:t>
             </w:r>
           </w:p>
           <w:p>
             <w:pPr>
-              <w:spacing w:before="840" w:after="100" w:line="240" w:lineRule="auto"/>
-              <w:ind w:left="204" w:right="204"/>
+              <w:spacing w:before="440" w:after="80" w:line="240" w:lineRule="auto"/>
+              <w:ind w:left="249" w:right="249"/>
               <w:jc w:val="center"/>
             </w:pPr>
             <w:r>
               <w:rPr>
-                <w:rFonts w:ascii="Calibri" w:hAnsi="Calibri"/>
-                <w:b/>
-                <w:color w:val="C25700"/>
-                <w:sz w:val="60"/>
+                <w:rFonts w:ascii="Georgia" w:hAnsi="Georgia"/>
+                <w:color w:val="E7A15C"/>
+                <w:sz w:val="68"/>
               </w:rPr>
               <w:t>26</w:t>
             </w:r>
           </w:p>
           <w:p>
             <w:pPr>
-              <w:spacing w:before="0" w:after="160" w:line="283" w:lineRule="auto"/>
-              <w:ind w:left="204" w:right="204"/>
+              <w:spacing w:before="0" w:after="160"/>
+              <w:ind w:left="249" w:right="249"/>
+              <w:jc w:val="center"/>
+              <w:pBdr>
+                <w:bottom w:val="single" w:sz="4" w:space="2" w:color="8A5F34"/>
+              </w:pBdr>
+            </w:pPr>
+            <w:r>
+              <w:rPr>
+                <w:sz w:val="4"/>
+              </w:rPr>
+              <w:t xml:space="preserve"> </w:t>
+            </w:r>
+          </w:p>
+          <w:p>
+            <w:pPr>
+              <w:spacing w:before="0" w:after="200" w:line="293" w:lineRule="auto"/>
+              <w:ind w:left="249" w:right="249"/>
               <w:jc w:val="center"/>
             </w:pPr>
             <w:r>
               <w:rPr>
-                <w:rFonts w:ascii="Calibri" w:hAnsi="Calibri"/>
-                <w:color w:val="111111"/>
-                <w:sz w:val="28"/>
+                <w:rFonts w:ascii="Georgia" w:hAnsi="Georgia"/>
+                <w:color w:val="F3E7EA"/>
+                <w:sz w:val="26"/>
               </w:rPr>
               <w:t>Close your eyes. Your partner traces a slow line down your arm; say when they stop.</w:t>
             </w:r>
@@ -2275,15 +2872,16 @@
           <w:p>
             <w:pPr>
               <w:spacing w:before="0" w:after="0"/>
-              <w:ind w:left="204" w:right="204"/>
+              <w:ind w:left="249" w:right="249"/>
               <w:jc w:val="center"/>
             </w:pPr>
             <w:r>
               <w:rPr>
-                <w:rFonts w:ascii="Calibri" w:hAnsi="Calibri"/>
+                <w:rFonts w:ascii="Georgia" w:hAnsi="Georgia"/>
                 <w:i/>
-                <w:color w:val="666666"/>
-                <w:sz w:val="15"/>
+                <w:color w:val="8A5F34"/>
+                <w:spacing w:val="20"/>
+                <w:sz w:val="14"/>
               </w:rPr>
               <w:t>PASS = no explanation required</w:t>
             </w:r>
@@ -2299,10 +2897,10 @@
           <w:tcPr>
             <w:tcW w:type="dxa" w:w="3572"/>
             <w:tcBorders>
-              <w:top w:val="single" w:sz="24" w:space="0" w:color="000000"/>
-              <w:left w:val="single" w:sz="24" w:space="0" w:color="000000"/>
-              <w:bottom w:val="single" w:sz="24" w:space="0" w:color="000000"/>
-              <w:right w:val="single" w:sz="24" w:space="0" w:color="000000"/>
+              <w:top w:val="double" w:sz="18" w:space="0" w:color="E7A15C"/>
+              <w:left w:val="double" w:sz="18" w:space="0" w:color="E7A15C"/>
+              <w:bottom w:val="double" w:sz="18" w:space="0" w:color="E7A15C"/>
+              <w:right w:val="double" w:sz="18" w:space="0" w:color="E7A15C"/>
             </w:tcBorders>
             <w:tcMar>
               <w:top w:w="0" w:type="dxa"/>
@@ -2310,51 +2908,73 @@
               <w:bottom w:w="0" w:type="dxa"/>
               <w:end w:w="0" w:type="dxa"/>
             </w:tcMar>
+            <w:shd w:val="clear" w:color="auto" w:fill="17070E"/>
             <w:vAlign w:val="top"/>
           </w:tcPr>
           <w:p>
             <w:pPr>
-              <w:spacing w:before="0" w:after="0" w:lineRule="exact" w:line="340"/>
+              <w:spacing w:before="260" w:after="0"/>
+              <w:ind w:left="249" w:right="249"/>
               <w:jc w:val="center"/>
-              <w:shd w:val="clear" w:color="auto" w:fill="E06C00"/>
+              <w:pBdr>
+                <w:top w:val="single" w:sz="4" w:space="5" w:color="8A5F34"/>
+                <w:bottom w:val="single" w:sz="4" w:space="5" w:color="8A5F34"/>
+              </w:pBdr>
             </w:pPr>
             <w:r>
               <w:rPr>
-                <w:rFonts w:ascii="Calibri" w:hAnsi="Calibri"/>
+                <w:rFonts w:ascii="Georgia" w:hAnsi="Georgia"/>
                 <w:b/>
-                <w:color w:val="FFFFFF"/>
-                <w:sz w:val="19"/>
+                <w:smallCaps/>
+                <w:color w:val="E7A15C"/>
+                <w:spacing w:val="60"/>
+                <w:sz w:val="18"/>
               </w:rPr>
-              <w:t>ORANGE · PROVOCATIVE</w:t>
+              <w:t>Provocative</w:t>
             </w:r>
           </w:p>
           <w:p>
             <w:pPr>
-              <w:spacing w:before="840" w:after="100" w:line="240" w:lineRule="auto"/>
-              <w:ind w:left="204" w:right="204"/>
+              <w:spacing w:before="440" w:after="80" w:line="240" w:lineRule="auto"/>
+              <w:ind w:left="249" w:right="249"/>
               <w:jc w:val="center"/>
             </w:pPr>
             <w:r>
               <w:rPr>
-                <w:rFonts w:ascii="Calibri" w:hAnsi="Calibri"/>
-                <w:b/>
-                <w:color w:val="C25700"/>
-                <w:sz w:val="60"/>
+                <w:rFonts w:ascii="Georgia" w:hAnsi="Georgia"/>
+                <w:color w:val="E7A15C"/>
+                <w:sz w:val="68"/>
               </w:rPr>
               <w:t>27</w:t>
             </w:r>
           </w:p>
           <w:p>
             <w:pPr>
-              <w:spacing w:before="0" w:after="160" w:line="283" w:lineRule="auto"/>
-              <w:ind w:left="204" w:right="204"/>
+              <w:spacing w:before="0" w:after="160"/>
+              <w:ind w:left="249" w:right="249"/>
+              <w:jc w:val="center"/>
+              <w:pBdr>
+                <w:bottom w:val="single" w:sz="4" w:space="2" w:color="8A5F34"/>
+              </w:pBdr>
+            </w:pPr>
+            <w:r>
+              <w:rPr>
+                <w:sz w:val="4"/>
+              </w:rPr>
+              <w:t xml:space="preserve"> </w:t>
+            </w:r>
+          </w:p>
+          <w:p>
+            <w:pPr>
+              <w:spacing w:before="0" w:after="200" w:line="293" w:lineRule="auto"/>
+              <w:ind w:left="249" w:right="249"/>
               <w:jc w:val="center"/>
             </w:pPr>
             <w:r>
               <w:rPr>
-                <w:rFonts w:ascii="Calibri" w:hAnsi="Calibri"/>
-                <w:color w:val="111111"/>
-                <w:sz w:val="30"/>
+                <w:rFonts w:ascii="Georgia" w:hAnsi="Georgia"/>
+                <w:color w:val="F3E7EA"/>
+                <w:sz w:val="28"/>
               </w:rPr>
               <w:t>Describe a moment this week when you really wanted your partner.</w:t>
             </w:r>
@@ -2362,15 +2982,16 @@
           <w:p>
             <w:pPr>
               <w:spacing w:before="0" w:after="0"/>
-              <w:ind w:left="204" w:right="204"/>
+              <w:ind w:left="249" w:right="249"/>
               <w:jc w:val="center"/>
             </w:pPr>
             <w:r>
               <w:rPr>
-                <w:rFonts w:ascii="Calibri" w:hAnsi="Calibri"/>
+                <w:rFonts w:ascii="Georgia" w:hAnsi="Georgia"/>
                 <w:i/>
-                <w:color w:val="666666"/>
-                <w:sz w:val="15"/>
+                <w:color w:val="8A5F34"/>
+                <w:spacing w:val="20"/>
+                <w:sz w:val="14"/>
               </w:rPr>
               <w:t>PASS = no explanation required</w:t>
             </w:r>
@@ -2380,10 +3001,10 @@
           <w:tcPr>
             <w:tcW w:type="dxa" w:w="3572"/>
             <w:tcBorders>
-              <w:top w:val="single" w:sz="24" w:space="0" w:color="000000"/>
-              <w:left w:val="single" w:sz="24" w:space="0" w:color="000000"/>
-              <w:bottom w:val="single" w:sz="24" w:space="0" w:color="000000"/>
-              <w:right w:val="single" w:sz="24" w:space="0" w:color="000000"/>
+              <w:top w:val="double" w:sz="18" w:space="0" w:color="E7A15C"/>
+              <w:left w:val="double" w:sz="18" w:space="0" w:color="E7A15C"/>
+              <w:bottom w:val="double" w:sz="18" w:space="0" w:color="E7A15C"/>
+              <w:right w:val="double" w:sz="18" w:space="0" w:color="E7A15C"/>
             </w:tcBorders>
             <w:tcMar>
               <w:top w:w="0" w:type="dxa"/>
@@ -2391,51 +3012,73 @@
               <w:bottom w:w="0" w:type="dxa"/>
               <w:end w:w="0" w:type="dxa"/>
             </w:tcMar>
+            <w:shd w:val="clear" w:color="auto" w:fill="17070E"/>
             <w:vAlign w:val="top"/>
           </w:tcPr>
           <w:p>
             <w:pPr>
-              <w:spacing w:before="0" w:after="0" w:lineRule="exact" w:line="340"/>
+              <w:spacing w:before="260" w:after="0"/>
+              <w:ind w:left="249" w:right="249"/>
               <w:jc w:val="center"/>
-              <w:shd w:val="clear" w:color="auto" w:fill="E06C00"/>
+              <w:pBdr>
+                <w:top w:val="single" w:sz="4" w:space="5" w:color="8A5F34"/>
+                <w:bottom w:val="single" w:sz="4" w:space="5" w:color="8A5F34"/>
+              </w:pBdr>
             </w:pPr>
             <w:r>
               <w:rPr>
-                <w:rFonts w:ascii="Calibri" w:hAnsi="Calibri"/>
+                <w:rFonts w:ascii="Georgia" w:hAnsi="Georgia"/>
                 <w:b/>
-                <w:color w:val="FFFFFF"/>
-                <w:sz w:val="19"/>
+                <w:smallCaps/>
+                <w:color w:val="E7A15C"/>
+                <w:spacing w:val="60"/>
+                <w:sz w:val="18"/>
               </w:rPr>
-              <w:t>ORANGE · PROVOCATIVE</w:t>
+              <w:t>Provocative</w:t>
             </w:r>
           </w:p>
           <w:p>
             <w:pPr>
-              <w:spacing w:before="840" w:after="100" w:line="240" w:lineRule="auto"/>
-              <w:ind w:left="204" w:right="204"/>
+              <w:spacing w:before="440" w:after="80" w:line="240" w:lineRule="auto"/>
+              <w:ind w:left="249" w:right="249"/>
               <w:jc w:val="center"/>
             </w:pPr>
             <w:r>
               <w:rPr>
-                <w:rFonts w:ascii="Calibri" w:hAnsi="Calibri"/>
-                <w:b/>
-                <w:color w:val="C25700"/>
-                <w:sz w:val="60"/>
+                <w:rFonts w:ascii="Georgia" w:hAnsi="Georgia"/>
+                <w:color w:val="E7A15C"/>
+                <w:sz w:val="68"/>
               </w:rPr>
               <w:t>28</w:t>
             </w:r>
           </w:p>
           <w:p>
             <w:pPr>
-              <w:spacing w:before="0" w:after="160" w:line="283" w:lineRule="auto"/>
-              <w:ind w:left="204" w:right="204"/>
+              <w:spacing w:before="0" w:after="160"/>
+              <w:ind w:left="249" w:right="249"/>
+              <w:jc w:val="center"/>
+              <w:pBdr>
+                <w:bottom w:val="single" w:sz="4" w:space="2" w:color="8A5F34"/>
+              </w:pBdr>
+            </w:pPr>
+            <w:r>
+              <w:rPr>
+                <w:sz w:val="4"/>
+              </w:rPr>
+              <w:t xml:space="preserve"> </w:t>
+            </w:r>
+          </w:p>
+          <w:p>
+            <w:pPr>
+              <w:spacing w:before="0" w:after="200" w:line="293" w:lineRule="auto"/>
+              <w:ind w:left="249" w:right="249"/>
               <w:jc w:val="center"/>
             </w:pPr>
             <w:r>
               <w:rPr>
-                <w:rFonts w:ascii="Calibri" w:hAnsi="Calibri"/>
-                <w:color w:val="111111"/>
-                <w:sz w:val="30"/>
+                <w:rFonts w:ascii="Georgia" w:hAnsi="Georgia"/>
+                <w:color w:val="F3E7EA"/>
+                <w:sz w:val="28"/>
               </w:rPr>
               <w:t>Swap shirts for the rest of the game.</w:t>
             </w:r>
@@ -2443,15 +3086,16 @@
           <w:p>
             <w:pPr>
               <w:spacing w:before="0" w:after="0"/>
-              <w:ind w:left="204" w:right="204"/>
+              <w:ind w:left="249" w:right="249"/>
               <w:jc w:val="center"/>
             </w:pPr>
             <w:r>
               <w:rPr>
-                <w:rFonts w:ascii="Calibri" w:hAnsi="Calibri"/>
+                <w:rFonts w:ascii="Georgia" w:hAnsi="Georgia"/>
                 <w:i/>
-                <w:color w:val="666666"/>
-                <w:sz w:val="15"/>
+                <w:color w:val="8A5F34"/>
+                <w:spacing w:val="20"/>
+                <w:sz w:val="14"/>
               </w:rPr>
               <w:t>PASS = no explanation required</w:t>
             </w:r>
@@ -2467,10 +3111,10 @@
           <w:tcPr>
             <w:tcW w:type="dxa" w:w="3572"/>
             <w:tcBorders>
-              <w:top w:val="single" w:sz="24" w:space="0" w:color="000000"/>
-              <w:left w:val="single" w:sz="24" w:space="0" w:color="000000"/>
-              <w:bottom w:val="single" w:sz="24" w:space="0" w:color="000000"/>
-              <w:right w:val="single" w:sz="24" w:space="0" w:color="000000"/>
+              <w:top w:val="double" w:sz="18" w:space="0" w:color="E7A15C"/>
+              <w:left w:val="double" w:sz="18" w:space="0" w:color="E7A15C"/>
+              <w:bottom w:val="double" w:sz="18" w:space="0" w:color="E7A15C"/>
+              <w:right w:val="double" w:sz="18" w:space="0" w:color="E7A15C"/>
             </w:tcBorders>
             <w:tcMar>
               <w:top w:w="0" w:type="dxa"/>
@@ -2478,51 +3122,73 @@
               <w:bottom w:w="0" w:type="dxa"/>
               <w:end w:w="0" w:type="dxa"/>
             </w:tcMar>
+            <w:shd w:val="clear" w:color="auto" w:fill="17070E"/>
             <w:vAlign w:val="top"/>
           </w:tcPr>
           <w:p>
             <w:pPr>
-              <w:spacing w:before="0" w:after="0" w:lineRule="exact" w:line="340"/>
+              <w:spacing w:before="260" w:after="0"/>
+              <w:ind w:left="249" w:right="249"/>
               <w:jc w:val="center"/>
-              <w:shd w:val="clear" w:color="auto" w:fill="E06C00"/>
+              <w:pBdr>
+                <w:top w:val="single" w:sz="4" w:space="5" w:color="8A5F34"/>
+                <w:bottom w:val="single" w:sz="4" w:space="5" w:color="8A5F34"/>
+              </w:pBdr>
             </w:pPr>
             <w:r>
               <w:rPr>
-                <w:rFonts w:ascii="Calibri" w:hAnsi="Calibri"/>
+                <w:rFonts w:ascii="Georgia" w:hAnsi="Georgia"/>
                 <w:b/>
-                <w:color w:val="FFFFFF"/>
-                <w:sz w:val="19"/>
+                <w:smallCaps/>
+                <w:color w:val="E7A15C"/>
+                <w:spacing w:val="60"/>
+                <w:sz w:val="18"/>
               </w:rPr>
-              <w:t>ORANGE · PROVOCATIVE</w:t>
+              <w:t>Provocative</w:t>
             </w:r>
           </w:p>
           <w:p>
             <w:pPr>
-              <w:spacing w:before="840" w:after="100" w:line="240" w:lineRule="auto"/>
-              <w:ind w:left="204" w:right="204"/>
+              <w:spacing w:before="440" w:after="80" w:line="240" w:lineRule="auto"/>
+              <w:ind w:left="249" w:right="249"/>
               <w:jc w:val="center"/>
             </w:pPr>
             <w:r>
               <w:rPr>
-                <w:rFonts w:ascii="Calibri" w:hAnsi="Calibri"/>
-                <w:b/>
-                <w:color w:val="C25700"/>
-                <w:sz w:val="60"/>
+                <w:rFonts w:ascii="Georgia" w:hAnsi="Georgia"/>
+                <w:color w:val="E7A15C"/>
+                <w:sz w:val="68"/>
               </w:rPr>
               <w:t>29</w:t>
             </w:r>
           </w:p>
           <w:p>
             <w:pPr>
-              <w:spacing w:before="0" w:after="160" w:line="283" w:lineRule="auto"/>
-              <w:ind w:left="204" w:right="204"/>
+              <w:spacing w:before="0" w:after="160"/>
+              <w:ind w:left="249" w:right="249"/>
+              <w:jc w:val="center"/>
+              <w:pBdr>
+                <w:bottom w:val="single" w:sz="4" w:space="2" w:color="8A5F34"/>
+              </w:pBdr>
+            </w:pPr>
+            <w:r>
+              <w:rPr>
+                <w:sz w:val="4"/>
+              </w:rPr>
+              <w:t xml:space="preserve"> </w:t>
+            </w:r>
+          </w:p>
+          <w:p>
+            <w:pPr>
+              <w:spacing w:before="0" w:after="200" w:line="293" w:lineRule="auto"/>
+              <w:ind w:left="249" w:right="249"/>
               <w:jc w:val="center"/>
             </w:pPr>
             <w:r>
               <w:rPr>
-                <w:rFonts w:ascii="Calibri" w:hAnsi="Calibri"/>
-                <w:color w:val="111111"/>
-                <w:sz w:val="30"/>
+                <w:rFonts w:ascii="Georgia" w:hAnsi="Georgia"/>
+                <w:color w:val="F3E7EA"/>
+                <w:sz w:val="28"/>
               </w:rPr>
               <w:t>Whisper something you would like your partner to do for you later.</w:t>
             </w:r>
@@ -2530,15 +3196,16 @@
           <w:p>
             <w:pPr>
               <w:spacing w:before="0" w:after="0"/>
-              <w:ind w:left="204" w:right="204"/>
+              <w:ind w:left="249" w:right="249"/>
               <w:jc w:val="center"/>
             </w:pPr>
             <w:r>
               <w:rPr>
-                <w:rFonts w:ascii="Calibri" w:hAnsi="Calibri"/>
+                <w:rFonts w:ascii="Georgia" w:hAnsi="Georgia"/>
                 <w:i/>
-                <w:color w:val="666666"/>
-                <w:sz w:val="15"/>
+                <w:color w:val="8A5F34"/>
+                <w:spacing w:val="20"/>
+                <w:sz w:val="14"/>
               </w:rPr>
               <w:t>PASS = no explanation required</w:t>
             </w:r>
@@ -2548,10 +3215,10 @@
           <w:tcPr>
             <w:tcW w:type="dxa" w:w="3572"/>
             <w:tcBorders>
-              <w:top w:val="single" w:sz="24" w:space="0" w:color="000000"/>
-              <w:left w:val="single" w:sz="24" w:space="0" w:color="000000"/>
-              <w:bottom w:val="single" w:sz="24" w:space="0" w:color="000000"/>
-              <w:right w:val="single" w:sz="24" w:space="0" w:color="000000"/>
+              <w:top w:val="double" w:sz="18" w:space="0" w:color="E7A15C"/>
+              <w:left w:val="double" w:sz="18" w:space="0" w:color="E7A15C"/>
+              <w:bottom w:val="double" w:sz="18" w:space="0" w:color="E7A15C"/>
+              <w:right w:val="double" w:sz="18" w:space="0" w:color="E7A15C"/>
             </w:tcBorders>
             <w:tcMar>
               <w:top w:w="0" w:type="dxa"/>
@@ -2559,51 +3226,73 @@
               <w:bottom w:w="0" w:type="dxa"/>
               <w:end w:w="0" w:type="dxa"/>
             </w:tcMar>
+            <w:shd w:val="clear" w:color="auto" w:fill="17070E"/>
             <w:vAlign w:val="top"/>
           </w:tcPr>
           <w:p>
             <w:pPr>
-              <w:spacing w:before="0" w:after="0" w:lineRule="exact" w:line="340"/>
+              <w:spacing w:before="260" w:after="0"/>
+              <w:ind w:left="249" w:right="249"/>
               <w:jc w:val="center"/>
-              <w:shd w:val="clear" w:color="auto" w:fill="E06C00"/>
+              <w:pBdr>
+                <w:top w:val="single" w:sz="4" w:space="5" w:color="8A5F34"/>
+                <w:bottom w:val="single" w:sz="4" w:space="5" w:color="8A5F34"/>
+              </w:pBdr>
             </w:pPr>
             <w:r>
               <w:rPr>
-                <w:rFonts w:ascii="Calibri" w:hAnsi="Calibri"/>
+                <w:rFonts w:ascii="Georgia" w:hAnsi="Georgia"/>
                 <w:b/>
-                <w:color w:val="FFFFFF"/>
-                <w:sz w:val="19"/>
+                <w:smallCaps/>
+                <w:color w:val="E7A15C"/>
+                <w:spacing w:val="60"/>
+                <w:sz w:val="18"/>
               </w:rPr>
-              <w:t>ORANGE · PROVOCATIVE</w:t>
+              <w:t>Provocative</w:t>
             </w:r>
           </w:p>
           <w:p>
             <w:pPr>
-              <w:spacing w:before="840" w:after="100" w:line="240" w:lineRule="auto"/>
-              <w:ind w:left="204" w:right="204"/>
+              <w:spacing w:before="440" w:after="80" w:line="240" w:lineRule="auto"/>
+              <w:ind w:left="249" w:right="249"/>
               <w:jc w:val="center"/>
             </w:pPr>
             <w:r>
               <w:rPr>
-                <w:rFonts w:ascii="Calibri" w:hAnsi="Calibri"/>
-                <w:b/>
-                <w:color w:val="C25700"/>
-                <w:sz w:val="60"/>
+                <w:rFonts w:ascii="Georgia" w:hAnsi="Georgia"/>
+                <w:color w:val="E7A15C"/>
+                <w:sz w:val="68"/>
               </w:rPr>
               <w:t>30</w:t>
             </w:r>
           </w:p>
           <w:p>
             <w:pPr>
-              <w:spacing w:before="0" w:after="160" w:line="283" w:lineRule="auto"/>
-              <w:ind w:left="204" w:right="204"/>
+              <w:spacing w:before="0" w:after="160"/>
+              <w:ind w:left="249" w:right="249"/>
+              <w:jc w:val="center"/>
+              <w:pBdr>
+                <w:bottom w:val="single" w:sz="4" w:space="2" w:color="8A5F34"/>
+              </w:pBdr>
+            </w:pPr>
+            <w:r>
+              <w:rPr>
+                <w:sz w:val="4"/>
+              </w:rPr>
+              <w:t xml:space="preserve"> </w:t>
+            </w:r>
+          </w:p>
+          <w:p>
+            <w:pPr>
+              <w:spacing w:before="0" w:after="200" w:line="293" w:lineRule="auto"/>
+              <w:ind w:left="249" w:right="249"/>
               <w:jc w:val="center"/>
             </w:pPr>
             <w:r>
               <w:rPr>
-                <w:rFonts w:ascii="Calibri" w:hAnsi="Calibri"/>
-                <w:color w:val="111111"/>
-                <w:sz w:val="30"/>
+                <w:rFonts w:ascii="Georgia" w:hAnsi="Georgia"/>
+                <w:color w:val="F3E7EA"/>
+                <w:sz w:val="28"/>
               </w:rPr>
               <w:t>Kiss your partner for a full 30 seconds. No talking.</w:t>
             </w:r>
@@ -2611,15 +3300,16 @@
           <w:p>
             <w:pPr>
               <w:spacing w:before="0" w:after="0"/>
-              <w:ind w:left="204" w:right="204"/>
+              <w:ind w:left="249" w:right="249"/>
               <w:jc w:val="center"/>
             </w:pPr>
             <w:r>
               <w:rPr>
-                <w:rFonts w:ascii="Calibri" w:hAnsi="Calibri"/>
+                <w:rFonts w:ascii="Georgia" w:hAnsi="Georgia"/>
                 <w:i/>
-                <w:color w:val="666666"/>
-                <w:sz w:val="15"/>
+                <w:color w:val="8A5F34"/>
+                <w:spacing w:val="20"/>
+                <w:sz w:val="14"/>
               </w:rPr>
               <w:t>PASS = no explanation required</w:t>
             </w:r>
@@ -2658,10 +3348,10 @@
           <w:tcPr>
             <w:tcW w:type="dxa" w:w="3572"/>
             <w:tcBorders>
-              <w:top w:val="single" w:sz="24" w:space="0" w:color="000000"/>
-              <w:left w:val="single" w:sz="24" w:space="0" w:color="000000"/>
-              <w:bottom w:val="single" w:sz="24" w:space="0" w:color="000000"/>
-              <w:right w:val="single" w:sz="24" w:space="0" w:color="000000"/>
+              <w:top w:val="double" w:sz="18" w:space="0" w:color="E7A15C"/>
+              <w:left w:val="double" w:sz="18" w:space="0" w:color="E7A15C"/>
+              <w:bottom w:val="double" w:sz="18" w:space="0" w:color="E7A15C"/>
+              <w:right w:val="double" w:sz="18" w:space="0" w:color="E7A15C"/>
             </w:tcBorders>
             <w:tcMar>
               <w:top w:w="0" w:type="dxa"/>
@@ -2669,51 +3359,73 @@
               <w:bottom w:w="0" w:type="dxa"/>
               <w:end w:w="0" w:type="dxa"/>
             </w:tcMar>
+            <w:shd w:val="clear" w:color="auto" w:fill="17070E"/>
             <w:vAlign w:val="top"/>
           </w:tcPr>
           <w:p>
             <w:pPr>
-              <w:spacing w:before="0" w:after="0" w:lineRule="exact" w:line="340"/>
+              <w:spacing w:before="260" w:after="0"/>
+              <w:ind w:left="249" w:right="249"/>
               <w:jc w:val="center"/>
-              <w:shd w:val="clear" w:color="auto" w:fill="E06C00"/>
+              <w:pBdr>
+                <w:top w:val="single" w:sz="4" w:space="5" w:color="8A5F34"/>
+                <w:bottom w:val="single" w:sz="4" w:space="5" w:color="8A5F34"/>
+              </w:pBdr>
             </w:pPr>
             <w:r>
               <w:rPr>
-                <w:rFonts w:ascii="Calibri" w:hAnsi="Calibri"/>
+                <w:rFonts w:ascii="Georgia" w:hAnsi="Georgia"/>
                 <w:b/>
-                <w:color w:val="FFFFFF"/>
-                <w:sz w:val="19"/>
+                <w:smallCaps/>
+                <w:color w:val="E7A15C"/>
+                <w:spacing w:val="60"/>
+                <w:sz w:val="18"/>
               </w:rPr>
-              <w:t>ORANGE · PROVOCATIVE</w:t>
+              <w:t>Provocative</w:t>
             </w:r>
           </w:p>
           <w:p>
             <w:pPr>
-              <w:spacing w:before="840" w:after="100" w:line="240" w:lineRule="auto"/>
-              <w:ind w:left="204" w:right="204"/>
+              <w:spacing w:before="440" w:after="80" w:line="240" w:lineRule="auto"/>
+              <w:ind w:left="249" w:right="249"/>
               <w:jc w:val="center"/>
             </w:pPr>
             <w:r>
               <w:rPr>
-                <w:rFonts w:ascii="Calibri" w:hAnsi="Calibri"/>
-                <w:b/>
-                <w:color w:val="C25700"/>
-                <w:sz w:val="60"/>
+                <w:rFonts w:ascii="Georgia" w:hAnsi="Georgia"/>
+                <w:color w:val="E7A15C"/>
+                <w:sz w:val="68"/>
               </w:rPr>
               <w:t>31</w:t>
             </w:r>
           </w:p>
           <w:p>
             <w:pPr>
-              <w:spacing w:before="0" w:after="160" w:line="283" w:lineRule="auto"/>
-              <w:ind w:left="204" w:right="204"/>
+              <w:spacing w:before="0" w:after="160"/>
+              <w:ind w:left="249" w:right="249"/>
+              <w:jc w:val="center"/>
+              <w:pBdr>
+                <w:bottom w:val="single" w:sz="4" w:space="2" w:color="8A5F34"/>
+              </w:pBdr>
+            </w:pPr>
+            <w:r>
+              <w:rPr>
+                <w:sz w:val="4"/>
+              </w:rPr>
+              <w:t xml:space="preserve"> </w:t>
+            </w:r>
+          </w:p>
+          <w:p>
+            <w:pPr>
+              <w:spacing w:before="0" w:after="200" w:line="293" w:lineRule="auto"/>
+              <w:ind w:left="249" w:right="249"/>
               <w:jc w:val="center"/>
             </w:pPr>
             <w:r>
               <w:rPr>
-                <w:rFonts w:ascii="Calibri" w:hAnsi="Calibri"/>
-                <w:color w:val="111111"/>
-                <w:sz w:val="30"/>
+                <w:rFonts w:ascii="Georgia" w:hAnsi="Georgia"/>
+                <w:color w:val="F3E7EA"/>
+                <w:sz w:val="28"/>
               </w:rPr>
               <w:t>Tell your partner which of their outfits you think about most.</w:t>
             </w:r>
@@ -2721,15 +3433,16 @@
           <w:p>
             <w:pPr>
               <w:spacing w:before="0" w:after="0"/>
-              <w:ind w:left="204" w:right="204"/>
+              <w:ind w:left="249" w:right="249"/>
               <w:jc w:val="center"/>
             </w:pPr>
             <w:r>
               <w:rPr>
-                <w:rFonts w:ascii="Calibri" w:hAnsi="Calibri"/>
+                <w:rFonts w:ascii="Georgia" w:hAnsi="Georgia"/>
                 <w:i/>
-                <w:color w:val="666666"/>
-                <w:sz w:val="15"/>
+                <w:color w:val="8A5F34"/>
+                <w:spacing w:val="20"/>
+                <w:sz w:val="14"/>
               </w:rPr>
               <w:t>PASS = no explanation required</w:t>
             </w:r>
@@ -2739,10 +3452,10 @@
           <w:tcPr>
             <w:tcW w:type="dxa" w:w="3572"/>
             <w:tcBorders>
-              <w:top w:val="single" w:sz="24" w:space="0" w:color="000000"/>
-              <w:left w:val="single" w:sz="24" w:space="0" w:color="000000"/>
-              <w:bottom w:val="single" w:sz="24" w:space="0" w:color="000000"/>
-              <w:right w:val="single" w:sz="24" w:space="0" w:color="000000"/>
+              <w:top w:val="double" w:sz="18" w:space="0" w:color="E7A15C"/>
+              <w:left w:val="double" w:sz="18" w:space="0" w:color="E7A15C"/>
+              <w:bottom w:val="double" w:sz="18" w:space="0" w:color="E7A15C"/>
+              <w:right w:val="double" w:sz="18" w:space="0" w:color="E7A15C"/>
             </w:tcBorders>
             <w:tcMar>
               <w:top w:w="0" w:type="dxa"/>
@@ -2750,51 +3463,73 @@
               <w:bottom w:w="0" w:type="dxa"/>
               <w:end w:w="0" w:type="dxa"/>
             </w:tcMar>
+            <w:shd w:val="clear" w:color="auto" w:fill="17070E"/>
             <w:vAlign w:val="top"/>
           </w:tcPr>
           <w:p>
             <w:pPr>
-              <w:spacing w:before="0" w:after="0" w:lineRule="exact" w:line="340"/>
+              <w:spacing w:before="260" w:after="0"/>
+              <w:ind w:left="249" w:right="249"/>
               <w:jc w:val="center"/>
-              <w:shd w:val="clear" w:color="auto" w:fill="E06C00"/>
+              <w:pBdr>
+                <w:top w:val="single" w:sz="4" w:space="5" w:color="8A5F34"/>
+                <w:bottom w:val="single" w:sz="4" w:space="5" w:color="8A5F34"/>
+              </w:pBdr>
             </w:pPr>
             <w:r>
               <w:rPr>
-                <w:rFonts w:ascii="Calibri" w:hAnsi="Calibri"/>
+                <w:rFonts w:ascii="Georgia" w:hAnsi="Georgia"/>
                 <w:b/>
-                <w:color w:val="FFFFFF"/>
-                <w:sz w:val="19"/>
+                <w:smallCaps/>
+                <w:color w:val="E7A15C"/>
+                <w:spacing w:val="60"/>
+                <w:sz w:val="18"/>
               </w:rPr>
-              <w:t>ORANGE · PROVOCATIVE</w:t>
+              <w:t>Provocative</w:t>
             </w:r>
           </w:p>
           <w:p>
             <w:pPr>
-              <w:spacing w:before="840" w:after="100" w:line="240" w:lineRule="auto"/>
-              <w:ind w:left="204" w:right="204"/>
+              <w:spacing w:before="440" w:after="80" w:line="240" w:lineRule="auto"/>
+              <w:ind w:left="249" w:right="249"/>
               <w:jc w:val="center"/>
             </w:pPr>
             <w:r>
               <w:rPr>
-                <w:rFonts w:ascii="Calibri" w:hAnsi="Calibri"/>
-                <w:b/>
-                <w:color w:val="C25700"/>
-                <w:sz w:val="60"/>
+                <w:rFonts w:ascii="Georgia" w:hAnsi="Georgia"/>
+                <w:color w:val="E7A15C"/>
+                <w:sz w:val="68"/>
               </w:rPr>
               <w:t>32</w:t>
             </w:r>
           </w:p>
           <w:p>
             <w:pPr>
-              <w:spacing w:before="0" w:after="160" w:line="283" w:lineRule="auto"/>
-              <w:ind w:left="204" w:right="204"/>
+              <w:spacing w:before="0" w:after="160"/>
+              <w:ind w:left="249" w:right="249"/>
+              <w:jc w:val="center"/>
+              <w:pBdr>
+                <w:bottom w:val="single" w:sz="4" w:space="2" w:color="8A5F34"/>
+              </w:pBdr>
+            </w:pPr>
+            <w:r>
+              <w:rPr>
+                <w:sz w:val="4"/>
+              </w:rPr>
+              <w:t xml:space="preserve"> </w:t>
+            </w:r>
+          </w:p>
+          <w:p>
+            <w:pPr>
+              <w:spacing w:before="0" w:after="200" w:line="293" w:lineRule="auto"/>
+              <w:ind w:left="249" w:right="249"/>
               <w:jc w:val="center"/>
             </w:pPr>
             <w:r>
               <w:rPr>
-                <w:rFonts w:ascii="Calibri" w:hAnsi="Calibri"/>
-                <w:color w:val="111111"/>
-                <w:sz w:val="30"/>
+                <w:rFonts w:ascii="Georgia" w:hAnsi="Georgia"/>
+                <w:color w:val="F3E7EA"/>
+                <w:sz w:val="28"/>
               </w:rPr>
               <w:t>Let your partner choose one item of your clothing to remove.</w:t>
             </w:r>
@@ -2802,15 +3537,16 @@
           <w:p>
             <w:pPr>
               <w:spacing w:before="0" w:after="0"/>
-              <w:ind w:left="204" w:right="204"/>
+              <w:ind w:left="249" w:right="249"/>
               <w:jc w:val="center"/>
             </w:pPr>
             <w:r>
               <w:rPr>
-                <w:rFonts w:ascii="Calibri" w:hAnsi="Calibri"/>
+                <w:rFonts w:ascii="Georgia" w:hAnsi="Georgia"/>
                 <w:i/>
-                <w:color w:val="666666"/>
-                <w:sz w:val="15"/>
+                <w:color w:val="8A5F34"/>
+                <w:spacing w:val="20"/>
+                <w:sz w:val="14"/>
               </w:rPr>
               <w:t>PASS = no explanation required</w:t>
             </w:r>
@@ -2826,10 +3562,10 @@
           <w:tcPr>
             <w:tcW w:type="dxa" w:w="3572"/>
             <w:tcBorders>
-              <w:top w:val="single" w:sz="24" w:space="0" w:color="000000"/>
-              <w:left w:val="single" w:sz="24" w:space="0" w:color="000000"/>
-              <w:bottom w:val="single" w:sz="24" w:space="0" w:color="000000"/>
-              <w:right w:val="single" w:sz="24" w:space="0" w:color="000000"/>
+              <w:top w:val="double" w:sz="18" w:space="0" w:color="E7A15C"/>
+              <w:left w:val="double" w:sz="18" w:space="0" w:color="E7A15C"/>
+              <w:bottom w:val="double" w:sz="18" w:space="0" w:color="E7A15C"/>
+              <w:right w:val="double" w:sz="18" w:space="0" w:color="E7A15C"/>
             </w:tcBorders>
             <w:tcMar>
               <w:top w:w="0" w:type="dxa"/>
@@ -2837,51 +3573,73 @@
               <w:bottom w:w="0" w:type="dxa"/>
               <w:end w:w="0" w:type="dxa"/>
             </w:tcMar>
+            <w:shd w:val="clear" w:color="auto" w:fill="17070E"/>
             <w:vAlign w:val="top"/>
           </w:tcPr>
           <w:p>
             <w:pPr>
-              <w:spacing w:before="0" w:after="0" w:lineRule="exact" w:line="340"/>
+              <w:spacing w:before="260" w:after="0"/>
+              <w:ind w:left="249" w:right="249"/>
               <w:jc w:val="center"/>
-              <w:shd w:val="clear" w:color="auto" w:fill="E06C00"/>
+              <w:pBdr>
+                <w:top w:val="single" w:sz="4" w:space="5" w:color="8A5F34"/>
+                <w:bottom w:val="single" w:sz="4" w:space="5" w:color="8A5F34"/>
+              </w:pBdr>
             </w:pPr>
             <w:r>
               <w:rPr>
-                <w:rFonts w:ascii="Calibri" w:hAnsi="Calibri"/>
+                <w:rFonts w:ascii="Georgia" w:hAnsi="Georgia"/>
                 <w:b/>
-                <w:color w:val="FFFFFF"/>
-                <w:sz w:val="19"/>
+                <w:smallCaps/>
+                <w:color w:val="E7A15C"/>
+                <w:spacing w:val="60"/>
+                <w:sz w:val="18"/>
               </w:rPr>
-              <w:t>ORANGE · PROVOCATIVE</w:t>
+              <w:t>Provocative</w:t>
             </w:r>
           </w:p>
           <w:p>
             <w:pPr>
-              <w:spacing w:before="840" w:after="100" w:line="240" w:lineRule="auto"/>
-              <w:ind w:left="204" w:right="204"/>
+              <w:spacing w:before="440" w:after="80" w:line="240" w:lineRule="auto"/>
+              <w:ind w:left="249" w:right="249"/>
               <w:jc w:val="center"/>
             </w:pPr>
             <w:r>
               <w:rPr>
-                <w:rFonts w:ascii="Calibri" w:hAnsi="Calibri"/>
-                <w:b/>
-                <w:color w:val="C25700"/>
-                <w:sz w:val="60"/>
+                <w:rFonts w:ascii="Georgia" w:hAnsi="Georgia"/>
+                <w:color w:val="E7A15C"/>
+                <w:sz w:val="68"/>
               </w:rPr>
               <w:t>33</w:t>
             </w:r>
           </w:p>
           <w:p>
             <w:pPr>
-              <w:spacing w:before="0" w:after="160" w:line="283" w:lineRule="auto"/>
-              <w:ind w:left="204" w:right="204"/>
+              <w:spacing w:before="0" w:after="160"/>
+              <w:ind w:left="249" w:right="249"/>
+              <w:jc w:val="center"/>
+              <w:pBdr>
+                <w:bottom w:val="single" w:sz="4" w:space="2" w:color="8A5F34"/>
+              </w:pBdr>
+            </w:pPr>
+            <w:r>
+              <w:rPr>
+                <w:sz w:val="4"/>
+              </w:rPr>
+              <w:t xml:space="preserve"> </w:t>
+            </w:r>
+          </w:p>
+          <w:p>
+            <w:pPr>
+              <w:spacing w:before="0" w:after="200" w:line="293" w:lineRule="auto"/>
+              <w:ind w:left="249" w:right="249"/>
               <w:jc w:val="center"/>
             </w:pPr>
             <w:r>
               <w:rPr>
-                <w:rFonts w:ascii="Calibri" w:hAnsi="Calibri"/>
-                <w:color w:val="111111"/>
-                <w:sz w:val="28"/>
+                <w:rFonts w:ascii="Georgia" w:hAnsi="Georgia"/>
+                <w:color w:val="F3E7EA"/>
+                <w:sz w:val="26"/>
               </w:rPr>
               <w:t>Share your favourite memory of being alone together — as much detail as you like.</w:t>
             </w:r>
@@ -2889,15 +3647,16 @@
           <w:p>
             <w:pPr>
               <w:spacing w:before="0" w:after="0"/>
-              <w:ind w:left="204" w:right="204"/>
+              <w:ind w:left="249" w:right="249"/>
               <w:jc w:val="center"/>
             </w:pPr>
             <w:r>
               <w:rPr>
-                <w:rFonts w:ascii="Calibri" w:hAnsi="Calibri"/>
+                <w:rFonts w:ascii="Georgia" w:hAnsi="Georgia"/>
                 <w:i/>
-                <w:color w:val="666666"/>
-                <w:sz w:val="15"/>
+                <w:color w:val="8A5F34"/>
+                <w:spacing w:val="20"/>
+                <w:sz w:val="14"/>
               </w:rPr>
               <w:t>PASS = no explanation required</w:t>
             </w:r>
@@ -2907,10 +3666,10 @@
           <w:tcPr>
             <w:tcW w:type="dxa" w:w="3572"/>
             <w:tcBorders>
-              <w:top w:val="single" w:sz="24" w:space="0" w:color="000000"/>
-              <w:left w:val="single" w:sz="24" w:space="0" w:color="000000"/>
-              <w:bottom w:val="single" w:sz="24" w:space="0" w:color="000000"/>
-              <w:right w:val="single" w:sz="24" w:space="0" w:color="000000"/>
+              <w:top w:val="double" w:sz="18" w:space="0" w:color="E7A15C"/>
+              <w:left w:val="double" w:sz="18" w:space="0" w:color="E7A15C"/>
+              <w:bottom w:val="double" w:sz="18" w:space="0" w:color="E7A15C"/>
+              <w:right w:val="double" w:sz="18" w:space="0" w:color="E7A15C"/>
             </w:tcBorders>
             <w:tcMar>
               <w:top w:w="0" w:type="dxa"/>
@@ -2918,51 +3677,73 @@
               <w:bottom w:w="0" w:type="dxa"/>
               <w:end w:w="0" w:type="dxa"/>
             </w:tcMar>
+            <w:shd w:val="clear" w:color="auto" w:fill="17070E"/>
             <w:vAlign w:val="top"/>
           </w:tcPr>
           <w:p>
             <w:pPr>
-              <w:spacing w:before="0" w:after="0" w:lineRule="exact" w:line="340"/>
+              <w:spacing w:before="260" w:after="0"/>
+              <w:ind w:left="249" w:right="249"/>
               <w:jc w:val="center"/>
-              <w:shd w:val="clear" w:color="auto" w:fill="E06C00"/>
+              <w:pBdr>
+                <w:top w:val="single" w:sz="4" w:space="5" w:color="8A5F34"/>
+                <w:bottom w:val="single" w:sz="4" w:space="5" w:color="8A5F34"/>
+              </w:pBdr>
             </w:pPr>
             <w:r>
               <w:rPr>
-                <w:rFonts w:ascii="Calibri" w:hAnsi="Calibri"/>
+                <w:rFonts w:ascii="Georgia" w:hAnsi="Georgia"/>
                 <w:b/>
-                <w:color w:val="FFFFFF"/>
-                <w:sz w:val="19"/>
+                <w:smallCaps/>
+                <w:color w:val="E7A15C"/>
+                <w:spacing w:val="60"/>
+                <w:sz w:val="18"/>
               </w:rPr>
-              <w:t>ORANGE · PROVOCATIVE</w:t>
+              <w:t>Provocative</w:t>
             </w:r>
           </w:p>
           <w:p>
             <w:pPr>
-              <w:spacing w:before="840" w:after="100" w:line="240" w:lineRule="auto"/>
-              <w:ind w:left="204" w:right="204"/>
+              <w:spacing w:before="440" w:after="80" w:line="240" w:lineRule="auto"/>
+              <w:ind w:left="249" w:right="249"/>
               <w:jc w:val="center"/>
             </w:pPr>
             <w:r>
               <w:rPr>
-                <w:rFonts w:ascii="Calibri" w:hAnsi="Calibri"/>
-                <w:b/>
-                <w:color w:val="C25700"/>
-                <w:sz w:val="60"/>
+                <w:rFonts w:ascii="Georgia" w:hAnsi="Georgia"/>
+                <w:color w:val="E7A15C"/>
+                <w:sz w:val="68"/>
               </w:rPr>
               <w:t>34</w:t>
             </w:r>
           </w:p>
           <w:p>
             <w:pPr>
-              <w:spacing w:before="0" w:after="160" w:line="283" w:lineRule="auto"/>
-              <w:ind w:left="204" w:right="204"/>
+              <w:spacing w:before="0" w:after="160"/>
+              <w:ind w:left="249" w:right="249"/>
+              <w:jc w:val="center"/>
+              <w:pBdr>
+                <w:bottom w:val="single" w:sz="4" w:space="2" w:color="8A5F34"/>
+              </w:pBdr>
+            </w:pPr>
+            <w:r>
+              <w:rPr>
+                <w:sz w:val="4"/>
+              </w:rPr>
+              <w:t xml:space="preserve"> </w:t>
+            </w:r>
+          </w:p>
+          <w:p>
+            <w:pPr>
+              <w:spacing w:before="0" w:after="200" w:line="293" w:lineRule="auto"/>
+              <w:ind w:left="249" w:right="249"/>
               <w:jc w:val="center"/>
             </w:pPr>
             <w:r>
               <w:rPr>
-                <w:rFonts w:ascii="Calibri" w:hAnsi="Calibri"/>
-                <w:color w:val="111111"/>
-                <w:sz w:val="30"/>
+                <w:rFonts w:ascii="Georgia" w:hAnsi="Georgia"/>
+                <w:color w:val="F3E7EA"/>
+                <w:sz w:val="28"/>
               </w:rPr>
               <w:t>Sit on your partner's lap until two more cards have been drawn.</w:t>
             </w:r>
@@ -2970,15 +3751,16 @@
           <w:p>
             <w:pPr>
               <w:spacing w:before="0" w:after="0"/>
-              <w:ind w:left="204" w:right="204"/>
+              <w:ind w:left="249" w:right="249"/>
               <w:jc w:val="center"/>
             </w:pPr>
             <w:r>
               <w:rPr>
-                <w:rFonts w:ascii="Calibri" w:hAnsi="Calibri"/>
+                <w:rFonts w:ascii="Georgia" w:hAnsi="Georgia"/>
                 <w:i/>
-                <w:color w:val="666666"/>
-                <w:sz w:val="15"/>
+                <w:color w:val="8A5F34"/>
+                <w:spacing w:val="20"/>
+                <w:sz w:val="14"/>
               </w:rPr>
               <w:t>PASS = no explanation required</w:t>
             </w:r>
@@ -2994,10 +3776,10 @@
           <w:tcPr>
             <w:tcW w:type="dxa" w:w="3572"/>
             <w:tcBorders>
-              <w:top w:val="single" w:sz="24" w:space="0" w:color="000000"/>
-              <w:left w:val="single" w:sz="24" w:space="0" w:color="000000"/>
-              <w:bottom w:val="single" w:sz="24" w:space="0" w:color="000000"/>
-              <w:right w:val="single" w:sz="24" w:space="0" w:color="000000"/>
+              <w:top w:val="double" w:sz="18" w:space="0" w:color="E7A15C"/>
+              <w:left w:val="double" w:sz="18" w:space="0" w:color="E7A15C"/>
+              <w:bottom w:val="double" w:sz="18" w:space="0" w:color="E7A15C"/>
+              <w:right w:val="double" w:sz="18" w:space="0" w:color="E7A15C"/>
             </w:tcBorders>
             <w:tcMar>
               <w:top w:w="0" w:type="dxa"/>
@@ -3005,51 +3787,73 @@
               <w:bottom w:w="0" w:type="dxa"/>
               <w:end w:w="0" w:type="dxa"/>
             </w:tcMar>
+            <w:shd w:val="clear" w:color="auto" w:fill="17070E"/>
             <w:vAlign w:val="top"/>
           </w:tcPr>
           <w:p>
             <w:pPr>
-              <w:spacing w:before="0" w:after="0" w:lineRule="exact" w:line="340"/>
+              <w:spacing w:before="260" w:after="0"/>
+              <w:ind w:left="249" w:right="249"/>
               <w:jc w:val="center"/>
-              <w:shd w:val="clear" w:color="auto" w:fill="E06C00"/>
+              <w:pBdr>
+                <w:top w:val="single" w:sz="4" w:space="5" w:color="8A5F34"/>
+                <w:bottom w:val="single" w:sz="4" w:space="5" w:color="8A5F34"/>
+              </w:pBdr>
             </w:pPr>
             <w:r>
               <w:rPr>
-                <w:rFonts w:ascii="Calibri" w:hAnsi="Calibri"/>
+                <w:rFonts w:ascii="Georgia" w:hAnsi="Georgia"/>
                 <w:b/>
-                <w:color w:val="FFFFFF"/>
-                <w:sz w:val="19"/>
+                <w:smallCaps/>
+                <w:color w:val="E7A15C"/>
+                <w:spacing w:val="60"/>
+                <w:sz w:val="18"/>
               </w:rPr>
-              <w:t>ORANGE · PROVOCATIVE</w:t>
+              <w:t>Provocative</w:t>
             </w:r>
           </w:p>
           <w:p>
             <w:pPr>
-              <w:spacing w:before="840" w:after="100" w:line="240" w:lineRule="auto"/>
-              <w:ind w:left="204" w:right="204"/>
+              <w:spacing w:before="440" w:after="80" w:line="240" w:lineRule="auto"/>
+              <w:ind w:left="249" w:right="249"/>
               <w:jc w:val="center"/>
             </w:pPr>
             <w:r>
               <w:rPr>
-                <w:rFonts w:ascii="Calibri" w:hAnsi="Calibri"/>
-                <w:b/>
-                <w:color w:val="C25700"/>
-                <w:sz w:val="60"/>
+                <w:rFonts w:ascii="Georgia" w:hAnsi="Georgia"/>
+                <w:color w:val="E7A15C"/>
+                <w:sz w:val="68"/>
               </w:rPr>
               <w:t>35</w:t>
             </w:r>
           </w:p>
           <w:p>
             <w:pPr>
-              <w:spacing w:before="0" w:after="160" w:line="283" w:lineRule="auto"/>
-              <w:ind w:left="204" w:right="204"/>
+              <w:spacing w:before="0" w:after="160"/>
+              <w:ind w:left="249" w:right="249"/>
+              <w:jc w:val="center"/>
+              <w:pBdr>
+                <w:bottom w:val="single" w:sz="4" w:space="2" w:color="8A5F34"/>
+              </w:pBdr>
+            </w:pPr>
+            <w:r>
+              <w:rPr>
+                <w:sz w:val="4"/>
+              </w:rPr>
+              <w:t xml:space="preserve"> </w:t>
+            </w:r>
+          </w:p>
+          <w:p>
+            <w:pPr>
+              <w:spacing w:before="0" w:after="200" w:line="293" w:lineRule="auto"/>
+              <w:ind w:left="249" w:right="249"/>
               <w:jc w:val="center"/>
             </w:pPr>
             <w:r>
               <w:rPr>
-                <w:rFonts w:ascii="Calibri" w:hAnsi="Calibri"/>
-                <w:color w:val="111111"/>
-                <w:sz w:val="30"/>
+                <w:rFonts w:ascii="Georgia" w:hAnsi="Georgia"/>
+                <w:color w:val="F3E7EA"/>
+                <w:sz w:val="28"/>
               </w:rPr>
               <w:t>Tell your partner where you most like being touched.</w:t>
             </w:r>
@@ -3057,15 +3861,16 @@
           <w:p>
             <w:pPr>
               <w:spacing w:before="0" w:after="0"/>
-              <w:ind w:left="204" w:right="204"/>
+              <w:ind w:left="249" w:right="249"/>
               <w:jc w:val="center"/>
             </w:pPr>
             <w:r>
               <w:rPr>
-                <w:rFonts w:ascii="Calibri" w:hAnsi="Calibri"/>
+                <w:rFonts w:ascii="Georgia" w:hAnsi="Georgia"/>
                 <w:i/>
-                <w:color w:val="666666"/>
-                <w:sz w:val="15"/>
+                <w:color w:val="8A5F34"/>
+                <w:spacing w:val="20"/>
+                <w:sz w:val="14"/>
               </w:rPr>
               <w:t>PASS = no explanation required</w:t>
             </w:r>
@@ -3075,10 +3880,10 @@
           <w:tcPr>
             <w:tcW w:type="dxa" w:w="3572"/>
             <w:tcBorders>
-              <w:top w:val="single" w:sz="24" w:space="0" w:color="000000"/>
-              <w:left w:val="single" w:sz="24" w:space="0" w:color="000000"/>
-              <w:bottom w:val="single" w:sz="24" w:space="0" w:color="000000"/>
-              <w:right w:val="single" w:sz="24" w:space="0" w:color="000000"/>
+              <w:top w:val="double" w:sz="18" w:space="0" w:color="E7A15C"/>
+              <w:left w:val="double" w:sz="18" w:space="0" w:color="E7A15C"/>
+              <w:bottom w:val="double" w:sz="18" w:space="0" w:color="E7A15C"/>
+              <w:right w:val="double" w:sz="18" w:space="0" w:color="E7A15C"/>
             </w:tcBorders>
             <w:tcMar>
               <w:top w:w="0" w:type="dxa"/>
@@ -3086,51 +3891,73 @@
               <w:bottom w:w="0" w:type="dxa"/>
               <w:end w:w="0" w:type="dxa"/>
             </w:tcMar>
+            <w:shd w:val="clear" w:color="auto" w:fill="17070E"/>
             <w:vAlign w:val="top"/>
           </w:tcPr>
           <w:p>
             <w:pPr>
-              <w:spacing w:before="0" w:after="0" w:lineRule="exact" w:line="340"/>
+              <w:spacing w:before="260" w:after="0"/>
+              <w:ind w:left="249" w:right="249"/>
               <w:jc w:val="center"/>
-              <w:shd w:val="clear" w:color="auto" w:fill="E06C00"/>
+              <w:pBdr>
+                <w:top w:val="single" w:sz="4" w:space="5" w:color="8A5F34"/>
+                <w:bottom w:val="single" w:sz="4" w:space="5" w:color="8A5F34"/>
+              </w:pBdr>
             </w:pPr>
             <w:r>
               <w:rPr>
-                <w:rFonts w:ascii="Calibri" w:hAnsi="Calibri"/>
+                <w:rFonts w:ascii="Georgia" w:hAnsi="Georgia"/>
                 <w:b/>
-                <w:color w:val="FFFFFF"/>
-                <w:sz w:val="19"/>
+                <w:smallCaps/>
+                <w:color w:val="E7A15C"/>
+                <w:spacing w:val="60"/>
+                <w:sz w:val="18"/>
               </w:rPr>
-              <w:t>ORANGE · PROVOCATIVE</w:t>
+              <w:t>Provocative</w:t>
             </w:r>
           </w:p>
           <w:p>
             <w:pPr>
-              <w:spacing w:before="840" w:after="100" w:line="240" w:lineRule="auto"/>
-              <w:ind w:left="204" w:right="204"/>
+              <w:spacing w:before="440" w:after="80" w:line="240" w:lineRule="auto"/>
+              <w:ind w:left="249" w:right="249"/>
               <w:jc w:val="center"/>
             </w:pPr>
             <w:r>
               <w:rPr>
-                <w:rFonts w:ascii="Calibri" w:hAnsi="Calibri"/>
-                <w:b/>
-                <w:color w:val="C25700"/>
-                <w:sz w:val="60"/>
+                <w:rFonts w:ascii="Georgia" w:hAnsi="Georgia"/>
+                <w:color w:val="E7A15C"/>
+                <w:sz w:val="68"/>
               </w:rPr>
               <w:t>36</w:t>
             </w:r>
           </w:p>
           <w:p>
             <w:pPr>
-              <w:spacing w:before="0" w:after="160" w:line="283" w:lineRule="auto"/>
-              <w:ind w:left="204" w:right="204"/>
+              <w:spacing w:before="0" w:after="160"/>
+              <w:ind w:left="249" w:right="249"/>
+              <w:jc w:val="center"/>
+              <w:pBdr>
+                <w:bottom w:val="single" w:sz="4" w:space="2" w:color="8A5F34"/>
+              </w:pBdr>
+            </w:pPr>
+            <w:r>
+              <w:rPr>
+                <w:sz w:val="4"/>
+              </w:rPr>
+              <w:t xml:space="preserve"> </w:t>
+            </w:r>
+          </w:p>
+          <w:p>
+            <w:pPr>
+              <w:spacing w:before="0" w:after="200" w:line="293" w:lineRule="auto"/>
+              <w:ind w:left="249" w:right="249"/>
               <w:jc w:val="center"/>
             </w:pPr>
             <w:r>
               <w:rPr>
-                <w:rFonts w:ascii="Calibri" w:hAnsi="Calibri"/>
-                <w:color w:val="111111"/>
-                <w:sz w:val="30"/>
+                <w:rFonts w:ascii="Georgia" w:hAnsi="Georgia"/>
+                <w:color w:val="F3E7EA"/>
+                <w:sz w:val="28"/>
               </w:rPr>
               <w:t>Give your partner a slow kiss on the neck.</w:t>
             </w:r>
@@ -3138,15 +3965,16 @@
           <w:p>
             <w:pPr>
               <w:spacing w:before="0" w:after="0"/>
-              <w:ind w:left="204" w:right="204"/>
+              <w:ind w:left="249" w:right="249"/>
               <w:jc w:val="center"/>
             </w:pPr>
             <w:r>
               <w:rPr>
-                <w:rFonts w:ascii="Calibri" w:hAnsi="Calibri"/>
+                <w:rFonts w:ascii="Georgia" w:hAnsi="Georgia"/>
                 <w:i/>
-                <w:color w:val="666666"/>
-                <w:sz w:val="15"/>
+                <w:color w:val="8A5F34"/>
+                <w:spacing w:val="20"/>
+                <w:sz w:val="14"/>
               </w:rPr>
               <w:t>PASS = no explanation required</w:t>
             </w:r>
@@ -3185,10 +4013,10 @@
           <w:tcPr>
             <w:tcW w:type="dxa" w:w="3572"/>
             <w:tcBorders>
-              <w:top w:val="single" w:sz="24" w:space="0" w:color="000000"/>
-              <w:left w:val="single" w:sz="24" w:space="0" w:color="000000"/>
-              <w:bottom w:val="single" w:sz="24" w:space="0" w:color="000000"/>
-              <w:right w:val="single" w:sz="24" w:space="0" w:color="000000"/>
+              <w:top w:val="double" w:sz="18" w:space="0" w:color="E7A15C"/>
+              <w:left w:val="double" w:sz="18" w:space="0" w:color="E7A15C"/>
+              <w:bottom w:val="double" w:sz="18" w:space="0" w:color="E7A15C"/>
+              <w:right w:val="double" w:sz="18" w:space="0" w:color="E7A15C"/>
             </w:tcBorders>
             <w:tcMar>
               <w:top w:w="0" w:type="dxa"/>
@@ -3196,51 +4024,73 @@
               <w:bottom w:w="0" w:type="dxa"/>
               <w:end w:w="0" w:type="dxa"/>
             </w:tcMar>
+            <w:shd w:val="clear" w:color="auto" w:fill="17070E"/>
             <w:vAlign w:val="top"/>
           </w:tcPr>
           <w:p>
             <w:pPr>
-              <w:spacing w:before="0" w:after="0" w:lineRule="exact" w:line="340"/>
+              <w:spacing w:before="260" w:after="0"/>
+              <w:ind w:left="249" w:right="249"/>
               <w:jc w:val="center"/>
-              <w:shd w:val="clear" w:color="auto" w:fill="E06C00"/>
+              <w:pBdr>
+                <w:top w:val="single" w:sz="4" w:space="5" w:color="8A5F34"/>
+                <w:bottom w:val="single" w:sz="4" w:space="5" w:color="8A5F34"/>
+              </w:pBdr>
             </w:pPr>
             <w:r>
               <w:rPr>
-                <w:rFonts w:ascii="Calibri" w:hAnsi="Calibri"/>
+                <w:rFonts w:ascii="Georgia" w:hAnsi="Georgia"/>
                 <w:b/>
-                <w:color w:val="FFFFFF"/>
-                <w:sz w:val="19"/>
+                <w:smallCaps/>
+                <w:color w:val="E7A15C"/>
+                <w:spacing w:val="60"/>
+                <w:sz w:val="18"/>
               </w:rPr>
-              <w:t>ORANGE · PROVOCATIVE</w:t>
+              <w:t>Provocative</w:t>
             </w:r>
           </w:p>
           <w:p>
             <w:pPr>
-              <w:spacing w:before="840" w:after="100" w:line="240" w:lineRule="auto"/>
-              <w:ind w:left="204" w:right="204"/>
+              <w:spacing w:before="440" w:after="80" w:line="240" w:lineRule="auto"/>
+              <w:ind w:left="249" w:right="249"/>
               <w:jc w:val="center"/>
             </w:pPr>
             <w:r>
               <w:rPr>
-                <w:rFonts w:ascii="Calibri" w:hAnsi="Calibri"/>
-                <w:b/>
-                <w:color w:val="C25700"/>
-                <w:sz w:val="60"/>
+                <w:rFonts w:ascii="Georgia" w:hAnsi="Georgia"/>
+                <w:color w:val="E7A15C"/>
+                <w:sz w:val="68"/>
               </w:rPr>
               <w:t>37</w:t>
             </w:r>
           </w:p>
           <w:p>
             <w:pPr>
-              <w:spacing w:before="0" w:after="160" w:line="283" w:lineRule="auto"/>
-              <w:ind w:left="204" w:right="204"/>
+              <w:spacing w:before="0" w:after="160"/>
+              <w:ind w:left="249" w:right="249"/>
+              <w:jc w:val="center"/>
+              <w:pBdr>
+                <w:bottom w:val="single" w:sz="4" w:space="2" w:color="8A5F34"/>
+              </w:pBdr>
+            </w:pPr>
+            <w:r>
+              <w:rPr>
+                <w:sz w:val="4"/>
+              </w:rPr>
+              <w:t xml:space="preserve"> </w:t>
+            </w:r>
+          </w:p>
+          <w:p>
+            <w:pPr>
+              <w:spacing w:before="0" w:after="200" w:line="293" w:lineRule="auto"/>
+              <w:ind w:left="249" w:right="249"/>
               <w:jc w:val="center"/>
             </w:pPr>
             <w:r>
               <w:rPr>
-                <w:rFonts w:ascii="Calibri" w:hAnsi="Calibri"/>
-                <w:color w:val="111111"/>
-                <w:sz w:val="28"/>
+                <w:rFonts w:ascii="Georgia" w:hAnsi="Georgia"/>
+                <w:color w:val="F3E7EA"/>
+                <w:sz w:val="26"/>
               </w:rPr>
               <w:t>Name a place — anywhere in the world — where you would like to be alone with your partner.</w:t>
             </w:r>
@@ -3248,15 +4098,16 @@
           <w:p>
             <w:pPr>
               <w:spacing w:before="0" w:after="0"/>
-              <w:ind w:left="204" w:right="204"/>
+              <w:ind w:left="249" w:right="249"/>
               <w:jc w:val="center"/>
             </w:pPr>
             <w:r>
               <w:rPr>
-                <w:rFonts w:ascii="Calibri" w:hAnsi="Calibri"/>
+                <w:rFonts w:ascii="Georgia" w:hAnsi="Georgia"/>
                 <w:i/>
-                <w:color w:val="666666"/>
-                <w:sz w:val="15"/>
+                <w:color w:val="8A5F34"/>
+                <w:spacing w:val="20"/>
+                <w:sz w:val="14"/>
               </w:rPr>
               <w:t>PASS = no explanation required</w:t>
             </w:r>
@@ -3266,10 +4117,10 @@
           <w:tcPr>
             <w:tcW w:type="dxa" w:w="3572"/>
             <w:tcBorders>
-              <w:top w:val="single" w:sz="24" w:space="0" w:color="000000"/>
-              <w:left w:val="single" w:sz="24" w:space="0" w:color="000000"/>
-              <w:bottom w:val="single" w:sz="24" w:space="0" w:color="000000"/>
-              <w:right w:val="single" w:sz="24" w:space="0" w:color="000000"/>
+              <w:top w:val="double" w:sz="18" w:space="0" w:color="E7A15C"/>
+              <w:left w:val="double" w:sz="18" w:space="0" w:color="E7A15C"/>
+              <w:bottom w:val="double" w:sz="18" w:space="0" w:color="E7A15C"/>
+              <w:right w:val="double" w:sz="18" w:space="0" w:color="E7A15C"/>
             </w:tcBorders>
             <w:tcMar>
               <w:top w:w="0" w:type="dxa"/>
@@ -3277,51 +4128,73 @@
               <w:bottom w:w="0" w:type="dxa"/>
               <w:end w:w="0" w:type="dxa"/>
             </w:tcMar>
+            <w:shd w:val="clear" w:color="auto" w:fill="17070E"/>
             <w:vAlign w:val="top"/>
           </w:tcPr>
           <w:p>
             <w:pPr>
-              <w:spacing w:before="0" w:after="0" w:lineRule="exact" w:line="340"/>
+              <w:spacing w:before="260" w:after="0"/>
+              <w:ind w:left="249" w:right="249"/>
               <w:jc w:val="center"/>
-              <w:shd w:val="clear" w:color="auto" w:fill="E06C00"/>
+              <w:pBdr>
+                <w:top w:val="single" w:sz="4" w:space="5" w:color="8A5F34"/>
+                <w:bottom w:val="single" w:sz="4" w:space="5" w:color="8A5F34"/>
+              </w:pBdr>
             </w:pPr>
             <w:r>
               <w:rPr>
-                <w:rFonts w:ascii="Calibri" w:hAnsi="Calibri"/>
+                <w:rFonts w:ascii="Georgia" w:hAnsi="Georgia"/>
                 <w:b/>
-                <w:color w:val="FFFFFF"/>
-                <w:sz w:val="19"/>
+                <w:smallCaps/>
+                <w:color w:val="E7A15C"/>
+                <w:spacing w:val="60"/>
+                <w:sz w:val="18"/>
               </w:rPr>
-              <w:t>ORANGE · PROVOCATIVE</w:t>
+              <w:t>Provocative</w:t>
             </w:r>
           </w:p>
           <w:p>
             <w:pPr>
-              <w:spacing w:before="840" w:after="100" w:line="240" w:lineRule="auto"/>
-              <w:ind w:left="204" w:right="204"/>
+              <w:spacing w:before="440" w:after="80" w:line="240" w:lineRule="auto"/>
+              <w:ind w:left="249" w:right="249"/>
               <w:jc w:val="center"/>
             </w:pPr>
             <w:r>
               <w:rPr>
-                <w:rFonts w:ascii="Calibri" w:hAnsi="Calibri"/>
-                <w:b/>
-                <w:color w:val="C25700"/>
-                <w:sz w:val="60"/>
+                <w:rFonts w:ascii="Georgia" w:hAnsi="Georgia"/>
+                <w:color w:val="E7A15C"/>
+                <w:sz w:val="68"/>
               </w:rPr>
               <w:t>38</w:t>
             </w:r>
           </w:p>
           <w:p>
             <w:pPr>
-              <w:spacing w:before="0" w:after="160" w:line="283" w:lineRule="auto"/>
-              <w:ind w:left="204" w:right="204"/>
+              <w:spacing w:before="0" w:after="160"/>
+              <w:ind w:left="249" w:right="249"/>
+              <w:jc w:val="center"/>
+              <w:pBdr>
+                <w:bottom w:val="single" w:sz="4" w:space="2" w:color="8A5F34"/>
+              </w:pBdr>
+            </w:pPr>
+            <w:r>
+              <w:rPr>
+                <w:sz w:val="4"/>
+              </w:rPr>
+              <w:t xml:space="preserve"> </w:t>
+            </w:r>
+          </w:p>
+          <w:p>
+            <w:pPr>
+              <w:spacing w:before="0" w:after="200" w:line="293" w:lineRule="auto"/>
+              <w:ind w:left="249" w:right="249"/>
               <w:jc w:val="center"/>
             </w:pPr>
             <w:r>
               <w:rPr>
-                <w:rFonts w:ascii="Calibri" w:hAnsi="Calibri"/>
-                <w:color w:val="111111"/>
-                <w:sz w:val="30"/>
+                <w:rFonts w:ascii="Georgia" w:hAnsi="Georgia"/>
+                <w:color w:val="F3E7EA"/>
+                <w:sz w:val="28"/>
               </w:rPr>
               <w:t>Let your partner blindfold you for the next card.</w:t>
             </w:r>
@@ -3329,15 +4202,16 @@
           <w:p>
             <w:pPr>
               <w:spacing w:before="0" w:after="0"/>
-              <w:ind w:left="204" w:right="204"/>
+              <w:ind w:left="249" w:right="249"/>
               <w:jc w:val="center"/>
             </w:pPr>
             <w:r>
               <w:rPr>
-                <w:rFonts w:ascii="Calibri" w:hAnsi="Calibri"/>
+                <w:rFonts w:ascii="Georgia" w:hAnsi="Georgia"/>
                 <w:i/>
-                <w:color w:val="666666"/>
-                <w:sz w:val="15"/>
+                <w:color w:val="8A5F34"/>
+                <w:spacing w:val="20"/>
+                <w:sz w:val="14"/>
               </w:rPr>
               <w:t>PASS = no explanation required</w:t>
             </w:r>
@@ -3353,10 +4227,10 @@
           <w:tcPr>
             <w:tcW w:type="dxa" w:w="3572"/>
             <w:tcBorders>
-              <w:top w:val="single" w:sz="24" w:space="0" w:color="000000"/>
-              <w:left w:val="single" w:sz="24" w:space="0" w:color="000000"/>
-              <w:bottom w:val="single" w:sz="24" w:space="0" w:color="000000"/>
-              <w:right w:val="single" w:sz="24" w:space="0" w:color="000000"/>
+              <w:top w:val="double" w:sz="18" w:space="0" w:color="E7A15C"/>
+              <w:left w:val="double" w:sz="18" w:space="0" w:color="E7A15C"/>
+              <w:bottom w:val="double" w:sz="18" w:space="0" w:color="E7A15C"/>
+              <w:right w:val="double" w:sz="18" w:space="0" w:color="E7A15C"/>
             </w:tcBorders>
             <w:tcMar>
               <w:top w:w="0" w:type="dxa"/>
@@ -3364,51 +4238,73 @@
               <w:bottom w:w="0" w:type="dxa"/>
               <w:end w:w="0" w:type="dxa"/>
             </w:tcMar>
+            <w:shd w:val="clear" w:color="auto" w:fill="17070E"/>
             <w:vAlign w:val="top"/>
           </w:tcPr>
           <w:p>
             <w:pPr>
-              <w:spacing w:before="0" w:after="0" w:lineRule="exact" w:line="340"/>
+              <w:spacing w:before="260" w:after="0"/>
+              <w:ind w:left="249" w:right="249"/>
               <w:jc w:val="center"/>
-              <w:shd w:val="clear" w:color="auto" w:fill="E06C00"/>
+              <w:pBdr>
+                <w:top w:val="single" w:sz="4" w:space="5" w:color="8A5F34"/>
+                <w:bottom w:val="single" w:sz="4" w:space="5" w:color="8A5F34"/>
+              </w:pBdr>
             </w:pPr>
             <w:r>
               <w:rPr>
-                <w:rFonts w:ascii="Calibri" w:hAnsi="Calibri"/>
+                <w:rFonts w:ascii="Georgia" w:hAnsi="Georgia"/>
                 <w:b/>
-                <w:color w:val="FFFFFF"/>
-                <w:sz w:val="19"/>
+                <w:smallCaps/>
+                <w:color w:val="E7A15C"/>
+                <w:spacing w:val="60"/>
+                <w:sz w:val="18"/>
               </w:rPr>
-              <w:t>ORANGE · PROVOCATIVE</w:t>
+              <w:t>Provocative</w:t>
             </w:r>
           </w:p>
           <w:p>
             <w:pPr>
-              <w:spacing w:before="840" w:after="100" w:line="240" w:lineRule="auto"/>
-              <w:ind w:left="204" w:right="204"/>
+              <w:spacing w:before="440" w:after="80" w:line="240" w:lineRule="auto"/>
+              <w:ind w:left="249" w:right="249"/>
               <w:jc w:val="center"/>
             </w:pPr>
             <w:r>
               <w:rPr>
-                <w:rFonts w:ascii="Calibri" w:hAnsi="Calibri"/>
-                <w:b/>
-                <w:color w:val="C25700"/>
-                <w:sz w:val="60"/>
+                <w:rFonts w:ascii="Georgia" w:hAnsi="Georgia"/>
+                <w:color w:val="E7A15C"/>
+                <w:sz w:val="68"/>
               </w:rPr>
               <w:t>39</w:t>
             </w:r>
           </w:p>
           <w:p>
             <w:pPr>
-              <w:spacing w:before="0" w:after="160" w:line="283" w:lineRule="auto"/>
-              <w:ind w:left="204" w:right="204"/>
+              <w:spacing w:before="0" w:after="160"/>
+              <w:ind w:left="249" w:right="249"/>
+              <w:jc w:val="center"/>
+              <w:pBdr>
+                <w:bottom w:val="single" w:sz="4" w:space="2" w:color="8A5F34"/>
+              </w:pBdr>
+            </w:pPr>
+            <w:r>
+              <w:rPr>
+                <w:sz w:val="4"/>
+              </w:rPr>
+              <w:t xml:space="preserve"> </w:t>
+            </w:r>
+          </w:p>
+          <w:p>
+            <w:pPr>
+              <w:spacing w:before="0" w:after="200" w:line="293" w:lineRule="auto"/>
+              <w:ind w:left="249" w:right="249"/>
               <w:jc w:val="center"/>
             </w:pPr>
             <w:r>
               <w:rPr>
-                <w:rFonts w:ascii="Calibri" w:hAnsi="Calibri"/>
-                <w:color w:val="111111"/>
-                <w:sz w:val="28"/>
+                <w:rFonts w:ascii="Georgia" w:hAnsi="Georgia"/>
+                <w:color w:val="F3E7EA"/>
+                <w:sz w:val="26"/>
               </w:rPr>
               <w:t>Trace your partner's jaw and lips with your fingertips. Slowly. No kissing.</w:t>
             </w:r>
@@ -3416,15 +4312,16 @@
           <w:p>
             <w:pPr>
               <w:spacing w:before="0" w:after="0"/>
-              <w:ind w:left="204" w:right="204"/>
+              <w:ind w:left="249" w:right="249"/>
               <w:jc w:val="center"/>
             </w:pPr>
             <w:r>
               <w:rPr>
-                <w:rFonts w:ascii="Calibri" w:hAnsi="Calibri"/>
+                <w:rFonts w:ascii="Georgia" w:hAnsi="Georgia"/>
                 <w:i/>
-                <w:color w:val="666666"/>
-                <w:sz w:val="15"/>
+                <w:color w:val="8A5F34"/>
+                <w:spacing w:val="20"/>
+                <w:sz w:val="14"/>
               </w:rPr>
               <w:t>PASS = no explanation required</w:t>
             </w:r>
@@ -3434,10 +4331,10 @@
           <w:tcPr>
             <w:tcW w:type="dxa" w:w="3572"/>
             <w:tcBorders>
-              <w:top w:val="single" w:sz="24" w:space="0" w:color="000000"/>
-              <w:left w:val="single" w:sz="24" w:space="0" w:color="000000"/>
-              <w:bottom w:val="single" w:sz="24" w:space="0" w:color="000000"/>
-              <w:right w:val="single" w:sz="24" w:space="0" w:color="000000"/>
+              <w:top w:val="double" w:sz="18" w:space="0" w:color="E7A15C"/>
+              <w:left w:val="double" w:sz="18" w:space="0" w:color="E7A15C"/>
+              <w:bottom w:val="double" w:sz="18" w:space="0" w:color="E7A15C"/>
+              <w:right w:val="double" w:sz="18" w:space="0" w:color="E7A15C"/>
             </w:tcBorders>
             <w:tcMar>
               <w:top w:w="0" w:type="dxa"/>
@@ -3445,51 +4342,73 @@
               <w:bottom w:w="0" w:type="dxa"/>
               <w:end w:w="0" w:type="dxa"/>
             </w:tcMar>
+            <w:shd w:val="clear" w:color="auto" w:fill="17070E"/>
             <w:vAlign w:val="top"/>
           </w:tcPr>
           <w:p>
             <w:pPr>
-              <w:spacing w:before="0" w:after="0" w:lineRule="exact" w:line="340"/>
+              <w:spacing w:before="260" w:after="0"/>
+              <w:ind w:left="249" w:right="249"/>
               <w:jc w:val="center"/>
-              <w:shd w:val="clear" w:color="auto" w:fill="E06C00"/>
+              <w:pBdr>
+                <w:top w:val="single" w:sz="4" w:space="5" w:color="8A5F34"/>
+                <w:bottom w:val="single" w:sz="4" w:space="5" w:color="8A5F34"/>
+              </w:pBdr>
             </w:pPr>
             <w:r>
               <w:rPr>
-                <w:rFonts w:ascii="Calibri" w:hAnsi="Calibri"/>
+                <w:rFonts w:ascii="Georgia" w:hAnsi="Georgia"/>
                 <w:b/>
-                <w:color w:val="FFFFFF"/>
-                <w:sz w:val="19"/>
+                <w:smallCaps/>
+                <w:color w:val="E7A15C"/>
+                <w:spacing w:val="60"/>
+                <w:sz w:val="18"/>
               </w:rPr>
-              <w:t>ORANGE · PROVOCATIVE</w:t>
+              <w:t>Provocative</w:t>
             </w:r>
           </w:p>
           <w:p>
             <w:pPr>
-              <w:spacing w:before="840" w:after="100" w:line="240" w:lineRule="auto"/>
-              <w:ind w:left="204" w:right="204"/>
+              <w:spacing w:before="440" w:after="80" w:line="240" w:lineRule="auto"/>
+              <w:ind w:left="249" w:right="249"/>
               <w:jc w:val="center"/>
             </w:pPr>
             <w:r>
               <w:rPr>
-                <w:rFonts w:ascii="Calibri" w:hAnsi="Calibri"/>
-                <w:b/>
-                <w:color w:val="C25700"/>
-                <w:sz w:val="60"/>
+                <w:rFonts w:ascii="Georgia" w:hAnsi="Georgia"/>
+                <w:color w:val="E7A15C"/>
+                <w:sz w:val="68"/>
               </w:rPr>
               <w:t>40</w:t>
             </w:r>
           </w:p>
           <w:p>
             <w:pPr>
-              <w:spacing w:before="0" w:after="160" w:line="283" w:lineRule="auto"/>
-              <w:ind w:left="204" w:right="204"/>
+              <w:spacing w:before="0" w:after="160"/>
+              <w:ind w:left="249" w:right="249"/>
+              <w:jc w:val="center"/>
+              <w:pBdr>
+                <w:bottom w:val="single" w:sz="4" w:space="2" w:color="8A5F34"/>
+              </w:pBdr>
+            </w:pPr>
+            <w:r>
+              <w:rPr>
+                <w:sz w:val="4"/>
+              </w:rPr>
+              <w:t xml:space="preserve"> </w:t>
+            </w:r>
+          </w:p>
+          <w:p>
+            <w:pPr>
+              <w:spacing w:before="0" w:after="200" w:line="293" w:lineRule="auto"/>
+              <w:ind w:left="249" w:right="249"/>
               <w:jc w:val="center"/>
             </w:pPr>
             <w:r>
               <w:rPr>
-                <w:rFonts w:ascii="Calibri" w:hAnsi="Calibri"/>
-                <w:color w:val="111111"/>
-                <w:sz w:val="28"/>
+                <w:rFonts w:ascii="Georgia" w:hAnsi="Georgia"/>
+                <w:color w:val="F3E7EA"/>
+                <w:sz w:val="26"/>
               </w:rPr>
               <w:t>Tell your partner one thing they do that you find completely irresistible.</w:t>
             </w:r>
@@ -3497,15 +4416,16 @@
           <w:p>
             <w:pPr>
               <w:spacing w:before="0" w:after="0"/>
-              <w:ind w:left="204" w:right="204"/>
+              <w:ind w:left="249" w:right="249"/>
               <w:jc w:val="center"/>
             </w:pPr>
             <w:r>
               <w:rPr>
-                <w:rFonts w:ascii="Calibri" w:hAnsi="Calibri"/>
+                <w:rFonts w:ascii="Georgia" w:hAnsi="Georgia"/>
                 <w:i/>
-                <w:color w:val="666666"/>
-                <w:sz w:val="15"/>
+                <w:color w:val="8A5F34"/>
+                <w:spacing w:val="20"/>
+                <w:sz w:val="14"/>
               </w:rPr>
               <w:t>PASS = no explanation required</w:t>
             </w:r>
@@ -3521,10 +4441,10 @@
           <w:tcPr>
             <w:tcW w:type="dxa" w:w="3572"/>
             <w:tcBorders>
-              <w:top w:val="single" w:sz="24" w:space="0" w:color="000000"/>
-              <w:left w:val="single" w:sz="24" w:space="0" w:color="000000"/>
-              <w:bottom w:val="single" w:sz="24" w:space="0" w:color="000000"/>
-              <w:right w:val="single" w:sz="24" w:space="0" w:color="000000"/>
+              <w:top w:val="double" w:sz="18" w:space="0" w:color="E0556A"/>
+              <w:left w:val="double" w:sz="18" w:space="0" w:color="E0556A"/>
+              <w:bottom w:val="double" w:sz="18" w:space="0" w:color="E0556A"/>
+              <w:right w:val="double" w:sz="18" w:space="0" w:color="E0556A"/>
             </w:tcBorders>
             <w:tcMar>
               <w:top w:w="0" w:type="dxa"/>
@@ -3532,51 +4452,73 @@
               <w:bottom w:w="0" w:type="dxa"/>
               <w:end w:w="0" w:type="dxa"/>
             </w:tcMar>
+            <w:shd w:val="clear" w:color="auto" w:fill="17070E"/>
             <w:vAlign w:val="top"/>
           </w:tcPr>
           <w:p>
             <w:pPr>
-              <w:spacing w:before="0" w:after="0" w:lineRule="exact" w:line="340"/>
+              <w:spacing w:before="260" w:after="0"/>
+              <w:ind w:left="249" w:right="249"/>
               <w:jc w:val="center"/>
-              <w:shd w:val="clear" w:color="auto" w:fill="B3261E"/>
+              <w:pBdr>
+                <w:top w:val="single" w:sz="4" w:space="5" w:color="8A2E3C"/>
+                <w:bottom w:val="single" w:sz="4" w:space="5" w:color="8A2E3C"/>
+              </w:pBdr>
             </w:pPr>
             <w:r>
               <w:rPr>
-                <w:rFonts w:ascii="Calibri" w:hAnsi="Calibri"/>
+                <w:rFonts w:ascii="Georgia" w:hAnsi="Georgia"/>
                 <w:b/>
-                <w:color w:val="FFFFFF"/>
-                <w:sz w:val="19"/>
+                <w:smallCaps/>
+                <w:color w:val="E0556A"/>
+                <w:spacing w:val="60"/>
+                <w:sz w:val="18"/>
               </w:rPr>
-              <w:t>RED · VERY DARING</w:t>
+              <w:t>Very Daring</w:t>
             </w:r>
           </w:p>
           <w:p>
             <w:pPr>
-              <w:spacing w:before="840" w:after="100" w:line="240" w:lineRule="auto"/>
-              <w:ind w:left="204" w:right="204"/>
+              <w:spacing w:before="440" w:after="80" w:line="240" w:lineRule="auto"/>
+              <w:ind w:left="249" w:right="249"/>
               <w:jc w:val="center"/>
             </w:pPr>
             <w:r>
               <w:rPr>
-                <w:rFonts w:ascii="Calibri" w:hAnsi="Calibri"/>
-                <w:b/>
-                <w:color w:val="B3261E"/>
-                <w:sz w:val="60"/>
+                <w:rFonts w:ascii="Georgia" w:hAnsi="Georgia"/>
+                <w:color w:val="E0556A"/>
+                <w:sz w:val="68"/>
               </w:rPr>
               <w:t>41</w:t>
             </w:r>
           </w:p>
           <w:p>
             <w:pPr>
-              <w:spacing w:before="0" w:after="160" w:line="283" w:lineRule="auto"/>
-              <w:ind w:left="204" w:right="204"/>
+              <w:spacing w:before="0" w:after="160"/>
+              <w:ind w:left="249" w:right="249"/>
+              <w:jc w:val="center"/>
+              <w:pBdr>
+                <w:bottom w:val="single" w:sz="4" w:space="2" w:color="8A2E3C"/>
+              </w:pBdr>
+            </w:pPr>
+            <w:r>
+              <w:rPr>
+                <w:sz w:val="4"/>
+              </w:rPr>
+              <w:t xml:space="preserve"> </w:t>
+            </w:r>
+          </w:p>
+          <w:p>
+            <w:pPr>
+              <w:spacing w:before="0" w:after="200" w:line="293" w:lineRule="auto"/>
+              <w:ind w:left="249" w:right="249"/>
               <w:jc w:val="center"/>
             </w:pPr>
             <w:r>
               <w:rPr>
-                <w:rFonts w:ascii="Calibri" w:hAnsi="Calibri"/>
-                <w:color w:val="111111"/>
-                <w:sz w:val="30"/>
+                <w:rFonts w:ascii="Georgia" w:hAnsi="Georgia"/>
+                <w:color w:val="F3E7EA"/>
+                <w:sz w:val="28"/>
               </w:rPr>
               <w:t>Ask your partner for exactly what you want next, in your own words.</w:t>
             </w:r>
@@ -3584,15 +4526,16 @@
           <w:p>
             <w:pPr>
               <w:spacing w:before="0" w:after="0"/>
-              <w:ind w:left="204" w:right="204"/>
+              <w:ind w:left="249" w:right="249"/>
               <w:jc w:val="center"/>
             </w:pPr>
             <w:r>
               <w:rPr>
-                <w:rFonts w:ascii="Calibri" w:hAnsi="Calibri"/>
+                <w:rFonts w:ascii="Georgia" w:hAnsi="Georgia"/>
                 <w:i/>
-                <w:color w:val="666666"/>
-                <w:sz w:val="15"/>
+                <w:color w:val="8A2E3C"/>
+                <w:spacing w:val="20"/>
+                <w:sz w:val="14"/>
               </w:rPr>
               <w:t>PASS = no explanation required</w:t>
             </w:r>
@@ -3602,10 +4545,10 @@
           <w:tcPr>
             <w:tcW w:type="dxa" w:w="3572"/>
             <w:tcBorders>
-              <w:top w:val="single" w:sz="24" w:space="0" w:color="000000"/>
-              <w:left w:val="single" w:sz="24" w:space="0" w:color="000000"/>
-              <w:bottom w:val="single" w:sz="24" w:space="0" w:color="000000"/>
-              <w:right w:val="single" w:sz="24" w:space="0" w:color="000000"/>
+              <w:top w:val="double" w:sz="18" w:space="0" w:color="E0556A"/>
+              <w:left w:val="double" w:sz="18" w:space="0" w:color="E0556A"/>
+              <w:bottom w:val="double" w:sz="18" w:space="0" w:color="E0556A"/>
+              <w:right w:val="double" w:sz="18" w:space="0" w:color="E0556A"/>
             </w:tcBorders>
             <w:tcMar>
               <w:top w:w="0" w:type="dxa"/>
@@ -3613,51 +4556,73 @@
               <w:bottom w:w="0" w:type="dxa"/>
               <w:end w:w="0" w:type="dxa"/>
             </w:tcMar>
+            <w:shd w:val="clear" w:color="auto" w:fill="17070E"/>
             <w:vAlign w:val="top"/>
           </w:tcPr>
           <w:p>
             <w:pPr>
-              <w:spacing w:before="0" w:after="0" w:lineRule="exact" w:line="340"/>
+              <w:spacing w:before="260" w:after="0"/>
+              <w:ind w:left="249" w:right="249"/>
               <w:jc w:val="center"/>
-              <w:shd w:val="clear" w:color="auto" w:fill="B3261E"/>
+              <w:pBdr>
+                <w:top w:val="single" w:sz="4" w:space="5" w:color="8A2E3C"/>
+                <w:bottom w:val="single" w:sz="4" w:space="5" w:color="8A2E3C"/>
+              </w:pBdr>
             </w:pPr>
             <w:r>
               <w:rPr>
-                <w:rFonts w:ascii="Calibri" w:hAnsi="Calibri"/>
+                <w:rFonts w:ascii="Georgia" w:hAnsi="Georgia"/>
                 <w:b/>
-                <w:color w:val="FFFFFF"/>
-                <w:sz w:val="19"/>
+                <w:smallCaps/>
+                <w:color w:val="E0556A"/>
+                <w:spacing w:val="60"/>
+                <w:sz w:val="18"/>
               </w:rPr>
-              <w:t>RED · VERY DARING</w:t>
+              <w:t>Very Daring</w:t>
             </w:r>
           </w:p>
           <w:p>
             <w:pPr>
-              <w:spacing w:before="840" w:after="100" w:line="240" w:lineRule="auto"/>
-              <w:ind w:left="204" w:right="204"/>
+              <w:spacing w:before="440" w:after="80" w:line="240" w:lineRule="auto"/>
+              <w:ind w:left="249" w:right="249"/>
               <w:jc w:val="center"/>
             </w:pPr>
             <w:r>
               <w:rPr>
-                <w:rFonts w:ascii="Calibri" w:hAnsi="Calibri"/>
-                <w:b/>
-                <w:color w:val="B3261E"/>
-                <w:sz w:val="60"/>
+                <w:rFonts w:ascii="Georgia" w:hAnsi="Georgia"/>
+                <w:color w:val="E0556A"/>
+                <w:sz w:val="68"/>
               </w:rPr>
               <w:t>42</w:t>
             </w:r>
           </w:p>
           <w:p>
             <w:pPr>
-              <w:spacing w:before="0" w:after="160" w:line="283" w:lineRule="auto"/>
-              <w:ind w:left="204" w:right="204"/>
+              <w:spacing w:before="0" w:after="160"/>
+              <w:ind w:left="249" w:right="249"/>
+              <w:jc w:val="center"/>
+              <w:pBdr>
+                <w:bottom w:val="single" w:sz="4" w:space="2" w:color="8A2E3C"/>
+              </w:pBdr>
+            </w:pPr>
+            <w:r>
+              <w:rPr>
+                <w:sz w:val="4"/>
+              </w:rPr>
+              <w:t xml:space="preserve"> </w:t>
+            </w:r>
+          </w:p>
+          <w:p>
+            <w:pPr>
+              <w:spacing w:before="0" w:after="200" w:line="293" w:lineRule="auto"/>
+              <w:ind w:left="249" w:right="249"/>
               <w:jc w:val="center"/>
             </w:pPr>
             <w:r>
               <w:rPr>
-                <w:rFonts w:ascii="Calibri" w:hAnsi="Calibri"/>
-                <w:color w:val="111111"/>
-                <w:sz w:val="28"/>
+                <w:rFonts w:ascii="Georgia" w:hAnsi="Georgia"/>
+                <w:color w:val="F3E7EA"/>
+                <w:sz w:val="26"/>
               </w:rPr>
               <w:t>Your partner sets a two-minute timer. Until it ends, you may kiss them anywhere.</w:t>
             </w:r>
@@ -3665,15 +4630,16 @@
           <w:p>
             <w:pPr>
               <w:spacing w:before="0" w:after="0"/>
-              <w:ind w:left="204" w:right="204"/>
+              <w:ind w:left="249" w:right="249"/>
               <w:jc w:val="center"/>
             </w:pPr>
             <w:r>
               <w:rPr>
-                <w:rFonts w:ascii="Calibri" w:hAnsi="Calibri"/>
+                <w:rFonts w:ascii="Georgia" w:hAnsi="Georgia"/>
                 <w:i/>
-                <w:color w:val="666666"/>
-                <w:sz w:val="15"/>
+                <w:color w:val="8A2E3C"/>
+                <w:spacing w:val="20"/>
+                <w:sz w:val="14"/>
               </w:rPr>
               <w:t>PASS = no explanation required</w:t>
             </w:r>
@@ -3712,10 +4678,10 @@
           <w:tcPr>
             <w:tcW w:type="dxa" w:w="3572"/>
             <w:tcBorders>
-              <w:top w:val="single" w:sz="24" w:space="0" w:color="000000"/>
-              <w:left w:val="single" w:sz="24" w:space="0" w:color="000000"/>
-              <w:bottom w:val="single" w:sz="24" w:space="0" w:color="000000"/>
-              <w:right w:val="single" w:sz="24" w:space="0" w:color="000000"/>
+              <w:top w:val="double" w:sz="18" w:space="0" w:color="E0556A"/>
+              <w:left w:val="double" w:sz="18" w:space="0" w:color="E0556A"/>
+              <w:bottom w:val="double" w:sz="18" w:space="0" w:color="E0556A"/>
+              <w:right w:val="double" w:sz="18" w:space="0" w:color="E0556A"/>
             </w:tcBorders>
             <w:tcMar>
               <w:top w:w="0" w:type="dxa"/>
@@ -3723,51 +4689,73 @@
               <w:bottom w:w="0" w:type="dxa"/>
               <w:end w:w="0" w:type="dxa"/>
             </w:tcMar>
+            <w:shd w:val="clear" w:color="auto" w:fill="17070E"/>
             <w:vAlign w:val="top"/>
           </w:tcPr>
           <w:p>
             <w:pPr>
-              <w:spacing w:before="0" w:after="0" w:lineRule="exact" w:line="340"/>
+              <w:spacing w:before="260" w:after="0"/>
+              <w:ind w:left="249" w:right="249"/>
               <w:jc w:val="center"/>
-              <w:shd w:val="clear" w:color="auto" w:fill="B3261E"/>
+              <w:pBdr>
+                <w:top w:val="single" w:sz="4" w:space="5" w:color="8A2E3C"/>
+                <w:bottom w:val="single" w:sz="4" w:space="5" w:color="8A2E3C"/>
+              </w:pBdr>
             </w:pPr>
             <w:r>
               <w:rPr>
-                <w:rFonts w:ascii="Calibri" w:hAnsi="Calibri"/>
+                <w:rFonts w:ascii="Georgia" w:hAnsi="Georgia"/>
                 <w:b/>
-                <w:color w:val="FFFFFF"/>
-                <w:sz w:val="19"/>
+                <w:smallCaps/>
+                <w:color w:val="E0556A"/>
+                <w:spacing w:val="60"/>
+                <w:sz w:val="18"/>
               </w:rPr>
-              <w:t>RED · VERY DARING</w:t>
+              <w:t>Very Daring</w:t>
             </w:r>
           </w:p>
           <w:p>
             <w:pPr>
-              <w:spacing w:before="840" w:after="100" w:line="240" w:lineRule="auto"/>
-              <w:ind w:left="204" w:right="204"/>
+              <w:spacing w:before="440" w:after="80" w:line="240" w:lineRule="auto"/>
+              <w:ind w:left="249" w:right="249"/>
               <w:jc w:val="center"/>
             </w:pPr>
             <w:r>
               <w:rPr>
-                <w:rFonts w:ascii="Calibri" w:hAnsi="Calibri"/>
-                <w:b/>
-                <w:color w:val="B3261E"/>
-                <w:sz w:val="60"/>
+                <w:rFonts w:ascii="Georgia" w:hAnsi="Georgia"/>
+                <w:color w:val="E0556A"/>
+                <w:sz w:val="68"/>
               </w:rPr>
               <w:t>43</w:t>
             </w:r>
           </w:p>
           <w:p>
             <w:pPr>
-              <w:spacing w:before="0" w:after="160" w:line="283" w:lineRule="auto"/>
-              <w:ind w:left="204" w:right="204"/>
+              <w:spacing w:before="0" w:after="160"/>
+              <w:ind w:left="249" w:right="249"/>
+              <w:jc w:val="center"/>
+              <w:pBdr>
+                <w:bottom w:val="single" w:sz="4" w:space="2" w:color="8A2E3C"/>
+              </w:pBdr>
+            </w:pPr>
+            <w:r>
+              <w:rPr>
+                <w:sz w:val="4"/>
+              </w:rPr>
+              <w:t xml:space="preserve"> </w:t>
+            </w:r>
+          </w:p>
+          <w:p>
+            <w:pPr>
+              <w:spacing w:before="0" w:after="200" w:line="293" w:lineRule="auto"/>
+              <w:ind w:left="249" w:right="249"/>
               <w:jc w:val="center"/>
             </w:pPr>
             <w:r>
               <w:rPr>
-                <w:rFonts w:ascii="Calibri" w:hAnsi="Calibri"/>
-                <w:color w:val="111111"/>
-                <w:sz w:val="30"/>
+                <w:rFonts w:ascii="Georgia" w:hAnsi="Georgia"/>
+                <w:color w:val="F3E7EA"/>
+                <w:sz w:val="28"/>
               </w:rPr>
               <w:t>Remove one item of your clothing, then remove one of your partner's.</w:t>
             </w:r>
@@ -3775,15 +4763,16 @@
           <w:p>
             <w:pPr>
               <w:spacing w:before="0" w:after="0"/>
-              <w:ind w:left="204" w:right="204"/>
+              <w:ind w:left="249" w:right="249"/>
               <w:jc w:val="center"/>
             </w:pPr>
             <w:r>
               <w:rPr>
-                <w:rFonts w:ascii="Calibri" w:hAnsi="Calibri"/>
+                <w:rFonts w:ascii="Georgia" w:hAnsi="Georgia"/>
                 <w:i/>
-                <w:color w:val="666666"/>
-                <w:sz w:val="15"/>
+                <w:color w:val="8A2E3C"/>
+                <w:spacing w:val="20"/>
+                <w:sz w:val="14"/>
               </w:rPr>
               <w:t>PASS = no explanation required</w:t>
             </w:r>
@@ -3793,10 +4782,10 @@
           <w:tcPr>
             <w:tcW w:type="dxa" w:w="3572"/>
             <w:tcBorders>
-              <w:top w:val="single" w:sz="24" w:space="0" w:color="000000"/>
-              <w:left w:val="single" w:sz="24" w:space="0" w:color="000000"/>
-              <w:bottom w:val="single" w:sz="24" w:space="0" w:color="000000"/>
-              <w:right w:val="single" w:sz="24" w:space="0" w:color="000000"/>
+              <w:top w:val="double" w:sz="18" w:space="0" w:color="E0556A"/>
+              <w:left w:val="double" w:sz="18" w:space="0" w:color="E0556A"/>
+              <w:bottom w:val="double" w:sz="18" w:space="0" w:color="E0556A"/>
+              <w:right w:val="double" w:sz="18" w:space="0" w:color="E0556A"/>
             </w:tcBorders>
             <w:tcMar>
               <w:top w:w="0" w:type="dxa"/>
@@ -3804,51 +4793,73 @@
               <w:bottom w:w="0" w:type="dxa"/>
               <w:end w:w="0" w:type="dxa"/>
             </w:tcMar>
+            <w:shd w:val="clear" w:color="auto" w:fill="17070E"/>
             <w:vAlign w:val="top"/>
           </w:tcPr>
           <w:p>
             <w:pPr>
-              <w:spacing w:before="0" w:after="0" w:lineRule="exact" w:line="340"/>
+              <w:spacing w:before="260" w:after="0"/>
+              <w:ind w:left="249" w:right="249"/>
               <w:jc w:val="center"/>
-              <w:shd w:val="clear" w:color="auto" w:fill="B3261E"/>
+              <w:pBdr>
+                <w:top w:val="single" w:sz="4" w:space="5" w:color="8A2E3C"/>
+                <w:bottom w:val="single" w:sz="4" w:space="5" w:color="8A2E3C"/>
+              </w:pBdr>
             </w:pPr>
             <w:r>
               <w:rPr>
-                <w:rFonts w:ascii="Calibri" w:hAnsi="Calibri"/>
+                <w:rFonts w:ascii="Georgia" w:hAnsi="Georgia"/>
                 <w:b/>
-                <w:color w:val="FFFFFF"/>
-                <w:sz w:val="19"/>
+                <w:smallCaps/>
+                <w:color w:val="E0556A"/>
+                <w:spacing w:val="60"/>
+                <w:sz w:val="18"/>
               </w:rPr>
-              <w:t>RED · VERY DARING</w:t>
+              <w:t>Very Daring</w:t>
             </w:r>
           </w:p>
           <w:p>
             <w:pPr>
-              <w:spacing w:before="840" w:after="100" w:line="240" w:lineRule="auto"/>
-              <w:ind w:left="204" w:right="204"/>
+              <w:spacing w:before="440" w:after="80" w:line="240" w:lineRule="auto"/>
+              <w:ind w:left="249" w:right="249"/>
               <w:jc w:val="center"/>
             </w:pPr>
             <w:r>
               <w:rPr>
-                <w:rFonts w:ascii="Calibri" w:hAnsi="Calibri"/>
-                <w:b/>
-                <w:color w:val="B3261E"/>
-                <w:sz w:val="60"/>
+                <w:rFonts w:ascii="Georgia" w:hAnsi="Georgia"/>
+                <w:color w:val="E0556A"/>
+                <w:sz w:val="68"/>
               </w:rPr>
               <w:t>44</w:t>
             </w:r>
           </w:p>
           <w:p>
             <w:pPr>
-              <w:spacing w:before="0" w:after="160" w:line="283" w:lineRule="auto"/>
-              <w:ind w:left="204" w:right="204"/>
+              <w:spacing w:before="0" w:after="160"/>
+              <w:ind w:left="249" w:right="249"/>
+              <w:jc w:val="center"/>
+              <w:pBdr>
+                <w:bottom w:val="single" w:sz="4" w:space="2" w:color="8A2E3C"/>
+              </w:pBdr>
+            </w:pPr>
+            <w:r>
+              <w:rPr>
+                <w:sz w:val="4"/>
+              </w:rPr>
+              <w:t xml:space="preserve"> </w:t>
+            </w:r>
+          </w:p>
+          <w:p>
+            <w:pPr>
+              <w:spacing w:before="0" w:after="200" w:line="293" w:lineRule="auto"/>
+              <w:ind w:left="249" w:right="249"/>
               <w:jc w:val="center"/>
             </w:pPr>
             <w:r>
               <w:rPr>
-                <w:rFonts w:ascii="Calibri" w:hAnsi="Calibri"/>
-                <w:color w:val="111111"/>
-                <w:sz w:val="28"/>
+                <w:rFonts w:ascii="Georgia" w:hAnsi="Georgia"/>
+                <w:color w:val="F3E7EA"/>
+                <w:sz w:val="26"/>
               </w:rPr>
               <w:t>Say out loud what you would like to happen after the last card is drawn.</w:t>
             </w:r>
@@ -3856,15 +4867,16 @@
           <w:p>
             <w:pPr>
               <w:spacing w:before="0" w:after="0"/>
-              <w:ind w:left="204" w:right="204"/>
+              <w:ind w:left="249" w:right="249"/>
               <w:jc w:val="center"/>
             </w:pPr>
             <w:r>
               <w:rPr>
-                <w:rFonts w:ascii="Calibri" w:hAnsi="Calibri"/>
+                <w:rFonts w:ascii="Georgia" w:hAnsi="Georgia"/>
                 <w:i/>
-                <w:color w:val="666666"/>
-                <w:sz w:val="15"/>
+                <w:color w:val="8A2E3C"/>
+                <w:spacing w:val="20"/>
+                <w:sz w:val="14"/>
               </w:rPr>
               <w:t>PASS = no explanation required</w:t>
             </w:r>
@@ -3880,10 +4892,10 @@
           <w:tcPr>
             <w:tcW w:type="dxa" w:w="3572"/>
             <w:tcBorders>
-              <w:top w:val="single" w:sz="24" w:space="0" w:color="000000"/>
-              <w:left w:val="single" w:sz="24" w:space="0" w:color="000000"/>
-              <w:bottom w:val="single" w:sz="24" w:space="0" w:color="000000"/>
-              <w:right w:val="single" w:sz="24" w:space="0" w:color="000000"/>
+              <w:top w:val="double" w:sz="18" w:space="0" w:color="E0556A"/>
+              <w:left w:val="double" w:sz="18" w:space="0" w:color="E0556A"/>
+              <w:bottom w:val="double" w:sz="18" w:space="0" w:color="E0556A"/>
+              <w:right w:val="double" w:sz="18" w:space="0" w:color="E0556A"/>
             </w:tcBorders>
             <w:tcMar>
               <w:top w:w="0" w:type="dxa"/>
@@ -3891,51 +4903,73 @@
               <w:bottom w:w="0" w:type="dxa"/>
               <w:end w:w="0" w:type="dxa"/>
             </w:tcMar>
+            <w:shd w:val="clear" w:color="auto" w:fill="17070E"/>
             <w:vAlign w:val="top"/>
           </w:tcPr>
           <w:p>
             <w:pPr>
-              <w:spacing w:before="0" w:after="0" w:lineRule="exact" w:line="340"/>
+              <w:spacing w:before="260" w:after="0"/>
+              <w:ind w:left="249" w:right="249"/>
               <w:jc w:val="center"/>
-              <w:shd w:val="clear" w:color="auto" w:fill="B3261E"/>
+              <w:pBdr>
+                <w:top w:val="single" w:sz="4" w:space="5" w:color="8A2E3C"/>
+                <w:bottom w:val="single" w:sz="4" w:space="5" w:color="8A2E3C"/>
+              </w:pBdr>
             </w:pPr>
             <w:r>
               <w:rPr>
-                <w:rFonts w:ascii="Calibri" w:hAnsi="Calibri"/>
+                <w:rFonts w:ascii="Georgia" w:hAnsi="Georgia"/>
                 <w:b/>
-                <w:color w:val="FFFFFF"/>
-                <w:sz w:val="19"/>
+                <w:smallCaps/>
+                <w:color w:val="E0556A"/>
+                <w:spacing w:val="60"/>
+                <w:sz w:val="18"/>
               </w:rPr>
-              <w:t>RED · VERY DARING</w:t>
+              <w:t>Very Daring</w:t>
             </w:r>
           </w:p>
           <w:p>
             <w:pPr>
-              <w:spacing w:before="840" w:after="100" w:line="240" w:lineRule="auto"/>
-              <w:ind w:left="204" w:right="204"/>
+              <w:spacing w:before="440" w:after="80" w:line="240" w:lineRule="auto"/>
+              <w:ind w:left="249" w:right="249"/>
               <w:jc w:val="center"/>
             </w:pPr>
             <w:r>
               <w:rPr>
-                <w:rFonts w:ascii="Calibri" w:hAnsi="Calibri"/>
-                <w:b/>
-                <w:color w:val="B3261E"/>
-                <w:sz w:val="60"/>
+                <w:rFonts w:ascii="Georgia" w:hAnsi="Georgia"/>
+                <w:color w:val="E0556A"/>
+                <w:sz w:val="68"/>
               </w:rPr>
               <w:t>45</w:t>
             </w:r>
           </w:p>
           <w:p>
             <w:pPr>
-              <w:spacing w:before="0" w:after="160" w:line="283" w:lineRule="auto"/>
-              <w:ind w:left="204" w:right="204"/>
+              <w:spacing w:before="0" w:after="160"/>
+              <w:ind w:left="249" w:right="249"/>
+              <w:jc w:val="center"/>
+              <w:pBdr>
+                <w:bottom w:val="single" w:sz="4" w:space="2" w:color="8A2E3C"/>
+              </w:pBdr>
+            </w:pPr>
+            <w:r>
+              <w:rPr>
+                <w:sz w:val="4"/>
+              </w:rPr>
+              <w:t xml:space="preserve"> </w:t>
+            </w:r>
+          </w:p>
+          <w:p>
+            <w:pPr>
+              <w:spacing w:before="0" w:after="200" w:line="293" w:lineRule="auto"/>
+              <w:ind w:left="249" w:right="249"/>
               <w:jc w:val="center"/>
             </w:pPr>
             <w:r>
               <w:rPr>
-                <w:rFonts w:ascii="Calibri" w:hAnsi="Calibri"/>
-                <w:color w:val="111111"/>
-                <w:sz w:val="30"/>
+                <w:rFonts w:ascii="Georgia" w:hAnsi="Georgia"/>
+                <w:color w:val="F3E7EA"/>
+                <w:sz w:val="28"/>
               </w:rPr>
               <w:t>Let your partner take the lead completely for the next five minutes.</w:t>
             </w:r>
@@ -3943,15 +4977,16 @@
           <w:p>
             <w:pPr>
               <w:spacing w:before="0" w:after="0"/>
-              <w:ind w:left="204" w:right="204"/>
+              <w:ind w:left="249" w:right="249"/>
               <w:jc w:val="center"/>
             </w:pPr>
             <w:r>
               <w:rPr>
-                <w:rFonts w:ascii="Calibri" w:hAnsi="Calibri"/>
+                <w:rFonts w:ascii="Georgia" w:hAnsi="Georgia"/>
                 <w:i/>
-                <w:color w:val="666666"/>
-                <w:sz w:val="15"/>
+                <w:color w:val="8A2E3C"/>
+                <w:spacing w:val="20"/>
+                <w:sz w:val="14"/>
               </w:rPr>
               <w:t>PASS = no explanation required</w:t>
             </w:r>
@@ -3961,10 +4996,10 @@
           <w:tcPr>
             <w:tcW w:type="dxa" w:w="3572"/>
             <w:tcBorders>
-              <w:top w:val="single" w:sz="24" w:space="0" w:color="000000"/>
-              <w:left w:val="single" w:sz="24" w:space="0" w:color="000000"/>
-              <w:bottom w:val="single" w:sz="24" w:space="0" w:color="000000"/>
-              <w:right w:val="single" w:sz="24" w:space="0" w:color="000000"/>
+              <w:top w:val="double" w:sz="18" w:space="0" w:color="E0556A"/>
+              <w:left w:val="double" w:sz="18" w:space="0" w:color="E0556A"/>
+              <w:bottom w:val="double" w:sz="18" w:space="0" w:color="E0556A"/>
+              <w:right w:val="double" w:sz="18" w:space="0" w:color="E0556A"/>
             </w:tcBorders>
             <w:tcMar>
               <w:top w:w="0" w:type="dxa"/>
@@ -3972,51 +5007,73 @@
               <w:bottom w:w="0" w:type="dxa"/>
               <w:end w:w="0" w:type="dxa"/>
             </w:tcMar>
+            <w:shd w:val="clear" w:color="auto" w:fill="17070E"/>
             <w:vAlign w:val="top"/>
           </w:tcPr>
           <w:p>
             <w:pPr>
-              <w:spacing w:before="0" w:after="0" w:lineRule="exact" w:line="340"/>
+              <w:spacing w:before="260" w:after="0"/>
+              <w:ind w:left="249" w:right="249"/>
               <w:jc w:val="center"/>
-              <w:shd w:val="clear" w:color="auto" w:fill="B3261E"/>
+              <w:pBdr>
+                <w:top w:val="single" w:sz="4" w:space="5" w:color="8A2E3C"/>
+                <w:bottom w:val="single" w:sz="4" w:space="5" w:color="8A2E3C"/>
+              </w:pBdr>
             </w:pPr>
             <w:r>
               <w:rPr>
-                <w:rFonts w:ascii="Calibri" w:hAnsi="Calibri"/>
+                <w:rFonts w:ascii="Georgia" w:hAnsi="Georgia"/>
                 <w:b/>
-                <w:color w:val="FFFFFF"/>
-                <w:sz w:val="19"/>
+                <w:smallCaps/>
+                <w:color w:val="E0556A"/>
+                <w:spacing w:val="60"/>
+                <w:sz w:val="18"/>
               </w:rPr>
-              <w:t>RED · VERY DARING</w:t>
+              <w:t>Very Daring</w:t>
             </w:r>
           </w:p>
           <w:p>
             <w:pPr>
-              <w:spacing w:before="840" w:after="100" w:line="240" w:lineRule="auto"/>
-              <w:ind w:left="204" w:right="204"/>
+              <w:spacing w:before="440" w:after="80" w:line="240" w:lineRule="auto"/>
+              <w:ind w:left="249" w:right="249"/>
               <w:jc w:val="center"/>
             </w:pPr>
             <w:r>
               <w:rPr>
-                <w:rFonts w:ascii="Calibri" w:hAnsi="Calibri"/>
-                <w:b/>
-                <w:color w:val="B3261E"/>
-                <w:sz w:val="60"/>
+                <w:rFonts w:ascii="Georgia" w:hAnsi="Georgia"/>
+                <w:color w:val="E0556A"/>
+                <w:sz w:val="68"/>
               </w:rPr>
               <w:t>46</w:t>
             </w:r>
           </w:p>
           <w:p>
             <w:pPr>
-              <w:spacing w:before="0" w:after="160" w:line="283" w:lineRule="auto"/>
-              <w:ind w:left="204" w:right="204"/>
+              <w:spacing w:before="0" w:after="160"/>
+              <w:ind w:left="249" w:right="249"/>
+              <w:jc w:val="center"/>
+              <w:pBdr>
+                <w:bottom w:val="single" w:sz="4" w:space="2" w:color="8A2E3C"/>
+              </w:pBdr>
+            </w:pPr>
+            <w:r>
+              <w:rPr>
+                <w:sz w:val="4"/>
+              </w:rPr>
+              <w:t xml:space="preserve"> </w:t>
+            </w:r>
+          </w:p>
+          <w:p>
+            <w:pPr>
+              <w:spacing w:before="0" w:after="200" w:line="293" w:lineRule="auto"/>
+              <w:ind w:left="249" w:right="249"/>
               <w:jc w:val="center"/>
             </w:pPr>
             <w:r>
               <w:rPr>
-                <w:rFonts w:ascii="Calibri" w:hAnsi="Calibri"/>
-                <w:color w:val="111111"/>
-                <w:sz w:val="30"/>
+                <w:rFonts w:ascii="Georgia" w:hAnsi="Georgia"/>
+                <w:color w:val="F3E7EA"/>
+                <w:sz w:val="28"/>
               </w:rPr>
               <w:t>Blindfolded, guess where your partner is about to kiss you.</w:t>
             </w:r>
@@ -4024,15 +5081,16 @@
           <w:p>
             <w:pPr>
               <w:spacing w:before="0" w:after="0"/>
-              <w:ind w:left="204" w:right="204"/>
+              <w:ind w:left="249" w:right="249"/>
               <w:jc w:val="center"/>
             </w:pPr>
             <w:r>
               <w:rPr>
-                <w:rFonts w:ascii="Calibri" w:hAnsi="Calibri"/>
+                <w:rFonts w:ascii="Georgia" w:hAnsi="Georgia"/>
                 <w:i/>
-                <w:color w:val="666666"/>
-                <w:sz w:val="15"/>
+                <w:color w:val="8A2E3C"/>
+                <w:spacing w:val="20"/>
+                <w:sz w:val="14"/>
               </w:rPr>
               <w:t>PASS = no explanation required</w:t>
             </w:r>
@@ -4048,10 +5106,10 @@
           <w:tcPr>
             <w:tcW w:type="dxa" w:w="3572"/>
             <w:tcBorders>
-              <w:top w:val="single" w:sz="24" w:space="0" w:color="000000"/>
-              <w:left w:val="single" w:sz="24" w:space="0" w:color="000000"/>
-              <w:bottom w:val="single" w:sz="24" w:space="0" w:color="000000"/>
-              <w:right w:val="single" w:sz="24" w:space="0" w:color="000000"/>
+              <w:top w:val="double" w:sz="18" w:space="0" w:color="E0556A"/>
+              <w:left w:val="double" w:sz="18" w:space="0" w:color="E0556A"/>
+              <w:bottom w:val="double" w:sz="18" w:space="0" w:color="E0556A"/>
+              <w:right w:val="double" w:sz="18" w:space="0" w:color="E0556A"/>
             </w:tcBorders>
             <w:tcMar>
               <w:top w:w="0" w:type="dxa"/>
@@ -4059,51 +5117,73 @@
               <w:bottom w:w="0" w:type="dxa"/>
               <w:end w:w="0" w:type="dxa"/>
             </w:tcMar>
+            <w:shd w:val="clear" w:color="auto" w:fill="17070E"/>
             <w:vAlign w:val="top"/>
           </w:tcPr>
           <w:p>
             <w:pPr>
-              <w:spacing w:before="0" w:after="0" w:lineRule="exact" w:line="340"/>
+              <w:spacing w:before="260" w:after="0"/>
+              <w:ind w:left="249" w:right="249"/>
               <w:jc w:val="center"/>
-              <w:shd w:val="clear" w:color="auto" w:fill="B3261E"/>
+              <w:pBdr>
+                <w:top w:val="single" w:sz="4" w:space="5" w:color="8A2E3C"/>
+                <w:bottom w:val="single" w:sz="4" w:space="5" w:color="8A2E3C"/>
+              </w:pBdr>
             </w:pPr>
             <w:r>
               <w:rPr>
-                <w:rFonts w:ascii="Calibri" w:hAnsi="Calibri"/>
+                <w:rFonts w:ascii="Georgia" w:hAnsi="Georgia"/>
                 <w:b/>
-                <w:color w:val="FFFFFF"/>
-                <w:sz w:val="19"/>
+                <w:smallCaps/>
+                <w:color w:val="E0556A"/>
+                <w:spacing w:val="60"/>
+                <w:sz w:val="18"/>
               </w:rPr>
-              <w:t>RED · VERY DARING</w:t>
+              <w:t>Very Daring</w:t>
             </w:r>
           </w:p>
           <w:p>
             <w:pPr>
-              <w:spacing w:before="840" w:after="100" w:line="240" w:lineRule="auto"/>
-              <w:ind w:left="204" w:right="204"/>
+              <w:spacing w:before="440" w:after="80" w:line="240" w:lineRule="auto"/>
+              <w:ind w:left="249" w:right="249"/>
               <w:jc w:val="center"/>
             </w:pPr>
             <w:r>
               <w:rPr>
-                <w:rFonts w:ascii="Calibri" w:hAnsi="Calibri"/>
-                <w:b/>
-                <w:color w:val="B3261E"/>
-                <w:sz w:val="60"/>
+                <w:rFonts w:ascii="Georgia" w:hAnsi="Georgia"/>
+                <w:color w:val="E0556A"/>
+                <w:sz w:val="68"/>
               </w:rPr>
               <w:t>47</w:t>
             </w:r>
           </w:p>
           <w:p>
             <w:pPr>
-              <w:spacing w:before="0" w:after="160" w:line="283" w:lineRule="auto"/>
-              <w:ind w:left="204" w:right="204"/>
+              <w:spacing w:before="0" w:after="160"/>
+              <w:ind w:left="249" w:right="249"/>
+              <w:jc w:val="center"/>
+              <w:pBdr>
+                <w:bottom w:val="single" w:sz="4" w:space="2" w:color="8A2E3C"/>
+              </w:pBdr>
+            </w:pPr>
+            <w:r>
+              <w:rPr>
+                <w:sz w:val="4"/>
+              </w:rPr>
+              <w:t xml:space="preserve"> </w:t>
+            </w:r>
+          </w:p>
+          <w:p>
+            <w:pPr>
+              <w:spacing w:before="0" w:after="200" w:line="293" w:lineRule="auto"/>
+              <w:ind w:left="249" w:right="249"/>
               <w:jc w:val="center"/>
             </w:pPr>
             <w:r>
               <w:rPr>
-                <w:rFonts w:ascii="Calibri" w:hAnsi="Calibri"/>
-                <w:color w:val="111111"/>
-                <w:sz w:val="28"/>
+                <w:rFonts w:ascii="Georgia" w:hAnsi="Georgia"/>
+                <w:color w:val="F3E7EA"/>
+                <w:sz w:val="26"/>
               </w:rPr>
               <w:t>Name one boundary you want to keep tonight, and one you would like to explore.</w:t>
             </w:r>
@@ -4111,15 +5191,16 @@
           <w:p>
             <w:pPr>
               <w:spacing w:before="0" w:after="0"/>
-              <w:ind w:left="204" w:right="204"/>
+              <w:ind w:left="249" w:right="249"/>
               <w:jc w:val="center"/>
             </w:pPr>
             <w:r>
               <w:rPr>
-                <w:rFonts w:ascii="Calibri" w:hAnsi="Calibri"/>
+                <w:rFonts w:ascii="Georgia" w:hAnsi="Georgia"/>
                 <w:i/>
-                <w:color w:val="666666"/>
-                <w:sz w:val="15"/>
+                <w:color w:val="8A2E3C"/>
+                <w:spacing w:val="20"/>
+                <w:sz w:val="14"/>
               </w:rPr>
               <w:t>PASS = no explanation required</w:t>
             </w:r>
@@ -4129,10 +5210,10 @@
           <w:tcPr>
             <w:tcW w:type="dxa" w:w="3572"/>
             <w:tcBorders>
-              <w:top w:val="single" w:sz="24" w:space="0" w:color="000000"/>
-              <w:left w:val="single" w:sz="24" w:space="0" w:color="000000"/>
-              <w:bottom w:val="single" w:sz="24" w:space="0" w:color="000000"/>
-              <w:right w:val="single" w:sz="24" w:space="0" w:color="000000"/>
+              <w:top w:val="double" w:sz="18" w:space="0" w:color="E0556A"/>
+              <w:left w:val="double" w:sz="18" w:space="0" w:color="E0556A"/>
+              <w:bottom w:val="double" w:sz="18" w:space="0" w:color="E0556A"/>
+              <w:right w:val="double" w:sz="18" w:space="0" w:color="E0556A"/>
             </w:tcBorders>
             <w:tcMar>
               <w:top w:w="0" w:type="dxa"/>
@@ -4140,51 +5221,73 @@
               <w:bottom w:w="0" w:type="dxa"/>
               <w:end w:w="0" w:type="dxa"/>
             </w:tcMar>
+            <w:shd w:val="clear" w:color="auto" w:fill="17070E"/>
             <w:vAlign w:val="top"/>
           </w:tcPr>
           <w:p>
             <w:pPr>
-              <w:spacing w:before="0" w:after="0" w:lineRule="exact" w:line="340"/>
+              <w:spacing w:before="260" w:after="0"/>
+              <w:ind w:left="249" w:right="249"/>
               <w:jc w:val="center"/>
-              <w:shd w:val="clear" w:color="auto" w:fill="B3261E"/>
+              <w:pBdr>
+                <w:top w:val="single" w:sz="4" w:space="5" w:color="8A2E3C"/>
+                <w:bottom w:val="single" w:sz="4" w:space="5" w:color="8A2E3C"/>
+              </w:pBdr>
             </w:pPr>
             <w:r>
               <w:rPr>
-                <w:rFonts w:ascii="Calibri" w:hAnsi="Calibri"/>
+                <w:rFonts w:ascii="Georgia" w:hAnsi="Georgia"/>
                 <w:b/>
-                <w:color w:val="FFFFFF"/>
-                <w:sz w:val="19"/>
+                <w:smallCaps/>
+                <w:color w:val="E0556A"/>
+                <w:spacing w:val="60"/>
+                <w:sz w:val="18"/>
               </w:rPr>
-              <w:t>RED · VERY DARING</w:t>
+              <w:t>Very Daring</w:t>
             </w:r>
           </w:p>
           <w:p>
             <w:pPr>
-              <w:spacing w:before="840" w:after="100" w:line="240" w:lineRule="auto"/>
-              <w:ind w:left="204" w:right="204"/>
+              <w:spacing w:before="440" w:after="80" w:line="240" w:lineRule="auto"/>
+              <w:ind w:left="249" w:right="249"/>
               <w:jc w:val="center"/>
             </w:pPr>
             <w:r>
               <w:rPr>
-                <w:rFonts w:ascii="Calibri" w:hAnsi="Calibri"/>
-                <w:b/>
-                <w:color w:val="B3261E"/>
-                <w:sz w:val="60"/>
+                <w:rFonts w:ascii="Georgia" w:hAnsi="Georgia"/>
+                <w:color w:val="E0556A"/>
+                <w:sz w:val="68"/>
               </w:rPr>
               <w:t>48</w:t>
             </w:r>
           </w:p>
           <w:p>
             <w:pPr>
-              <w:spacing w:before="0" w:after="160" w:line="283" w:lineRule="auto"/>
-              <w:ind w:left="204" w:right="204"/>
+              <w:spacing w:before="0" w:after="160"/>
+              <w:ind w:left="249" w:right="249"/>
+              <w:jc w:val="center"/>
+              <w:pBdr>
+                <w:bottom w:val="single" w:sz="4" w:space="2" w:color="8A2E3C"/>
+              </w:pBdr>
+            </w:pPr>
+            <w:r>
+              <w:rPr>
+                <w:sz w:val="4"/>
+              </w:rPr>
+              <w:t xml:space="preserve"> </w:t>
+            </w:r>
+          </w:p>
+          <w:p>
+            <w:pPr>
+              <w:spacing w:before="0" w:after="200" w:line="293" w:lineRule="auto"/>
+              <w:ind w:left="249" w:right="249"/>
               <w:jc w:val="center"/>
             </w:pPr>
             <w:r>
               <w:rPr>
-                <w:rFonts w:ascii="Calibri" w:hAnsi="Calibri"/>
-                <w:color w:val="111111"/>
-                <w:sz w:val="28"/>
+                <w:rFonts w:ascii="Georgia" w:hAnsi="Georgia"/>
+                <w:color w:val="F3E7EA"/>
+                <w:sz w:val="26"/>
               </w:rPr>
               <w:t>Hand this card to your partner. They may name any dare they like — you may still pass.</w:t>
             </w:r>
@@ -4192,15 +5295,16 @@
           <w:p>
             <w:pPr>
               <w:spacing w:before="0" w:after="0"/>
-              <w:ind w:left="204" w:right="204"/>
+              <w:ind w:left="249" w:right="249"/>
               <w:jc w:val="center"/>
             </w:pPr>
             <w:r>
               <w:rPr>
-                <w:rFonts w:ascii="Calibri" w:hAnsi="Calibri"/>
+                <w:rFonts w:ascii="Georgia" w:hAnsi="Georgia"/>
                 <w:i/>
-                <w:color w:val="666666"/>
-                <w:sz w:val="15"/>
+                <w:color w:val="8A2E3C"/>
+                <w:spacing w:val="20"/>
+                <w:sz w:val="14"/>
               </w:rPr>
               <w:t>PASS = no explanation required</w:t>
             </w:r>
@@ -4239,10 +5343,10 @@
           <w:tcPr>
             <w:tcW w:type="dxa" w:w="3572"/>
             <w:tcBorders>
-              <w:top w:val="single" w:sz="24" w:space="0" w:color="000000"/>
-              <w:left w:val="single" w:sz="24" w:space="0" w:color="000000"/>
-              <w:bottom w:val="single" w:sz="24" w:space="0" w:color="000000"/>
-              <w:right w:val="single" w:sz="24" w:space="0" w:color="000000"/>
+              <w:top w:val="double" w:sz="18" w:space="0" w:color="E0556A"/>
+              <w:left w:val="double" w:sz="18" w:space="0" w:color="E0556A"/>
+              <w:bottom w:val="double" w:sz="18" w:space="0" w:color="E0556A"/>
+              <w:right w:val="double" w:sz="18" w:space="0" w:color="E0556A"/>
             </w:tcBorders>
             <w:tcMar>
               <w:top w:w="0" w:type="dxa"/>
@@ -4250,51 +5354,73 @@
               <w:bottom w:w="0" w:type="dxa"/>
               <w:end w:w="0" w:type="dxa"/>
             </w:tcMar>
+            <w:shd w:val="clear" w:color="auto" w:fill="17070E"/>
             <w:vAlign w:val="top"/>
           </w:tcPr>
           <w:p>
             <w:pPr>
-              <w:spacing w:before="0" w:after="0" w:lineRule="exact" w:line="340"/>
+              <w:spacing w:before="260" w:after="0"/>
+              <w:ind w:left="249" w:right="249"/>
               <w:jc w:val="center"/>
-              <w:shd w:val="clear" w:color="auto" w:fill="B3261E"/>
+              <w:pBdr>
+                <w:top w:val="single" w:sz="4" w:space="5" w:color="8A2E3C"/>
+                <w:bottom w:val="single" w:sz="4" w:space="5" w:color="8A2E3C"/>
+              </w:pBdr>
             </w:pPr>
             <w:r>
               <w:rPr>
-                <w:rFonts w:ascii="Calibri" w:hAnsi="Calibri"/>
+                <w:rFonts w:ascii="Georgia" w:hAnsi="Georgia"/>
                 <w:b/>
-                <w:color w:val="FFFFFF"/>
-                <w:sz w:val="19"/>
+                <w:smallCaps/>
+                <w:color w:val="E0556A"/>
+                <w:spacing w:val="60"/>
+                <w:sz w:val="18"/>
               </w:rPr>
-              <w:t>RED · VERY DARING</w:t>
+              <w:t>Very Daring</w:t>
             </w:r>
           </w:p>
           <w:p>
             <w:pPr>
-              <w:spacing w:before="840" w:after="100" w:line="240" w:lineRule="auto"/>
-              <w:ind w:left="204" w:right="204"/>
+              <w:spacing w:before="440" w:after="80" w:line="240" w:lineRule="auto"/>
+              <w:ind w:left="249" w:right="249"/>
               <w:jc w:val="center"/>
             </w:pPr>
             <w:r>
               <w:rPr>
-                <w:rFonts w:ascii="Calibri" w:hAnsi="Calibri"/>
-                <w:b/>
-                <w:color w:val="B3261E"/>
-                <w:sz w:val="60"/>
+                <w:rFonts w:ascii="Georgia" w:hAnsi="Georgia"/>
+                <w:color w:val="E0556A"/>
+                <w:sz w:val="68"/>
               </w:rPr>
               <w:t>49</w:t>
             </w:r>
           </w:p>
           <w:p>
             <w:pPr>
-              <w:spacing w:before="0" w:after="160" w:line="283" w:lineRule="auto"/>
-              <w:ind w:left="204" w:right="204"/>
+              <w:spacing w:before="0" w:after="160"/>
+              <w:ind w:left="249" w:right="249"/>
+              <w:jc w:val="center"/>
+              <w:pBdr>
+                <w:bottom w:val="single" w:sz="4" w:space="2" w:color="8A2E3C"/>
+              </w:pBdr>
+            </w:pPr>
+            <w:r>
+              <w:rPr>
+                <w:sz w:val="4"/>
+              </w:rPr>
+              <w:t xml:space="preserve"> </w:t>
+            </w:r>
+          </w:p>
+          <w:p>
+            <w:pPr>
+              <w:spacing w:before="0" w:after="200" w:line="293" w:lineRule="auto"/>
+              <w:ind w:left="249" w:right="249"/>
               <w:jc w:val="center"/>
             </w:pPr>
             <w:r>
               <w:rPr>
-                <w:rFonts w:ascii="Calibri" w:hAnsi="Calibri"/>
-                <w:color w:val="111111"/>
-                <w:sz w:val="28"/>
+                <w:rFonts w:ascii="Georgia" w:hAnsi="Georgia"/>
+                <w:color w:val="F3E7EA"/>
+                <w:sz w:val="26"/>
               </w:rPr>
               <w:t>Move to another room together and stay there until the next card is drawn.</w:t>
             </w:r>
@@ -4302,15 +5428,16 @@
           <w:p>
             <w:pPr>
               <w:spacing w:before="0" w:after="0"/>
-              <w:ind w:left="204" w:right="204"/>
+              <w:ind w:left="249" w:right="249"/>
               <w:jc w:val="center"/>
             </w:pPr>
             <w:r>
               <w:rPr>
-                <w:rFonts w:ascii="Calibri" w:hAnsi="Calibri"/>
+                <w:rFonts w:ascii="Georgia" w:hAnsi="Georgia"/>
                 <w:i/>
-                <w:color w:val="666666"/>
-                <w:sz w:val="15"/>
+                <w:color w:val="8A2E3C"/>
+                <w:spacing w:val="20"/>
+                <w:sz w:val="14"/>
               </w:rPr>
               <w:t>PASS = no explanation required</w:t>
             </w:r>
@@ -4320,10 +5447,10 @@
           <w:tcPr>
             <w:tcW w:type="dxa" w:w="3572"/>
             <w:tcBorders>
-              <w:top w:val="single" w:sz="24" w:space="0" w:color="000000"/>
-              <w:left w:val="single" w:sz="24" w:space="0" w:color="000000"/>
-              <w:bottom w:val="single" w:sz="24" w:space="0" w:color="000000"/>
-              <w:right w:val="single" w:sz="24" w:space="0" w:color="000000"/>
+              <w:top w:val="double" w:sz="18" w:space="0" w:color="E0556A"/>
+              <w:left w:val="double" w:sz="18" w:space="0" w:color="E0556A"/>
+              <w:bottom w:val="double" w:sz="18" w:space="0" w:color="E0556A"/>
+              <w:right w:val="double" w:sz="18" w:space="0" w:color="E0556A"/>
             </w:tcBorders>
             <w:tcMar>
               <w:top w:w="0" w:type="dxa"/>
@@ -4331,51 +5458,73 @@
               <w:bottom w:w="0" w:type="dxa"/>
               <w:end w:w="0" w:type="dxa"/>
             </w:tcMar>
+            <w:shd w:val="clear" w:color="auto" w:fill="17070E"/>
             <w:vAlign w:val="top"/>
           </w:tcPr>
           <w:p>
             <w:pPr>
-              <w:spacing w:before="0" w:after="0" w:lineRule="exact" w:line="340"/>
+              <w:spacing w:before="260" w:after="0"/>
+              <w:ind w:left="249" w:right="249"/>
               <w:jc w:val="center"/>
-              <w:shd w:val="clear" w:color="auto" w:fill="B3261E"/>
+              <w:pBdr>
+                <w:top w:val="single" w:sz="4" w:space="5" w:color="8A2E3C"/>
+                <w:bottom w:val="single" w:sz="4" w:space="5" w:color="8A2E3C"/>
+              </w:pBdr>
             </w:pPr>
             <w:r>
               <w:rPr>
-                <w:rFonts w:ascii="Calibri" w:hAnsi="Calibri"/>
+                <w:rFonts w:ascii="Georgia" w:hAnsi="Georgia"/>
                 <w:b/>
-                <w:color w:val="FFFFFF"/>
-                <w:sz w:val="19"/>
+                <w:smallCaps/>
+                <w:color w:val="E0556A"/>
+                <w:spacing w:val="60"/>
+                <w:sz w:val="18"/>
               </w:rPr>
-              <w:t>RED · VERY DARING</w:t>
+              <w:t>Very Daring</w:t>
             </w:r>
           </w:p>
           <w:p>
             <w:pPr>
-              <w:spacing w:before="840" w:after="100" w:line="240" w:lineRule="auto"/>
-              <w:ind w:left="204" w:right="204"/>
+              <w:spacing w:before="440" w:after="80" w:line="240" w:lineRule="auto"/>
+              <w:ind w:left="249" w:right="249"/>
               <w:jc w:val="center"/>
             </w:pPr>
             <w:r>
               <w:rPr>
-                <w:rFonts w:ascii="Calibri" w:hAnsi="Calibri"/>
-                <w:b/>
-                <w:color w:val="B3261E"/>
-                <w:sz w:val="60"/>
+                <w:rFonts w:ascii="Georgia" w:hAnsi="Georgia"/>
+                <w:color w:val="E0556A"/>
+                <w:sz w:val="68"/>
               </w:rPr>
               <w:t>50</w:t>
             </w:r>
           </w:p>
           <w:p>
             <w:pPr>
-              <w:spacing w:before="0" w:after="160" w:line="283" w:lineRule="auto"/>
-              <w:ind w:left="204" w:right="204"/>
+              <w:spacing w:before="0" w:after="160"/>
+              <w:ind w:left="249" w:right="249"/>
+              <w:jc w:val="center"/>
+              <w:pBdr>
+                <w:bottom w:val="single" w:sz="4" w:space="2" w:color="8A2E3C"/>
+              </w:pBdr>
+            </w:pPr>
+            <w:r>
+              <w:rPr>
+                <w:sz w:val="4"/>
+              </w:rPr>
+              <w:t xml:space="preserve"> </w:t>
+            </w:r>
+          </w:p>
+          <w:p>
+            <w:pPr>
+              <w:spacing w:before="0" w:after="200" w:line="293" w:lineRule="auto"/>
+              <w:ind w:left="249" w:right="249"/>
               <w:jc w:val="center"/>
             </w:pPr>
             <w:r>
               <w:rPr>
-                <w:rFonts w:ascii="Calibri" w:hAnsi="Calibri"/>
-                <w:color w:val="111111"/>
-                <w:sz w:val="30"/>
+                <w:rFonts w:ascii="Georgia" w:hAnsi="Georgia"/>
+                <w:color w:val="F3E7EA"/>
+                <w:sz w:val="28"/>
               </w:rPr>
               <w:t>Kiss your partner slowly, and do not stop until they pull away.</w:t>
             </w:r>
@@ -4383,15 +5532,16 @@
           <w:p>
             <w:pPr>
               <w:spacing w:before="0" w:after="0"/>
-              <w:ind w:left="204" w:right="204"/>
+              <w:ind w:left="249" w:right="249"/>
               <w:jc w:val="center"/>
             </w:pPr>
             <w:r>
               <w:rPr>
-                <w:rFonts w:ascii="Calibri" w:hAnsi="Calibri"/>
+                <w:rFonts w:ascii="Georgia" w:hAnsi="Georgia"/>
                 <w:i/>
-                <w:color w:val="666666"/>
-                <w:sz w:val="15"/>
+                <w:color w:val="8A2E3C"/>
+                <w:spacing w:val="20"/>
+                <w:sz w:val="14"/>
               </w:rPr>
               <w:t>PASS = no explanation required</w:t>
             </w:r>
@@ -4407,10 +5557,10 @@
           <w:tcPr>
             <w:tcW w:type="dxa" w:w="3572"/>
             <w:tcBorders>
-              <w:top w:val="single" w:sz="24" w:space="0" w:color="000000"/>
-              <w:left w:val="single" w:sz="24" w:space="0" w:color="000000"/>
-              <w:bottom w:val="single" w:sz="24" w:space="0" w:color="000000"/>
-              <w:right w:val="single" w:sz="24" w:space="0" w:color="000000"/>
+              <w:top w:val="double" w:sz="18" w:space="0" w:color="E0556A"/>
+              <w:left w:val="double" w:sz="18" w:space="0" w:color="E0556A"/>
+              <w:bottom w:val="double" w:sz="18" w:space="0" w:color="E0556A"/>
+              <w:right w:val="double" w:sz="18" w:space="0" w:color="E0556A"/>
             </w:tcBorders>
             <w:tcMar>
               <w:top w:w="0" w:type="dxa"/>
@@ -4418,51 +5568,73 @@
               <w:bottom w:w="0" w:type="dxa"/>
               <w:end w:w="0" w:type="dxa"/>
             </w:tcMar>
+            <w:shd w:val="clear" w:color="auto" w:fill="17070E"/>
             <w:vAlign w:val="top"/>
           </w:tcPr>
           <w:p>
             <w:pPr>
-              <w:spacing w:before="0" w:after="0" w:lineRule="exact" w:line="340"/>
+              <w:spacing w:before="260" w:after="0"/>
+              <w:ind w:left="249" w:right="249"/>
               <w:jc w:val="center"/>
-              <w:shd w:val="clear" w:color="auto" w:fill="B3261E"/>
+              <w:pBdr>
+                <w:top w:val="single" w:sz="4" w:space="5" w:color="8A2E3C"/>
+                <w:bottom w:val="single" w:sz="4" w:space="5" w:color="8A2E3C"/>
+              </w:pBdr>
             </w:pPr>
             <w:r>
               <w:rPr>
-                <w:rFonts w:ascii="Calibri" w:hAnsi="Calibri"/>
+                <w:rFonts w:ascii="Georgia" w:hAnsi="Georgia"/>
                 <w:b/>
-                <w:color w:val="FFFFFF"/>
-                <w:sz w:val="19"/>
+                <w:smallCaps/>
+                <w:color w:val="E0556A"/>
+                <w:spacing w:val="60"/>
+                <w:sz w:val="18"/>
               </w:rPr>
-              <w:t>RED · VERY DARING</w:t>
+              <w:t>Very Daring</w:t>
             </w:r>
           </w:p>
           <w:p>
             <w:pPr>
-              <w:spacing w:before="840" w:after="100" w:line="240" w:lineRule="auto"/>
-              <w:ind w:left="204" w:right="204"/>
+              <w:spacing w:before="440" w:after="80" w:line="240" w:lineRule="auto"/>
+              <w:ind w:left="249" w:right="249"/>
               <w:jc w:val="center"/>
             </w:pPr>
             <w:r>
               <w:rPr>
-                <w:rFonts w:ascii="Calibri" w:hAnsi="Calibri"/>
-                <w:b/>
-                <w:color w:val="B3261E"/>
-                <w:sz w:val="60"/>
+                <w:rFonts w:ascii="Georgia" w:hAnsi="Georgia"/>
+                <w:color w:val="E0556A"/>
+                <w:sz w:val="68"/>
               </w:rPr>
               <w:t>51</w:t>
             </w:r>
           </w:p>
           <w:p>
             <w:pPr>
-              <w:spacing w:before="0" w:after="160" w:line="283" w:lineRule="auto"/>
-              <w:ind w:left="204" w:right="204"/>
+              <w:spacing w:before="0" w:after="160"/>
+              <w:ind w:left="249" w:right="249"/>
+              <w:jc w:val="center"/>
+              <w:pBdr>
+                <w:bottom w:val="single" w:sz="4" w:space="2" w:color="8A2E3C"/>
+              </w:pBdr>
+            </w:pPr>
+            <w:r>
+              <w:rPr>
+                <w:sz w:val="4"/>
+              </w:rPr>
+              <w:t xml:space="preserve"> </w:t>
+            </w:r>
+          </w:p>
+          <w:p>
+            <w:pPr>
+              <w:spacing w:before="0" w:after="200" w:line="293" w:lineRule="auto"/>
+              <w:ind w:left="249" w:right="249"/>
               <w:jc w:val="center"/>
             </w:pPr>
             <w:r>
               <w:rPr>
-                <w:rFonts w:ascii="Calibri" w:hAnsi="Calibri"/>
-                <w:color w:val="111111"/>
-                <w:sz w:val="30"/>
+                <w:rFonts w:ascii="Georgia" w:hAnsi="Georgia"/>
+                <w:color w:val="F3E7EA"/>
+                <w:sz w:val="28"/>
               </w:rPr>
               <w:t>Say the thing you have been too shy to ask for.</w:t>
             </w:r>
@@ -4470,15 +5642,16 @@
           <w:p>
             <w:pPr>
               <w:spacing w:before="0" w:after="0"/>
-              <w:ind w:left="204" w:right="204"/>
+              <w:ind w:left="249" w:right="249"/>
               <w:jc w:val="center"/>
             </w:pPr>
             <w:r>
               <w:rPr>
-                <w:rFonts w:ascii="Calibri" w:hAnsi="Calibri"/>
+                <w:rFonts w:ascii="Georgia" w:hAnsi="Georgia"/>
                 <w:i/>
-                <w:color w:val="666666"/>
-                <w:sz w:val="15"/>
+                <w:color w:val="8A2E3C"/>
+                <w:spacing w:val="20"/>
+                <w:sz w:val="14"/>
               </w:rPr>
               <w:t>PASS = no explanation required</w:t>
             </w:r>
@@ -4488,10 +5661,10 @@
           <w:tcPr>
             <w:tcW w:type="dxa" w:w="3572"/>
             <w:tcBorders>
-              <w:top w:val="single" w:sz="24" w:space="0" w:color="000000"/>
-              <w:left w:val="single" w:sz="24" w:space="0" w:color="000000"/>
-              <w:bottom w:val="single" w:sz="24" w:space="0" w:color="000000"/>
-              <w:right w:val="single" w:sz="24" w:space="0" w:color="000000"/>
+              <w:top w:val="double" w:sz="18" w:space="0" w:color="E0556A"/>
+              <w:left w:val="double" w:sz="18" w:space="0" w:color="E0556A"/>
+              <w:bottom w:val="double" w:sz="18" w:space="0" w:color="E0556A"/>
+              <w:right w:val="double" w:sz="18" w:space="0" w:color="E0556A"/>
             </w:tcBorders>
             <w:tcMar>
               <w:top w:w="0" w:type="dxa"/>
@@ -4499,51 +5672,73 @@
               <w:bottom w:w="0" w:type="dxa"/>
               <w:end w:w="0" w:type="dxa"/>
             </w:tcMar>
+            <w:shd w:val="clear" w:color="auto" w:fill="17070E"/>
             <w:vAlign w:val="top"/>
           </w:tcPr>
           <w:p>
             <w:pPr>
-              <w:spacing w:before="0" w:after="0" w:lineRule="exact" w:line="340"/>
+              <w:spacing w:before="260" w:after="0"/>
+              <w:ind w:left="249" w:right="249"/>
               <w:jc w:val="center"/>
-              <w:shd w:val="clear" w:color="auto" w:fill="B3261E"/>
+              <w:pBdr>
+                <w:top w:val="single" w:sz="4" w:space="5" w:color="8A2E3C"/>
+                <w:bottom w:val="single" w:sz="4" w:space="5" w:color="8A2E3C"/>
+              </w:pBdr>
             </w:pPr>
             <w:r>
               <w:rPr>
-                <w:rFonts w:ascii="Calibri" w:hAnsi="Calibri"/>
+                <w:rFonts w:ascii="Georgia" w:hAnsi="Georgia"/>
                 <w:b/>
-                <w:color w:val="FFFFFF"/>
-                <w:sz w:val="19"/>
+                <w:smallCaps/>
+                <w:color w:val="E0556A"/>
+                <w:spacing w:val="60"/>
+                <w:sz w:val="18"/>
               </w:rPr>
-              <w:t>RED · VERY DARING</w:t>
+              <w:t>Very Daring</w:t>
             </w:r>
           </w:p>
           <w:p>
             <w:pPr>
-              <w:spacing w:before="840" w:after="100" w:line="240" w:lineRule="auto"/>
-              <w:ind w:left="204" w:right="204"/>
+              <w:spacing w:before="440" w:after="80" w:line="240" w:lineRule="auto"/>
+              <w:ind w:left="249" w:right="249"/>
               <w:jc w:val="center"/>
             </w:pPr>
             <w:r>
               <w:rPr>
-                <w:rFonts w:ascii="Calibri" w:hAnsi="Calibri"/>
-                <w:b/>
-                <w:color w:val="B3261E"/>
-                <w:sz w:val="60"/>
+                <w:rFonts w:ascii="Georgia" w:hAnsi="Georgia"/>
+                <w:color w:val="E0556A"/>
+                <w:sz w:val="68"/>
               </w:rPr>
               <w:t>52</w:t>
             </w:r>
           </w:p>
           <w:p>
             <w:pPr>
-              <w:spacing w:before="0" w:after="160" w:line="283" w:lineRule="auto"/>
-              <w:ind w:left="204" w:right="204"/>
+              <w:spacing w:before="0" w:after="160"/>
+              <w:ind w:left="249" w:right="249"/>
+              <w:jc w:val="center"/>
+              <w:pBdr>
+                <w:bottom w:val="single" w:sz="4" w:space="2" w:color="8A2E3C"/>
+              </w:pBdr>
+            </w:pPr>
+            <w:r>
+              <w:rPr>
+                <w:sz w:val="4"/>
+              </w:rPr>
+              <w:t xml:space="preserve"> </w:t>
+            </w:r>
+          </w:p>
+          <w:p>
+            <w:pPr>
+              <w:spacing w:before="0" w:after="200" w:line="293" w:lineRule="auto"/>
+              <w:ind w:left="249" w:right="249"/>
               <w:jc w:val="center"/>
             </w:pPr>
             <w:r>
               <w:rPr>
-                <w:rFonts w:ascii="Calibri" w:hAnsi="Calibri"/>
-                <w:color w:val="111111"/>
-                <w:sz w:val="28"/>
+                <w:rFonts w:ascii="Georgia" w:hAnsi="Georgia"/>
+                <w:color w:val="F3E7EA"/>
+                <w:sz w:val="26"/>
               </w:rPr>
               <w:t>For the next ten minutes your partner chooses the lighting, the music and what you wear.</w:t>
             </w:r>
@@ -4551,15 +5746,16 @@
           <w:p>
             <w:pPr>
               <w:spacing w:before="0" w:after="0"/>
-              <w:ind w:left="204" w:right="204"/>
+              <w:ind w:left="249" w:right="249"/>
               <w:jc w:val="center"/>
             </w:pPr>
             <w:r>
               <w:rPr>
-                <w:rFonts w:ascii="Calibri" w:hAnsi="Calibri"/>
+                <w:rFonts w:ascii="Georgia" w:hAnsi="Georgia"/>
                 <w:i/>
-                <w:color w:val="666666"/>
-                <w:sz w:val="15"/>
+                <w:color w:val="8A2E3C"/>
+                <w:spacing w:val="20"/>
+                <w:sz w:val="14"/>
               </w:rPr>
               <w:t>PASS = no explanation required</w:t>
             </w:r>
@@ -4575,10 +5771,10 @@
           <w:tcPr>
             <w:tcW w:type="dxa" w:w="3572"/>
             <w:tcBorders>
-              <w:top w:val="single" w:sz="24" w:space="0" w:color="000000"/>
-              <w:left w:val="single" w:sz="24" w:space="0" w:color="000000"/>
-              <w:bottom w:val="single" w:sz="24" w:space="0" w:color="000000"/>
-              <w:right w:val="single" w:sz="24" w:space="0" w:color="000000"/>
+              <w:top w:val="double" w:sz="18" w:space="0" w:color="E0556A"/>
+              <w:left w:val="double" w:sz="18" w:space="0" w:color="E0556A"/>
+              <w:bottom w:val="double" w:sz="18" w:space="0" w:color="E0556A"/>
+              <w:right w:val="double" w:sz="18" w:space="0" w:color="E0556A"/>
             </w:tcBorders>
             <w:tcMar>
               <w:top w:w="0" w:type="dxa"/>
@@ -4586,51 +5782,73 @@
               <w:bottom w:w="0" w:type="dxa"/>
               <w:end w:w="0" w:type="dxa"/>
             </w:tcMar>
+            <w:shd w:val="clear" w:color="auto" w:fill="17070E"/>
             <w:vAlign w:val="top"/>
           </w:tcPr>
           <w:p>
             <w:pPr>
-              <w:spacing w:before="0" w:after="0" w:lineRule="exact" w:line="340"/>
+              <w:spacing w:before="260" w:after="0"/>
+              <w:ind w:left="249" w:right="249"/>
               <w:jc w:val="center"/>
-              <w:shd w:val="clear" w:color="auto" w:fill="B3261E"/>
+              <w:pBdr>
+                <w:top w:val="single" w:sz="4" w:space="5" w:color="8A2E3C"/>
+                <w:bottom w:val="single" w:sz="4" w:space="5" w:color="8A2E3C"/>
+              </w:pBdr>
             </w:pPr>
             <w:r>
               <w:rPr>
-                <w:rFonts w:ascii="Calibri" w:hAnsi="Calibri"/>
+                <w:rFonts w:ascii="Georgia" w:hAnsi="Georgia"/>
                 <w:b/>
-                <w:color w:val="FFFFFF"/>
-                <w:sz w:val="19"/>
+                <w:smallCaps/>
+                <w:color w:val="E0556A"/>
+                <w:spacing w:val="60"/>
+                <w:sz w:val="18"/>
               </w:rPr>
-              <w:t>RED · VERY DARING</w:t>
+              <w:t>Very Daring</w:t>
             </w:r>
           </w:p>
           <w:p>
             <w:pPr>
-              <w:spacing w:before="840" w:after="100" w:line="240" w:lineRule="auto"/>
-              <w:ind w:left="204" w:right="204"/>
+              <w:spacing w:before="440" w:after="80" w:line="240" w:lineRule="auto"/>
+              <w:ind w:left="249" w:right="249"/>
               <w:jc w:val="center"/>
             </w:pPr>
             <w:r>
               <w:rPr>
-                <w:rFonts w:ascii="Calibri" w:hAnsi="Calibri"/>
-                <w:b/>
-                <w:color w:val="B3261E"/>
-                <w:sz w:val="60"/>
+                <w:rFonts w:ascii="Georgia" w:hAnsi="Georgia"/>
+                <w:color w:val="E0556A"/>
+                <w:sz w:val="68"/>
               </w:rPr>
               <w:t>53</w:t>
             </w:r>
           </w:p>
           <w:p>
             <w:pPr>
-              <w:spacing w:before="0" w:after="160" w:line="283" w:lineRule="auto"/>
-              <w:ind w:left="204" w:right="204"/>
+              <w:spacing w:before="0" w:after="160"/>
+              <w:ind w:left="249" w:right="249"/>
+              <w:jc w:val="center"/>
+              <w:pBdr>
+                <w:bottom w:val="single" w:sz="4" w:space="2" w:color="8A2E3C"/>
+              </w:pBdr>
+            </w:pPr>
+            <w:r>
+              <w:rPr>
+                <w:sz w:val="4"/>
+              </w:rPr>
+              <w:t xml:space="preserve"> </w:t>
+            </w:r>
+          </w:p>
+          <w:p>
+            <w:pPr>
+              <w:spacing w:before="0" w:after="200" w:line="293" w:lineRule="auto"/>
+              <w:ind w:left="249" w:right="249"/>
               <w:jc w:val="center"/>
             </w:pPr>
             <w:r>
               <w:rPr>
-                <w:rFonts w:ascii="Calibri" w:hAnsi="Calibri"/>
-                <w:color w:val="111111"/>
-                <w:sz w:val="30"/>
+                <w:rFonts w:ascii="Georgia" w:hAnsi="Georgia"/>
+                <w:color w:val="F3E7EA"/>
+                <w:sz w:val="28"/>
               </w:rPr>
               <w:t>Pause the game. Take a long shower or bath together, then come back.</w:t>
             </w:r>
@@ -4638,15 +5856,16 @@
           <w:p>
             <w:pPr>
               <w:spacing w:before="0" w:after="0"/>
-              <w:ind w:left="204" w:right="204"/>
+              <w:ind w:left="249" w:right="249"/>
               <w:jc w:val="center"/>
             </w:pPr>
             <w:r>
               <w:rPr>
-                <w:rFonts w:ascii="Calibri" w:hAnsi="Calibri"/>
+                <w:rFonts w:ascii="Georgia" w:hAnsi="Georgia"/>
                 <w:i/>
-                <w:color w:val="666666"/>
-                <w:sz w:val="15"/>
+                <w:color w:val="8A2E3C"/>
+                <w:spacing w:val="20"/>
+                <w:sz w:val="14"/>
               </w:rPr>
               <w:t>PASS = no explanation required</w:t>
             </w:r>
@@ -4656,10 +5875,10 @@
           <w:tcPr>
             <w:tcW w:type="dxa" w:w="3572"/>
             <w:tcBorders>
-              <w:top w:val="single" w:sz="24" w:space="0" w:color="000000"/>
-              <w:left w:val="single" w:sz="24" w:space="0" w:color="000000"/>
-              <w:bottom w:val="single" w:sz="24" w:space="0" w:color="000000"/>
-              <w:right w:val="single" w:sz="24" w:space="0" w:color="000000"/>
+              <w:top w:val="double" w:sz="18" w:space="0" w:color="E0556A"/>
+              <w:left w:val="double" w:sz="18" w:space="0" w:color="E0556A"/>
+              <w:bottom w:val="double" w:sz="18" w:space="0" w:color="E0556A"/>
+              <w:right w:val="double" w:sz="18" w:space="0" w:color="E0556A"/>
             </w:tcBorders>
             <w:tcMar>
               <w:top w:w="0" w:type="dxa"/>
@@ -4667,51 +5886,73 @@
               <w:bottom w:w="0" w:type="dxa"/>
               <w:end w:w="0" w:type="dxa"/>
             </w:tcMar>
+            <w:shd w:val="clear" w:color="auto" w:fill="17070E"/>
             <w:vAlign w:val="top"/>
           </w:tcPr>
           <w:p>
             <w:pPr>
-              <w:spacing w:before="0" w:after="0" w:lineRule="exact" w:line="340"/>
+              <w:spacing w:before="260" w:after="0"/>
+              <w:ind w:left="249" w:right="249"/>
               <w:jc w:val="center"/>
-              <w:shd w:val="clear" w:color="auto" w:fill="B3261E"/>
+              <w:pBdr>
+                <w:top w:val="single" w:sz="4" w:space="5" w:color="8A2E3C"/>
+                <w:bottom w:val="single" w:sz="4" w:space="5" w:color="8A2E3C"/>
+              </w:pBdr>
             </w:pPr>
             <w:r>
               <w:rPr>
-                <w:rFonts w:ascii="Calibri" w:hAnsi="Calibri"/>
+                <w:rFonts w:ascii="Georgia" w:hAnsi="Georgia"/>
                 <w:b/>
-                <w:color w:val="FFFFFF"/>
-                <w:sz w:val="19"/>
+                <w:smallCaps/>
+                <w:color w:val="E0556A"/>
+                <w:spacing w:val="60"/>
+                <w:sz w:val="18"/>
               </w:rPr>
-              <w:t>RED · VERY DARING</w:t>
+              <w:t>Very Daring</w:t>
             </w:r>
           </w:p>
           <w:p>
             <w:pPr>
-              <w:spacing w:before="840" w:after="100" w:line="240" w:lineRule="auto"/>
-              <w:ind w:left="204" w:right="204"/>
+              <w:spacing w:before="440" w:after="80" w:line="240" w:lineRule="auto"/>
+              <w:ind w:left="249" w:right="249"/>
               <w:jc w:val="center"/>
             </w:pPr>
             <w:r>
               <w:rPr>
-                <w:rFonts w:ascii="Calibri" w:hAnsi="Calibri"/>
-                <w:b/>
-                <w:color w:val="B3261E"/>
-                <w:sz w:val="60"/>
+                <w:rFonts w:ascii="Georgia" w:hAnsi="Georgia"/>
+                <w:color w:val="E0556A"/>
+                <w:sz w:val="68"/>
               </w:rPr>
               <w:t>54</w:t>
             </w:r>
           </w:p>
           <w:p>
             <w:pPr>
-              <w:spacing w:before="0" w:after="160" w:line="283" w:lineRule="auto"/>
-              <w:ind w:left="204" w:right="204"/>
+              <w:spacing w:before="0" w:after="160"/>
+              <w:ind w:left="249" w:right="249"/>
+              <w:jc w:val="center"/>
+              <w:pBdr>
+                <w:bottom w:val="single" w:sz="4" w:space="2" w:color="8A2E3C"/>
+              </w:pBdr>
+            </w:pPr>
+            <w:r>
+              <w:rPr>
+                <w:sz w:val="4"/>
+              </w:rPr>
+              <w:t xml:space="preserve"> </w:t>
+            </w:r>
+          </w:p>
+          <w:p>
+            <w:pPr>
+              <w:spacing w:before="0" w:after="200" w:line="293" w:lineRule="auto"/>
+              <w:ind w:left="249" w:right="249"/>
               <w:jc w:val="center"/>
             </w:pPr>
             <w:r>
               <w:rPr>
-                <w:rFonts w:ascii="Calibri" w:hAnsi="Calibri"/>
-                <w:color w:val="111111"/>
-                <w:sz w:val="28"/>
+                <w:rFonts w:ascii="Georgia" w:hAnsi="Georgia"/>
+                <w:color w:val="F3E7EA"/>
+                <w:sz w:val="26"/>
               </w:rPr>
               <w:t>Whisper the most daring thought you have had about your partner this week.</w:t>
             </w:r>
@@ -4719,15 +5960,16 @@
           <w:p>
             <w:pPr>
               <w:spacing w:before="0" w:after="0"/>
-              <w:ind w:left="204" w:right="204"/>
+              <w:ind w:left="249" w:right="249"/>
               <w:jc w:val="center"/>
             </w:pPr>
             <w:r>
               <w:rPr>
-                <w:rFonts w:ascii="Calibri" w:hAnsi="Calibri"/>
+                <w:rFonts w:ascii="Georgia" w:hAnsi="Georgia"/>
                 <w:i/>
-                <w:color w:val="666666"/>
-                <w:sz w:val="15"/>
+                <w:color w:val="8A2E3C"/>
+                <w:spacing w:val="20"/>
+                <w:sz w:val="14"/>
               </w:rPr>
               <w:t>PASS = no explanation required</w:t>
             </w:r>
@@ -4766,10 +6008,10 @@
           <w:tcPr>
             <w:tcW w:type="dxa" w:w="3572"/>
             <w:tcBorders>
-              <w:top w:val="single" w:sz="24" w:space="0" w:color="000000"/>
-              <w:left w:val="single" w:sz="24" w:space="0" w:color="000000"/>
-              <w:bottom w:val="single" w:sz="24" w:space="0" w:color="000000"/>
-              <w:right w:val="single" w:sz="24" w:space="0" w:color="000000"/>
+              <w:top w:val="double" w:sz="18" w:space="0" w:color="E0556A"/>
+              <w:left w:val="double" w:sz="18" w:space="0" w:color="E0556A"/>
+              <w:bottom w:val="double" w:sz="18" w:space="0" w:color="E0556A"/>
+              <w:right w:val="double" w:sz="18" w:space="0" w:color="E0556A"/>
             </w:tcBorders>
             <w:tcMar>
               <w:top w:w="0" w:type="dxa"/>
@@ -4777,51 +6019,73 @@
               <w:bottom w:w="0" w:type="dxa"/>
               <w:end w:w="0" w:type="dxa"/>
             </w:tcMar>
+            <w:shd w:val="clear" w:color="auto" w:fill="17070E"/>
             <w:vAlign w:val="top"/>
           </w:tcPr>
           <w:p>
             <w:pPr>
-              <w:spacing w:before="0" w:after="0" w:lineRule="exact" w:line="340"/>
+              <w:spacing w:before="260" w:after="0"/>
+              <w:ind w:left="249" w:right="249"/>
               <w:jc w:val="center"/>
-              <w:shd w:val="clear" w:color="auto" w:fill="B3261E"/>
+              <w:pBdr>
+                <w:top w:val="single" w:sz="4" w:space="5" w:color="8A2E3C"/>
+                <w:bottom w:val="single" w:sz="4" w:space="5" w:color="8A2E3C"/>
+              </w:pBdr>
             </w:pPr>
             <w:r>
               <w:rPr>
-                <w:rFonts w:ascii="Calibri" w:hAnsi="Calibri"/>
+                <w:rFonts w:ascii="Georgia" w:hAnsi="Georgia"/>
                 <w:b/>
-                <w:color w:val="FFFFFF"/>
-                <w:sz w:val="19"/>
+                <w:smallCaps/>
+                <w:color w:val="E0556A"/>
+                <w:spacing w:val="60"/>
+                <w:sz w:val="18"/>
               </w:rPr>
-              <w:t>RED · VERY DARING</w:t>
+              <w:t>Very Daring</w:t>
             </w:r>
           </w:p>
           <w:p>
             <w:pPr>
-              <w:spacing w:before="840" w:after="100" w:line="240" w:lineRule="auto"/>
-              <w:ind w:left="204" w:right="204"/>
+              <w:spacing w:before="440" w:after="80" w:line="240" w:lineRule="auto"/>
+              <w:ind w:left="249" w:right="249"/>
               <w:jc w:val="center"/>
             </w:pPr>
             <w:r>
               <w:rPr>
-                <w:rFonts w:ascii="Calibri" w:hAnsi="Calibri"/>
-                <w:b/>
-                <w:color w:val="B3261E"/>
-                <w:sz w:val="60"/>
+                <w:rFonts w:ascii="Georgia" w:hAnsi="Georgia"/>
+                <w:color w:val="E0556A"/>
+                <w:sz w:val="68"/>
               </w:rPr>
               <w:t>55</w:t>
             </w:r>
           </w:p>
           <w:p>
             <w:pPr>
-              <w:spacing w:before="0" w:after="160" w:line="283" w:lineRule="auto"/>
-              <w:ind w:left="204" w:right="204"/>
+              <w:spacing w:before="0" w:after="160"/>
+              <w:ind w:left="249" w:right="249"/>
+              <w:jc w:val="center"/>
+              <w:pBdr>
+                <w:bottom w:val="single" w:sz="4" w:space="2" w:color="8A2E3C"/>
+              </w:pBdr>
+            </w:pPr>
+            <w:r>
+              <w:rPr>
+                <w:sz w:val="4"/>
+              </w:rPr>
+              <w:t xml:space="preserve"> </w:t>
+            </w:r>
+          </w:p>
+          <w:p>
+            <w:pPr>
+              <w:spacing w:before="0" w:after="200" w:line="293" w:lineRule="auto"/>
+              <w:ind w:left="249" w:right="249"/>
               <w:jc w:val="center"/>
             </w:pPr>
             <w:r>
               <w:rPr>
-                <w:rFonts w:ascii="Calibri" w:hAnsi="Calibri"/>
-                <w:color w:val="111111"/>
-                <w:sz w:val="28"/>
+                <w:rFonts w:ascii="Georgia" w:hAnsi="Georgia"/>
+                <w:color w:val="F3E7EA"/>
+                <w:sz w:val="26"/>
               </w:rPr>
               <w:t>Your partner writes one word on your back with a fingertip. Act on it if you both agree.</w:t>
             </w:r>
@@ -4829,15 +6093,16 @@
           <w:p>
             <w:pPr>
               <w:spacing w:before="0" w:after="0"/>
-              <w:ind w:left="204" w:right="204"/>
+              <w:ind w:left="249" w:right="249"/>
               <w:jc w:val="center"/>
             </w:pPr>
             <w:r>
               <w:rPr>
-                <w:rFonts w:ascii="Calibri" w:hAnsi="Calibri"/>
+                <w:rFonts w:ascii="Georgia" w:hAnsi="Georgia"/>
                 <w:i/>
-                <w:color w:val="666666"/>
-                <w:sz w:val="15"/>
+                <w:color w:val="8A2E3C"/>
+                <w:spacing w:val="20"/>
+                <w:sz w:val="14"/>
               </w:rPr>
               <w:t>PASS = no explanation required</w:t>
             </w:r>
@@ -4847,10 +6112,10 @@
           <w:tcPr>
             <w:tcW w:type="dxa" w:w="3572"/>
             <w:tcBorders>
-              <w:top w:val="single" w:sz="24" w:space="0" w:color="000000"/>
-              <w:left w:val="single" w:sz="24" w:space="0" w:color="000000"/>
-              <w:bottom w:val="single" w:sz="24" w:space="0" w:color="000000"/>
-              <w:right w:val="single" w:sz="24" w:space="0" w:color="000000"/>
+              <w:top w:val="double" w:sz="18" w:space="0" w:color="E0556A"/>
+              <w:left w:val="double" w:sz="18" w:space="0" w:color="E0556A"/>
+              <w:bottom w:val="double" w:sz="18" w:space="0" w:color="E0556A"/>
+              <w:right w:val="double" w:sz="18" w:space="0" w:color="E0556A"/>
             </w:tcBorders>
             <w:tcMar>
               <w:top w:w="0" w:type="dxa"/>
@@ -4858,51 +6123,73 @@
               <w:bottom w:w="0" w:type="dxa"/>
               <w:end w:w="0" w:type="dxa"/>
             </w:tcMar>
+            <w:shd w:val="clear" w:color="auto" w:fill="17070E"/>
             <w:vAlign w:val="top"/>
           </w:tcPr>
           <w:p>
             <w:pPr>
-              <w:spacing w:before="0" w:after="0" w:lineRule="exact" w:line="340"/>
+              <w:spacing w:before="260" w:after="0"/>
+              <w:ind w:left="249" w:right="249"/>
               <w:jc w:val="center"/>
-              <w:shd w:val="clear" w:color="auto" w:fill="B3261E"/>
+              <w:pBdr>
+                <w:top w:val="single" w:sz="4" w:space="5" w:color="8A2E3C"/>
+                <w:bottom w:val="single" w:sz="4" w:space="5" w:color="8A2E3C"/>
+              </w:pBdr>
             </w:pPr>
             <w:r>
               <w:rPr>
-                <w:rFonts w:ascii="Calibri" w:hAnsi="Calibri"/>
+                <w:rFonts w:ascii="Georgia" w:hAnsi="Georgia"/>
                 <w:b/>
-                <w:color w:val="FFFFFF"/>
-                <w:sz w:val="19"/>
+                <w:smallCaps/>
+                <w:color w:val="E0556A"/>
+                <w:spacing w:val="60"/>
+                <w:sz w:val="18"/>
               </w:rPr>
-              <w:t>RED · VERY DARING</w:t>
+              <w:t>Very Daring</w:t>
             </w:r>
           </w:p>
           <w:p>
             <w:pPr>
-              <w:spacing w:before="840" w:after="100" w:line="240" w:lineRule="auto"/>
-              <w:ind w:left="204" w:right="204"/>
+              <w:spacing w:before="440" w:after="80" w:line="240" w:lineRule="auto"/>
+              <w:ind w:left="249" w:right="249"/>
               <w:jc w:val="center"/>
             </w:pPr>
             <w:r>
               <w:rPr>
-                <w:rFonts w:ascii="Calibri" w:hAnsi="Calibri"/>
-                <w:b/>
-                <w:color w:val="B3261E"/>
-                <w:sz w:val="60"/>
+                <w:rFonts w:ascii="Georgia" w:hAnsi="Georgia"/>
+                <w:color w:val="E0556A"/>
+                <w:sz w:val="68"/>
               </w:rPr>
               <w:t>56</w:t>
             </w:r>
           </w:p>
           <w:p>
             <w:pPr>
-              <w:spacing w:before="0" w:after="160" w:line="283" w:lineRule="auto"/>
-              <w:ind w:left="204" w:right="204"/>
+              <w:spacing w:before="0" w:after="160"/>
+              <w:ind w:left="249" w:right="249"/>
+              <w:jc w:val="center"/>
+              <w:pBdr>
+                <w:bottom w:val="single" w:sz="4" w:space="2" w:color="8A2E3C"/>
+              </w:pBdr>
+            </w:pPr>
+            <w:r>
+              <w:rPr>
+                <w:sz w:val="4"/>
+              </w:rPr>
+              <w:t xml:space="preserve"> </w:t>
+            </w:r>
+          </w:p>
+          <w:p>
+            <w:pPr>
+              <w:spacing w:before="0" w:after="200" w:line="293" w:lineRule="auto"/>
+              <w:ind w:left="249" w:right="249"/>
               <w:jc w:val="center"/>
             </w:pPr>
             <w:r>
               <w:rPr>
-                <w:rFonts w:ascii="Calibri" w:hAnsi="Calibri"/>
-                <w:color w:val="111111"/>
-                <w:sz w:val="28"/>
+                <w:rFonts w:ascii="Georgia" w:hAnsi="Georgia"/>
+                <w:color w:val="F3E7EA"/>
+                <w:sz w:val="26"/>
               </w:rPr>
               <w:t>Each of you names one thing you want the other to do tonight. Either may pass.</w:t>
             </w:r>
@@ -4910,15 +6197,16 @@
           <w:p>
             <w:pPr>
               <w:spacing w:before="0" w:after="0"/>
-              <w:ind w:left="204" w:right="204"/>
+              <w:ind w:left="249" w:right="249"/>
               <w:jc w:val="center"/>
             </w:pPr>
             <w:r>
               <w:rPr>
-                <w:rFonts w:ascii="Calibri" w:hAnsi="Calibri"/>
+                <w:rFonts w:ascii="Georgia" w:hAnsi="Georgia"/>
                 <w:i/>
-                <w:color w:val="666666"/>
-                <w:sz w:val="15"/>
+                <w:color w:val="8A2E3C"/>
+                <w:spacing w:val="20"/>
+                <w:sz w:val="14"/>
               </w:rPr>
               <w:t>PASS = no explanation required</w:t>
             </w:r>
@@ -4934,10 +6222,10 @@
           <w:tcPr>
             <w:tcW w:type="dxa" w:w="3572"/>
             <w:tcBorders>
-              <w:top w:val="single" w:sz="24" w:space="0" w:color="000000"/>
-              <w:left w:val="single" w:sz="24" w:space="0" w:color="000000"/>
-              <w:bottom w:val="single" w:sz="24" w:space="0" w:color="000000"/>
-              <w:right w:val="single" w:sz="24" w:space="0" w:color="000000"/>
+              <w:top w:val="double" w:sz="18" w:space="0" w:color="E0556A"/>
+              <w:left w:val="double" w:sz="18" w:space="0" w:color="E0556A"/>
+              <w:bottom w:val="double" w:sz="18" w:space="0" w:color="E0556A"/>
+              <w:right w:val="double" w:sz="18" w:space="0" w:color="E0556A"/>
             </w:tcBorders>
             <w:tcMar>
               <w:top w:w="0" w:type="dxa"/>
@@ -4945,51 +6233,73 @@
               <w:bottom w:w="0" w:type="dxa"/>
               <w:end w:w="0" w:type="dxa"/>
             </w:tcMar>
+            <w:shd w:val="clear" w:color="auto" w:fill="17070E"/>
             <w:vAlign w:val="top"/>
           </w:tcPr>
           <w:p>
             <w:pPr>
-              <w:spacing w:before="0" w:after="0" w:lineRule="exact" w:line="340"/>
+              <w:spacing w:before="260" w:after="0"/>
+              <w:ind w:left="249" w:right="249"/>
               <w:jc w:val="center"/>
-              <w:shd w:val="clear" w:color="auto" w:fill="B3261E"/>
+              <w:pBdr>
+                <w:top w:val="single" w:sz="4" w:space="5" w:color="8A2E3C"/>
+                <w:bottom w:val="single" w:sz="4" w:space="5" w:color="8A2E3C"/>
+              </w:pBdr>
             </w:pPr>
             <w:r>
               <w:rPr>
-                <w:rFonts w:ascii="Calibri" w:hAnsi="Calibri"/>
+                <w:rFonts w:ascii="Georgia" w:hAnsi="Georgia"/>
                 <w:b/>
-                <w:color w:val="FFFFFF"/>
-                <w:sz w:val="19"/>
+                <w:smallCaps/>
+                <w:color w:val="E0556A"/>
+                <w:spacing w:val="60"/>
+                <w:sz w:val="18"/>
               </w:rPr>
-              <w:t>RED · VERY DARING</w:t>
+              <w:t>Very Daring</w:t>
             </w:r>
           </w:p>
           <w:p>
             <w:pPr>
-              <w:spacing w:before="840" w:after="100" w:line="240" w:lineRule="auto"/>
-              <w:ind w:left="204" w:right="204"/>
+              <w:spacing w:before="440" w:after="80" w:line="240" w:lineRule="auto"/>
+              <w:ind w:left="249" w:right="249"/>
               <w:jc w:val="center"/>
             </w:pPr>
             <w:r>
               <w:rPr>
-                <w:rFonts w:ascii="Calibri" w:hAnsi="Calibri"/>
-                <w:b/>
-                <w:color w:val="B3261E"/>
-                <w:sz w:val="60"/>
+                <w:rFonts w:ascii="Georgia" w:hAnsi="Georgia"/>
+                <w:color w:val="E0556A"/>
+                <w:sz w:val="68"/>
               </w:rPr>
               <w:t>57</w:t>
             </w:r>
           </w:p>
           <w:p>
             <w:pPr>
-              <w:spacing w:before="0" w:after="160" w:line="283" w:lineRule="auto"/>
-              <w:ind w:left="204" w:right="204"/>
+              <w:spacing w:before="0" w:after="160"/>
+              <w:ind w:left="249" w:right="249"/>
+              <w:jc w:val="center"/>
+              <w:pBdr>
+                <w:bottom w:val="single" w:sz="4" w:space="2" w:color="8A2E3C"/>
+              </w:pBdr>
+            </w:pPr>
+            <w:r>
+              <w:rPr>
+                <w:sz w:val="4"/>
+              </w:rPr>
+              <w:t xml:space="preserve"> </w:t>
+            </w:r>
+          </w:p>
+          <w:p>
+            <w:pPr>
+              <w:spacing w:before="0" w:after="200" w:line="293" w:lineRule="auto"/>
+              <w:ind w:left="249" w:right="249"/>
               <w:jc w:val="center"/>
             </w:pPr>
             <w:r>
               <w:rPr>
-                <w:rFonts w:ascii="Calibri" w:hAnsi="Calibri"/>
-                <w:color w:val="111111"/>
-                <w:sz w:val="28"/>
+                <w:rFonts w:ascii="Georgia" w:hAnsi="Georgia"/>
+                <w:color w:val="F3E7EA"/>
+                <w:sz w:val="26"/>
               </w:rPr>
               <w:t>Turn off every light but one, then undress each other to whatever point you both choose.</w:t>
             </w:r>
@@ -4997,15 +6307,16 @@
           <w:p>
             <w:pPr>
               <w:spacing w:before="0" w:after="0"/>
-              <w:ind w:left="204" w:right="204"/>
+              <w:ind w:left="249" w:right="249"/>
               <w:jc w:val="center"/>
             </w:pPr>
             <w:r>
               <w:rPr>
-                <w:rFonts w:ascii="Calibri" w:hAnsi="Calibri"/>
+                <w:rFonts w:ascii="Georgia" w:hAnsi="Georgia"/>
                 <w:i/>
-                <w:color w:val="666666"/>
-                <w:sz w:val="15"/>
+                <w:color w:val="8A2E3C"/>
+                <w:spacing w:val="20"/>
+                <w:sz w:val="14"/>
               </w:rPr>
               <w:t>PASS = no explanation required</w:t>
             </w:r>
@@ -5015,10 +6326,10 @@
           <w:tcPr>
             <w:tcW w:type="dxa" w:w="3572"/>
             <w:tcBorders>
-              <w:top w:val="single" w:sz="24" w:space="0" w:color="000000"/>
-              <w:left w:val="single" w:sz="24" w:space="0" w:color="000000"/>
-              <w:bottom w:val="single" w:sz="24" w:space="0" w:color="000000"/>
-              <w:right w:val="single" w:sz="24" w:space="0" w:color="000000"/>
+              <w:top w:val="double" w:sz="18" w:space="0" w:color="E0556A"/>
+              <w:left w:val="double" w:sz="18" w:space="0" w:color="E0556A"/>
+              <w:bottom w:val="double" w:sz="18" w:space="0" w:color="E0556A"/>
+              <w:right w:val="double" w:sz="18" w:space="0" w:color="E0556A"/>
             </w:tcBorders>
             <w:tcMar>
               <w:top w:w="0" w:type="dxa"/>
@@ -5026,51 +6337,73 @@
               <w:bottom w:w="0" w:type="dxa"/>
               <w:end w:w="0" w:type="dxa"/>
             </w:tcMar>
+            <w:shd w:val="clear" w:color="auto" w:fill="17070E"/>
             <w:vAlign w:val="top"/>
           </w:tcPr>
           <w:p>
             <w:pPr>
-              <w:spacing w:before="0" w:after="0" w:lineRule="exact" w:line="340"/>
+              <w:spacing w:before="260" w:after="0"/>
+              <w:ind w:left="249" w:right="249"/>
               <w:jc w:val="center"/>
-              <w:shd w:val="clear" w:color="auto" w:fill="B3261E"/>
+              <w:pBdr>
+                <w:top w:val="single" w:sz="4" w:space="5" w:color="8A2E3C"/>
+                <w:bottom w:val="single" w:sz="4" w:space="5" w:color="8A2E3C"/>
+              </w:pBdr>
             </w:pPr>
             <w:r>
               <w:rPr>
-                <w:rFonts w:ascii="Calibri" w:hAnsi="Calibri"/>
+                <w:rFonts w:ascii="Georgia" w:hAnsi="Georgia"/>
                 <w:b/>
-                <w:color w:val="FFFFFF"/>
-                <w:sz w:val="19"/>
+                <w:smallCaps/>
+                <w:color w:val="E0556A"/>
+                <w:spacing w:val="60"/>
+                <w:sz w:val="18"/>
               </w:rPr>
-              <w:t>RED · VERY DARING</w:t>
+              <w:t>Very Daring</w:t>
             </w:r>
           </w:p>
           <w:p>
             <w:pPr>
-              <w:spacing w:before="840" w:after="100" w:line="240" w:lineRule="auto"/>
-              <w:ind w:left="204" w:right="204"/>
+              <w:spacing w:before="440" w:after="80" w:line="240" w:lineRule="auto"/>
+              <w:ind w:left="249" w:right="249"/>
               <w:jc w:val="center"/>
             </w:pPr>
             <w:r>
               <w:rPr>
-                <w:rFonts w:ascii="Calibri" w:hAnsi="Calibri"/>
-                <w:b/>
-                <w:color w:val="B3261E"/>
-                <w:sz w:val="60"/>
+                <w:rFonts w:ascii="Georgia" w:hAnsi="Georgia"/>
+                <w:color w:val="E0556A"/>
+                <w:sz w:val="68"/>
               </w:rPr>
               <w:t>58</w:t>
             </w:r>
           </w:p>
           <w:p>
             <w:pPr>
-              <w:spacing w:before="0" w:after="160" w:line="283" w:lineRule="auto"/>
-              <w:ind w:left="204" w:right="204"/>
+              <w:spacing w:before="0" w:after="160"/>
+              <w:ind w:left="249" w:right="249"/>
+              <w:jc w:val="center"/>
+              <w:pBdr>
+                <w:bottom w:val="single" w:sz="4" w:space="2" w:color="8A2E3C"/>
+              </w:pBdr>
+            </w:pPr>
+            <w:r>
+              <w:rPr>
+                <w:sz w:val="4"/>
+              </w:rPr>
+              <w:t xml:space="preserve"> </w:t>
+            </w:r>
+          </w:p>
+          <w:p>
+            <w:pPr>
+              <w:spacing w:before="0" w:after="200" w:line="293" w:lineRule="auto"/>
+              <w:ind w:left="249" w:right="249"/>
               <w:jc w:val="center"/>
             </w:pPr>
             <w:r>
               <w:rPr>
-                <w:rFonts w:ascii="Calibri" w:hAnsi="Calibri"/>
-                <w:color w:val="111111"/>
-                <w:sz w:val="28"/>
+                <w:rFonts w:ascii="Georgia" w:hAnsi="Georgia"/>
+                <w:color w:val="F3E7EA"/>
+                <w:sz w:val="26"/>
               </w:rPr>
               <w:t>Give your partner a five-minute massage with oil or lotion, anywhere they ask.</w:t>
             </w:r>
@@ -5078,15 +6411,16 @@
           <w:p>
             <w:pPr>
               <w:spacing w:before="0" w:after="0"/>
-              <w:ind w:left="204" w:right="204"/>
+              <w:ind w:left="249" w:right="249"/>
               <w:jc w:val="center"/>
             </w:pPr>
             <w:r>
               <w:rPr>
-                <w:rFonts w:ascii="Calibri" w:hAnsi="Calibri"/>
+                <w:rFonts w:ascii="Georgia" w:hAnsi="Georgia"/>
                 <w:i/>
-                <w:color w:val="666666"/>
-                <w:sz w:val="15"/>
+                <w:color w:val="8A2E3C"/>
+                <w:spacing w:val="20"/>
+                <w:sz w:val="14"/>
               </w:rPr>
               <w:t>PASS = no explanation required</w:t>
             </w:r>
@@ -5102,10 +6436,10 @@
           <w:tcPr>
             <w:tcW w:type="dxa" w:w="3572"/>
             <w:tcBorders>
-              <w:top w:val="single" w:sz="24" w:space="0" w:color="000000"/>
-              <w:left w:val="single" w:sz="24" w:space="0" w:color="000000"/>
-              <w:bottom w:val="single" w:sz="24" w:space="0" w:color="000000"/>
-              <w:right w:val="single" w:sz="24" w:space="0" w:color="000000"/>
+              <w:top w:val="double" w:sz="18" w:space="0" w:color="E0556A"/>
+              <w:left w:val="double" w:sz="18" w:space="0" w:color="E0556A"/>
+              <w:bottom w:val="double" w:sz="18" w:space="0" w:color="E0556A"/>
+              <w:right w:val="double" w:sz="18" w:space="0" w:color="E0556A"/>
             </w:tcBorders>
             <w:tcMar>
               <w:top w:w="0" w:type="dxa"/>
@@ -5113,51 +6447,73 @@
               <w:bottom w:w="0" w:type="dxa"/>
               <w:end w:w="0" w:type="dxa"/>
             </w:tcMar>
+            <w:shd w:val="clear" w:color="auto" w:fill="17070E"/>
             <w:vAlign w:val="top"/>
           </w:tcPr>
           <w:p>
             <w:pPr>
-              <w:spacing w:before="0" w:after="0" w:lineRule="exact" w:line="340"/>
+              <w:spacing w:before="260" w:after="0"/>
+              <w:ind w:left="249" w:right="249"/>
               <w:jc w:val="center"/>
-              <w:shd w:val="clear" w:color="auto" w:fill="B3261E"/>
+              <w:pBdr>
+                <w:top w:val="single" w:sz="4" w:space="5" w:color="8A2E3C"/>
+                <w:bottom w:val="single" w:sz="4" w:space="5" w:color="8A2E3C"/>
+              </w:pBdr>
             </w:pPr>
             <w:r>
               <w:rPr>
-                <w:rFonts w:ascii="Calibri" w:hAnsi="Calibri"/>
+                <w:rFonts w:ascii="Georgia" w:hAnsi="Georgia"/>
                 <w:b/>
-                <w:color w:val="FFFFFF"/>
-                <w:sz w:val="19"/>
+                <w:smallCaps/>
+                <w:color w:val="E0556A"/>
+                <w:spacing w:val="60"/>
+                <w:sz w:val="18"/>
               </w:rPr>
-              <w:t>RED · VERY DARING</w:t>
+              <w:t>Very Daring</w:t>
             </w:r>
           </w:p>
           <w:p>
             <w:pPr>
-              <w:spacing w:before="840" w:after="100" w:line="240" w:lineRule="auto"/>
-              <w:ind w:left="204" w:right="204"/>
+              <w:spacing w:before="440" w:after="80" w:line="240" w:lineRule="auto"/>
+              <w:ind w:left="249" w:right="249"/>
               <w:jc w:val="center"/>
             </w:pPr>
             <w:r>
               <w:rPr>
-                <w:rFonts w:ascii="Calibri" w:hAnsi="Calibri"/>
-                <w:b/>
-                <w:color w:val="B3261E"/>
-                <w:sz w:val="60"/>
+                <w:rFonts w:ascii="Georgia" w:hAnsi="Georgia"/>
+                <w:color w:val="E0556A"/>
+                <w:sz w:val="68"/>
               </w:rPr>
               <w:t>59</w:t>
             </w:r>
           </w:p>
           <w:p>
             <w:pPr>
-              <w:spacing w:before="0" w:after="160" w:line="283" w:lineRule="auto"/>
-              <w:ind w:left="204" w:right="204"/>
+              <w:spacing w:before="0" w:after="160"/>
+              <w:ind w:left="249" w:right="249"/>
+              <w:jc w:val="center"/>
+              <w:pBdr>
+                <w:bottom w:val="single" w:sz="4" w:space="2" w:color="8A2E3C"/>
+              </w:pBdr>
+            </w:pPr>
+            <w:r>
+              <w:rPr>
+                <w:sz w:val="4"/>
+              </w:rPr>
+              <w:t xml:space="preserve"> </w:t>
+            </w:r>
+          </w:p>
+          <w:p>
+            <w:pPr>
+              <w:spacing w:before="0" w:after="200" w:line="293" w:lineRule="auto"/>
+              <w:ind w:left="249" w:right="249"/>
               <w:jc w:val="center"/>
             </w:pPr>
             <w:r>
               <w:rPr>
-                <w:rFonts w:ascii="Calibri" w:hAnsi="Calibri"/>
-                <w:color w:val="111111"/>
-                <w:sz w:val="28"/>
+                <w:rFonts w:ascii="Georgia" w:hAnsi="Georgia"/>
+                <w:color w:val="F3E7EA"/>
+                <w:sz w:val="26"/>
               </w:rPr>
               <w:t>Set the game aside for ten minutes and spend them however you both want.</w:t>
             </w:r>
@@ -5165,15 +6521,16 @@
           <w:p>
             <w:pPr>
               <w:spacing w:before="0" w:after="0"/>
-              <w:ind w:left="204" w:right="204"/>
+              <w:ind w:left="249" w:right="249"/>
               <w:jc w:val="center"/>
             </w:pPr>
             <w:r>
               <w:rPr>
-                <w:rFonts w:ascii="Calibri" w:hAnsi="Calibri"/>
+                <w:rFonts w:ascii="Georgia" w:hAnsi="Georgia"/>
                 <w:i/>
-                <w:color w:val="666666"/>
-                <w:sz w:val="15"/>
+                <w:color w:val="8A2E3C"/>
+                <w:spacing w:val="20"/>
+                <w:sz w:val="14"/>
               </w:rPr>
               <w:t>PASS = no explanation required</w:t>
             </w:r>
@@ -5183,10 +6540,10 @@
           <w:tcPr>
             <w:tcW w:type="dxa" w:w="3572"/>
             <w:tcBorders>
-              <w:top w:val="single" w:sz="24" w:space="0" w:color="000000"/>
-              <w:left w:val="single" w:sz="24" w:space="0" w:color="000000"/>
-              <w:bottom w:val="single" w:sz="24" w:space="0" w:color="000000"/>
-              <w:right w:val="single" w:sz="24" w:space="0" w:color="000000"/>
+              <w:top w:val="double" w:sz="18" w:space="0" w:color="E0556A"/>
+              <w:left w:val="double" w:sz="18" w:space="0" w:color="E0556A"/>
+              <w:bottom w:val="double" w:sz="18" w:space="0" w:color="E0556A"/>
+              <w:right w:val="double" w:sz="18" w:space="0" w:color="E0556A"/>
             </w:tcBorders>
             <w:tcMar>
               <w:top w:w="0" w:type="dxa"/>
@@ -5194,51 +6551,73 @@
               <w:bottom w:w="0" w:type="dxa"/>
               <w:end w:w="0" w:type="dxa"/>
             </w:tcMar>
+            <w:shd w:val="clear" w:color="auto" w:fill="17070E"/>
             <w:vAlign w:val="top"/>
           </w:tcPr>
           <w:p>
             <w:pPr>
-              <w:spacing w:before="0" w:after="0" w:lineRule="exact" w:line="340"/>
+              <w:spacing w:before="260" w:after="0"/>
+              <w:ind w:left="249" w:right="249"/>
               <w:jc w:val="center"/>
-              <w:shd w:val="clear" w:color="auto" w:fill="B3261E"/>
+              <w:pBdr>
+                <w:top w:val="single" w:sz="4" w:space="5" w:color="8A2E3C"/>
+                <w:bottom w:val="single" w:sz="4" w:space="5" w:color="8A2E3C"/>
+              </w:pBdr>
             </w:pPr>
             <w:r>
               <w:rPr>
-                <w:rFonts w:ascii="Calibri" w:hAnsi="Calibri"/>
+                <w:rFonts w:ascii="Georgia" w:hAnsi="Georgia"/>
                 <w:b/>
-                <w:color w:val="FFFFFF"/>
-                <w:sz w:val="19"/>
+                <w:smallCaps/>
+                <w:color w:val="E0556A"/>
+                <w:spacing w:val="60"/>
+                <w:sz w:val="18"/>
               </w:rPr>
-              <w:t>RED · VERY DARING</w:t>
+              <w:t>Very Daring</w:t>
             </w:r>
           </w:p>
           <w:p>
             <w:pPr>
-              <w:spacing w:before="840" w:after="100" w:line="240" w:lineRule="auto"/>
-              <w:ind w:left="204" w:right="204"/>
+              <w:spacing w:before="440" w:after="80" w:line="240" w:lineRule="auto"/>
+              <w:ind w:left="249" w:right="249"/>
               <w:jc w:val="center"/>
             </w:pPr>
             <w:r>
               <w:rPr>
-                <w:rFonts w:ascii="Calibri" w:hAnsi="Calibri"/>
-                <w:b/>
-                <w:color w:val="B3261E"/>
-                <w:sz w:val="60"/>
+                <w:rFonts w:ascii="Georgia" w:hAnsi="Georgia"/>
+                <w:color w:val="E0556A"/>
+                <w:sz w:val="68"/>
               </w:rPr>
               <w:t>60</w:t>
             </w:r>
           </w:p>
           <w:p>
             <w:pPr>
-              <w:spacing w:before="0" w:after="160" w:line="283" w:lineRule="auto"/>
-              <w:ind w:left="204" w:right="204"/>
+              <w:spacing w:before="0" w:after="160"/>
+              <w:ind w:left="249" w:right="249"/>
+              <w:jc w:val="center"/>
+              <w:pBdr>
+                <w:bottom w:val="single" w:sz="4" w:space="2" w:color="8A2E3C"/>
+              </w:pBdr>
+            </w:pPr>
+            <w:r>
+              <w:rPr>
+                <w:sz w:val="4"/>
+              </w:rPr>
+              <w:t xml:space="preserve"> </w:t>
+            </w:r>
+          </w:p>
+          <w:p>
+            <w:pPr>
+              <w:spacing w:before="0" w:after="200" w:line="293" w:lineRule="auto"/>
+              <w:ind w:left="249" w:right="249"/>
               <w:jc w:val="center"/>
             </w:pPr>
             <w:r>
               <w:rPr>
-                <w:rFonts w:ascii="Calibri" w:hAnsi="Calibri"/>
-                <w:color w:val="111111"/>
-                <w:sz w:val="28"/>
+                <w:rFonts w:ascii="Georgia" w:hAnsi="Georgia"/>
+                <w:color w:val="F3E7EA"/>
+                <w:sz w:val="26"/>
               </w:rPr>
               <w:t>Name the one thing you most want to end tonight doing — then decide together.</w:t>
             </w:r>
@@ -5246,15 +6625,16 @@
           <w:p>
             <w:pPr>
               <w:spacing w:before="0" w:after="0"/>
-              <w:ind w:left="204" w:right="204"/>
+              <w:ind w:left="249" w:right="249"/>
               <w:jc w:val="center"/>
             </w:pPr>
             <w:r>
               <w:rPr>
-                <w:rFonts w:ascii="Calibri" w:hAnsi="Calibri"/>
+                <w:rFonts w:ascii="Georgia" w:hAnsi="Georgia"/>
                 <w:i/>
-                <w:color w:val="666666"/>
-                <w:sz w:val="15"/>
+                <w:color w:val="8A2E3C"/>
+                <w:spacing w:val="20"/>
+                <w:sz w:val="14"/>
               </w:rPr>
               <w:t>PASS = no explanation required</w:t>
             </w:r>
@@ -5639,7 +7019,7 @@
       <w:spacing w:after="0" w:line="240" w:lineRule="auto"/>
     </w:pPr>
     <w:rPr>
-      <w:rFonts w:ascii="Calibri" w:hAnsi="Calibri"/>
+      <w:rFonts w:ascii="Georgia" w:hAnsi="Georgia"/>
       <w:sz w:val="22"/>
     </w:rPr>
   </w:style>

--- a/Romance_Night_60_Cards.docx
+++ b/Romance_Night_60_Cards.docx
@@ -212,7 +212,7 @@
                 <w:rFonts w:ascii="EB Garamond" w:hAnsi="EB Garamond"/>
                 <w:b w:val="0"/>
                 <w:i/>
-                <w:color w:val="8A6F32"/>
+                <w:color w:val="A98A44"/>
                 <w:sz w:val="20"/>
                 <w:spacing w:val="20"/>
               </w:rPr>
@@ -385,7 +385,7 @@
                 <w:rFonts w:ascii="EB Garamond" w:hAnsi="EB Garamond"/>
                 <w:b w:val="0"/>
                 <w:i/>
-                <w:color w:val="8A6F32"/>
+                <w:color w:val="A98A44"/>
                 <w:sz w:val="15"/>
                 <w:spacing w:val="15"/>
               </w:rPr>
@@ -512,7 +512,7 @@
                 <w:rFonts w:ascii="EB Garamond" w:hAnsi="EB Garamond"/>
                 <w:b w:val="0"/>
                 <w:i/>
-                <w:color w:val="8A6F32"/>
+                <w:color w:val="A98A44"/>
                 <w:sz w:val="15"/>
                 <w:spacing w:val="15"/>
               </w:rPr>
@@ -645,7 +645,7 @@
                 <w:rFonts w:ascii="EB Garamond" w:hAnsi="EB Garamond"/>
                 <w:b w:val="0"/>
                 <w:i/>
-                <w:color w:val="8A6F32"/>
+                <w:color w:val="A98A44"/>
                 <w:sz w:val="15"/>
                 <w:spacing w:val="15"/>
               </w:rPr>
@@ -772,7 +772,7 @@
                 <w:rFonts w:ascii="EB Garamond" w:hAnsi="EB Garamond"/>
                 <w:b w:val="0"/>
                 <w:i/>
-                <w:color w:val="8A6F32"/>
+                <w:color w:val="A98A44"/>
                 <w:sz w:val="15"/>
                 <w:spacing w:val="15"/>
               </w:rPr>
@@ -905,7 +905,7 @@
                 <w:rFonts w:ascii="EB Garamond" w:hAnsi="EB Garamond"/>
                 <w:b w:val="0"/>
                 <w:i/>
-                <w:color w:val="8A6F32"/>
+                <w:color w:val="A98A44"/>
                 <w:sz w:val="15"/>
                 <w:spacing w:val="15"/>
               </w:rPr>
@@ -1032,7 +1032,7 @@
                 <w:rFonts w:ascii="EB Garamond" w:hAnsi="EB Garamond"/>
                 <w:b w:val="0"/>
                 <w:i/>
-                <w:color w:val="8A6F32"/>
+                <w:color w:val="A98A44"/>
                 <w:sz w:val="15"/>
                 <w:spacing w:val="15"/>
               </w:rPr>
@@ -1673,7 +1673,7 @@
                 <w:rFonts w:ascii="EB Garamond" w:hAnsi="EB Garamond"/>
                 <w:b w:val="0"/>
                 <w:i/>
-                <w:color w:val="8A6F32"/>
+                <w:color w:val="A98A44"/>
                 <w:sz w:val="15"/>
                 <w:spacing w:val="15"/>
               </w:rPr>
@@ -1800,7 +1800,7 @@
                 <w:rFonts w:ascii="EB Garamond" w:hAnsi="EB Garamond"/>
                 <w:b w:val="0"/>
                 <w:i/>
-                <w:color w:val="8A6F32"/>
+                <w:color w:val="A98A44"/>
                 <w:sz w:val="15"/>
                 <w:spacing w:val="15"/>
               </w:rPr>
@@ -1933,7 +1933,7 @@
                 <w:rFonts w:ascii="EB Garamond" w:hAnsi="EB Garamond"/>
                 <w:b w:val="0"/>
                 <w:i/>
-                <w:color w:val="8A6F32"/>
+                <w:color w:val="A98A44"/>
                 <w:sz w:val="15"/>
                 <w:spacing w:val="15"/>
               </w:rPr>
@@ -2060,7 +2060,7 @@
                 <w:rFonts w:ascii="EB Garamond" w:hAnsi="EB Garamond"/>
                 <w:b w:val="0"/>
                 <w:i/>
-                <w:color w:val="8A6F32"/>
+                <w:color w:val="A98A44"/>
                 <w:sz w:val="15"/>
                 <w:spacing w:val="15"/>
               </w:rPr>
@@ -2193,7 +2193,7 @@
                 <w:rFonts w:ascii="EB Garamond" w:hAnsi="EB Garamond"/>
                 <w:b w:val="0"/>
                 <w:i/>
-                <w:color w:val="8A6F32"/>
+                <w:color w:val="A98A44"/>
                 <w:sz w:val="15"/>
                 <w:spacing w:val="15"/>
               </w:rPr>
@@ -2320,7 +2320,7 @@
                 <w:rFonts w:ascii="EB Garamond" w:hAnsi="EB Garamond"/>
                 <w:b w:val="0"/>
                 <w:i/>
-                <w:color w:val="8A6F32"/>
+                <w:color w:val="A98A44"/>
                 <w:sz w:val="15"/>
                 <w:spacing w:val="15"/>
               </w:rPr>
@@ -2961,7 +2961,7 @@
                 <w:rFonts w:ascii="EB Garamond" w:hAnsi="EB Garamond"/>
                 <w:b w:val="0"/>
                 <w:i/>
-                <w:color w:val="8A6F32"/>
+                <w:color w:val="A98A44"/>
                 <w:sz w:val="15"/>
                 <w:spacing w:val="15"/>
               </w:rPr>
@@ -3088,7 +3088,7 @@
                 <w:rFonts w:ascii="EB Garamond" w:hAnsi="EB Garamond"/>
                 <w:b w:val="0"/>
                 <w:i/>
-                <w:color w:val="8A6F32"/>
+                <w:color w:val="A98A44"/>
                 <w:sz w:val="15"/>
                 <w:spacing w:val="15"/>
               </w:rPr>
@@ -3221,7 +3221,7 @@
                 <w:rFonts w:ascii="EB Garamond" w:hAnsi="EB Garamond"/>
                 <w:b w:val="0"/>
                 <w:i/>
-                <w:color w:val="8A6F32"/>
+                <w:color w:val="A98A44"/>
                 <w:sz w:val="15"/>
                 <w:spacing w:val="15"/>
               </w:rPr>
@@ -3348,7 +3348,7 @@
                 <w:rFonts w:ascii="EB Garamond" w:hAnsi="EB Garamond"/>
                 <w:b w:val="0"/>
                 <w:i/>
-                <w:color w:val="8A6F32"/>
+                <w:color w:val="A98A44"/>
                 <w:sz w:val="15"/>
                 <w:spacing w:val="15"/>
               </w:rPr>
@@ -3481,7 +3481,7 @@
                 <w:rFonts w:ascii="EB Garamond" w:hAnsi="EB Garamond"/>
                 <w:b w:val="0"/>
                 <w:i/>
-                <w:color w:val="8A6F32"/>
+                <w:color w:val="A98A44"/>
                 <w:sz w:val="15"/>
                 <w:spacing w:val="15"/>
               </w:rPr>
@@ -3608,7 +3608,7 @@
                 <w:rFonts w:ascii="EB Garamond" w:hAnsi="EB Garamond"/>
                 <w:b w:val="0"/>
                 <w:i/>
-                <w:color w:val="8A6F32"/>
+                <w:color w:val="A98A44"/>
                 <w:sz w:val="15"/>
                 <w:spacing w:val="15"/>
               </w:rPr>
@@ -4249,7 +4249,7 @@
                 <w:rFonts w:ascii="EB Garamond" w:hAnsi="EB Garamond"/>
                 <w:b w:val="0"/>
                 <w:i/>
-                <w:color w:val="8A6F32"/>
+                <w:color w:val="A98A44"/>
                 <w:sz w:val="15"/>
                 <w:spacing w:val="15"/>
               </w:rPr>
@@ -4376,7 +4376,7 @@
                 <w:rFonts w:ascii="EB Garamond" w:hAnsi="EB Garamond"/>
                 <w:b w:val="0"/>
                 <w:i/>
-                <w:color w:val="8A6F32"/>
+                <w:color w:val="A98A44"/>
                 <w:sz w:val="15"/>
                 <w:spacing w:val="15"/>
               </w:rPr>
@@ -4509,7 +4509,7 @@
                 <w:rFonts w:ascii="EB Garamond" w:hAnsi="EB Garamond"/>
                 <w:b w:val="0"/>
                 <w:i/>
-                <w:color w:val="8A6F32"/>
+                <w:color w:val="A98A44"/>
                 <w:sz w:val="15"/>
                 <w:spacing w:val="15"/>
               </w:rPr>
@@ -4636,7 +4636,7 @@
                 <w:rFonts w:ascii="EB Garamond" w:hAnsi="EB Garamond"/>
                 <w:b w:val="0"/>
                 <w:i/>
-                <w:color w:val="8A6F32"/>
+                <w:color w:val="A98A44"/>
                 <w:sz w:val="15"/>
                 <w:spacing w:val="15"/>
               </w:rPr>
@@ -4769,7 +4769,7 @@
                 <w:rFonts w:ascii="EB Garamond" w:hAnsi="EB Garamond"/>
                 <w:b w:val="0"/>
                 <w:i/>
-                <w:color w:val="8A6F32"/>
+                <w:color w:val="A98A44"/>
                 <w:sz w:val="15"/>
                 <w:spacing w:val="15"/>
               </w:rPr>
@@ -4896,7 +4896,7 @@
                 <w:rFonts w:ascii="EB Garamond" w:hAnsi="EB Garamond"/>
                 <w:b w:val="0"/>
                 <w:i/>
-                <w:color w:val="8A6F32"/>
+                <w:color w:val="A98A44"/>
                 <w:sz w:val="15"/>
                 <w:spacing w:val="15"/>
               </w:rPr>
@@ -5537,7 +5537,7 @@
                 <w:rFonts w:ascii="EB Garamond" w:hAnsi="EB Garamond"/>
                 <w:b w:val="0"/>
                 <w:i/>
-                <w:color w:val="8A6F32"/>
+                <w:color w:val="A98A44"/>
                 <w:sz w:val="15"/>
                 <w:spacing w:val="15"/>
               </w:rPr>
@@ -5664,7 +5664,7 @@
                 <w:rFonts w:ascii="EB Garamond" w:hAnsi="EB Garamond"/>
                 <w:b w:val="0"/>
                 <w:i/>
-                <w:color w:val="8A6F32"/>
+                <w:color w:val="A98A44"/>
                 <w:sz w:val="15"/>
                 <w:spacing w:val="15"/>
               </w:rPr>
@@ -5797,7 +5797,7 @@
                 <w:rFonts w:ascii="EB Garamond" w:hAnsi="EB Garamond"/>
                 <w:b w:val="0"/>
                 <w:i/>
-                <w:color w:val="8A6F32"/>
+                <w:color w:val="A98A44"/>
                 <w:sz w:val="15"/>
                 <w:spacing w:val="15"/>
               </w:rPr>
@@ -5924,7 +5924,7 @@
                 <w:rFonts w:ascii="EB Garamond" w:hAnsi="EB Garamond"/>
                 <w:b w:val="0"/>
                 <w:i/>
-                <w:color w:val="8A6F32"/>
+                <w:color w:val="A98A44"/>
                 <w:sz w:val="15"/>
                 <w:spacing w:val="15"/>
               </w:rPr>
@@ -6057,7 +6057,7 @@
                 <w:rFonts w:ascii="EB Garamond" w:hAnsi="EB Garamond"/>
                 <w:b w:val="0"/>
                 <w:i/>
-                <w:color w:val="8A6F32"/>
+                <w:color w:val="A98A44"/>
                 <w:sz w:val="15"/>
                 <w:spacing w:val="15"/>
               </w:rPr>
@@ -6184,7 +6184,7 @@
                 <w:rFonts w:ascii="EB Garamond" w:hAnsi="EB Garamond"/>
                 <w:b w:val="0"/>
                 <w:i/>
-                <w:color w:val="8A6F32"/>
+                <w:color w:val="A98A44"/>
                 <w:sz w:val="15"/>
                 <w:spacing w:val="15"/>
               </w:rPr>
@@ -6825,7 +6825,7 @@
                 <w:rFonts w:ascii="EB Garamond" w:hAnsi="EB Garamond"/>
                 <w:b w:val="0"/>
                 <w:i/>
-                <w:color w:val="8A6F32"/>
+                <w:color w:val="A98A44"/>
                 <w:sz w:val="15"/>
                 <w:spacing w:val="15"/>
               </w:rPr>
@@ -6952,7 +6952,7 @@
                 <w:rFonts w:ascii="EB Garamond" w:hAnsi="EB Garamond"/>
                 <w:b w:val="0"/>
                 <w:i/>
-                <w:color w:val="8A6F32"/>
+                <w:color w:val="A98A44"/>
                 <w:sz w:val="15"/>
                 <w:spacing w:val="15"/>
               </w:rPr>
@@ -7085,7 +7085,7 @@
                 <w:rFonts w:ascii="EB Garamond" w:hAnsi="EB Garamond"/>
                 <w:b w:val="0"/>
                 <w:i/>
-                <w:color w:val="8A6F32"/>
+                <w:color w:val="A98A44"/>
                 <w:sz w:val="15"/>
                 <w:spacing w:val="15"/>
               </w:rPr>
@@ -7212,7 +7212,7 @@
                 <w:rFonts w:ascii="EB Garamond" w:hAnsi="EB Garamond"/>
                 <w:b w:val="0"/>
                 <w:i/>
-                <w:color w:val="8A6F32"/>
+                <w:color w:val="A98A44"/>
                 <w:sz w:val="15"/>
                 <w:spacing w:val="15"/>
               </w:rPr>
@@ -7345,7 +7345,7 @@
                 <w:rFonts w:ascii="EB Garamond" w:hAnsi="EB Garamond"/>
                 <w:b w:val="0"/>
                 <w:i/>
-                <w:color w:val="8A6F32"/>
+                <w:color w:val="A98A44"/>
                 <w:sz w:val="15"/>
                 <w:spacing w:val="15"/>
               </w:rPr>
@@ -7472,7 +7472,7 @@
                 <w:rFonts w:ascii="EB Garamond" w:hAnsi="EB Garamond"/>
                 <w:b w:val="0"/>
                 <w:i/>
-                <w:color w:val="8A6F32"/>
+                <w:color w:val="A98A44"/>
                 <w:sz w:val="15"/>
                 <w:spacing w:val="15"/>
               </w:rPr>
@@ -8113,7 +8113,7 @@
                 <w:rFonts w:ascii="EB Garamond" w:hAnsi="EB Garamond"/>
                 <w:b w:val="0"/>
                 <w:i/>
-                <w:color w:val="8A6F32"/>
+                <w:color w:val="A98A44"/>
                 <w:sz w:val="15"/>
                 <w:spacing w:val="15"/>
               </w:rPr>
@@ -8240,7 +8240,7 @@
                 <w:rFonts w:ascii="EB Garamond" w:hAnsi="EB Garamond"/>
                 <w:b w:val="0"/>
                 <w:i/>
-                <w:color w:val="8A6F32"/>
+                <w:color w:val="A98A44"/>
                 <w:sz w:val="15"/>
                 <w:spacing w:val="15"/>
               </w:rPr>
@@ -8373,7 +8373,7 @@
                 <w:rFonts w:ascii="EB Garamond" w:hAnsi="EB Garamond"/>
                 <w:b w:val="0"/>
                 <w:i/>
-                <w:color w:val="8A6F32"/>
+                <w:color w:val="A98A44"/>
                 <w:sz w:val="15"/>
                 <w:spacing w:val="15"/>
               </w:rPr>
@@ -8500,7 +8500,7 @@
                 <w:rFonts w:ascii="EB Garamond" w:hAnsi="EB Garamond"/>
                 <w:b w:val="0"/>
                 <w:i/>
-                <w:color w:val="8A6F32"/>
+                <w:color w:val="A98A44"/>
                 <w:sz w:val="15"/>
                 <w:spacing w:val="15"/>
               </w:rPr>
@@ -8633,7 +8633,7 @@
                 <w:rFonts w:ascii="EB Garamond" w:hAnsi="EB Garamond"/>
                 <w:b w:val="0"/>
                 <w:i/>
-                <w:color w:val="8A6F32"/>
+                <w:color w:val="A98A44"/>
                 <w:sz w:val="15"/>
                 <w:spacing w:val="15"/>
               </w:rPr>
@@ -8760,7 +8760,7 @@
                 <w:rFonts w:ascii="EB Garamond" w:hAnsi="EB Garamond"/>
                 <w:b w:val="0"/>
                 <w:i/>
-                <w:color w:val="8A6F32"/>
+                <w:color w:val="A98A44"/>
                 <w:sz w:val="15"/>
                 <w:spacing w:val="15"/>
               </w:rPr>
@@ -9401,7 +9401,7 @@
                 <w:rFonts w:ascii="EB Garamond" w:hAnsi="EB Garamond"/>
                 <w:b w:val="0"/>
                 <w:i/>
-                <w:color w:val="8A6F32"/>
+                <w:color w:val="A98A44"/>
                 <w:sz w:val="15"/>
                 <w:spacing w:val="15"/>
               </w:rPr>
@@ -9528,7 +9528,7 @@
                 <w:rFonts w:ascii="EB Garamond" w:hAnsi="EB Garamond"/>
                 <w:b w:val="0"/>
                 <w:i/>
-                <w:color w:val="8A6F32"/>
+                <w:color w:val="A98A44"/>
                 <w:sz w:val="15"/>
                 <w:spacing w:val="15"/>
               </w:rPr>
@@ -9661,7 +9661,7 @@
                 <w:rFonts w:ascii="EB Garamond" w:hAnsi="EB Garamond"/>
                 <w:b w:val="0"/>
                 <w:i/>
-                <w:color w:val="8A6F32"/>
+                <w:color w:val="A98A44"/>
                 <w:sz w:val="15"/>
                 <w:spacing w:val="15"/>
               </w:rPr>
@@ -9788,7 +9788,7 @@
                 <w:rFonts w:ascii="EB Garamond" w:hAnsi="EB Garamond"/>
                 <w:b w:val="0"/>
                 <w:i/>
-                <w:color w:val="8A6F32"/>
+                <w:color w:val="A98A44"/>
                 <w:sz w:val="15"/>
                 <w:spacing w:val="15"/>
               </w:rPr>
@@ -9921,7 +9921,7 @@
                 <w:rFonts w:ascii="EB Garamond" w:hAnsi="EB Garamond"/>
                 <w:b w:val="0"/>
                 <w:i/>
-                <w:color w:val="8A6F32"/>
+                <w:color w:val="A98A44"/>
                 <w:sz w:val="15"/>
                 <w:spacing w:val="15"/>
               </w:rPr>
@@ -10048,7 +10048,7 @@
                 <w:rFonts w:ascii="EB Garamond" w:hAnsi="EB Garamond"/>
                 <w:b w:val="0"/>
                 <w:i/>
-                <w:color w:val="8A6F32"/>
+                <w:color w:val="A98A44"/>
                 <w:sz w:val="15"/>
                 <w:spacing w:val="15"/>
               </w:rPr>
@@ -10689,7 +10689,7 @@
                 <w:rFonts w:ascii="EB Garamond" w:hAnsi="EB Garamond"/>
                 <w:b w:val="0"/>
                 <w:i/>
-                <w:color w:val="8A6F32"/>
+                <w:color w:val="A98A44"/>
                 <w:sz w:val="15"/>
                 <w:spacing w:val="15"/>
               </w:rPr>
@@ -10816,7 +10816,7 @@
                 <w:rFonts w:ascii="EB Garamond" w:hAnsi="EB Garamond"/>
                 <w:b w:val="0"/>
                 <w:i/>
-                <w:color w:val="8A6F32"/>
+                <w:color w:val="A98A44"/>
                 <w:sz w:val="15"/>
                 <w:spacing w:val="15"/>
               </w:rPr>
@@ -10949,7 +10949,7 @@
                 <w:rFonts w:ascii="EB Garamond" w:hAnsi="EB Garamond"/>
                 <w:b w:val="0"/>
                 <w:i/>
-                <w:color w:val="8A6F32"/>
+                <w:color w:val="A98A44"/>
                 <w:sz w:val="15"/>
                 <w:spacing w:val="15"/>
               </w:rPr>
@@ -11076,7 +11076,7 @@
                 <w:rFonts w:ascii="EB Garamond" w:hAnsi="EB Garamond"/>
                 <w:b w:val="0"/>
                 <w:i/>
-                <w:color w:val="8A6F32"/>
+                <w:color w:val="A98A44"/>
                 <w:sz w:val="15"/>
                 <w:spacing w:val="15"/>
               </w:rPr>
@@ -11209,7 +11209,7 @@
                 <w:rFonts w:ascii="EB Garamond" w:hAnsi="EB Garamond"/>
                 <w:b w:val="0"/>
                 <w:i/>
-                <w:color w:val="8A6F32"/>
+                <w:color w:val="A98A44"/>
                 <w:sz w:val="15"/>
                 <w:spacing w:val="15"/>
               </w:rPr>
@@ -11336,7 +11336,7 @@
                 <w:rFonts w:ascii="EB Garamond" w:hAnsi="EB Garamond"/>
                 <w:b w:val="0"/>
                 <w:i/>
-                <w:color w:val="8A6F32"/>
+                <w:color w:val="A98A44"/>
                 <w:sz w:val="15"/>
                 <w:spacing w:val="15"/>
               </w:rPr>
@@ -11977,7 +11977,7 @@
                 <w:rFonts w:ascii="EB Garamond" w:hAnsi="EB Garamond"/>
                 <w:b w:val="0"/>
                 <w:i/>
-                <w:color w:val="8A6F32"/>
+                <w:color w:val="A98A44"/>
                 <w:sz w:val="15"/>
                 <w:spacing w:val="15"/>
               </w:rPr>
@@ -12104,7 +12104,7 @@
                 <w:rFonts w:ascii="EB Garamond" w:hAnsi="EB Garamond"/>
                 <w:b w:val="0"/>
                 <w:i/>
-                <w:color w:val="8A6F32"/>
+                <w:color w:val="A98A44"/>
                 <w:sz w:val="15"/>
                 <w:spacing w:val="15"/>
               </w:rPr>
@@ -12237,7 +12237,7 @@
                 <w:rFonts w:ascii="EB Garamond" w:hAnsi="EB Garamond"/>
                 <w:b w:val="0"/>
                 <w:i/>
-                <w:color w:val="8A6F32"/>
+                <w:color w:val="A98A44"/>
                 <w:sz w:val="15"/>
                 <w:spacing w:val="15"/>
               </w:rPr>
@@ -12364,7 +12364,7 @@
                 <w:rFonts w:ascii="EB Garamond" w:hAnsi="EB Garamond"/>
                 <w:b w:val="0"/>
                 <w:i/>
-                <w:color w:val="8A6F32"/>
+                <w:color w:val="A98A44"/>
                 <w:sz w:val="15"/>
                 <w:spacing w:val="15"/>
               </w:rPr>
@@ -12497,7 +12497,7 @@
                 <w:rFonts w:ascii="EB Garamond" w:hAnsi="EB Garamond"/>
                 <w:b w:val="0"/>
                 <w:i/>
-                <w:color w:val="8A6F32"/>
+                <w:color w:val="A98A44"/>
                 <w:sz w:val="15"/>
                 <w:spacing w:val="15"/>
               </w:rPr>
@@ -12624,7 +12624,7 @@
                 <w:rFonts w:ascii="EB Garamond" w:hAnsi="EB Garamond"/>
                 <w:b w:val="0"/>
                 <w:i/>
-                <w:color w:val="8A6F32"/>
+                <w:color w:val="A98A44"/>
                 <w:sz w:val="15"/>
                 <w:spacing w:val="15"/>
               </w:rPr>

--- a/Romance_Night_60_Cards.docx
+++ b/Romance_Night_60_Cards.docx
@@ -95,10 +95,20 @@
           </w:p>
           <w:p>
             <w:pPr>
-              <w:spacing w:before="360" w:after="20"/>
-              <w:ind w:left="272" w:right="272"/>
-              <w:jc w:val="center"/>
-            </w:pPr>
+              <w:spacing w:before="320" w:after="20"/>
+              <w:ind w:left="272" w:right="272"/>
+              <w:jc w:val="center"/>
+            </w:pPr>
+            <w:r>
+              <w:rPr>
+                <w:rFonts w:ascii="Cinzel" w:hAnsi="Cinzel"/>
+                <w:b w:val="0"/>
+                <w:i w:val="0"/>
+                <w:color w:val="8A6F32"/>
+                <w:sz w:val="24"/>
+              </w:rPr>
+              <w:t xml:space="preserve">❦  </w:t>
+            </w:r>
             <w:r>
               <w:rPr>
                 <w:rFonts w:ascii="Cinzel" w:hAnsi="Cinzel"/>
@@ -111,6 +121,16 @@
               </w:rPr>
               <w:t>Flirty</w:t>
             </w:r>
+            <w:r>
+              <w:rPr>
+                <w:rFonts w:ascii="Cinzel" w:hAnsi="Cinzel"/>
+                <w:b w:val="0"/>
+                <w:i w:val="0"/>
+                <w:color w:val="8A6F32"/>
+                <w:sz w:val="24"/>
+              </w:rPr>
+              <w:t xml:space="preserve">  ❦</w:t>
+            </w:r>
           </w:p>
           <w:p>
             <w:pPr>
@@ -131,10 +151,20 @@
           </w:p>
           <w:p>
             <w:pPr>
-              <w:spacing w:before="360" w:after="20"/>
-              <w:ind w:left="272" w:right="272"/>
-              <w:jc w:val="center"/>
-            </w:pPr>
+              <w:spacing w:before="320" w:after="20"/>
+              <w:ind w:left="272" w:right="272"/>
+              <w:jc w:val="center"/>
+            </w:pPr>
+            <w:r>
+              <w:rPr>
+                <w:rFonts w:ascii="Cinzel" w:hAnsi="Cinzel"/>
+                <w:b w:val="0"/>
+                <w:i w:val="0"/>
+                <w:color w:val="8A6F32"/>
+                <w:sz w:val="24"/>
+              </w:rPr>
+              <w:t xml:space="preserve">❦  </w:t>
+            </w:r>
             <w:r>
               <w:rPr>
                 <w:rFonts w:ascii="Cinzel" w:hAnsi="Cinzel"/>
@@ -147,6 +177,16 @@
               </w:rPr>
               <w:t>Provocative</w:t>
             </w:r>
+            <w:r>
+              <w:rPr>
+                <w:rFonts w:ascii="Cinzel" w:hAnsi="Cinzel"/>
+                <w:b w:val="0"/>
+                <w:i w:val="0"/>
+                <w:color w:val="8A6F32"/>
+                <w:sz w:val="24"/>
+              </w:rPr>
+              <w:t xml:space="preserve">  ❦</w:t>
+            </w:r>
           </w:p>
           <w:p>
             <w:pPr>
@@ -167,10 +207,20 @@
           </w:p>
           <w:p>
             <w:pPr>
-              <w:spacing w:before="360" w:after="20"/>
-              <w:ind w:left="272" w:right="272"/>
-              <w:jc w:val="center"/>
-            </w:pPr>
+              <w:spacing w:before="320" w:after="20"/>
+              <w:ind w:left="272" w:right="272"/>
+              <w:jc w:val="center"/>
+            </w:pPr>
+            <w:r>
+              <w:rPr>
+                <w:rFonts w:ascii="Cinzel" w:hAnsi="Cinzel"/>
+                <w:b w:val="0"/>
+                <w:i w:val="0"/>
+                <w:color w:val="8A6F32"/>
+                <w:sz w:val="24"/>
+              </w:rPr>
+              <w:t xml:space="preserve">❦  </w:t>
+            </w:r>
             <w:r>
               <w:rPr>
                 <w:rFonts w:ascii="Cinzel" w:hAnsi="Cinzel"/>
@@ -182,6 +232,16 @@
                 <w:spacing w:val="60"/>
               </w:rPr>
               <w:t>Very Daring</w:t>
+            </w:r>
+            <w:r>
+              <w:rPr>
+                <w:rFonts w:ascii="Cinzel" w:hAnsi="Cinzel"/>
+                <w:b w:val="0"/>
+                <w:i w:val="0"/>
+                <w:color w:val="8A6F32"/>
+                <w:sz w:val="24"/>
+              </w:rPr>
+              <w:t xml:space="preserve">  ❦</w:t>
             </w:r>
           </w:p>
           <w:p>
@@ -286,29 +346,49 @@
           </w:tcPr>
           <w:p>
             <w:pPr>
-              <w:spacing w:before="260" w:after="20"/>
-              <w:ind w:left="272" w:right="272"/>
-              <w:jc w:val="center"/>
-            </w:pPr>
+              <w:spacing w:before="220" w:after="20"/>
+              <w:ind w:left="272" w:right="272"/>
+              <w:jc w:val="center"/>
+            </w:pPr>
+            <w:r>
+              <w:rPr>
+                <w:rFonts w:ascii="Cinzel" w:hAnsi="Cinzel"/>
+                <w:b w:val="0"/>
+                <w:i w:val="0"/>
+                <w:color w:val="8A6F32"/>
+                <w:sz w:val="22"/>
+              </w:rPr>
+              <w:t xml:space="preserve">❦  </w:t>
+            </w:r>
             <w:r>
               <w:rPr>
                 <w:rFonts w:ascii="Cinzel" w:hAnsi="Cinzel"/>
                 <w:b w:val="0"/>
                 <w:i w:val="0"/>
                 <w:color w:val="C9A24B"/>
-                <w:sz w:val="24"/>
+                <w:sz w:val="26"/>
               </w:rPr>
               <w:t>❦</w:t>
             </w:r>
-          </w:p>
-          <w:p>
-            <w:pPr>
-              <w:spacing w:before="20" w:after="0"/>
+            <w:r>
+              <w:rPr>
+                <w:rFonts w:ascii="Cinzel" w:hAnsi="Cinzel"/>
+                <w:b w:val="0"/>
+                <w:i w:val="0"/>
+                <w:color w:val="8A6F32"/>
+                <w:sz w:val="22"/>
+              </w:rPr>
+              <w:t xml:space="preserve">  ❦</w:t>
+            </w:r>
+          </w:p>
+          <w:p>
+            <w:pPr>
+              <w:spacing w:before="40" w:after="0"/>
               <w:ind w:left="272" w:right="272"/>
               <w:jc w:val="center"/>
               <w:pBdr>
-                <w:top w:val="single" w:sz="4" w:space="5" w:color="8A6F32"/>
-                <w:bottom w:val="single" w:sz="4" w:space="5" w:color="8A6F32"/>
+                <w:top w:val="single" w:sz="5" w:space="5" w:color="C9A24B"/>
+                <w:bottom w:val="single" w:sz="5" w:space="5" w:color="C9A24B"/>
               </w:pBdr>
             </w:pPr>
             <w:r>
@@ -326,7 +406,7 @@
           </w:p>
           <w:p>
             <w:pPr>
-              <w:spacing w:before="400" w:after="40" w:line="240" w:lineRule="auto"/>
+              <w:spacing w:before="360" w:after="40" w:line="240" w:lineRule="auto"/>
               <w:ind w:left="272" w:right="272"/>
               <w:jc w:val="center"/>
             </w:pPr>
@@ -359,7 +439,7 @@
           </w:p>
           <w:p>
             <w:pPr>
-              <w:spacing w:before="0" w:after="240" w:line="298" w:lineRule="auto"/>
+              <w:spacing w:before="0" w:after="220" w:line="298" w:lineRule="auto"/>
               <w:ind w:left="272" w:right="272"/>
               <w:jc w:val="center"/>
             </w:pPr>
@@ -413,29 +493,49 @@
           </w:tcPr>
           <w:p>
             <w:pPr>
-              <w:spacing w:before="260" w:after="20"/>
-              <w:ind w:left="272" w:right="272"/>
-              <w:jc w:val="center"/>
-            </w:pPr>
+              <w:spacing w:before="220" w:after="20"/>
+              <w:ind w:left="272" w:right="272"/>
+              <w:jc w:val="center"/>
+            </w:pPr>
+            <w:r>
+              <w:rPr>
+                <w:rFonts w:ascii="Cinzel" w:hAnsi="Cinzel"/>
+                <w:b w:val="0"/>
+                <w:i w:val="0"/>
+                <w:color w:val="8A6F32"/>
+                <w:sz w:val="22"/>
+              </w:rPr>
+              <w:t xml:space="preserve">❦  </w:t>
+            </w:r>
             <w:r>
               <w:rPr>
                 <w:rFonts w:ascii="Cinzel" w:hAnsi="Cinzel"/>
                 <w:b w:val="0"/>
                 <w:i w:val="0"/>
                 <w:color w:val="C9A24B"/>
-                <w:sz w:val="24"/>
+                <w:sz w:val="26"/>
               </w:rPr>
               <w:t>❦</w:t>
             </w:r>
-          </w:p>
-          <w:p>
-            <w:pPr>
-              <w:spacing w:before="20" w:after="0"/>
+            <w:r>
+              <w:rPr>
+                <w:rFonts w:ascii="Cinzel" w:hAnsi="Cinzel"/>
+                <w:b w:val="0"/>
+                <w:i w:val="0"/>
+                <w:color w:val="8A6F32"/>
+                <w:sz w:val="22"/>
+              </w:rPr>
+              <w:t xml:space="preserve">  ❦</w:t>
+            </w:r>
+          </w:p>
+          <w:p>
+            <w:pPr>
+              <w:spacing w:before="40" w:after="0"/>
               <w:ind w:left="272" w:right="272"/>
               <w:jc w:val="center"/>
               <w:pBdr>
-                <w:top w:val="single" w:sz="4" w:space="5" w:color="8A6F32"/>
-                <w:bottom w:val="single" w:sz="4" w:space="5" w:color="8A6F32"/>
+                <w:top w:val="single" w:sz="5" w:space="5" w:color="C9A24B"/>
+                <w:bottom w:val="single" w:sz="5" w:space="5" w:color="C9A24B"/>
               </w:pBdr>
             </w:pPr>
             <w:r>
@@ -453,7 +553,7 @@
           </w:p>
           <w:p>
             <w:pPr>
-              <w:spacing w:before="400" w:after="40" w:line="240" w:lineRule="auto"/>
+              <w:spacing w:before="360" w:after="40" w:line="240" w:lineRule="auto"/>
               <w:ind w:left="272" w:right="272"/>
               <w:jc w:val="center"/>
             </w:pPr>
@@ -486,7 +586,7 @@
           </w:p>
           <w:p>
             <w:pPr>
-              <w:spacing w:before="0" w:after="240" w:line="298" w:lineRule="auto"/>
+              <w:spacing w:before="0" w:after="220" w:line="298" w:lineRule="auto"/>
               <w:ind w:left="272" w:right="272"/>
               <w:jc w:val="center"/>
             </w:pPr>
@@ -546,29 +646,49 @@
           </w:tcPr>
           <w:p>
             <w:pPr>
-              <w:spacing w:before="260" w:after="20"/>
-              <w:ind w:left="272" w:right="272"/>
-              <w:jc w:val="center"/>
-            </w:pPr>
+              <w:spacing w:before="220" w:after="20"/>
+              <w:ind w:left="272" w:right="272"/>
+              <w:jc w:val="center"/>
+            </w:pPr>
+            <w:r>
+              <w:rPr>
+                <w:rFonts w:ascii="Cinzel" w:hAnsi="Cinzel"/>
+                <w:b w:val="0"/>
+                <w:i w:val="0"/>
+                <w:color w:val="8A6F32"/>
+                <w:sz w:val="22"/>
+              </w:rPr>
+              <w:t xml:space="preserve">❦  </w:t>
+            </w:r>
             <w:r>
               <w:rPr>
                 <w:rFonts w:ascii="Cinzel" w:hAnsi="Cinzel"/>
                 <w:b w:val="0"/>
                 <w:i w:val="0"/>
                 <w:color w:val="C9A24B"/>
-                <w:sz w:val="24"/>
+                <w:sz w:val="26"/>
               </w:rPr>
               <w:t>❦</w:t>
             </w:r>
-          </w:p>
-          <w:p>
-            <w:pPr>
-              <w:spacing w:before="20" w:after="0"/>
+            <w:r>
+              <w:rPr>
+                <w:rFonts w:ascii="Cinzel" w:hAnsi="Cinzel"/>
+                <w:b w:val="0"/>
+                <w:i w:val="0"/>
+                <w:color w:val="8A6F32"/>
+                <w:sz w:val="22"/>
+              </w:rPr>
+              <w:t xml:space="preserve">  ❦</w:t>
+            </w:r>
+          </w:p>
+          <w:p>
+            <w:pPr>
+              <w:spacing w:before="40" w:after="0"/>
               <w:ind w:left="272" w:right="272"/>
               <w:jc w:val="center"/>
               <w:pBdr>
-                <w:top w:val="single" w:sz="4" w:space="5" w:color="8A6F32"/>
-                <w:bottom w:val="single" w:sz="4" w:space="5" w:color="8A6F32"/>
+                <w:top w:val="single" w:sz="5" w:space="5" w:color="C9A24B"/>
+                <w:bottom w:val="single" w:sz="5" w:space="5" w:color="C9A24B"/>
               </w:pBdr>
             </w:pPr>
             <w:r>
@@ -586,7 +706,7 @@
           </w:p>
           <w:p>
             <w:pPr>
-              <w:spacing w:before="400" w:after="40" w:line="240" w:lineRule="auto"/>
+              <w:spacing w:before="360" w:after="40" w:line="240" w:lineRule="auto"/>
               <w:ind w:left="272" w:right="272"/>
               <w:jc w:val="center"/>
             </w:pPr>
@@ -619,7 +739,7 @@
           </w:p>
           <w:p>
             <w:pPr>
-              <w:spacing w:before="0" w:after="240" w:line="298" w:lineRule="auto"/>
+              <w:spacing w:before="0" w:after="220" w:line="298" w:lineRule="auto"/>
               <w:ind w:left="272" w:right="272"/>
               <w:jc w:val="center"/>
             </w:pPr>
@@ -673,29 +793,49 @@
           </w:tcPr>
           <w:p>
             <w:pPr>
-              <w:spacing w:before="260" w:after="20"/>
-              <w:ind w:left="272" w:right="272"/>
-              <w:jc w:val="center"/>
-            </w:pPr>
+              <w:spacing w:before="220" w:after="20"/>
+              <w:ind w:left="272" w:right="272"/>
+              <w:jc w:val="center"/>
+            </w:pPr>
+            <w:r>
+              <w:rPr>
+                <w:rFonts w:ascii="Cinzel" w:hAnsi="Cinzel"/>
+                <w:b w:val="0"/>
+                <w:i w:val="0"/>
+                <w:color w:val="8A6F32"/>
+                <w:sz w:val="22"/>
+              </w:rPr>
+              <w:t xml:space="preserve">❦  </w:t>
+            </w:r>
             <w:r>
               <w:rPr>
                 <w:rFonts w:ascii="Cinzel" w:hAnsi="Cinzel"/>
                 <w:b w:val="0"/>
                 <w:i w:val="0"/>
                 <w:color w:val="C9A24B"/>
-                <w:sz w:val="24"/>
+                <w:sz w:val="26"/>
               </w:rPr>
               <w:t>❦</w:t>
             </w:r>
-          </w:p>
-          <w:p>
-            <w:pPr>
-              <w:spacing w:before="20" w:after="0"/>
+            <w:r>
+              <w:rPr>
+                <w:rFonts w:ascii="Cinzel" w:hAnsi="Cinzel"/>
+                <w:b w:val="0"/>
+                <w:i w:val="0"/>
+                <w:color w:val="8A6F32"/>
+                <w:sz w:val="22"/>
+              </w:rPr>
+              <w:t xml:space="preserve">  ❦</w:t>
+            </w:r>
+          </w:p>
+          <w:p>
+            <w:pPr>
+              <w:spacing w:before="40" w:after="0"/>
               <w:ind w:left="272" w:right="272"/>
               <w:jc w:val="center"/>
               <w:pBdr>
-                <w:top w:val="single" w:sz="4" w:space="5" w:color="8A6F32"/>
-                <w:bottom w:val="single" w:sz="4" w:space="5" w:color="8A6F32"/>
+                <w:top w:val="single" w:sz="5" w:space="5" w:color="C9A24B"/>
+                <w:bottom w:val="single" w:sz="5" w:space="5" w:color="C9A24B"/>
               </w:pBdr>
             </w:pPr>
             <w:r>
@@ -713,7 +853,7 @@
           </w:p>
           <w:p>
             <w:pPr>
-              <w:spacing w:before="400" w:after="40" w:line="240" w:lineRule="auto"/>
+              <w:spacing w:before="360" w:after="40" w:line="240" w:lineRule="auto"/>
               <w:ind w:left="272" w:right="272"/>
               <w:jc w:val="center"/>
             </w:pPr>
@@ -746,7 +886,7 @@
           </w:p>
           <w:p>
             <w:pPr>
-              <w:spacing w:before="0" w:after="240" w:line="298" w:lineRule="auto"/>
+              <w:spacing w:before="0" w:after="220" w:line="298" w:lineRule="auto"/>
               <w:ind w:left="272" w:right="272"/>
               <w:jc w:val="center"/>
             </w:pPr>
@@ -806,29 +946,49 @@
           </w:tcPr>
           <w:p>
             <w:pPr>
-              <w:spacing w:before="260" w:after="20"/>
-              <w:ind w:left="272" w:right="272"/>
-              <w:jc w:val="center"/>
-            </w:pPr>
+              <w:spacing w:before="220" w:after="20"/>
+              <w:ind w:left="272" w:right="272"/>
+              <w:jc w:val="center"/>
+            </w:pPr>
+            <w:r>
+              <w:rPr>
+                <w:rFonts w:ascii="Cinzel" w:hAnsi="Cinzel"/>
+                <w:b w:val="0"/>
+                <w:i w:val="0"/>
+                <w:color w:val="8A6F32"/>
+                <w:sz w:val="22"/>
+              </w:rPr>
+              <w:t xml:space="preserve">❦  </w:t>
+            </w:r>
             <w:r>
               <w:rPr>
                 <w:rFonts w:ascii="Cinzel" w:hAnsi="Cinzel"/>
                 <w:b w:val="0"/>
                 <w:i w:val="0"/>
                 <w:color w:val="C9A24B"/>
-                <w:sz w:val="24"/>
+                <w:sz w:val="26"/>
               </w:rPr>
               <w:t>❦</w:t>
             </w:r>
-          </w:p>
-          <w:p>
-            <w:pPr>
-              <w:spacing w:before="20" w:after="0"/>
+            <w:r>
+              <w:rPr>
+                <w:rFonts w:ascii="Cinzel" w:hAnsi="Cinzel"/>
+                <w:b w:val="0"/>
+                <w:i w:val="0"/>
+                <w:color w:val="8A6F32"/>
+                <w:sz w:val="22"/>
+              </w:rPr>
+              <w:t xml:space="preserve">  ❦</w:t>
+            </w:r>
+          </w:p>
+          <w:p>
+            <w:pPr>
+              <w:spacing w:before="40" w:after="0"/>
               <w:ind w:left="272" w:right="272"/>
               <w:jc w:val="center"/>
               <w:pBdr>
-                <w:top w:val="single" w:sz="4" w:space="5" w:color="8A6F32"/>
-                <w:bottom w:val="single" w:sz="4" w:space="5" w:color="8A6F32"/>
+                <w:top w:val="single" w:sz="5" w:space="5" w:color="C9A24B"/>
+                <w:bottom w:val="single" w:sz="5" w:space="5" w:color="C9A24B"/>
               </w:pBdr>
             </w:pPr>
             <w:r>
@@ -846,7 +1006,7 @@
           </w:p>
           <w:p>
             <w:pPr>
-              <w:spacing w:before="400" w:after="40" w:line="240" w:lineRule="auto"/>
+              <w:spacing w:before="360" w:after="40" w:line="240" w:lineRule="auto"/>
               <w:ind w:left="272" w:right="272"/>
               <w:jc w:val="center"/>
             </w:pPr>
@@ -879,7 +1039,7 @@
           </w:p>
           <w:p>
             <w:pPr>
-              <w:spacing w:before="0" w:after="240" w:line="298" w:lineRule="auto"/>
+              <w:spacing w:before="0" w:after="220" w:line="298" w:lineRule="auto"/>
               <w:ind w:left="272" w:right="272"/>
               <w:jc w:val="center"/>
             </w:pPr>
@@ -933,29 +1093,49 @@
           </w:tcPr>
           <w:p>
             <w:pPr>
-              <w:spacing w:before="260" w:after="20"/>
-              <w:ind w:left="272" w:right="272"/>
-              <w:jc w:val="center"/>
-            </w:pPr>
+              <w:spacing w:before="220" w:after="20"/>
+              <w:ind w:left="272" w:right="272"/>
+              <w:jc w:val="center"/>
+            </w:pPr>
+            <w:r>
+              <w:rPr>
+                <w:rFonts w:ascii="Cinzel" w:hAnsi="Cinzel"/>
+                <w:b w:val="0"/>
+                <w:i w:val="0"/>
+                <w:color w:val="8A6F32"/>
+                <w:sz w:val="22"/>
+              </w:rPr>
+              <w:t xml:space="preserve">❦  </w:t>
+            </w:r>
             <w:r>
               <w:rPr>
                 <w:rFonts w:ascii="Cinzel" w:hAnsi="Cinzel"/>
                 <w:b w:val="0"/>
                 <w:i w:val="0"/>
                 <w:color w:val="C9A24B"/>
-                <w:sz w:val="24"/>
+                <w:sz w:val="26"/>
               </w:rPr>
               <w:t>❦</w:t>
             </w:r>
-          </w:p>
-          <w:p>
-            <w:pPr>
-              <w:spacing w:before="20" w:after="0"/>
+            <w:r>
+              <w:rPr>
+                <w:rFonts w:ascii="Cinzel" w:hAnsi="Cinzel"/>
+                <w:b w:val="0"/>
+                <w:i w:val="0"/>
+                <w:color w:val="8A6F32"/>
+                <w:sz w:val="22"/>
+              </w:rPr>
+              <w:t xml:space="preserve">  ❦</w:t>
+            </w:r>
+          </w:p>
+          <w:p>
+            <w:pPr>
+              <w:spacing w:before="40" w:after="0"/>
               <w:ind w:left="272" w:right="272"/>
               <w:jc w:val="center"/>
               <w:pBdr>
-                <w:top w:val="single" w:sz="4" w:space="5" w:color="8A6F32"/>
-                <w:bottom w:val="single" w:sz="4" w:space="5" w:color="8A6F32"/>
+                <w:top w:val="single" w:sz="5" w:space="5" w:color="C9A24B"/>
+                <w:bottom w:val="single" w:sz="5" w:space="5" w:color="C9A24B"/>
               </w:pBdr>
             </w:pPr>
             <w:r>
@@ -973,7 +1153,7 @@
           </w:p>
           <w:p>
             <w:pPr>
-              <w:spacing w:before="400" w:after="40" w:line="240" w:lineRule="auto"/>
+              <w:spacing w:before="360" w:after="40" w:line="240" w:lineRule="auto"/>
               <w:ind w:left="272" w:right="272"/>
               <w:jc w:val="center"/>
             </w:pPr>
@@ -1006,7 +1186,7 @@
           </w:p>
           <w:p>
             <w:pPr>
-              <w:spacing w:before="0" w:after="240" w:line="298" w:lineRule="auto"/>
+              <w:spacing w:before="0" w:after="220" w:line="298" w:lineRule="auto"/>
               <w:ind w:left="272" w:right="272"/>
               <w:jc w:val="center"/>
             </w:pPr>
@@ -1099,35 +1279,35 @@
                 <w:b w:val="0"/>
                 <w:i w:val="0"/>
                 <w:color w:val="8A6F32"/>
-                <w:sz w:val="32"/>
+                <w:sz w:val="26"/>
+              </w:rPr>
+              <w:t>❦  ❦  ❦</w:t>
+            </w:r>
+          </w:p>
+          <w:p>
+            <w:pPr>
+              <w:spacing w:before="180" w:after="0"/>
+              <w:ind w:left="272" w:right="272"/>
+              <w:jc w:val="center"/>
+              <w:pBdr>
+                <w:top w:val="single" w:sz="6" w:space="6" w:color="C9A24B"/>
+                <w:bottom w:val="single" w:sz="6" w:space="6" w:color="C9A24B"/>
+              </w:pBdr>
+            </w:pPr>
+            <w:r>
+              <w:rPr>
+                <w:rFonts w:ascii="Cinzel" w:hAnsi="Cinzel"/>
+                <w:b w:val="0"/>
+                <w:i w:val="0"/>
+                <w:color w:val="EBA9B7"/>
+                <w:sz w:val="80"/>
               </w:rPr>
               <w:t>❦</w:t>
             </w:r>
           </w:p>
           <w:p>
             <w:pPr>
-              <w:spacing w:before="200" w:after="0"/>
-              <w:ind w:left="272" w:right="272"/>
-              <w:jc w:val="center"/>
-              <w:pBdr>
-                <w:top w:val="single" w:sz="4" w:space="6" w:color="8A6F32"/>
-                <w:bottom w:val="single" w:sz="4" w:space="6" w:color="8A6F32"/>
-              </w:pBdr>
-            </w:pPr>
-            <w:r>
-              <w:rPr>
-                <w:rFonts w:ascii="Cinzel" w:hAnsi="Cinzel"/>
-                <w:b w:val="0"/>
-                <w:i w:val="0"/>
-                <w:color w:val="EBA9B7"/>
-                <w:sz w:val="60"/>
-              </w:rPr>
-              <w:t>❦</w:t>
-            </w:r>
-          </w:p>
-          <w:p>
-            <w:pPr>
-              <w:spacing w:before="200" w:after="0"/>
+              <w:spacing w:before="180" w:after="0"/>
               <w:ind w:left="272" w:right="272"/>
               <w:jc w:val="center"/>
             </w:pPr>
@@ -1137,9 +1317,9 @@
                 <w:b w:val="0"/>
                 <w:i w:val="0"/>
                 <w:color w:val="8A6F32"/>
-                <w:sz w:val="32"/>
-              </w:rPr>
-              <w:t>❦</w:t>
+                <w:sz w:val="26"/>
+              </w:rPr>
+              <w:t>❦  ❦  ❦</w:t>
             </w:r>
           </w:p>
         </w:tc>
@@ -1173,35 +1353,35 @@
                 <w:b w:val="0"/>
                 <w:i w:val="0"/>
                 <w:color w:val="8A6F32"/>
-                <w:sz w:val="32"/>
+                <w:sz w:val="26"/>
+              </w:rPr>
+              <w:t>❦  ❦  ❦</w:t>
+            </w:r>
+          </w:p>
+          <w:p>
+            <w:pPr>
+              <w:spacing w:before="180" w:after="0"/>
+              <w:ind w:left="272" w:right="272"/>
+              <w:jc w:val="center"/>
+              <w:pBdr>
+                <w:top w:val="single" w:sz="6" w:space="6" w:color="C9A24B"/>
+                <w:bottom w:val="single" w:sz="6" w:space="6" w:color="C9A24B"/>
+              </w:pBdr>
+            </w:pPr>
+            <w:r>
+              <w:rPr>
+                <w:rFonts w:ascii="Cinzel" w:hAnsi="Cinzel"/>
+                <w:b w:val="0"/>
+                <w:i w:val="0"/>
+                <w:color w:val="EBA9B7"/>
+                <w:sz w:val="80"/>
               </w:rPr>
               <w:t>❦</w:t>
             </w:r>
           </w:p>
           <w:p>
             <w:pPr>
-              <w:spacing w:before="200" w:after="0"/>
-              <w:ind w:left="272" w:right="272"/>
-              <w:jc w:val="center"/>
-              <w:pBdr>
-                <w:top w:val="single" w:sz="4" w:space="6" w:color="8A6F32"/>
-                <w:bottom w:val="single" w:sz="4" w:space="6" w:color="8A6F32"/>
-              </w:pBdr>
-            </w:pPr>
-            <w:r>
-              <w:rPr>
-                <w:rFonts w:ascii="Cinzel" w:hAnsi="Cinzel"/>
-                <w:b w:val="0"/>
-                <w:i w:val="0"/>
-                <w:color w:val="EBA9B7"/>
-                <w:sz w:val="60"/>
-              </w:rPr>
-              <w:t>❦</w:t>
-            </w:r>
-          </w:p>
-          <w:p>
-            <w:pPr>
-              <w:spacing w:before="200" w:after="0"/>
+              <w:spacing w:before="180" w:after="0"/>
               <w:ind w:left="272" w:right="272"/>
               <w:jc w:val="center"/>
             </w:pPr>
@@ -1211,9 +1391,9 @@
                 <w:b w:val="0"/>
                 <w:i w:val="0"/>
                 <w:color w:val="8A6F32"/>
-                <w:sz w:val="32"/>
-              </w:rPr>
-              <w:t>❦</w:t>
+                <w:sz w:val="26"/>
+              </w:rPr>
+              <w:t>❦  ❦  ❦</w:t>
             </w:r>
           </w:p>
         </w:tc>
@@ -1253,35 +1433,35 @@
                 <w:b w:val="0"/>
                 <w:i w:val="0"/>
                 <w:color w:val="8A6F32"/>
-                <w:sz w:val="32"/>
+                <w:sz w:val="26"/>
+              </w:rPr>
+              <w:t>❦  ❦  ❦</w:t>
+            </w:r>
+          </w:p>
+          <w:p>
+            <w:pPr>
+              <w:spacing w:before="180" w:after="0"/>
+              <w:ind w:left="272" w:right="272"/>
+              <w:jc w:val="center"/>
+              <w:pBdr>
+                <w:top w:val="single" w:sz="6" w:space="6" w:color="C9A24B"/>
+                <w:bottom w:val="single" w:sz="6" w:space="6" w:color="C9A24B"/>
+              </w:pBdr>
+            </w:pPr>
+            <w:r>
+              <w:rPr>
+                <w:rFonts w:ascii="Cinzel" w:hAnsi="Cinzel"/>
+                <w:b w:val="0"/>
+                <w:i w:val="0"/>
+                <w:color w:val="EBA9B7"/>
+                <w:sz w:val="80"/>
               </w:rPr>
               <w:t>❦</w:t>
             </w:r>
           </w:p>
           <w:p>
             <w:pPr>
-              <w:spacing w:before="200" w:after="0"/>
-              <w:ind w:left="272" w:right="272"/>
-              <w:jc w:val="center"/>
-              <w:pBdr>
-                <w:top w:val="single" w:sz="4" w:space="6" w:color="8A6F32"/>
-                <w:bottom w:val="single" w:sz="4" w:space="6" w:color="8A6F32"/>
-              </w:pBdr>
-            </w:pPr>
-            <w:r>
-              <w:rPr>
-                <w:rFonts w:ascii="Cinzel" w:hAnsi="Cinzel"/>
-                <w:b w:val="0"/>
-                <w:i w:val="0"/>
-                <w:color w:val="EBA9B7"/>
-                <w:sz w:val="60"/>
-              </w:rPr>
-              <w:t>❦</w:t>
-            </w:r>
-          </w:p>
-          <w:p>
-            <w:pPr>
-              <w:spacing w:before="200" w:after="0"/>
+              <w:spacing w:before="180" w:after="0"/>
               <w:ind w:left="272" w:right="272"/>
               <w:jc w:val="center"/>
             </w:pPr>
@@ -1291,9 +1471,9 @@
                 <w:b w:val="0"/>
                 <w:i w:val="0"/>
                 <w:color w:val="8A6F32"/>
-                <w:sz w:val="32"/>
-              </w:rPr>
-              <w:t>❦</w:t>
+                <w:sz w:val="26"/>
+              </w:rPr>
+              <w:t>❦  ❦  ❦</w:t>
             </w:r>
           </w:p>
         </w:tc>
@@ -1327,35 +1507,35 @@
                 <w:b w:val="0"/>
                 <w:i w:val="0"/>
                 <w:color w:val="8A6F32"/>
-                <w:sz w:val="32"/>
+                <w:sz w:val="26"/>
+              </w:rPr>
+              <w:t>❦  ❦  ❦</w:t>
+            </w:r>
+          </w:p>
+          <w:p>
+            <w:pPr>
+              <w:spacing w:before="180" w:after="0"/>
+              <w:ind w:left="272" w:right="272"/>
+              <w:jc w:val="center"/>
+              <w:pBdr>
+                <w:top w:val="single" w:sz="6" w:space="6" w:color="C9A24B"/>
+                <w:bottom w:val="single" w:sz="6" w:space="6" w:color="C9A24B"/>
+              </w:pBdr>
+            </w:pPr>
+            <w:r>
+              <w:rPr>
+                <w:rFonts w:ascii="Cinzel" w:hAnsi="Cinzel"/>
+                <w:b w:val="0"/>
+                <w:i w:val="0"/>
+                <w:color w:val="EBA9B7"/>
+                <w:sz w:val="80"/>
               </w:rPr>
               <w:t>❦</w:t>
             </w:r>
           </w:p>
           <w:p>
             <w:pPr>
-              <w:spacing w:before="200" w:after="0"/>
-              <w:ind w:left="272" w:right="272"/>
-              <w:jc w:val="center"/>
-              <w:pBdr>
-                <w:top w:val="single" w:sz="4" w:space="6" w:color="8A6F32"/>
-                <w:bottom w:val="single" w:sz="4" w:space="6" w:color="8A6F32"/>
-              </w:pBdr>
-            </w:pPr>
-            <w:r>
-              <w:rPr>
-                <w:rFonts w:ascii="Cinzel" w:hAnsi="Cinzel"/>
-                <w:b w:val="0"/>
-                <w:i w:val="0"/>
-                <w:color w:val="EBA9B7"/>
-                <w:sz w:val="60"/>
-              </w:rPr>
-              <w:t>❦</w:t>
-            </w:r>
-          </w:p>
-          <w:p>
-            <w:pPr>
-              <w:spacing w:before="200" w:after="0"/>
+              <w:spacing w:before="180" w:after="0"/>
               <w:ind w:left="272" w:right="272"/>
               <w:jc w:val="center"/>
             </w:pPr>
@@ -1365,9 +1545,9 @@
                 <w:b w:val="0"/>
                 <w:i w:val="0"/>
                 <w:color w:val="8A6F32"/>
-                <w:sz w:val="32"/>
-              </w:rPr>
-              <w:t>❦</w:t>
+                <w:sz w:val="26"/>
+              </w:rPr>
+              <w:t>❦  ❦  ❦</w:t>
             </w:r>
           </w:p>
         </w:tc>
@@ -1407,35 +1587,35 @@
                 <w:b w:val="0"/>
                 <w:i w:val="0"/>
                 <w:color w:val="8A6F32"/>
-                <w:sz w:val="32"/>
+                <w:sz w:val="26"/>
+              </w:rPr>
+              <w:t>❦  ❦  ❦</w:t>
+            </w:r>
+          </w:p>
+          <w:p>
+            <w:pPr>
+              <w:spacing w:before="180" w:after="0"/>
+              <w:ind w:left="272" w:right="272"/>
+              <w:jc w:val="center"/>
+              <w:pBdr>
+                <w:top w:val="single" w:sz="6" w:space="6" w:color="C9A24B"/>
+                <w:bottom w:val="single" w:sz="6" w:space="6" w:color="C9A24B"/>
+              </w:pBdr>
+            </w:pPr>
+            <w:r>
+              <w:rPr>
+                <w:rFonts w:ascii="Cinzel" w:hAnsi="Cinzel"/>
+                <w:b w:val="0"/>
+                <w:i w:val="0"/>
+                <w:color w:val="EBA9B7"/>
+                <w:sz w:val="80"/>
               </w:rPr>
               <w:t>❦</w:t>
             </w:r>
           </w:p>
           <w:p>
             <w:pPr>
-              <w:spacing w:before="200" w:after="0"/>
-              <w:ind w:left="272" w:right="272"/>
-              <w:jc w:val="center"/>
-              <w:pBdr>
-                <w:top w:val="single" w:sz="4" w:space="6" w:color="8A6F32"/>
-                <w:bottom w:val="single" w:sz="4" w:space="6" w:color="8A6F32"/>
-              </w:pBdr>
-            </w:pPr>
-            <w:r>
-              <w:rPr>
-                <w:rFonts w:ascii="Cinzel" w:hAnsi="Cinzel"/>
-                <w:b w:val="0"/>
-                <w:i w:val="0"/>
-                <w:color w:val="EBA9B7"/>
-                <w:sz w:val="60"/>
-              </w:rPr>
-              <w:t>❦</w:t>
-            </w:r>
-          </w:p>
-          <w:p>
-            <w:pPr>
-              <w:spacing w:before="200" w:after="0"/>
+              <w:spacing w:before="180" w:after="0"/>
               <w:ind w:left="272" w:right="272"/>
               <w:jc w:val="center"/>
             </w:pPr>
@@ -1445,9 +1625,9 @@
                 <w:b w:val="0"/>
                 <w:i w:val="0"/>
                 <w:color w:val="8A6F32"/>
-                <w:sz w:val="32"/>
-              </w:rPr>
-              <w:t>❦</w:t>
+                <w:sz w:val="26"/>
+              </w:rPr>
+              <w:t>❦  ❦  ❦</w:t>
             </w:r>
           </w:p>
         </w:tc>
@@ -1481,35 +1661,35 @@
                 <w:b w:val="0"/>
                 <w:i w:val="0"/>
                 <w:color w:val="8A6F32"/>
-                <w:sz w:val="32"/>
+                <w:sz w:val="26"/>
+              </w:rPr>
+              <w:t>❦  ❦  ❦</w:t>
+            </w:r>
+          </w:p>
+          <w:p>
+            <w:pPr>
+              <w:spacing w:before="180" w:after="0"/>
+              <w:ind w:left="272" w:right="272"/>
+              <w:jc w:val="center"/>
+              <w:pBdr>
+                <w:top w:val="single" w:sz="6" w:space="6" w:color="C9A24B"/>
+                <w:bottom w:val="single" w:sz="6" w:space="6" w:color="C9A24B"/>
+              </w:pBdr>
+            </w:pPr>
+            <w:r>
+              <w:rPr>
+                <w:rFonts w:ascii="Cinzel" w:hAnsi="Cinzel"/>
+                <w:b w:val="0"/>
+                <w:i w:val="0"/>
+                <w:color w:val="EBA9B7"/>
+                <w:sz w:val="80"/>
               </w:rPr>
               <w:t>❦</w:t>
             </w:r>
           </w:p>
           <w:p>
             <w:pPr>
-              <w:spacing w:before="200" w:after="0"/>
-              <w:ind w:left="272" w:right="272"/>
-              <w:jc w:val="center"/>
-              <w:pBdr>
-                <w:top w:val="single" w:sz="4" w:space="6" w:color="8A6F32"/>
-                <w:bottom w:val="single" w:sz="4" w:space="6" w:color="8A6F32"/>
-              </w:pBdr>
-            </w:pPr>
-            <w:r>
-              <w:rPr>
-                <w:rFonts w:ascii="Cinzel" w:hAnsi="Cinzel"/>
-                <w:b w:val="0"/>
-                <w:i w:val="0"/>
-                <w:color w:val="EBA9B7"/>
-                <w:sz w:val="60"/>
-              </w:rPr>
-              <w:t>❦</w:t>
-            </w:r>
-          </w:p>
-          <w:p>
-            <w:pPr>
-              <w:spacing w:before="200" w:after="0"/>
+              <w:spacing w:before="180" w:after="0"/>
               <w:ind w:left="272" w:right="272"/>
               <w:jc w:val="center"/>
             </w:pPr>
@@ -1519,9 +1699,9 @@
                 <w:b w:val="0"/>
                 <w:i w:val="0"/>
                 <w:color w:val="8A6F32"/>
-                <w:sz w:val="32"/>
-              </w:rPr>
-              <w:t>❦</w:t>
+                <w:sz w:val="26"/>
+              </w:rPr>
+              <w:t>❦  ❦  ❦</w:t>
             </w:r>
           </w:p>
         </w:tc>
@@ -1574,29 +1754,49 @@
           </w:tcPr>
           <w:p>
             <w:pPr>
-              <w:spacing w:before="260" w:after="20"/>
-              <w:ind w:left="272" w:right="272"/>
-              <w:jc w:val="center"/>
-            </w:pPr>
+              <w:spacing w:before="220" w:after="20"/>
+              <w:ind w:left="272" w:right="272"/>
+              <w:jc w:val="center"/>
+            </w:pPr>
+            <w:r>
+              <w:rPr>
+                <w:rFonts w:ascii="Cinzel" w:hAnsi="Cinzel"/>
+                <w:b w:val="0"/>
+                <w:i w:val="0"/>
+                <w:color w:val="8A6F32"/>
+                <w:sz w:val="22"/>
+              </w:rPr>
+              <w:t xml:space="preserve">❦  </w:t>
+            </w:r>
             <w:r>
               <w:rPr>
                 <w:rFonts w:ascii="Cinzel" w:hAnsi="Cinzel"/>
                 <w:b w:val="0"/>
                 <w:i w:val="0"/>
                 <w:color w:val="C9A24B"/>
-                <w:sz w:val="24"/>
+                <w:sz w:val="26"/>
               </w:rPr>
               <w:t>❦</w:t>
             </w:r>
-          </w:p>
-          <w:p>
-            <w:pPr>
-              <w:spacing w:before="20" w:after="0"/>
+            <w:r>
+              <w:rPr>
+                <w:rFonts w:ascii="Cinzel" w:hAnsi="Cinzel"/>
+                <w:b w:val="0"/>
+                <w:i w:val="0"/>
+                <w:color w:val="8A6F32"/>
+                <w:sz w:val="22"/>
+              </w:rPr>
+              <w:t xml:space="preserve">  ❦</w:t>
+            </w:r>
+          </w:p>
+          <w:p>
+            <w:pPr>
+              <w:spacing w:before="40" w:after="0"/>
               <w:ind w:left="272" w:right="272"/>
               <w:jc w:val="center"/>
               <w:pBdr>
-                <w:top w:val="single" w:sz="4" w:space="5" w:color="8A6F32"/>
-                <w:bottom w:val="single" w:sz="4" w:space="5" w:color="8A6F32"/>
+                <w:top w:val="single" w:sz="5" w:space="5" w:color="C9A24B"/>
+                <w:bottom w:val="single" w:sz="5" w:space="5" w:color="C9A24B"/>
               </w:pBdr>
             </w:pPr>
             <w:r>
@@ -1614,7 +1814,7 @@
           </w:p>
           <w:p>
             <w:pPr>
-              <w:spacing w:before="400" w:after="40" w:line="240" w:lineRule="auto"/>
+              <w:spacing w:before="360" w:after="40" w:line="240" w:lineRule="auto"/>
               <w:ind w:left="272" w:right="272"/>
               <w:jc w:val="center"/>
             </w:pPr>
@@ -1647,7 +1847,7 @@
           </w:p>
           <w:p>
             <w:pPr>
-              <w:spacing w:before="0" w:after="240" w:line="298" w:lineRule="auto"/>
+              <w:spacing w:before="0" w:after="220" w:line="298" w:lineRule="auto"/>
               <w:ind w:left="272" w:right="272"/>
               <w:jc w:val="center"/>
             </w:pPr>
@@ -1701,29 +1901,49 @@
           </w:tcPr>
           <w:p>
             <w:pPr>
-              <w:spacing w:before="260" w:after="20"/>
-              <w:ind w:left="272" w:right="272"/>
-              <w:jc w:val="center"/>
-            </w:pPr>
+              <w:spacing w:before="220" w:after="20"/>
+              <w:ind w:left="272" w:right="272"/>
+              <w:jc w:val="center"/>
+            </w:pPr>
+            <w:r>
+              <w:rPr>
+                <w:rFonts w:ascii="Cinzel" w:hAnsi="Cinzel"/>
+                <w:b w:val="0"/>
+                <w:i w:val="0"/>
+                <w:color w:val="8A6F32"/>
+                <w:sz w:val="22"/>
+              </w:rPr>
+              <w:t xml:space="preserve">❦  </w:t>
+            </w:r>
             <w:r>
               <w:rPr>
                 <w:rFonts w:ascii="Cinzel" w:hAnsi="Cinzel"/>
                 <w:b w:val="0"/>
                 <w:i w:val="0"/>
                 <w:color w:val="C9A24B"/>
-                <w:sz w:val="24"/>
+                <w:sz w:val="26"/>
               </w:rPr>
               <w:t>❦</w:t>
             </w:r>
-          </w:p>
-          <w:p>
-            <w:pPr>
-              <w:spacing w:before="20" w:after="0"/>
+            <w:r>
+              <w:rPr>
+                <w:rFonts w:ascii="Cinzel" w:hAnsi="Cinzel"/>
+                <w:b w:val="0"/>
+                <w:i w:val="0"/>
+                <w:color w:val="8A6F32"/>
+                <w:sz w:val="22"/>
+              </w:rPr>
+              <w:t xml:space="preserve">  ❦</w:t>
+            </w:r>
+          </w:p>
+          <w:p>
+            <w:pPr>
+              <w:spacing w:before="40" w:after="0"/>
               <w:ind w:left="272" w:right="272"/>
               <w:jc w:val="center"/>
               <w:pBdr>
-                <w:top w:val="single" w:sz="4" w:space="5" w:color="8A6F32"/>
-                <w:bottom w:val="single" w:sz="4" w:space="5" w:color="8A6F32"/>
+                <w:top w:val="single" w:sz="5" w:space="5" w:color="C9A24B"/>
+                <w:bottom w:val="single" w:sz="5" w:space="5" w:color="C9A24B"/>
               </w:pBdr>
             </w:pPr>
             <w:r>
@@ -1741,7 +1961,7 @@
           </w:p>
           <w:p>
             <w:pPr>
-              <w:spacing w:before="400" w:after="40" w:line="240" w:lineRule="auto"/>
+              <w:spacing w:before="360" w:after="40" w:line="240" w:lineRule="auto"/>
               <w:ind w:left="272" w:right="272"/>
               <w:jc w:val="center"/>
             </w:pPr>
@@ -1774,7 +1994,7 @@
           </w:p>
           <w:p>
             <w:pPr>
-              <w:spacing w:before="0" w:after="240" w:line="298" w:lineRule="auto"/>
+              <w:spacing w:before="0" w:after="220" w:line="298" w:lineRule="auto"/>
               <w:ind w:left="272" w:right="272"/>
               <w:jc w:val="center"/>
             </w:pPr>
@@ -1834,29 +2054,49 @@
           </w:tcPr>
           <w:p>
             <w:pPr>
-              <w:spacing w:before="260" w:after="20"/>
-              <w:ind w:left="272" w:right="272"/>
-              <w:jc w:val="center"/>
-            </w:pPr>
+              <w:spacing w:before="220" w:after="20"/>
+              <w:ind w:left="272" w:right="272"/>
+              <w:jc w:val="center"/>
+            </w:pPr>
+            <w:r>
+              <w:rPr>
+                <w:rFonts w:ascii="Cinzel" w:hAnsi="Cinzel"/>
+                <w:b w:val="0"/>
+                <w:i w:val="0"/>
+                <w:color w:val="8A6F32"/>
+                <w:sz w:val="22"/>
+              </w:rPr>
+              <w:t xml:space="preserve">❦  </w:t>
+            </w:r>
             <w:r>
               <w:rPr>
                 <w:rFonts w:ascii="Cinzel" w:hAnsi="Cinzel"/>
                 <w:b w:val="0"/>
                 <w:i w:val="0"/>
                 <w:color w:val="C9A24B"/>
-                <w:sz w:val="24"/>
+                <w:sz w:val="26"/>
               </w:rPr>
               <w:t>❦</w:t>
             </w:r>
-          </w:p>
-          <w:p>
-            <w:pPr>
-              <w:spacing w:before="20" w:after="0"/>
+            <w:r>
+              <w:rPr>
+                <w:rFonts w:ascii="Cinzel" w:hAnsi="Cinzel"/>
+                <w:b w:val="0"/>
+                <w:i w:val="0"/>
+                <w:color w:val="8A6F32"/>
+                <w:sz w:val="22"/>
+              </w:rPr>
+              <w:t xml:space="preserve">  ❦</w:t>
+            </w:r>
+          </w:p>
+          <w:p>
+            <w:pPr>
+              <w:spacing w:before="40" w:after="0"/>
               <w:ind w:left="272" w:right="272"/>
               <w:jc w:val="center"/>
               <w:pBdr>
-                <w:top w:val="single" w:sz="4" w:space="5" w:color="8A6F32"/>
-                <w:bottom w:val="single" w:sz="4" w:space="5" w:color="8A6F32"/>
+                <w:top w:val="single" w:sz="5" w:space="5" w:color="C9A24B"/>
+                <w:bottom w:val="single" w:sz="5" w:space="5" w:color="C9A24B"/>
               </w:pBdr>
             </w:pPr>
             <w:r>
@@ -1874,7 +2114,7 @@
           </w:p>
           <w:p>
             <w:pPr>
-              <w:spacing w:before="400" w:after="40" w:line="240" w:lineRule="auto"/>
+              <w:spacing w:before="360" w:after="40" w:line="240" w:lineRule="auto"/>
               <w:ind w:left="272" w:right="272"/>
               <w:jc w:val="center"/>
             </w:pPr>
@@ -1907,7 +2147,7 @@
           </w:p>
           <w:p>
             <w:pPr>
-              <w:spacing w:before="0" w:after="240" w:line="298" w:lineRule="auto"/>
+              <w:spacing w:before="0" w:after="220" w:line="298" w:lineRule="auto"/>
               <w:ind w:left="272" w:right="272"/>
               <w:jc w:val="center"/>
             </w:pPr>
@@ -1961,29 +2201,49 @@
           </w:tcPr>
           <w:p>
             <w:pPr>
-              <w:spacing w:before="260" w:after="20"/>
-              <w:ind w:left="272" w:right="272"/>
-              <w:jc w:val="center"/>
-            </w:pPr>
+              <w:spacing w:before="220" w:after="20"/>
+              <w:ind w:left="272" w:right="272"/>
+              <w:jc w:val="center"/>
+            </w:pPr>
+            <w:r>
+              <w:rPr>
+                <w:rFonts w:ascii="Cinzel" w:hAnsi="Cinzel"/>
+                <w:b w:val="0"/>
+                <w:i w:val="0"/>
+                <w:color w:val="8A6F32"/>
+                <w:sz w:val="22"/>
+              </w:rPr>
+              <w:t xml:space="preserve">❦  </w:t>
+            </w:r>
             <w:r>
               <w:rPr>
                 <w:rFonts w:ascii="Cinzel" w:hAnsi="Cinzel"/>
                 <w:b w:val="0"/>
                 <w:i w:val="0"/>
                 <w:color w:val="C9A24B"/>
-                <w:sz w:val="24"/>
+                <w:sz w:val="26"/>
               </w:rPr>
               <w:t>❦</w:t>
             </w:r>
-          </w:p>
-          <w:p>
-            <w:pPr>
-              <w:spacing w:before="20" w:after="0"/>
+            <w:r>
+              <w:rPr>
+                <w:rFonts w:ascii="Cinzel" w:hAnsi="Cinzel"/>
+                <w:b w:val="0"/>
+                <w:i w:val="0"/>
+                <w:color w:val="8A6F32"/>
+                <w:sz w:val="22"/>
+              </w:rPr>
+              <w:t xml:space="preserve">  ❦</w:t>
+            </w:r>
+          </w:p>
+          <w:p>
+            <w:pPr>
+              <w:spacing w:before="40" w:after="0"/>
               <w:ind w:left="272" w:right="272"/>
               <w:jc w:val="center"/>
               <w:pBdr>
-                <w:top w:val="single" w:sz="4" w:space="5" w:color="8A6F32"/>
-                <w:bottom w:val="single" w:sz="4" w:space="5" w:color="8A6F32"/>
+                <w:top w:val="single" w:sz="5" w:space="5" w:color="C9A24B"/>
+                <w:bottom w:val="single" w:sz="5" w:space="5" w:color="C9A24B"/>
               </w:pBdr>
             </w:pPr>
             <w:r>
@@ -2001,7 +2261,7 @@
           </w:p>
           <w:p>
             <w:pPr>
-              <w:spacing w:before="400" w:after="40" w:line="240" w:lineRule="auto"/>
+              <w:spacing w:before="360" w:after="40" w:line="240" w:lineRule="auto"/>
               <w:ind w:left="272" w:right="272"/>
               <w:jc w:val="center"/>
             </w:pPr>
@@ -2034,7 +2294,7 @@
           </w:p>
           <w:p>
             <w:pPr>
-              <w:spacing w:before="0" w:after="240" w:line="298" w:lineRule="auto"/>
+              <w:spacing w:before="0" w:after="220" w:line="298" w:lineRule="auto"/>
               <w:ind w:left="272" w:right="272"/>
               <w:jc w:val="center"/>
             </w:pPr>
@@ -2094,29 +2354,49 @@
           </w:tcPr>
           <w:p>
             <w:pPr>
-              <w:spacing w:before="260" w:after="20"/>
-              <w:ind w:left="272" w:right="272"/>
-              <w:jc w:val="center"/>
-            </w:pPr>
+              <w:spacing w:before="220" w:after="20"/>
+              <w:ind w:left="272" w:right="272"/>
+              <w:jc w:val="center"/>
+            </w:pPr>
+            <w:r>
+              <w:rPr>
+                <w:rFonts w:ascii="Cinzel" w:hAnsi="Cinzel"/>
+                <w:b w:val="0"/>
+                <w:i w:val="0"/>
+                <w:color w:val="8A6F32"/>
+                <w:sz w:val="22"/>
+              </w:rPr>
+              <w:t xml:space="preserve">❦  </w:t>
+            </w:r>
             <w:r>
               <w:rPr>
                 <w:rFonts w:ascii="Cinzel" w:hAnsi="Cinzel"/>
                 <w:b w:val="0"/>
                 <w:i w:val="0"/>
                 <w:color w:val="C9A24B"/>
-                <w:sz w:val="24"/>
+                <w:sz w:val="26"/>
               </w:rPr>
               <w:t>❦</w:t>
             </w:r>
-          </w:p>
-          <w:p>
-            <w:pPr>
-              <w:spacing w:before="20" w:after="0"/>
+            <w:r>
+              <w:rPr>
+                <w:rFonts w:ascii="Cinzel" w:hAnsi="Cinzel"/>
+                <w:b w:val="0"/>
+                <w:i w:val="0"/>
+                <w:color w:val="8A6F32"/>
+                <w:sz w:val="22"/>
+              </w:rPr>
+              <w:t xml:space="preserve">  ❦</w:t>
+            </w:r>
+          </w:p>
+          <w:p>
+            <w:pPr>
+              <w:spacing w:before="40" w:after="0"/>
               <w:ind w:left="272" w:right="272"/>
               <w:jc w:val="center"/>
               <w:pBdr>
-                <w:top w:val="single" w:sz="4" w:space="5" w:color="8A6F32"/>
-                <w:bottom w:val="single" w:sz="4" w:space="5" w:color="8A6F32"/>
+                <w:top w:val="single" w:sz="5" w:space="5" w:color="C9A24B"/>
+                <w:bottom w:val="single" w:sz="5" w:space="5" w:color="C9A24B"/>
               </w:pBdr>
             </w:pPr>
             <w:r>
@@ -2134,7 +2414,7 @@
           </w:p>
           <w:p>
             <w:pPr>
-              <w:spacing w:before="400" w:after="40" w:line="240" w:lineRule="auto"/>
+              <w:spacing w:before="360" w:after="40" w:line="240" w:lineRule="auto"/>
               <w:ind w:left="272" w:right="272"/>
               <w:jc w:val="center"/>
             </w:pPr>
@@ -2167,7 +2447,7 @@
           </w:p>
           <w:p>
             <w:pPr>
-              <w:spacing w:before="0" w:after="240" w:line="298" w:lineRule="auto"/>
+              <w:spacing w:before="0" w:after="220" w:line="298" w:lineRule="auto"/>
               <w:ind w:left="272" w:right="272"/>
               <w:jc w:val="center"/>
             </w:pPr>
@@ -2221,29 +2501,49 @@
           </w:tcPr>
           <w:p>
             <w:pPr>
-              <w:spacing w:before="260" w:after="20"/>
-              <w:ind w:left="272" w:right="272"/>
-              <w:jc w:val="center"/>
-            </w:pPr>
+              <w:spacing w:before="220" w:after="20"/>
+              <w:ind w:left="272" w:right="272"/>
+              <w:jc w:val="center"/>
+            </w:pPr>
+            <w:r>
+              <w:rPr>
+                <w:rFonts w:ascii="Cinzel" w:hAnsi="Cinzel"/>
+                <w:b w:val="0"/>
+                <w:i w:val="0"/>
+                <w:color w:val="8A6F32"/>
+                <w:sz w:val="22"/>
+              </w:rPr>
+              <w:t xml:space="preserve">❦  </w:t>
+            </w:r>
             <w:r>
               <w:rPr>
                 <w:rFonts w:ascii="Cinzel" w:hAnsi="Cinzel"/>
                 <w:b w:val="0"/>
                 <w:i w:val="0"/>
                 <w:color w:val="C9A24B"/>
-                <w:sz w:val="24"/>
+                <w:sz w:val="26"/>
               </w:rPr>
               <w:t>❦</w:t>
             </w:r>
-          </w:p>
-          <w:p>
-            <w:pPr>
-              <w:spacing w:before="20" w:after="0"/>
+            <w:r>
+              <w:rPr>
+                <w:rFonts w:ascii="Cinzel" w:hAnsi="Cinzel"/>
+                <w:b w:val="0"/>
+                <w:i w:val="0"/>
+                <w:color w:val="8A6F32"/>
+                <w:sz w:val="22"/>
+              </w:rPr>
+              <w:t xml:space="preserve">  ❦</w:t>
+            </w:r>
+          </w:p>
+          <w:p>
+            <w:pPr>
+              <w:spacing w:before="40" w:after="0"/>
               <w:ind w:left="272" w:right="272"/>
               <w:jc w:val="center"/>
               <w:pBdr>
-                <w:top w:val="single" w:sz="4" w:space="5" w:color="8A6F32"/>
-                <w:bottom w:val="single" w:sz="4" w:space="5" w:color="8A6F32"/>
+                <w:top w:val="single" w:sz="5" w:space="5" w:color="C9A24B"/>
+                <w:bottom w:val="single" w:sz="5" w:space="5" w:color="C9A24B"/>
               </w:pBdr>
             </w:pPr>
             <w:r>
@@ -2261,7 +2561,7 @@
           </w:p>
           <w:p>
             <w:pPr>
-              <w:spacing w:before="400" w:after="40" w:line="240" w:lineRule="auto"/>
+              <w:spacing w:before="360" w:after="40" w:line="240" w:lineRule="auto"/>
               <w:ind w:left="272" w:right="272"/>
               <w:jc w:val="center"/>
             </w:pPr>
@@ -2294,7 +2594,7 @@
           </w:p>
           <w:p>
             <w:pPr>
-              <w:spacing w:before="0" w:after="240" w:line="298" w:lineRule="auto"/>
+              <w:spacing w:before="0" w:after="220" w:line="298" w:lineRule="auto"/>
               <w:ind w:left="272" w:right="272"/>
               <w:jc w:val="center"/>
             </w:pPr>
@@ -2387,35 +2687,35 @@
                 <w:b w:val="0"/>
                 <w:i w:val="0"/>
                 <w:color w:val="8A6F32"/>
-                <w:sz w:val="32"/>
+                <w:sz w:val="26"/>
+              </w:rPr>
+              <w:t>❦  ❦  ❦</w:t>
+            </w:r>
+          </w:p>
+          <w:p>
+            <w:pPr>
+              <w:spacing w:before="180" w:after="0"/>
+              <w:ind w:left="272" w:right="272"/>
+              <w:jc w:val="center"/>
+              <w:pBdr>
+                <w:top w:val="single" w:sz="6" w:space="6" w:color="C9A24B"/>
+                <w:bottom w:val="single" w:sz="6" w:space="6" w:color="C9A24B"/>
+              </w:pBdr>
+            </w:pPr>
+            <w:r>
+              <w:rPr>
+                <w:rFonts w:ascii="Cinzel" w:hAnsi="Cinzel"/>
+                <w:b w:val="0"/>
+                <w:i w:val="0"/>
+                <w:color w:val="EBA9B7"/>
+                <w:sz w:val="80"/>
               </w:rPr>
               <w:t>❦</w:t>
             </w:r>
           </w:p>
           <w:p>
             <w:pPr>
-              <w:spacing w:before="200" w:after="0"/>
-              <w:ind w:left="272" w:right="272"/>
-              <w:jc w:val="center"/>
-              <w:pBdr>
-                <w:top w:val="single" w:sz="4" w:space="6" w:color="8A6F32"/>
-                <w:bottom w:val="single" w:sz="4" w:space="6" w:color="8A6F32"/>
-              </w:pBdr>
-            </w:pPr>
-            <w:r>
-              <w:rPr>
-                <w:rFonts w:ascii="Cinzel" w:hAnsi="Cinzel"/>
-                <w:b w:val="0"/>
-                <w:i w:val="0"/>
-                <w:color w:val="EBA9B7"/>
-                <w:sz w:val="60"/>
-              </w:rPr>
-              <w:t>❦</w:t>
-            </w:r>
-          </w:p>
-          <w:p>
-            <w:pPr>
-              <w:spacing w:before="200" w:after="0"/>
+              <w:spacing w:before="180" w:after="0"/>
               <w:ind w:left="272" w:right="272"/>
               <w:jc w:val="center"/>
             </w:pPr>
@@ -2425,9 +2725,9 @@
                 <w:b w:val="0"/>
                 <w:i w:val="0"/>
                 <w:color w:val="8A6F32"/>
-                <w:sz w:val="32"/>
-              </w:rPr>
-              <w:t>❦</w:t>
+                <w:sz w:val="26"/>
+              </w:rPr>
+              <w:t>❦  ❦  ❦</w:t>
             </w:r>
           </w:p>
         </w:tc>
@@ -2461,35 +2761,35 @@
                 <w:b w:val="0"/>
                 <w:i w:val="0"/>
                 <w:color w:val="8A6F32"/>
-                <w:sz w:val="32"/>
+                <w:sz w:val="26"/>
+              </w:rPr>
+              <w:t>❦  ❦  ❦</w:t>
+            </w:r>
+          </w:p>
+          <w:p>
+            <w:pPr>
+              <w:spacing w:before="180" w:after="0"/>
+              <w:ind w:left="272" w:right="272"/>
+              <w:jc w:val="center"/>
+              <w:pBdr>
+                <w:top w:val="single" w:sz="6" w:space="6" w:color="C9A24B"/>
+                <w:bottom w:val="single" w:sz="6" w:space="6" w:color="C9A24B"/>
+              </w:pBdr>
+            </w:pPr>
+            <w:r>
+              <w:rPr>
+                <w:rFonts w:ascii="Cinzel" w:hAnsi="Cinzel"/>
+                <w:b w:val="0"/>
+                <w:i w:val="0"/>
+                <w:color w:val="EBA9B7"/>
+                <w:sz w:val="80"/>
               </w:rPr>
               <w:t>❦</w:t>
             </w:r>
           </w:p>
           <w:p>
             <w:pPr>
-              <w:spacing w:before="200" w:after="0"/>
-              <w:ind w:left="272" w:right="272"/>
-              <w:jc w:val="center"/>
-              <w:pBdr>
-                <w:top w:val="single" w:sz="4" w:space="6" w:color="8A6F32"/>
-                <w:bottom w:val="single" w:sz="4" w:space="6" w:color="8A6F32"/>
-              </w:pBdr>
-            </w:pPr>
-            <w:r>
-              <w:rPr>
-                <w:rFonts w:ascii="Cinzel" w:hAnsi="Cinzel"/>
-                <w:b w:val="0"/>
-                <w:i w:val="0"/>
-                <w:color w:val="EBA9B7"/>
-                <w:sz w:val="60"/>
-              </w:rPr>
-              <w:t>❦</w:t>
-            </w:r>
-          </w:p>
-          <w:p>
-            <w:pPr>
-              <w:spacing w:before="200" w:after="0"/>
+              <w:spacing w:before="180" w:after="0"/>
               <w:ind w:left="272" w:right="272"/>
               <w:jc w:val="center"/>
             </w:pPr>
@@ -2499,9 +2799,9 @@
                 <w:b w:val="0"/>
                 <w:i w:val="0"/>
                 <w:color w:val="8A6F32"/>
-                <w:sz w:val="32"/>
-              </w:rPr>
-              <w:t>❦</w:t>
+                <w:sz w:val="26"/>
+              </w:rPr>
+              <w:t>❦  ❦  ❦</w:t>
             </w:r>
           </w:p>
         </w:tc>
@@ -2541,35 +2841,35 @@
                 <w:b w:val="0"/>
                 <w:i w:val="0"/>
                 <w:color w:val="8A6F32"/>
-                <w:sz w:val="32"/>
+                <w:sz w:val="26"/>
+              </w:rPr>
+              <w:t>❦  ❦  ❦</w:t>
+            </w:r>
+          </w:p>
+          <w:p>
+            <w:pPr>
+              <w:spacing w:before="180" w:after="0"/>
+              <w:ind w:left="272" w:right="272"/>
+              <w:jc w:val="center"/>
+              <w:pBdr>
+                <w:top w:val="single" w:sz="6" w:space="6" w:color="C9A24B"/>
+                <w:bottom w:val="single" w:sz="6" w:space="6" w:color="C9A24B"/>
+              </w:pBdr>
+            </w:pPr>
+            <w:r>
+              <w:rPr>
+                <w:rFonts w:ascii="Cinzel" w:hAnsi="Cinzel"/>
+                <w:b w:val="0"/>
+                <w:i w:val="0"/>
+                <w:color w:val="EBA9B7"/>
+                <w:sz w:val="80"/>
               </w:rPr>
               <w:t>❦</w:t>
             </w:r>
           </w:p>
           <w:p>
             <w:pPr>
-              <w:spacing w:before="200" w:after="0"/>
-              <w:ind w:left="272" w:right="272"/>
-              <w:jc w:val="center"/>
-              <w:pBdr>
-                <w:top w:val="single" w:sz="4" w:space="6" w:color="8A6F32"/>
-                <w:bottom w:val="single" w:sz="4" w:space="6" w:color="8A6F32"/>
-              </w:pBdr>
-            </w:pPr>
-            <w:r>
-              <w:rPr>
-                <w:rFonts w:ascii="Cinzel" w:hAnsi="Cinzel"/>
-                <w:b w:val="0"/>
-                <w:i w:val="0"/>
-                <w:color w:val="EBA9B7"/>
-                <w:sz w:val="60"/>
-              </w:rPr>
-              <w:t>❦</w:t>
-            </w:r>
-          </w:p>
-          <w:p>
-            <w:pPr>
-              <w:spacing w:before="200" w:after="0"/>
+              <w:spacing w:before="180" w:after="0"/>
               <w:ind w:left="272" w:right="272"/>
               <w:jc w:val="center"/>
             </w:pPr>
@@ -2579,9 +2879,9 @@
                 <w:b w:val="0"/>
                 <w:i w:val="0"/>
                 <w:color w:val="8A6F32"/>
-                <w:sz w:val="32"/>
-              </w:rPr>
-              <w:t>❦</w:t>
+                <w:sz w:val="26"/>
+              </w:rPr>
+              <w:t>❦  ❦  ❦</w:t>
             </w:r>
           </w:p>
         </w:tc>
@@ -2615,35 +2915,35 @@
                 <w:b w:val="0"/>
                 <w:i w:val="0"/>
                 <w:color w:val="8A6F32"/>
-                <w:sz w:val="32"/>
+                <w:sz w:val="26"/>
+              </w:rPr>
+              <w:t>❦  ❦  ❦</w:t>
+            </w:r>
+          </w:p>
+          <w:p>
+            <w:pPr>
+              <w:spacing w:before="180" w:after="0"/>
+              <w:ind w:left="272" w:right="272"/>
+              <w:jc w:val="center"/>
+              <w:pBdr>
+                <w:top w:val="single" w:sz="6" w:space="6" w:color="C9A24B"/>
+                <w:bottom w:val="single" w:sz="6" w:space="6" w:color="C9A24B"/>
+              </w:pBdr>
+            </w:pPr>
+            <w:r>
+              <w:rPr>
+                <w:rFonts w:ascii="Cinzel" w:hAnsi="Cinzel"/>
+                <w:b w:val="0"/>
+                <w:i w:val="0"/>
+                <w:color w:val="EBA9B7"/>
+                <w:sz w:val="80"/>
               </w:rPr>
               <w:t>❦</w:t>
             </w:r>
           </w:p>
           <w:p>
             <w:pPr>
-              <w:spacing w:before="200" w:after="0"/>
-              <w:ind w:left="272" w:right="272"/>
-              <w:jc w:val="center"/>
-              <w:pBdr>
-                <w:top w:val="single" w:sz="4" w:space="6" w:color="8A6F32"/>
-                <w:bottom w:val="single" w:sz="4" w:space="6" w:color="8A6F32"/>
-              </w:pBdr>
-            </w:pPr>
-            <w:r>
-              <w:rPr>
-                <w:rFonts w:ascii="Cinzel" w:hAnsi="Cinzel"/>
-                <w:b w:val="0"/>
-                <w:i w:val="0"/>
-                <w:color w:val="EBA9B7"/>
-                <w:sz w:val="60"/>
-              </w:rPr>
-              <w:t>❦</w:t>
-            </w:r>
-          </w:p>
-          <w:p>
-            <w:pPr>
-              <w:spacing w:before="200" w:after="0"/>
+              <w:spacing w:before="180" w:after="0"/>
               <w:ind w:left="272" w:right="272"/>
               <w:jc w:val="center"/>
             </w:pPr>
@@ -2653,9 +2953,9 @@
                 <w:b w:val="0"/>
                 <w:i w:val="0"/>
                 <w:color w:val="8A6F32"/>
-                <w:sz w:val="32"/>
-              </w:rPr>
-              <w:t>❦</w:t>
+                <w:sz w:val="26"/>
+              </w:rPr>
+              <w:t>❦  ❦  ❦</w:t>
             </w:r>
           </w:p>
         </w:tc>
@@ -2695,35 +2995,35 @@
                 <w:b w:val="0"/>
                 <w:i w:val="0"/>
                 <w:color w:val="8A6F32"/>
-                <w:sz w:val="32"/>
+                <w:sz w:val="26"/>
+              </w:rPr>
+              <w:t>❦  ❦  ❦</w:t>
+            </w:r>
+          </w:p>
+          <w:p>
+            <w:pPr>
+              <w:spacing w:before="180" w:after="0"/>
+              <w:ind w:left="272" w:right="272"/>
+              <w:jc w:val="center"/>
+              <w:pBdr>
+                <w:top w:val="single" w:sz="6" w:space="6" w:color="C9A24B"/>
+                <w:bottom w:val="single" w:sz="6" w:space="6" w:color="C9A24B"/>
+              </w:pBdr>
+            </w:pPr>
+            <w:r>
+              <w:rPr>
+                <w:rFonts w:ascii="Cinzel" w:hAnsi="Cinzel"/>
+                <w:b w:val="0"/>
+                <w:i w:val="0"/>
+                <w:color w:val="EBA9B7"/>
+                <w:sz w:val="80"/>
               </w:rPr>
               <w:t>❦</w:t>
             </w:r>
           </w:p>
           <w:p>
             <w:pPr>
-              <w:spacing w:before="200" w:after="0"/>
-              <w:ind w:left="272" w:right="272"/>
-              <w:jc w:val="center"/>
-              <w:pBdr>
-                <w:top w:val="single" w:sz="4" w:space="6" w:color="8A6F32"/>
-                <w:bottom w:val="single" w:sz="4" w:space="6" w:color="8A6F32"/>
-              </w:pBdr>
-            </w:pPr>
-            <w:r>
-              <w:rPr>
-                <w:rFonts w:ascii="Cinzel" w:hAnsi="Cinzel"/>
-                <w:b w:val="0"/>
-                <w:i w:val="0"/>
-                <w:color w:val="EBA9B7"/>
-                <w:sz w:val="60"/>
-              </w:rPr>
-              <w:t>❦</w:t>
-            </w:r>
-          </w:p>
-          <w:p>
-            <w:pPr>
-              <w:spacing w:before="200" w:after="0"/>
+              <w:spacing w:before="180" w:after="0"/>
               <w:ind w:left="272" w:right="272"/>
               <w:jc w:val="center"/>
             </w:pPr>
@@ -2733,9 +3033,9 @@
                 <w:b w:val="0"/>
                 <w:i w:val="0"/>
                 <w:color w:val="8A6F32"/>
-                <w:sz w:val="32"/>
-              </w:rPr>
-              <w:t>❦</w:t>
+                <w:sz w:val="26"/>
+              </w:rPr>
+              <w:t>❦  ❦  ❦</w:t>
             </w:r>
           </w:p>
         </w:tc>
@@ -2769,35 +3069,35 @@
                 <w:b w:val="0"/>
                 <w:i w:val="0"/>
                 <w:color w:val="8A6F32"/>
-                <w:sz w:val="32"/>
+                <w:sz w:val="26"/>
+              </w:rPr>
+              <w:t>❦  ❦  ❦</w:t>
+            </w:r>
+          </w:p>
+          <w:p>
+            <w:pPr>
+              <w:spacing w:before="180" w:after="0"/>
+              <w:ind w:left="272" w:right="272"/>
+              <w:jc w:val="center"/>
+              <w:pBdr>
+                <w:top w:val="single" w:sz="6" w:space="6" w:color="C9A24B"/>
+                <w:bottom w:val="single" w:sz="6" w:space="6" w:color="C9A24B"/>
+              </w:pBdr>
+            </w:pPr>
+            <w:r>
+              <w:rPr>
+                <w:rFonts w:ascii="Cinzel" w:hAnsi="Cinzel"/>
+                <w:b w:val="0"/>
+                <w:i w:val="0"/>
+                <w:color w:val="EBA9B7"/>
+                <w:sz w:val="80"/>
               </w:rPr>
               <w:t>❦</w:t>
             </w:r>
           </w:p>
           <w:p>
             <w:pPr>
-              <w:spacing w:before="200" w:after="0"/>
-              <w:ind w:left="272" w:right="272"/>
-              <w:jc w:val="center"/>
-              <w:pBdr>
-                <w:top w:val="single" w:sz="4" w:space="6" w:color="8A6F32"/>
-                <w:bottom w:val="single" w:sz="4" w:space="6" w:color="8A6F32"/>
-              </w:pBdr>
-            </w:pPr>
-            <w:r>
-              <w:rPr>
-                <w:rFonts w:ascii="Cinzel" w:hAnsi="Cinzel"/>
-                <w:b w:val="0"/>
-                <w:i w:val="0"/>
-                <w:color w:val="EBA9B7"/>
-                <w:sz w:val="60"/>
-              </w:rPr>
-              <w:t>❦</w:t>
-            </w:r>
-          </w:p>
-          <w:p>
-            <w:pPr>
-              <w:spacing w:before="200" w:after="0"/>
+              <w:spacing w:before="180" w:after="0"/>
               <w:ind w:left="272" w:right="272"/>
               <w:jc w:val="center"/>
             </w:pPr>
@@ -2807,9 +3107,9 @@
                 <w:b w:val="0"/>
                 <w:i w:val="0"/>
                 <w:color w:val="8A6F32"/>
-                <w:sz w:val="32"/>
-              </w:rPr>
-              <w:t>❦</w:t>
+                <w:sz w:val="26"/>
+              </w:rPr>
+              <w:t>❦  ❦  ❦</w:t>
             </w:r>
           </w:p>
         </w:tc>
@@ -2862,29 +3162,49 @@
           </w:tcPr>
           <w:p>
             <w:pPr>
-              <w:spacing w:before="260" w:after="20"/>
-              <w:ind w:left="272" w:right="272"/>
-              <w:jc w:val="center"/>
-            </w:pPr>
+              <w:spacing w:before="220" w:after="20"/>
+              <w:ind w:left="272" w:right="272"/>
+              <w:jc w:val="center"/>
+            </w:pPr>
+            <w:r>
+              <w:rPr>
+                <w:rFonts w:ascii="Cinzel" w:hAnsi="Cinzel"/>
+                <w:b w:val="0"/>
+                <w:i w:val="0"/>
+                <w:color w:val="8A6F32"/>
+                <w:sz w:val="22"/>
+              </w:rPr>
+              <w:t xml:space="preserve">❦  </w:t>
+            </w:r>
             <w:r>
               <w:rPr>
                 <w:rFonts w:ascii="Cinzel" w:hAnsi="Cinzel"/>
                 <w:b w:val="0"/>
                 <w:i w:val="0"/>
                 <w:color w:val="C9A24B"/>
-                <w:sz w:val="24"/>
+                <w:sz w:val="26"/>
               </w:rPr>
               <w:t>❦</w:t>
             </w:r>
-          </w:p>
-          <w:p>
-            <w:pPr>
-              <w:spacing w:before="20" w:after="0"/>
+            <w:r>
+              <w:rPr>
+                <w:rFonts w:ascii="Cinzel" w:hAnsi="Cinzel"/>
+                <w:b w:val="0"/>
+                <w:i w:val="0"/>
+                <w:color w:val="8A6F32"/>
+                <w:sz w:val="22"/>
+              </w:rPr>
+              <w:t xml:space="preserve">  ❦</w:t>
+            </w:r>
+          </w:p>
+          <w:p>
+            <w:pPr>
+              <w:spacing w:before="40" w:after="0"/>
               <w:ind w:left="272" w:right="272"/>
               <w:jc w:val="center"/>
               <w:pBdr>
-                <w:top w:val="single" w:sz="4" w:space="5" w:color="8A6F32"/>
-                <w:bottom w:val="single" w:sz="4" w:space="5" w:color="8A6F32"/>
+                <w:top w:val="single" w:sz="5" w:space="5" w:color="C9A24B"/>
+                <w:bottom w:val="single" w:sz="5" w:space="5" w:color="C9A24B"/>
               </w:pBdr>
             </w:pPr>
             <w:r>
@@ -2902,7 +3222,7 @@
           </w:p>
           <w:p>
             <w:pPr>
-              <w:spacing w:before="400" w:after="40" w:line="240" w:lineRule="auto"/>
+              <w:spacing w:before="360" w:after="40" w:line="240" w:lineRule="auto"/>
               <w:ind w:left="272" w:right="272"/>
               <w:jc w:val="center"/>
             </w:pPr>
@@ -2935,7 +3255,7 @@
           </w:p>
           <w:p>
             <w:pPr>
-              <w:spacing w:before="0" w:after="240" w:line="298" w:lineRule="auto"/>
+              <w:spacing w:before="0" w:after="220" w:line="298" w:lineRule="auto"/>
               <w:ind w:left="272" w:right="272"/>
               <w:jc w:val="center"/>
             </w:pPr>
@@ -2989,29 +3309,49 @@
           </w:tcPr>
           <w:p>
             <w:pPr>
-              <w:spacing w:before="260" w:after="20"/>
-              <w:ind w:left="272" w:right="272"/>
-              <w:jc w:val="center"/>
-            </w:pPr>
+              <w:spacing w:before="220" w:after="20"/>
+              <w:ind w:left="272" w:right="272"/>
+              <w:jc w:val="center"/>
+            </w:pPr>
+            <w:r>
+              <w:rPr>
+                <w:rFonts w:ascii="Cinzel" w:hAnsi="Cinzel"/>
+                <w:b w:val="0"/>
+                <w:i w:val="0"/>
+                <w:color w:val="8A6F32"/>
+                <w:sz w:val="22"/>
+              </w:rPr>
+              <w:t xml:space="preserve">❦  </w:t>
+            </w:r>
             <w:r>
               <w:rPr>
                 <w:rFonts w:ascii="Cinzel" w:hAnsi="Cinzel"/>
                 <w:b w:val="0"/>
                 <w:i w:val="0"/>
                 <w:color w:val="C9A24B"/>
-                <w:sz w:val="24"/>
+                <w:sz w:val="26"/>
               </w:rPr>
               <w:t>❦</w:t>
             </w:r>
-          </w:p>
-          <w:p>
-            <w:pPr>
-              <w:spacing w:before="20" w:after="0"/>
+            <w:r>
+              <w:rPr>
+                <w:rFonts w:ascii="Cinzel" w:hAnsi="Cinzel"/>
+                <w:b w:val="0"/>
+                <w:i w:val="0"/>
+                <w:color w:val="8A6F32"/>
+                <w:sz w:val="22"/>
+              </w:rPr>
+              <w:t xml:space="preserve">  ❦</w:t>
+            </w:r>
+          </w:p>
+          <w:p>
+            <w:pPr>
+              <w:spacing w:before="40" w:after="0"/>
               <w:ind w:left="272" w:right="272"/>
               <w:jc w:val="center"/>
               <w:pBdr>
-                <w:top w:val="single" w:sz="4" w:space="5" w:color="8A6F32"/>
-                <w:bottom w:val="single" w:sz="4" w:space="5" w:color="8A6F32"/>
+                <w:top w:val="single" w:sz="5" w:space="5" w:color="C9A24B"/>
+                <w:bottom w:val="single" w:sz="5" w:space="5" w:color="C9A24B"/>
               </w:pBdr>
             </w:pPr>
             <w:r>
@@ -3029,7 +3369,7 @@
           </w:p>
           <w:p>
             <w:pPr>
-              <w:spacing w:before="400" w:after="40" w:line="240" w:lineRule="auto"/>
+              <w:spacing w:before="360" w:after="40" w:line="240" w:lineRule="auto"/>
               <w:ind w:left="272" w:right="272"/>
               <w:jc w:val="center"/>
             </w:pPr>
@@ -3062,7 +3402,7 @@
           </w:p>
           <w:p>
             <w:pPr>
-              <w:spacing w:before="0" w:after="240" w:line="298" w:lineRule="auto"/>
+              <w:spacing w:before="0" w:after="220" w:line="298" w:lineRule="auto"/>
               <w:ind w:left="272" w:right="272"/>
               <w:jc w:val="center"/>
             </w:pPr>
@@ -3122,29 +3462,49 @@
           </w:tcPr>
           <w:p>
             <w:pPr>
-              <w:spacing w:before="260" w:after="20"/>
-              <w:ind w:left="272" w:right="272"/>
-              <w:jc w:val="center"/>
-            </w:pPr>
+              <w:spacing w:before="220" w:after="20"/>
+              <w:ind w:left="272" w:right="272"/>
+              <w:jc w:val="center"/>
+            </w:pPr>
+            <w:r>
+              <w:rPr>
+                <w:rFonts w:ascii="Cinzel" w:hAnsi="Cinzel"/>
+                <w:b w:val="0"/>
+                <w:i w:val="0"/>
+                <w:color w:val="8A6F32"/>
+                <w:sz w:val="22"/>
+              </w:rPr>
+              <w:t xml:space="preserve">❦  </w:t>
+            </w:r>
             <w:r>
               <w:rPr>
                 <w:rFonts w:ascii="Cinzel" w:hAnsi="Cinzel"/>
                 <w:b w:val="0"/>
                 <w:i w:val="0"/>
                 <w:color w:val="C9A24B"/>
-                <w:sz w:val="24"/>
+                <w:sz w:val="26"/>
               </w:rPr>
               <w:t>❦</w:t>
             </w:r>
-          </w:p>
-          <w:p>
-            <w:pPr>
-              <w:spacing w:before="20" w:after="0"/>
+            <w:r>
+              <w:rPr>
+                <w:rFonts w:ascii="Cinzel" w:hAnsi="Cinzel"/>
+                <w:b w:val="0"/>
+                <w:i w:val="0"/>
+                <w:color w:val="8A6F32"/>
+                <w:sz w:val="22"/>
+              </w:rPr>
+              <w:t xml:space="preserve">  ❦</w:t>
+            </w:r>
+          </w:p>
+          <w:p>
+            <w:pPr>
+              <w:spacing w:before="40" w:after="0"/>
               <w:ind w:left="272" w:right="272"/>
               <w:jc w:val="center"/>
               <w:pBdr>
-                <w:top w:val="single" w:sz="4" w:space="5" w:color="8A6F32"/>
-                <w:bottom w:val="single" w:sz="4" w:space="5" w:color="8A6F32"/>
+                <w:top w:val="single" w:sz="5" w:space="5" w:color="C9A24B"/>
+                <w:bottom w:val="single" w:sz="5" w:space="5" w:color="C9A24B"/>
               </w:pBdr>
             </w:pPr>
             <w:r>
@@ -3162,7 +3522,7 @@
           </w:p>
           <w:p>
             <w:pPr>
-              <w:spacing w:before="400" w:after="40" w:line="240" w:lineRule="auto"/>
+              <w:spacing w:before="360" w:after="40" w:line="240" w:lineRule="auto"/>
               <w:ind w:left="272" w:right="272"/>
               <w:jc w:val="center"/>
             </w:pPr>
@@ -3195,7 +3555,7 @@
           </w:p>
           <w:p>
             <w:pPr>
-              <w:spacing w:before="0" w:after="240" w:line="298" w:lineRule="auto"/>
+              <w:spacing w:before="0" w:after="220" w:line="298" w:lineRule="auto"/>
               <w:ind w:left="272" w:right="272"/>
               <w:jc w:val="center"/>
             </w:pPr>
@@ -3249,29 +3609,49 @@
           </w:tcPr>
           <w:p>
             <w:pPr>
-              <w:spacing w:before="260" w:after="20"/>
-              <w:ind w:left="272" w:right="272"/>
-              <w:jc w:val="center"/>
-            </w:pPr>
+              <w:spacing w:before="220" w:after="20"/>
+              <w:ind w:left="272" w:right="272"/>
+              <w:jc w:val="center"/>
+            </w:pPr>
+            <w:r>
+              <w:rPr>
+                <w:rFonts w:ascii="Cinzel" w:hAnsi="Cinzel"/>
+                <w:b w:val="0"/>
+                <w:i w:val="0"/>
+                <w:color w:val="8A6F32"/>
+                <w:sz w:val="22"/>
+              </w:rPr>
+              <w:t xml:space="preserve">❦  </w:t>
+            </w:r>
             <w:r>
               <w:rPr>
                 <w:rFonts w:ascii="Cinzel" w:hAnsi="Cinzel"/>
                 <w:b w:val="0"/>
                 <w:i w:val="0"/>
                 <w:color w:val="C9A24B"/>
-                <w:sz w:val="24"/>
+                <w:sz w:val="26"/>
               </w:rPr>
               <w:t>❦</w:t>
             </w:r>
-          </w:p>
-          <w:p>
-            <w:pPr>
-              <w:spacing w:before="20" w:after="0"/>
+            <w:r>
+              <w:rPr>
+                <w:rFonts w:ascii="Cinzel" w:hAnsi="Cinzel"/>
+                <w:b w:val="0"/>
+                <w:i w:val="0"/>
+                <w:color w:val="8A6F32"/>
+                <w:sz w:val="22"/>
+              </w:rPr>
+              <w:t xml:space="preserve">  ❦</w:t>
+            </w:r>
+          </w:p>
+          <w:p>
+            <w:pPr>
+              <w:spacing w:before="40" w:after="0"/>
               <w:ind w:left="272" w:right="272"/>
               <w:jc w:val="center"/>
               <w:pBdr>
-                <w:top w:val="single" w:sz="4" w:space="5" w:color="8A6F32"/>
-                <w:bottom w:val="single" w:sz="4" w:space="5" w:color="8A6F32"/>
+                <w:top w:val="single" w:sz="5" w:space="5" w:color="C9A24B"/>
+                <w:bottom w:val="single" w:sz="5" w:space="5" w:color="C9A24B"/>
               </w:pBdr>
             </w:pPr>
             <w:r>
@@ -3289,7 +3669,7 @@
           </w:p>
           <w:p>
             <w:pPr>
-              <w:spacing w:before="400" w:after="40" w:line="240" w:lineRule="auto"/>
+              <w:spacing w:before="360" w:after="40" w:line="240" w:lineRule="auto"/>
               <w:ind w:left="272" w:right="272"/>
               <w:jc w:val="center"/>
             </w:pPr>
@@ -3322,7 +3702,7 @@
           </w:p>
           <w:p>
             <w:pPr>
-              <w:spacing w:before="0" w:after="240" w:line="298" w:lineRule="auto"/>
+              <w:spacing w:before="0" w:after="220" w:line="298" w:lineRule="auto"/>
               <w:ind w:left="272" w:right="272"/>
               <w:jc w:val="center"/>
             </w:pPr>
@@ -3382,29 +3762,49 @@
           </w:tcPr>
           <w:p>
             <w:pPr>
-              <w:spacing w:before="260" w:after="20"/>
-              <w:ind w:left="272" w:right="272"/>
-              <w:jc w:val="center"/>
-            </w:pPr>
+              <w:spacing w:before="220" w:after="20"/>
+              <w:ind w:left="272" w:right="272"/>
+              <w:jc w:val="center"/>
+            </w:pPr>
+            <w:r>
+              <w:rPr>
+                <w:rFonts w:ascii="Cinzel" w:hAnsi="Cinzel"/>
+                <w:b w:val="0"/>
+                <w:i w:val="0"/>
+                <w:color w:val="8A6F32"/>
+                <w:sz w:val="22"/>
+              </w:rPr>
+              <w:t xml:space="preserve">❦  </w:t>
+            </w:r>
             <w:r>
               <w:rPr>
                 <w:rFonts w:ascii="Cinzel" w:hAnsi="Cinzel"/>
                 <w:b w:val="0"/>
                 <w:i w:val="0"/>
                 <w:color w:val="C9A24B"/>
-                <w:sz w:val="24"/>
+                <w:sz w:val="26"/>
               </w:rPr>
               <w:t>❦</w:t>
             </w:r>
-          </w:p>
-          <w:p>
-            <w:pPr>
-              <w:spacing w:before="20" w:after="0"/>
+            <w:r>
+              <w:rPr>
+                <w:rFonts w:ascii="Cinzel" w:hAnsi="Cinzel"/>
+                <w:b w:val="0"/>
+                <w:i w:val="0"/>
+                <w:color w:val="8A6F32"/>
+                <w:sz w:val="22"/>
+              </w:rPr>
+              <w:t xml:space="preserve">  ❦</w:t>
+            </w:r>
+          </w:p>
+          <w:p>
+            <w:pPr>
+              <w:spacing w:before="40" w:after="0"/>
               <w:ind w:left="272" w:right="272"/>
               <w:jc w:val="center"/>
               <w:pBdr>
-                <w:top w:val="single" w:sz="4" w:space="5" w:color="8A6F32"/>
-                <w:bottom w:val="single" w:sz="4" w:space="5" w:color="8A6F32"/>
+                <w:top w:val="single" w:sz="5" w:space="5" w:color="C9A24B"/>
+                <w:bottom w:val="single" w:sz="5" w:space="5" w:color="C9A24B"/>
               </w:pBdr>
             </w:pPr>
             <w:r>
@@ -3422,7 +3822,7 @@
           </w:p>
           <w:p>
             <w:pPr>
-              <w:spacing w:before="400" w:after="40" w:line="240" w:lineRule="auto"/>
+              <w:spacing w:before="360" w:after="40" w:line="240" w:lineRule="auto"/>
               <w:ind w:left="272" w:right="272"/>
               <w:jc w:val="center"/>
             </w:pPr>
@@ -3455,7 +3855,7 @@
           </w:p>
           <w:p>
             <w:pPr>
-              <w:spacing w:before="0" w:after="240" w:line="298" w:lineRule="auto"/>
+              <w:spacing w:before="0" w:after="220" w:line="298" w:lineRule="auto"/>
               <w:ind w:left="272" w:right="272"/>
               <w:jc w:val="center"/>
             </w:pPr>
@@ -3509,29 +3909,49 @@
           </w:tcPr>
           <w:p>
             <w:pPr>
-              <w:spacing w:before="260" w:after="20"/>
-              <w:ind w:left="272" w:right="272"/>
-              <w:jc w:val="center"/>
-            </w:pPr>
+              <w:spacing w:before="220" w:after="20"/>
+              <w:ind w:left="272" w:right="272"/>
+              <w:jc w:val="center"/>
+            </w:pPr>
+            <w:r>
+              <w:rPr>
+                <w:rFonts w:ascii="Cinzel" w:hAnsi="Cinzel"/>
+                <w:b w:val="0"/>
+                <w:i w:val="0"/>
+                <w:color w:val="8A6F32"/>
+                <w:sz w:val="22"/>
+              </w:rPr>
+              <w:t xml:space="preserve">❦  </w:t>
+            </w:r>
             <w:r>
               <w:rPr>
                 <w:rFonts w:ascii="Cinzel" w:hAnsi="Cinzel"/>
                 <w:b w:val="0"/>
                 <w:i w:val="0"/>
                 <w:color w:val="C9A24B"/>
-                <w:sz w:val="24"/>
+                <w:sz w:val="26"/>
               </w:rPr>
               <w:t>❦</w:t>
             </w:r>
-          </w:p>
-          <w:p>
-            <w:pPr>
-              <w:spacing w:before="20" w:after="0"/>
+            <w:r>
+              <w:rPr>
+                <w:rFonts w:ascii="Cinzel" w:hAnsi="Cinzel"/>
+                <w:b w:val="0"/>
+                <w:i w:val="0"/>
+                <w:color w:val="8A6F32"/>
+                <w:sz w:val="22"/>
+              </w:rPr>
+              <w:t xml:space="preserve">  ❦</w:t>
+            </w:r>
+          </w:p>
+          <w:p>
+            <w:pPr>
+              <w:spacing w:before="40" w:after="0"/>
               <w:ind w:left="272" w:right="272"/>
               <w:jc w:val="center"/>
               <w:pBdr>
-                <w:top w:val="single" w:sz="4" w:space="5" w:color="8A6F32"/>
-                <w:bottom w:val="single" w:sz="4" w:space="5" w:color="8A6F32"/>
+                <w:top w:val="single" w:sz="5" w:space="5" w:color="C9A24B"/>
+                <w:bottom w:val="single" w:sz="5" w:space="5" w:color="C9A24B"/>
               </w:pBdr>
             </w:pPr>
             <w:r>
@@ -3549,7 +3969,7 @@
           </w:p>
           <w:p>
             <w:pPr>
-              <w:spacing w:before="400" w:after="40" w:line="240" w:lineRule="auto"/>
+              <w:spacing w:before="360" w:after="40" w:line="240" w:lineRule="auto"/>
               <w:ind w:left="272" w:right="272"/>
               <w:jc w:val="center"/>
             </w:pPr>
@@ -3582,7 +4002,7 @@
           </w:p>
           <w:p>
             <w:pPr>
-              <w:spacing w:before="0" w:after="240" w:line="298" w:lineRule="auto"/>
+              <w:spacing w:before="0" w:after="220" w:line="298" w:lineRule="auto"/>
               <w:ind w:left="272" w:right="272"/>
               <w:jc w:val="center"/>
             </w:pPr>
@@ -3675,35 +4095,35 @@
                 <w:b w:val="0"/>
                 <w:i w:val="0"/>
                 <w:color w:val="8A6F32"/>
-                <w:sz w:val="32"/>
+                <w:sz w:val="26"/>
+              </w:rPr>
+              <w:t>❦  ❦  ❦</w:t>
+            </w:r>
+          </w:p>
+          <w:p>
+            <w:pPr>
+              <w:spacing w:before="180" w:after="0"/>
+              <w:ind w:left="272" w:right="272"/>
+              <w:jc w:val="center"/>
+              <w:pBdr>
+                <w:top w:val="single" w:sz="6" w:space="6" w:color="C9A24B"/>
+                <w:bottom w:val="single" w:sz="6" w:space="6" w:color="C9A24B"/>
+              </w:pBdr>
+            </w:pPr>
+            <w:r>
+              <w:rPr>
+                <w:rFonts w:ascii="Cinzel" w:hAnsi="Cinzel"/>
+                <w:b w:val="0"/>
+                <w:i w:val="0"/>
+                <w:color w:val="EBA9B7"/>
+                <w:sz w:val="80"/>
               </w:rPr>
               <w:t>❦</w:t>
             </w:r>
           </w:p>
           <w:p>
             <w:pPr>
-              <w:spacing w:before="200" w:after="0"/>
-              <w:ind w:left="272" w:right="272"/>
-              <w:jc w:val="center"/>
-              <w:pBdr>
-                <w:top w:val="single" w:sz="4" w:space="6" w:color="8A6F32"/>
-                <w:bottom w:val="single" w:sz="4" w:space="6" w:color="8A6F32"/>
-              </w:pBdr>
-            </w:pPr>
-            <w:r>
-              <w:rPr>
-                <w:rFonts w:ascii="Cinzel" w:hAnsi="Cinzel"/>
-                <w:b w:val="0"/>
-                <w:i w:val="0"/>
-                <w:color w:val="EBA9B7"/>
-                <w:sz w:val="60"/>
-              </w:rPr>
-              <w:t>❦</w:t>
-            </w:r>
-          </w:p>
-          <w:p>
-            <w:pPr>
-              <w:spacing w:before="200" w:after="0"/>
+              <w:spacing w:before="180" w:after="0"/>
               <w:ind w:left="272" w:right="272"/>
               <w:jc w:val="center"/>
             </w:pPr>
@@ -3713,9 +4133,9 @@
                 <w:b w:val="0"/>
                 <w:i w:val="0"/>
                 <w:color w:val="8A6F32"/>
-                <w:sz w:val="32"/>
-              </w:rPr>
-              <w:t>❦</w:t>
+                <w:sz w:val="26"/>
+              </w:rPr>
+              <w:t>❦  ❦  ❦</w:t>
             </w:r>
           </w:p>
         </w:tc>
@@ -3749,35 +4169,35 @@
                 <w:b w:val="0"/>
                 <w:i w:val="0"/>
                 <w:color w:val="8A6F32"/>
-                <w:sz w:val="32"/>
+                <w:sz w:val="26"/>
+              </w:rPr>
+              <w:t>❦  ❦  ❦</w:t>
+            </w:r>
+          </w:p>
+          <w:p>
+            <w:pPr>
+              <w:spacing w:before="180" w:after="0"/>
+              <w:ind w:left="272" w:right="272"/>
+              <w:jc w:val="center"/>
+              <w:pBdr>
+                <w:top w:val="single" w:sz="6" w:space="6" w:color="C9A24B"/>
+                <w:bottom w:val="single" w:sz="6" w:space="6" w:color="C9A24B"/>
+              </w:pBdr>
+            </w:pPr>
+            <w:r>
+              <w:rPr>
+                <w:rFonts w:ascii="Cinzel" w:hAnsi="Cinzel"/>
+                <w:b w:val="0"/>
+                <w:i w:val="0"/>
+                <w:color w:val="EBA9B7"/>
+                <w:sz w:val="80"/>
               </w:rPr>
               <w:t>❦</w:t>
             </w:r>
           </w:p>
           <w:p>
             <w:pPr>
-              <w:spacing w:before="200" w:after="0"/>
-              <w:ind w:left="272" w:right="272"/>
-              <w:jc w:val="center"/>
-              <w:pBdr>
-                <w:top w:val="single" w:sz="4" w:space="6" w:color="8A6F32"/>
-                <w:bottom w:val="single" w:sz="4" w:space="6" w:color="8A6F32"/>
-              </w:pBdr>
-            </w:pPr>
-            <w:r>
-              <w:rPr>
-                <w:rFonts w:ascii="Cinzel" w:hAnsi="Cinzel"/>
-                <w:b w:val="0"/>
-                <w:i w:val="0"/>
-                <w:color w:val="EBA9B7"/>
-                <w:sz w:val="60"/>
-              </w:rPr>
-              <w:t>❦</w:t>
-            </w:r>
-          </w:p>
-          <w:p>
-            <w:pPr>
-              <w:spacing w:before="200" w:after="0"/>
+              <w:spacing w:before="180" w:after="0"/>
               <w:ind w:left="272" w:right="272"/>
               <w:jc w:val="center"/>
             </w:pPr>
@@ -3787,9 +4207,9 @@
                 <w:b w:val="0"/>
                 <w:i w:val="0"/>
                 <w:color w:val="8A6F32"/>
-                <w:sz w:val="32"/>
-              </w:rPr>
-              <w:t>❦</w:t>
+                <w:sz w:val="26"/>
+              </w:rPr>
+              <w:t>❦  ❦  ❦</w:t>
             </w:r>
           </w:p>
         </w:tc>
@@ -3829,35 +4249,35 @@
                 <w:b w:val="0"/>
                 <w:i w:val="0"/>
                 <w:color w:val="8A6F32"/>
-                <w:sz w:val="32"/>
+                <w:sz w:val="26"/>
+              </w:rPr>
+              <w:t>❦  ❦  ❦</w:t>
+            </w:r>
+          </w:p>
+          <w:p>
+            <w:pPr>
+              <w:spacing w:before="180" w:after="0"/>
+              <w:ind w:left="272" w:right="272"/>
+              <w:jc w:val="center"/>
+              <w:pBdr>
+                <w:top w:val="single" w:sz="6" w:space="6" w:color="C9A24B"/>
+                <w:bottom w:val="single" w:sz="6" w:space="6" w:color="C9A24B"/>
+              </w:pBdr>
+            </w:pPr>
+            <w:r>
+              <w:rPr>
+                <w:rFonts w:ascii="Cinzel" w:hAnsi="Cinzel"/>
+                <w:b w:val="0"/>
+                <w:i w:val="0"/>
+                <w:color w:val="EBA9B7"/>
+                <w:sz w:val="80"/>
               </w:rPr>
               <w:t>❦</w:t>
             </w:r>
           </w:p>
           <w:p>
             <w:pPr>
-              <w:spacing w:before="200" w:after="0"/>
-              <w:ind w:left="272" w:right="272"/>
-              <w:jc w:val="center"/>
-              <w:pBdr>
-                <w:top w:val="single" w:sz="4" w:space="6" w:color="8A6F32"/>
-                <w:bottom w:val="single" w:sz="4" w:space="6" w:color="8A6F32"/>
-              </w:pBdr>
-            </w:pPr>
-            <w:r>
-              <w:rPr>
-                <w:rFonts w:ascii="Cinzel" w:hAnsi="Cinzel"/>
-                <w:b w:val="0"/>
-                <w:i w:val="0"/>
-                <w:color w:val="EBA9B7"/>
-                <w:sz w:val="60"/>
-              </w:rPr>
-              <w:t>❦</w:t>
-            </w:r>
-          </w:p>
-          <w:p>
-            <w:pPr>
-              <w:spacing w:before="200" w:after="0"/>
+              <w:spacing w:before="180" w:after="0"/>
               <w:ind w:left="272" w:right="272"/>
               <w:jc w:val="center"/>
             </w:pPr>
@@ -3867,9 +4287,9 @@
                 <w:b w:val="0"/>
                 <w:i w:val="0"/>
                 <w:color w:val="8A6F32"/>
-                <w:sz w:val="32"/>
-              </w:rPr>
-              <w:t>❦</w:t>
+                <w:sz w:val="26"/>
+              </w:rPr>
+              <w:t>❦  ❦  ❦</w:t>
             </w:r>
           </w:p>
         </w:tc>
@@ -3903,35 +4323,35 @@
                 <w:b w:val="0"/>
                 <w:i w:val="0"/>
                 <w:color w:val="8A6F32"/>
-                <w:sz w:val="32"/>
+                <w:sz w:val="26"/>
+              </w:rPr>
+              <w:t>❦  ❦  ❦</w:t>
+            </w:r>
+          </w:p>
+          <w:p>
+            <w:pPr>
+              <w:spacing w:before="180" w:after="0"/>
+              <w:ind w:left="272" w:right="272"/>
+              <w:jc w:val="center"/>
+              <w:pBdr>
+                <w:top w:val="single" w:sz="6" w:space="6" w:color="C9A24B"/>
+                <w:bottom w:val="single" w:sz="6" w:space="6" w:color="C9A24B"/>
+              </w:pBdr>
+            </w:pPr>
+            <w:r>
+              <w:rPr>
+                <w:rFonts w:ascii="Cinzel" w:hAnsi="Cinzel"/>
+                <w:b w:val="0"/>
+                <w:i w:val="0"/>
+                <w:color w:val="EBA9B7"/>
+                <w:sz w:val="80"/>
               </w:rPr>
               <w:t>❦</w:t>
             </w:r>
           </w:p>
           <w:p>
             <w:pPr>
-              <w:spacing w:before="200" w:after="0"/>
-              <w:ind w:left="272" w:right="272"/>
-              <w:jc w:val="center"/>
-              <w:pBdr>
-                <w:top w:val="single" w:sz="4" w:space="6" w:color="8A6F32"/>
-                <w:bottom w:val="single" w:sz="4" w:space="6" w:color="8A6F32"/>
-              </w:pBdr>
-            </w:pPr>
-            <w:r>
-              <w:rPr>
-                <w:rFonts w:ascii="Cinzel" w:hAnsi="Cinzel"/>
-                <w:b w:val="0"/>
-                <w:i w:val="0"/>
-                <w:color w:val="EBA9B7"/>
-                <w:sz w:val="60"/>
-              </w:rPr>
-              <w:t>❦</w:t>
-            </w:r>
-          </w:p>
-          <w:p>
-            <w:pPr>
-              <w:spacing w:before="200" w:after="0"/>
+              <w:spacing w:before="180" w:after="0"/>
               <w:ind w:left="272" w:right="272"/>
               <w:jc w:val="center"/>
             </w:pPr>
@@ -3941,9 +4361,9 @@
                 <w:b w:val="0"/>
                 <w:i w:val="0"/>
                 <w:color w:val="8A6F32"/>
-                <w:sz w:val="32"/>
-              </w:rPr>
-              <w:t>❦</w:t>
+                <w:sz w:val="26"/>
+              </w:rPr>
+              <w:t>❦  ❦  ❦</w:t>
             </w:r>
           </w:p>
         </w:tc>
@@ -3983,35 +4403,35 @@
                 <w:b w:val="0"/>
                 <w:i w:val="0"/>
                 <w:color w:val="8A6F32"/>
-                <w:sz w:val="32"/>
+                <w:sz w:val="26"/>
+              </w:rPr>
+              <w:t>❦  ❦  ❦</w:t>
+            </w:r>
+          </w:p>
+          <w:p>
+            <w:pPr>
+              <w:spacing w:before="180" w:after="0"/>
+              <w:ind w:left="272" w:right="272"/>
+              <w:jc w:val="center"/>
+              <w:pBdr>
+                <w:top w:val="single" w:sz="6" w:space="6" w:color="C9A24B"/>
+                <w:bottom w:val="single" w:sz="6" w:space="6" w:color="C9A24B"/>
+              </w:pBdr>
+            </w:pPr>
+            <w:r>
+              <w:rPr>
+                <w:rFonts w:ascii="Cinzel" w:hAnsi="Cinzel"/>
+                <w:b w:val="0"/>
+                <w:i w:val="0"/>
+                <w:color w:val="EBA9B7"/>
+                <w:sz w:val="80"/>
               </w:rPr>
               <w:t>❦</w:t>
             </w:r>
           </w:p>
           <w:p>
             <w:pPr>
-              <w:spacing w:before="200" w:after="0"/>
-              <w:ind w:left="272" w:right="272"/>
-              <w:jc w:val="center"/>
-              <w:pBdr>
-                <w:top w:val="single" w:sz="4" w:space="6" w:color="8A6F32"/>
-                <w:bottom w:val="single" w:sz="4" w:space="6" w:color="8A6F32"/>
-              </w:pBdr>
-            </w:pPr>
-            <w:r>
-              <w:rPr>
-                <w:rFonts w:ascii="Cinzel" w:hAnsi="Cinzel"/>
-                <w:b w:val="0"/>
-                <w:i w:val="0"/>
-                <w:color w:val="EBA9B7"/>
-                <w:sz w:val="60"/>
-              </w:rPr>
-              <w:t>❦</w:t>
-            </w:r>
-          </w:p>
-          <w:p>
-            <w:pPr>
-              <w:spacing w:before="200" w:after="0"/>
+              <w:spacing w:before="180" w:after="0"/>
               <w:ind w:left="272" w:right="272"/>
               <w:jc w:val="center"/>
             </w:pPr>
@@ -4021,9 +4441,9 @@
                 <w:b w:val="0"/>
                 <w:i w:val="0"/>
                 <w:color w:val="8A6F32"/>
-                <w:sz w:val="32"/>
-              </w:rPr>
-              <w:t>❦</w:t>
+                <w:sz w:val="26"/>
+              </w:rPr>
+              <w:t>❦  ❦  ❦</w:t>
             </w:r>
           </w:p>
         </w:tc>
@@ -4057,35 +4477,35 @@
                 <w:b w:val="0"/>
                 <w:i w:val="0"/>
                 <w:color w:val="8A6F32"/>
-                <w:sz w:val="32"/>
+                <w:sz w:val="26"/>
+              </w:rPr>
+              <w:t>❦  ❦  ❦</w:t>
+            </w:r>
+          </w:p>
+          <w:p>
+            <w:pPr>
+              <w:spacing w:before="180" w:after="0"/>
+              <w:ind w:left="272" w:right="272"/>
+              <w:jc w:val="center"/>
+              <w:pBdr>
+                <w:top w:val="single" w:sz="6" w:space="6" w:color="C9A24B"/>
+                <w:bottom w:val="single" w:sz="6" w:space="6" w:color="C9A24B"/>
+              </w:pBdr>
+            </w:pPr>
+            <w:r>
+              <w:rPr>
+                <w:rFonts w:ascii="Cinzel" w:hAnsi="Cinzel"/>
+                <w:b w:val="0"/>
+                <w:i w:val="0"/>
+                <w:color w:val="EBA9B7"/>
+                <w:sz w:val="80"/>
               </w:rPr>
               <w:t>❦</w:t>
             </w:r>
           </w:p>
           <w:p>
             <w:pPr>
-              <w:spacing w:before="200" w:after="0"/>
-              <w:ind w:left="272" w:right="272"/>
-              <w:jc w:val="center"/>
-              <w:pBdr>
-                <w:top w:val="single" w:sz="4" w:space="6" w:color="8A6F32"/>
-                <w:bottom w:val="single" w:sz="4" w:space="6" w:color="8A6F32"/>
-              </w:pBdr>
-            </w:pPr>
-            <w:r>
-              <w:rPr>
-                <w:rFonts w:ascii="Cinzel" w:hAnsi="Cinzel"/>
-                <w:b w:val="0"/>
-                <w:i w:val="0"/>
-                <w:color w:val="EBA9B7"/>
-                <w:sz w:val="60"/>
-              </w:rPr>
-              <w:t>❦</w:t>
-            </w:r>
-          </w:p>
-          <w:p>
-            <w:pPr>
-              <w:spacing w:before="200" w:after="0"/>
+              <w:spacing w:before="180" w:after="0"/>
               <w:ind w:left="272" w:right="272"/>
               <w:jc w:val="center"/>
             </w:pPr>
@@ -4095,9 +4515,9 @@
                 <w:b w:val="0"/>
                 <w:i w:val="0"/>
                 <w:color w:val="8A6F32"/>
-                <w:sz w:val="32"/>
-              </w:rPr>
-              <w:t>❦</w:t>
+                <w:sz w:val="26"/>
+              </w:rPr>
+              <w:t>❦  ❦  ❦</w:t>
             </w:r>
           </w:p>
         </w:tc>
@@ -4150,29 +4570,49 @@
           </w:tcPr>
           <w:p>
             <w:pPr>
-              <w:spacing w:before="260" w:after="20"/>
-              <w:ind w:left="272" w:right="272"/>
-              <w:jc w:val="center"/>
-            </w:pPr>
+              <w:spacing w:before="220" w:after="20"/>
+              <w:ind w:left="272" w:right="272"/>
+              <w:jc w:val="center"/>
+            </w:pPr>
+            <w:r>
+              <w:rPr>
+                <w:rFonts w:ascii="Cinzel" w:hAnsi="Cinzel"/>
+                <w:b w:val="0"/>
+                <w:i w:val="0"/>
+                <w:color w:val="8A6F32"/>
+                <w:sz w:val="22"/>
+              </w:rPr>
+              <w:t xml:space="preserve">❦  </w:t>
+            </w:r>
             <w:r>
               <w:rPr>
                 <w:rFonts w:ascii="Cinzel" w:hAnsi="Cinzel"/>
                 <w:b w:val="0"/>
                 <w:i w:val="0"/>
                 <w:color w:val="C9A24B"/>
-                <w:sz w:val="24"/>
+                <w:sz w:val="26"/>
               </w:rPr>
               <w:t>❦</w:t>
             </w:r>
-          </w:p>
-          <w:p>
-            <w:pPr>
-              <w:spacing w:before="20" w:after="0"/>
+            <w:r>
+              <w:rPr>
+                <w:rFonts w:ascii="Cinzel" w:hAnsi="Cinzel"/>
+                <w:b w:val="0"/>
+                <w:i w:val="0"/>
+                <w:color w:val="8A6F32"/>
+                <w:sz w:val="22"/>
+              </w:rPr>
+              <w:t xml:space="preserve">  ❦</w:t>
+            </w:r>
+          </w:p>
+          <w:p>
+            <w:pPr>
+              <w:spacing w:before="40" w:after="0"/>
               <w:ind w:left="272" w:right="272"/>
               <w:jc w:val="center"/>
               <w:pBdr>
-                <w:top w:val="single" w:sz="4" w:space="5" w:color="8A6F32"/>
-                <w:bottom w:val="single" w:sz="4" w:space="5" w:color="8A6F32"/>
+                <w:top w:val="single" w:sz="5" w:space="5" w:color="C9A24B"/>
+                <w:bottom w:val="single" w:sz="5" w:space="5" w:color="C9A24B"/>
               </w:pBdr>
             </w:pPr>
             <w:r>
@@ -4190,7 +4630,7 @@
           </w:p>
           <w:p>
             <w:pPr>
-              <w:spacing w:before="400" w:after="40" w:line="240" w:lineRule="auto"/>
+              <w:spacing w:before="360" w:after="40" w:line="240" w:lineRule="auto"/>
               <w:ind w:left="272" w:right="272"/>
               <w:jc w:val="center"/>
             </w:pPr>
@@ -4223,7 +4663,7 @@
           </w:p>
           <w:p>
             <w:pPr>
-              <w:spacing w:before="0" w:after="240" w:line="298" w:lineRule="auto"/>
+              <w:spacing w:before="0" w:after="220" w:line="298" w:lineRule="auto"/>
               <w:ind w:left="272" w:right="272"/>
               <w:jc w:val="center"/>
             </w:pPr>
@@ -4277,29 +4717,49 @@
           </w:tcPr>
           <w:p>
             <w:pPr>
-              <w:spacing w:before="260" w:after="20"/>
-              <w:ind w:left="272" w:right="272"/>
-              <w:jc w:val="center"/>
-            </w:pPr>
+              <w:spacing w:before="220" w:after="20"/>
+              <w:ind w:left="272" w:right="272"/>
+              <w:jc w:val="center"/>
+            </w:pPr>
+            <w:r>
+              <w:rPr>
+                <w:rFonts w:ascii="Cinzel" w:hAnsi="Cinzel"/>
+                <w:b w:val="0"/>
+                <w:i w:val="0"/>
+                <w:color w:val="8A6F32"/>
+                <w:sz w:val="22"/>
+              </w:rPr>
+              <w:t xml:space="preserve">❦  </w:t>
+            </w:r>
             <w:r>
               <w:rPr>
                 <w:rFonts w:ascii="Cinzel" w:hAnsi="Cinzel"/>
                 <w:b w:val="0"/>
                 <w:i w:val="0"/>
                 <w:color w:val="C9A24B"/>
-                <w:sz w:val="24"/>
+                <w:sz w:val="26"/>
               </w:rPr>
               <w:t>❦</w:t>
             </w:r>
-          </w:p>
-          <w:p>
-            <w:pPr>
-              <w:spacing w:before="20" w:after="0"/>
+            <w:r>
+              <w:rPr>
+                <w:rFonts w:ascii="Cinzel" w:hAnsi="Cinzel"/>
+                <w:b w:val="0"/>
+                <w:i w:val="0"/>
+                <w:color w:val="8A6F32"/>
+                <w:sz w:val="22"/>
+              </w:rPr>
+              <w:t xml:space="preserve">  ❦</w:t>
+            </w:r>
+          </w:p>
+          <w:p>
+            <w:pPr>
+              <w:spacing w:before="40" w:after="0"/>
               <w:ind w:left="272" w:right="272"/>
               <w:jc w:val="center"/>
               <w:pBdr>
-                <w:top w:val="single" w:sz="4" w:space="5" w:color="8A6F32"/>
-                <w:bottom w:val="single" w:sz="4" w:space="5" w:color="8A6F32"/>
+                <w:top w:val="single" w:sz="5" w:space="5" w:color="C9A24B"/>
+                <w:bottom w:val="single" w:sz="5" w:space="5" w:color="C9A24B"/>
               </w:pBdr>
             </w:pPr>
             <w:r>
@@ -4317,7 +4777,7 @@
           </w:p>
           <w:p>
             <w:pPr>
-              <w:spacing w:before="400" w:after="40" w:line="240" w:lineRule="auto"/>
+              <w:spacing w:before="360" w:after="40" w:line="240" w:lineRule="auto"/>
               <w:ind w:left="272" w:right="272"/>
               <w:jc w:val="center"/>
             </w:pPr>
@@ -4350,7 +4810,7 @@
           </w:p>
           <w:p>
             <w:pPr>
-              <w:spacing w:before="0" w:after="240" w:line="298" w:lineRule="auto"/>
+              <w:spacing w:before="0" w:after="220" w:line="298" w:lineRule="auto"/>
               <w:ind w:left="272" w:right="272"/>
               <w:jc w:val="center"/>
             </w:pPr>
@@ -4410,29 +4870,49 @@
           </w:tcPr>
           <w:p>
             <w:pPr>
-              <w:spacing w:before="260" w:after="20"/>
-              <w:ind w:left="272" w:right="272"/>
-              <w:jc w:val="center"/>
-            </w:pPr>
+              <w:spacing w:before="220" w:after="20"/>
+              <w:ind w:left="272" w:right="272"/>
+              <w:jc w:val="center"/>
+            </w:pPr>
+            <w:r>
+              <w:rPr>
+                <w:rFonts w:ascii="Cinzel" w:hAnsi="Cinzel"/>
+                <w:b w:val="0"/>
+                <w:i w:val="0"/>
+                <w:color w:val="8A6F32"/>
+                <w:sz w:val="22"/>
+              </w:rPr>
+              <w:t xml:space="preserve">❦  </w:t>
+            </w:r>
             <w:r>
               <w:rPr>
                 <w:rFonts w:ascii="Cinzel" w:hAnsi="Cinzel"/>
                 <w:b w:val="0"/>
                 <w:i w:val="0"/>
                 <w:color w:val="C9A24B"/>
-                <w:sz w:val="24"/>
+                <w:sz w:val="26"/>
               </w:rPr>
               <w:t>❦</w:t>
             </w:r>
-          </w:p>
-          <w:p>
-            <w:pPr>
-              <w:spacing w:before="20" w:after="0"/>
+            <w:r>
+              <w:rPr>
+                <w:rFonts w:ascii="Cinzel" w:hAnsi="Cinzel"/>
+                <w:b w:val="0"/>
+                <w:i w:val="0"/>
+                <w:color w:val="8A6F32"/>
+                <w:sz w:val="22"/>
+              </w:rPr>
+              <w:t xml:space="preserve">  ❦</w:t>
+            </w:r>
+          </w:p>
+          <w:p>
+            <w:pPr>
+              <w:spacing w:before="40" w:after="0"/>
               <w:ind w:left="272" w:right="272"/>
               <w:jc w:val="center"/>
               <w:pBdr>
-                <w:top w:val="single" w:sz="4" w:space="5" w:color="8A6F32"/>
-                <w:bottom w:val="single" w:sz="4" w:space="5" w:color="8A6F32"/>
+                <w:top w:val="single" w:sz="5" w:space="5" w:color="C9A24B"/>
+                <w:bottom w:val="single" w:sz="5" w:space="5" w:color="C9A24B"/>
               </w:pBdr>
             </w:pPr>
             <w:r>
@@ -4450,7 +4930,7 @@
           </w:p>
           <w:p>
             <w:pPr>
-              <w:spacing w:before="400" w:after="40" w:line="240" w:lineRule="auto"/>
+              <w:spacing w:before="360" w:after="40" w:line="240" w:lineRule="auto"/>
               <w:ind w:left="272" w:right="272"/>
               <w:jc w:val="center"/>
             </w:pPr>
@@ -4483,7 +4963,7 @@
           </w:p>
           <w:p>
             <w:pPr>
-              <w:spacing w:before="0" w:after="240" w:line="298" w:lineRule="auto"/>
+              <w:spacing w:before="0" w:after="220" w:line="298" w:lineRule="auto"/>
               <w:ind w:left="272" w:right="272"/>
               <w:jc w:val="center"/>
             </w:pPr>
@@ -4537,29 +5017,49 @@
           </w:tcPr>
           <w:p>
             <w:pPr>
-              <w:spacing w:before="260" w:after="20"/>
-              <w:ind w:left="272" w:right="272"/>
-              <w:jc w:val="center"/>
-            </w:pPr>
+              <w:spacing w:before="220" w:after="20"/>
+              <w:ind w:left="272" w:right="272"/>
+              <w:jc w:val="center"/>
+            </w:pPr>
+            <w:r>
+              <w:rPr>
+                <w:rFonts w:ascii="Cinzel" w:hAnsi="Cinzel"/>
+                <w:b w:val="0"/>
+                <w:i w:val="0"/>
+                <w:color w:val="8A6F32"/>
+                <w:sz w:val="22"/>
+              </w:rPr>
+              <w:t xml:space="preserve">❦  </w:t>
+            </w:r>
             <w:r>
               <w:rPr>
                 <w:rFonts w:ascii="Cinzel" w:hAnsi="Cinzel"/>
                 <w:b w:val="0"/>
                 <w:i w:val="0"/>
                 <w:color w:val="C9A24B"/>
-                <w:sz w:val="24"/>
+                <w:sz w:val="26"/>
               </w:rPr>
               <w:t>❦</w:t>
             </w:r>
-          </w:p>
-          <w:p>
-            <w:pPr>
-              <w:spacing w:before="20" w:after="0"/>
+            <w:r>
+              <w:rPr>
+                <w:rFonts w:ascii="Cinzel" w:hAnsi="Cinzel"/>
+                <w:b w:val="0"/>
+                <w:i w:val="0"/>
+                <w:color w:val="8A6F32"/>
+                <w:sz w:val="22"/>
+              </w:rPr>
+              <w:t xml:space="preserve">  ❦</w:t>
+            </w:r>
+          </w:p>
+          <w:p>
+            <w:pPr>
+              <w:spacing w:before="40" w:after="0"/>
               <w:ind w:left="272" w:right="272"/>
               <w:jc w:val="center"/>
               <w:pBdr>
-                <w:top w:val="single" w:sz="4" w:space="5" w:color="8A6F32"/>
-                <w:bottom w:val="single" w:sz="4" w:space="5" w:color="8A6F32"/>
+                <w:top w:val="single" w:sz="5" w:space="5" w:color="C9A24B"/>
+                <w:bottom w:val="single" w:sz="5" w:space="5" w:color="C9A24B"/>
               </w:pBdr>
             </w:pPr>
             <w:r>
@@ -4577,7 +5077,7 @@
           </w:p>
           <w:p>
             <w:pPr>
-              <w:spacing w:before="400" w:after="40" w:line="240" w:lineRule="auto"/>
+              <w:spacing w:before="360" w:after="40" w:line="240" w:lineRule="auto"/>
               <w:ind w:left="272" w:right="272"/>
               <w:jc w:val="center"/>
             </w:pPr>
@@ -4610,7 +5110,7 @@
           </w:p>
           <w:p>
             <w:pPr>
-              <w:spacing w:before="0" w:after="240" w:line="298" w:lineRule="auto"/>
+              <w:spacing w:before="0" w:after="220" w:line="298" w:lineRule="auto"/>
               <w:ind w:left="272" w:right="272"/>
               <w:jc w:val="center"/>
             </w:pPr>
@@ -4670,29 +5170,49 @@
           </w:tcPr>
           <w:p>
             <w:pPr>
-              <w:spacing w:before="260" w:after="20"/>
-              <w:ind w:left="272" w:right="272"/>
-              <w:jc w:val="center"/>
-            </w:pPr>
+              <w:spacing w:before="220" w:after="20"/>
+              <w:ind w:left="272" w:right="272"/>
+              <w:jc w:val="center"/>
+            </w:pPr>
+            <w:r>
+              <w:rPr>
+                <w:rFonts w:ascii="Cinzel" w:hAnsi="Cinzel"/>
+                <w:b w:val="0"/>
+                <w:i w:val="0"/>
+                <w:color w:val="8A6F32"/>
+                <w:sz w:val="22"/>
+              </w:rPr>
+              <w:t xml:space="preserve">❦  </w:t>
+            </w:r>
             <w:r>
               <w:rPr>
                 <w:rFonts w:ascii="Cinzel" w:hAnsi="Cinzel"/>
                 <w:b w:val="0"/>
                 <w:i w:val="0"/>
                 <w:color w:val="C9A24B"/>
-                <w:sz w:val="24"/>
+                <w:sz w:val="26"/>
               </w:rPr>
               <w:t>❦</w:t>
             </w:r>
-          </w:p>
-          <w:p>
-            <w:pPr>
-              <w:spacing w:before="20" w:after="0"/>
+            <w:r>
+              <w:rPr>
+                <w:rFonts w:ascii="Cinzel" w:hAnsi="Cinzel"/>
+                <w:b w:val="0"/>
+                <w:i w:val="0"/>
+                <w:color w:val="8A6F32"/>
+                <w:sz w:val="22"/>
+              </w:rPr>
+              <w:t xml:space="preserve">  ❦</w:t>
+            </w:r>
+          </w:p>
+          <w:p>
+            <w:pPr>
+              <w:spacing w:before="40" w:after="0"/>
               <w:ind w:left="272" w:right="272"/>
               <w:jc w:val="center"/>
               <w:pBdr>
-                <w:top w:val="single" w:sz="4" w:space="5" w:color="8A6F32"/>
-                <w:bottom w:val="single" w:sz="4" w:space="5" w:color="8A6F32"/>
+                <w:top w:val="single" w:sz="5" w:space="5" w:color="C9A24B"/>
+                <w:bottom w:val="single" w:sz="5" w:space="5" w:color="C9A24B"/>
               </w:pBdr>
             </w:pPr>
             <w:r>
@@ -4710,7 +5230,7 @@
           </w:p>
           <w:p>
             <w:pPr>
-              <w:spacing w:before="400" w:after="40" w:line="240" w:lineRule="auto"/>
+              <w:spacing w:before="360" w:after="40" w:line="240" w:lineRule="auto"/>
               <w:ind w:left="272" w:right="272"/>
               <w:jc w:val="center"/>
             </w:pPr>
@@ -4743,7 +5263,7 @@
           </w:p>
           <w:p>
             <w:pPr>
-              <w:spacing w:before="0" w:after="240" w:line="298" w:lineRule="auto"/>
+              <w:spacing w:before="0" w:after="220" w:line="298" w:lineRule="auto"/>
               <w:ind w:left="272" w:right="272"/>
               <w:jc w:val="center"/>
             </w:pPr>
@@ -4797,29 +5317,49 @@
           </w:tcPr>
           <w:p>
             <w:pPr>
-              <w:spacing w:before="260" w:after="20"/>
-              <w:ind w:left="272" w:right="272"/>
-              <w:jc w:val="center"/>
-            </w:pPr>
+              <w:spacing w:before="220" w:after="20"/>
+              <w:ind w:left="272" w:right="272"/>
+              <w:jc w:val="center"/>
+            </w:pPr>
+            <w:r>
+              <w:rPr>
+                <w:rFonts w:ascii="Cinzel" w:hAnsi="Cinzel"/>
+                <w:b w:val="0"/>
+                <w:i w:val="0"/>
+                <w:color w:val="8A6F32"/>
+                <w:sz w:val="22"/>
+              </w:rPr>
+              <w:t xml:space="preserve">❦  </w:t>
+            </w:r>
             <w:r>
               <w:rPr>
                 <w:rFonts w:ascii="Cinzel" w:hAnsi="Cinzel"/>
                 <w:b w:val="0"/>
                 <w:i w:val="0"/>
                 <w:color w:val="C9A24B"/>
-                <w:sz w:val="24"/>
+                <w:sz w:val="26"/>
               </w:rPr>
               <w:t>❦</w:t>
             </w:r>
-          </w:p>
-          <w:p>
-            <w:pPr>
-              <w:spacing w:before="20" w:after="0"/>
+            <w:r>
+              <w:rPr>
+                <w:rFonts w:ascii="Cinzel" w:hAnsi="Cinzel"/>
+                <w:b w:val="0"/>
+                <w:i w:val="0"/>
+                <w:color w:val="8A6F32"/>
+                <w:sz w:val="22"/>
+              </w:rPr>
+              <w:t xml:space="preserve">  ❦</w:t>
+            </w:r>
+          </w:p>
+          <w:p>
+            <w:pPr>
+              <w:spacing w:before="40" w:after="0"/>
               <w:ind w:left="272" w:right="272"/>
               <w:jc w:val="center"/>
               <w:pBdr>
-                <w:top w:val="single" w:sz="4" w:space="5" w:color="8A6F32"/>
-                <w:bottom w:val="single" w:sz="4" w:space="5" w:color="8A6F32"/>
+                <w:top w:val="single" w:sz="5" w:space="5" w:color="C9A24B"/>
+                <w:bottom w:val="single" w:sz="5" w:space="5" w:color="C9A24B"/>
               </w:pBdr>
             </w:pPr>
             <w:r>
@@ -4837,7 +5377,7 @@
           </w:p>
           <w:p>
             <w:pPr>
-              <w:spacing w:before="400" w:after="40" w:line="240" w:lineRule="auto"/>
+              <w:spacing w:before="360" w:after="40" w:line="240" w:lineRule="auto"/>
               <w:ind w:left="272" w:right="272"/>
               <w:jc w:val="center"/>
             </w:pPr>
@@ -4870,7 +5410,7 @@
           </w:p>
           <w:p>
             <w:pPr>
-              <w:spacing w:before="0" w:after="240" w:line="298" w:lineRule="auto"/>
+              <w:spacing w:before="0" w:after="220" w:line="298" w:lineRule="auto"/>
               <w:ind w:left="272" w:right="272"/>
               <w:jc w:val="center"/>
             </w:pPr>
@@ -4963,35 +5503,35 @@
                 <w:b w:val="0"/>
                 <w:i w:val="0"/>
                 <w:color w:val="8A6F32"/>
-                <w:sz w:val="32"/>
+                <w:sz w:val="26"/>
+              </w:rPr>
+              <w:t>❦  ❦  ❦</w:t>
+            </w:r>
+          </w:p>
+          <w:p>
+            <w:pPr>
+              <w:spacing w:before="180" w:after="0"/>
+              <w:ind w:left="272" w:right="272"/>
+              <w:jc w:val="center"/>
+              <w:pBdr>
+                <w:top w:val="single" w:sz="6" w:space="6" w:color="C9A24B"/>
+                <w:bottom w:val="single" w:sz="6" w:space="6" w:color="C9A24B"/>
+              </w:pBdr>
+            </w:pPr>
+            <w:r>
+              <w:rPr>
+                <w:rFonts w:ascii="Cinzel" w:hAnsi="Cinzel"/>
+                <w:b w:val="0"/>
+                <w:i w:val="0"/>
+                <w:color w:val="EBA9B7"/>
+                <w:sz w:val="80"/>
               </w:rPr>
               <w:t>❦</w:t>
             </w:r>
           </w:p>
           <w:p>
             <w:pPr>
-              <w:spacing w:before="200" w:after="0"/>
-              <w:ind w:left="272" w:right="272"/>
-              <w:jc w:val="center"/>
-              <w:pBdr>
-                <w:top w:val="single" w:sz="4" w:space="6" w:color="8A6F32"/>
-                <w:bottom w:val="single" w:sz="4" w:space="6" w:color="8A6F32"/>
-              </w:pBdr>
-            </w:pPr>
-            <w:r>
-              <w:rPr>
-                <w:rFonts w:ascii="Cinzel" w:hAnsi="Cinzel"/>
-                <w:b w:val="0"/>
-                <w:i w:val="0"/>
-                <w:color w:val="EBA9B7"/>
-                <w:sz w:val="60"/>
-              </w:rPr>
-              <w:t>❦</w:t>
-            </w:r>
-          </w:p>
-          <w:p>
-            <w:pPr>
-              <w:spacing w:before="200" w:after="0"/>
+              <w:spacing w:before="180" w:after="0"/>
               <w:ind w:left="272" w:right="272"/>
               <w:jc w:val="center"/>
             </w:pPr>
@@ -5001,9 +5541,9 @@
                 <w:b w:val="0"/>
                 <w:i w:val="0"/>
                 <w:color w:val="8A6F32"/>
-                <w:sz w:val="32"/>
-              </w:rPr>
-              <w:t>❦</w:t>
+                <w:sz w:val="26"/>
+              </w:rPr>
+              <w:t>❦  ❦  ❦</w:t>
             </w:r>
           </w:p>
         </w:tc>
@@ -5037,35 +5577,35 @@
                 <w:b w:val="0"/>
                 <w:i w:val="0"/>
                 <w:color w:val="8A6F32"/>
-                <w:sz w:val="32"/>
+                <w:sz w:val="26"/>
+              </w:rPr>
+              <w:t>❦  ❦  ❦</w:t>
+            </w:r>
+          </w:p>
+          <w:p>
+            <w:pPr>
+              <w:spacing w:before="180" w:after="0"/>
+              <w:ind w:left="272" w:right="272"/>
+              <w:jc w:val="center"/>
+              <w:pBdr>
+                <w:top w:val="single" w:sz="6" w:space="6" w:color="C9A24B"/>
+                <w:bottom w:val="single" w:sz="6" w:space="6" w:color="C9A24B"/>
+              </w:pBdr>
+            </w:pPr>
+            <w:r>
+              <w:rPr>
+                <w:rFonts w:ascii="Cinzel" w:hAnsi="Cinzel"/>
+                <w:b w:val="0"/>
+                <w:i w:val="0"/>
+                <w:color w:val="EBA9B7"/>
+                <w:sz w:val="80"/>
               </w:rPr>
               <w:t>❦</w:t>
             </w:r>
           </w:p>
           <w:p>
             <w:pPr>
-              <w:spacing w:before="200" w:after="0"/>
-              <w:ind w:left="272" w:right="272"/>
-              <w:jc w:val="center"/>
-              <w:pBdr>
-                <w:top w:val="single" w:sz="4" w:space="6" w:color="8A6F32"/>
-                <w:bottom w:val="single" w:sz="4" w:space="6" w:color="8A6F32"/>
-              </w:pBdr>
-            </w:pPr>
-            <w:r>
-              <w:rPr>
-                <w:rFonts w:ascii="Cinzel" w:hAnsi="Cinzel"/>
-                <w:b w:val="0"/>
-                <w:i w:val="0"/>
-                <w:color w:val="EBA9B7"/>
-                <w:sz w:val="60"/>
-              </w:rPr>
-              <w:t>❦</w:t>
-            </w:r>
-          </w:p>
-          <w:p>
-            <w:pPr>
-              <w:spacing w:before="200" w:after="0"/>
+              <w:spacing w:before="180" w:after="0"/>
               <w:ind w:left="272" w:right="272"/>
               <w:jc w:val="center"/>
             </w:pPr>
@@ -5075,9 +5615,9 @@
                 <w:b w:val="0"/>
                 <w:i w:val="0"/>
                 <w:color w:val="8A6F32"/>
-                <w:sz w:val="32"/>
-              </w:rPr>
-              <w:t>❦</w:t>
+                <w:sz w:val="26"/>
+              </w:rPr>
+              <w:t>❦  ❦  ❦</w:t>
             </w:r>
           </w:p>
         </w:tc>
@@ -5117,35 +5657,35 @@
                 <w:b w:val="0"/>
                 <w:i w:val="0"/>
                 <w:color w:val="8A6F32"/>
-                <w:sz w:val="32"/>
+                <w:sz w:val="26"/>
+              </w:rPr>
+              <w:t>❦  ❦  ❦</w:t>
+            </w:r>
+          </w:p>
+          <w:p>
+            <w:pPr>
+              <w:spacing w:before="180" w:after="0"/>
+              <w:ind w:left="272" w:right="272"/>
+              <w:jc w:val="center"/>
+              <w:pBdr>
+                <w:top w:val="single" w:sz="6" w:space="6" w:color="C9A24B"/>
+                <w:bottom w:val="single" w:sz="6" w:space="6" w:color="C9A24B"/>
+              </w:pBdr>
+            </w:pPr>
+            <w:r>
+              <w:rPr>
+                <w:rFonts w:ascii="Cinzel" w:hAnsi="Cinzel"/>
+                <w:b w:val="0"/>
+                <w:i w:val="0"/>
+                <w:color w:val="EC9A63"/>
+                <w:sz w:val="80"/>
               </w:rPr>
               <w:t>❦</w:t>
             </w:r>
           </w:p>
           <w:p>
             <w:pPr>
-              <w:spacing w:before="200" w:after="0"/>
-              <w:ind w:left="272" w:right="272"/>
-              <w:jc w:val="center"/>
-              <w:pBdr>
-                <w:top w:val="single" w:sz="4" w:space="6" w:color="8A6F32"/>
-                <w:bottom w:val="single" w:sz="4" w:space="6" w:color="8A6F32"/>
-              </w:pBdr>
-            </w:pPr>
-            <w:r>
-              <w:rPr>
-                <w:rFonts w:ascii="Cinzel" w:hAnsi="Cinzel"/>
-                <w:b w:val="0"/>
-                <w:i w:val="0"/>
-                <w:color w:val="EC9A63"/>
-                <w:sz w:val="60"/>
-              </w:rPr>
-              <w:t>❦</w:t>
-            </w:r>
-          </w:p>
-          <w:p>
-            <w:pPr>
-              <w:spacing w:before="200" w:after="0"/>
+              <w:spacing w:before="180" w:after="0"/>
               <w:ind w:left="272" w:right="272"/>
               <w:jc w:val="center"/>
             </w:pPr>
@@ -5155,9 +5695,9 @@
                 <w:b w:val="0"/>
                 <w:i w:val="0"/>
                 <w:color w:val="8A6F32"/>
-                <w:sz w:val="32"/>
-              </w:rPr>
-              <w:t>❦</w:t>
+                <w:sz w:val="26"/>
+              </w:rPr>
+              <w:t>❦  ❦  ❦</w:t>
             </w:r>
           </w:p>
         </w:tc>
@@ -5191,35 +5731,35 @@
                 <w:b w:val="0"/>
                 <w:i w:val="0"/>
                 <w:color w:val="8A6F32"/>
-                <w:sz w:val="32"/>
+                <w:sz w:val="26"/>
+              </w:rPr>
+              <w:t>❦  ❦  ❦</w:t>
+            </w:r>
+          </w:p>
+          <w:p>
+            <w:pPr>
+              <w:spacing w:before="180" w:after="0"/>
+              <w:ind w:left="272" w:right="272"/>
+              <w:jc w:val="center"/>
+              <w:pBdr>
+                <w:top w:val="single" w:sz="6" w:space="6" w:color="C9A24B"/>
+                <w:bottom w:val="single" w:sz="6" w:space="6" w:color="C9A24B"/>
+              </w:pBdr>
+            </w:pPr>
+            <w:r>
+              <w:rPr>
+                <w:rFonts w:ascii="Cinzel" w:hAnsi="Cinzel"/>
+                <w:b w:val="0"/>
+                <w:i w:val="0"/>
+                <w:color w:val="EC9A63"/>
+                <w:sz w:val="80"/>
               </w:rPr>
               <w:t>❦</w:t>
             </w:r>
           </w:p>
           <w:p>
             <w:pPr>
-              <w:spacing w:before="200" w:after="0"/>
-              <w:ind w:left="272" w:right="272"/>
-              <w:jc w:val="center"/>
-              <w:pBdr>
-                <w:top w:val="single" w:sz="4" w:space="6" w:color="8A6F32"/>
-                <w:bottom w:val="single" w:sz="4" w:space="6" w:color="8A6F32"/>
-              </w:pBdr>
-            </w:pPr>
-            <w:r>
-              <w:rPr>
-                <w:rFonts w:ascii="Cinzel" w:hAnsi="Cinzel"/>
-                <w:b w:val="0"/>
-                <w:i w:val="0"/>
-                <w:color w:val="EC9A63"/>
-                <w:sz w:val="60"/>
-              </w:rPr>
-              <w:t>❦</w:t>
-            </w:r>
-          </w:p>
-          <w:p>
-            <w:pPr>
-              <w:spacing w:before="200" w:after="0"/>
+              <w:spacing w:before="180" w:after="0"/>
               <w:ind w:left="272" w:right="272"/>
               <w:jc w:val="center"/>
             </w:pPr>
@@ -5229,9 +5769,9 @@
                 <w:b w:val="0"/>
                 <w:i w:val="0"/>
                 <w:color w:val="8A6F32"/>
-                <w:sz w:val="32"/>
-              </w:rPr>
-              <w:t>❦</w:t>
+                <w:sz w:val="26"/>
+              </w:rPr>
+              <w:t>❦  ❦  ❦</w:t>
             </w:r>
           </w:p>
         </w:tc>
@@ -5271,35 +5811,35 @@
                 <w:b w:val="0"/>
                 <w:i w:val="0"/>
                 <w:color w:val="8A6F32"/>
-                <w:sz w:val="32"/>
+                <w:sz w:val="26"/>
+              </w:rPr>
+              <w:t>❦  ❦  ❦</w:t>
+            </w:r>
+          </w:p>
+          <w:p>
+            <w:pPr>
+              <w:spacing w:before="180" w:after="0"/>
+              <w:ind w:left="272" w:right="272"/>
+              <w:jc w:val="center"/>
+              <w:pBdr>
+                <w:top w:val="single" w:sz="6" w:space="6" w:color="C9A24B"/>
+                <w:bottom w:val="single" w:sz="6" w:space="6" w:color="C9A24B"/>
+              </w:pBdr>
+            </w:pPr>
+            <w:r>
+              <w:rPr>
+                <w:rFonts w:ascii="Cinzel" w:hAnsi="Cinzel"/>
+                <w:b w:val="0"/>
+                <w:i w:val="0"/>
+                <w:color w:val="EC9A63"/>
+                <w:sz w:val="80"/>
               </w:rPr>
               <w:t>❦</w:t>
             </w:r>
           </w:p>
           <w:p>
             <w:pPr>
-              <w:spacing w:before="200" w:after="0"/>
-              <w:ind w:left="272" w:right="272"/>
-              <w:jc w:val="center"/>
-              <w:pBdr>
-                <w:top w:val="single" w:sz="4" w:space="6" w:color="8A6F32"/>
-                <w:bottom w:val="single" w:sz="4" w:space="6" w:color="8A6F32"/>
-              </w:pBdr>
-            </w:pPr>
-            <w:r>
-              <w:rPr>
-                <w:rFonts w:ascii="Cinzel" w:hAnsi="Cinzel"/>
-                <w:b w:val="0"/>
-                <w:i w:val="0"/>
-                <w:color w:val="EC9A63"/>
-                <w:sz w:val="60"/>
-              </w:rPr>
-              <w:t>❦</w:t>
-            </w:r>
-          </w:p>
-          <w:p>
-            <w:pPr>
-              <w:spacing w:before="200" w:after="0"/>
+              <w:spacing w:before="180" w:after="0"/>
               <w:ind w:left="272" w:right="272"/>
               <w:jc w:val="center"/>
             </w:pPr>
@@ -5309,9 +5849,9 @@
                 <w:b w:val="0"/>
                 <w:i w:val="0"/>
                 <w:color w:val="8A6F32"/>
-                <w:sz w:val="32"/>
-              </w:rPr>
-              <w:t>❦</w:t>
+                <w:sz w:val="26"/>
+              </w:rPr>
+              <w:t>❦  ❦  ❦</w:t>
             </w:r>
           </w:p>
         </w:tc>
@@ -5345,35 +5885,35 @@
                 <w:b w:val="0"/>
                 <w:i w:val="0"/>
                 <w:color w:val="8A6F32"/>
-                <w:sz w:val="32"/>
+                <w:sz w:val="26"/>
+              </w:rPr>
+              <w:t>❦  ❦  ❦</w:t>
+            </w:r>
+          </w:p>
+          <w:p>
+            <w:pPr>
+              <w:spacing w:before="180" w:after="0"/>
+              <w:ind w:left="272" w:right="272"/>
+              <w:jc w:val="center"/>
+              <w:pBdr>
+                <w:top w:val="single" w:sz="6" w:space="6" w:color="C9A24B"/>
+                <w:bottom w:val="single" w:sz="6" w:space="6" w:color="C9A24B"/>
+              </w:pBdr>
+            </w:pPr>
+            <w:r>
+              <w:rPr>
+                <w:rFonts w:ascii="Cinzel" w:hAnsi="Cinzel"/>
+                <w:b w:val="0"/>
+                <w:i w:val="0"/>
+                <w:color w:val="EC9A63"/>
+                <w:sz w:val="80"/>
               </w:rPr>
               <w:t>❦</w:t>
             </w:r>
           </w:p>
           <w:p>
             <w:pPr>
-              <w:spacing w:before="200" w:after="0"/>
-              <w:ind w:left="272" w:right="272"/>
-              <w:jc w:val="center"/>
-              <w:pBdr>
-                <w:top w:val="single" w:sz="4" w:space="6" w:color="8A6F32"/>
-                <w:bottom w:val="single" w:sz="4" w:space="6" w:color="8A6F32"/>
-              </w:pBdr>
-            </w:pPr>
-            <w:r>
-              <w:rPr>
-                <w:rFonts w:ascii="Cinzel" w:hAnsi="Cinzel"/>
-                <w:b w:val="0"/>
-                <w:i w:val="0"/>
-                <w:color w:val="EC9A63"/>
-                <w:sz w:val="60"/>
-              </w:rPr>
-              <w:t>❦</w:t>
-            </w:r>
-          </w:p>
-          <w:p>
-            <w:pPr>
-              <w:spacing w:before="200" w:after="0"/>
+              <w:spacing w:before="180" w:after="0"/>
               <w:ind w:left="272" w:right="272"/>
               <w:jc w:val="center"/>
             </w:pPr>
@@ -5383,9 +5923,9 @@
                 <w:b w:val="0"/>
                 <w:i w:val="0"/>
                 <w:color w:val="8A6F32"/>
-                <w:sz w:val="32"/>
-              </w:rPr>
-              <w:t>❦</w:t>
+                <w:sz w:val="26"/>
+              </w:rPr>
+              <w:t>❦  ❦  ❦</w:t>
             </w:r>
           </w:p>
         </w:tc>
@@ -5438,29 +5978,49 @@
           </w:tcPr>
           <w:p>
             <w:pPr>
-              <w:spacing w:before="260" w:after="20"/>
-              <w:ind w:left="272" w:right="272"/>
-              <w:jc w:val="center"/>
-            </w:pPr>
+              <w:spacing w:before="220" w:after="20"/>
+              <w:ind w:left="272" w:right="272"/>
+              <w:jc w:val="center"/>
+            </w:pPr>
+            <w:r>
+              <w:rPr>
+                <w:rFonts w:ascii="Cinzel" w:hAnsi="Cinzel"/>
+                <w:b w:val="0"/>
+                <w:i w:val="0"/>
+                <w:color w:val="8A6F32"/>
+                <w:sz w:val="22"/>
+              </w:rPr>
+              <w:t xml:space="preserve">❦  </w:t>
+            </w:r>
             <w:r>
               <w:rPr>
                 <w:rFonts w:ascii="Cinzel" w:hAnsi="Cinzel"/>
                 <w:b w:val="0"/>
                 <w:i w:val="0"/>
                 <w:color w:val="C9A24B"/>
-                <w:sz w:val="24"/>
+                <w:sz w:val="26"/>
               </w:rPr>
               <w:t>❦</w:t>
             </w:r>
-          </w:p>
-          <w:p>
-            <w:pPr>
-              <w:spacing w:before="20" w:after="0"/>
+            <w:r>
+              <w:rPr>
+                <w:rFonts w:ascii="Cinzel" w:hAnsi="Cinzel"/>
+                <w:b w:val="0"/>
+                <w:i w:val="0"/>
+                <w:color w:val="8A6F32"/>
+                <w:sz w:val="22"/>
+              </w:rPr>
+              <w:t xml:space="preserve">  ❦</w:t>
+            </w:r>
+          </w:p>
+          <w:p>
+            <w:pPr>
+              <w:spacing w:before="40" w:after="0"/>
               <w:ind w:left="272" w:right="272"/>
               <w:jc w:val="center"/>
               <w:pBdr>
-                <w:top w:val="single" w:sz="4" w:space="5" w:color="8A6F32"/>
-                <w:bottom w:val="single" w:sz="4" w:space="5" w:color="8A6F32"/>
+                <w:top w:val="single" w:sz="5" w:space="5" w:color="C9A24B"/>
+                <w:bottom w:val="single" w:sz="5" w:space="5" w:color="C9A24B"/>
               </w:pBdr>
             </w:pPr>
             <w:r>
@@ -5478,7 +6038,7 @@
           </w:p>
           <w:p>
             <w:pPr>
-              <w:spacing w:before="400" w:after="40" w:line="240" w:lineRule="auto"/>
+              <w:spacing w:before="360" w:after="40" w:line="240" w:lineRule="auto"/>
               <w:ind w:left="272" w:right="272"/>
               <w:jc w:val="center"/>
             </w:pPr>
@@ -5511,7 +6071,7 @@
           </w:p>
           <w:p>
             <w:pPr>
-              <w:spacing w:before="0" w:after="240" w:line="298" w:lineRule="auto"/>
+              <w:spacing w:before="0" w:after="220" w:line="298" w:lineRule="auto"/>
               <w:ind w:left="272" w:right="272"/>
               <w:jc w:val="center"/>
             </w:pPr>
@@ -5565,29 +6125,49 @@
           </w:tcPr>
           <w:p>
             <w:pPr>
-              <w:spacing w:before="260" w:after="20"/>
-              <w:ind w:left="272" w:right="272"/>
-              <w:jc w:val="center"/>
-            </w:pPr>
+              <w:spacing w:before="220" w:after="20"/>
+              <w:ind w:left="272" w:right="272"/>
+              <w:jc w:val="center"/>
+            </w:pPr>
+            <w:r>
+              <w:rPr>
+                <w:rFonts w:ascii="Cinzel" w:hAnsi="Cinzel"/>
+                <w:b w:val="0"/>
+                <w:i w:val="0"/>
+                <w:color w:val="8A6F32"/>
+                <w:sz w:val="22"/>
+              </w:rPr>
+              <w:t xml:space="preserve">❦  </w:t>
+            </w:r>
             <w:r>
               <w:rPr>
                 <w:rFonts w:ascii="Cinzel" w:hAnsi="Cinzel"/>
                 <w:b w:val="0"/>
                 <w:i w:val="0"/>
                 <w:color w:val="C9A24B"/>
-                <w:sz w:val="24"/>
+                <w:sz w:val="26"/>
               </w:rPr>
               <w:t>❦</w:t>
             </w:r>
-          </w:p>
-          <w:p>
-            <w:pPr>
-              <w:spacing w:before="20" w:after="0"/>
+            <w:r>
+              <w:rPr>
+                <w:rFonts w:ascii="Cinzel" w:hAnsi="Cinzel"/>
+                <w:b w:val="0"/>
+                <w:i w:val="0"/>
+                <w:color w:val="8A6F32"/>
+                <w:sz w:val="22"/>
+              </w:rPr>
+              <w:t xml:space="preserve">  ❦</w:t>
+            </w:r>
+          </w:p>
+          <w:p>
+            <w:pPr>
+              <w:spacing w:before="40" w:after="0"/>
               <w:ind w:left="272" w:right="272"/>
               <w:jc w:val="center"/>
               <w:pBdr>
-                <w:top w:val="single" w:sz="4" w:space="5" w:color="8A6F32"/>
-                <w:bottom w:val="single" w:sz="4" w:space="5" w:color="8A6F32"/>
+                <w:top w:val="single" w:sz="5" w:space="5" w:color="C9A24B"/>
+                <w:bottom w:val="single" w:sz="5" w:space="5" w:color="C9A24B"/>
               </w:pBdr>
             </w:pPr>
             <w:r>
@@ -5605,7 +6185,7 @@
           </w:p>
           <w:p>
             <w:pPr>
-              <w:spacing w:before="400" w:after="40" w:line="240" w:lineRule="auto"/>
+              <w:spacing w:before="360" w:after="40" w:line="240" w:lineRule="auto"/>
               <w:ind w:left="272" w:right="272"/>
               <w:jc w:val="center"/>
             </w:pPr>
@@ -5638,7 +6218,7 @@
           </w:p>
           <w:p>
             <w:pPr>
-              <w:spacing w:before="0" w:after="240" w:line="298" w:lineRule="auto"/>
+              <w:spacing w:before="0" w:after="220" w:line="298" w:lineRule="auto"/>
               <w:ind w:left="272" w:right="272"/>
               <w:jc w:val="center"/>
             </w:pPr>
@@ -5698,29 +6278,49 @@
           </w:tcPr>
           <w:p>
             <w:pPr>
-              <w:spacing w:before="260" w:after="20"/>
-              <w:ind w:left="272" w:right="272"/>
-              <w:jc w:val="center"/>
-            </w:pPr>
+              <w:spacing w:before="220" w:after="20"/>
+              <w:ind w:left="272" w:right="272"/>
+              <w:jc w:val="center"/>
+            </w:pPr>
+            <w:r>
+              <w:rPr>
+                <w:rFonts w:ascii="Cinzel" w:hAnsi="Cinzel"/>
+                <w:b w:val="0"/>
+                <w:i w:val="0"/>
+                <w:color w:val="8A6F32"/>
+                <w:sz w:val="22"/>
+              </w:rPr>
+              <w:t xml:space="preserve">❦  </w:t>
+            </w:r>
             <w:r>
               <w:rPr>
                 <w:rFonts w:ascii="Cinzel" w:hAnsi="Cinzel"/>
                 <w:b w:val="0"/>
                 <w:i w:val="0"/>
                 <w:color w:val="C9A24B"/>
-                <w:sz w:val="24"/>
+                <w:sz w:val="26"/>
               </w:rPr>
               <w:t>❦</w:t>
             </w:r>
-          </w:p>
-          <w:p>
-            <w:pPr>
-              <w:spacing w:before="20" w:after="0"/>
+            <w:r>
+              <w:rPr>
+                <w:rFonts w:ascii="Cinzel" w:hAnsi="Cinzel"/>
+                <w:b w:val="0"/>
+                <w:i w:val="0"/>
+                <w:color w:val="8A6F32"/>
+                <w:sz w:val="22"/>
+              </w:rPr>
+              <w:t xml:space="preserve">  ❦</w:t>
+            </w:r>
+          </w:p>
+          <w:p>
+            <w:pPr>
+              <w:spacing w:before="40" w:after="0"/>
               <w:ind w:left="272" w:right="272"/>
               <w:jc w:val="center"/>
               <w:pBdr>
-                <w:top w:val="single" w:sz="4" w:space="5" w:color="8A6F32"/>
-                <w:bottom w:val="single" w:sz="4" w:space="5" w:color="8A6F32"/>
+                <w:top w:val="single" w:sz="5" w:space="5" w:color="C9A24B"/>
+                <w:bottom w:val="single" w:sz="5" w:space="5" w:color="C9A24B"/>
               </w:pBdr>
             </w:pPr>
             <w:r>
@@ -5738,7 +6338,7 @@
           </w:p>
           <w:p>
             <w:pPr>
-              <w:spacing w:before="400" w:after="40" w:line="240" w:lineRule="auto"/>
+              <w:spacing w:before="360" w:after="40" w:line="240" w:lineRule="auto"/>
               <w:ind w:left="272" w:right="272"/>
               <w:jc w:val="center"/>
             </w:pPr>
@@ -5771,7 +6371,7 @@
           </w:p>
           <w:p>
             <w:pPr>
-              <w:spacing w:before="0" w:after="240" w:line="298" w:lineRule="auto"/>
+              <w:spacing w:before="0" w:after="220" w:line="298" w:lineRule="auto"/>
               <w:ind w:left="272" w:right="272"/>
               <w:jc w:val="center"/>
             </w:pPr>
@@ -5825,29 +6425,49 @@
           </w:tcPr>
           <w:p>
             <w:pPr>
-              <w:spacing w:before="260" w:after="20"/>
-              <w:ind w:left="272" w:right="272"/>
-              <w:jc w:val="center"/>
-            </w:pPr>
+              <w:spacing w:before="220" w:after="20"/>
+              <w:ind w:left="272" w:right="272"/>
+              <w:jc w:val="center"/>
+            </w:pPr>
+            <w:r>
+              <w:rPr>
+                <w:rFonts w:ascii="Cinzel" w:hAnsi="Cinzel"/>
+                <w:b w:val="0"/>
+                <w:i w:val="0"/>
+                <w:color w:val="8A6F32"/>
+                <w:sz w:val="22"/>
+              </w:rPr>
+              <w:t xml:space="preserve">❦  </w:t>
+            </w:r>
             <w:r>
               <w:rPr>
                 <w:rFonts w:ascii="Cinzel" w:hAnsi="Cinzel"/>
                 <w:b w:val="0"/>
                 <w:i w:val="0"/>
                 <w:color w:val="C9A24B"/>
-                <w:sz w:val="24"/>
+                <w:sz w:val="26"/>
               </w:rPr>
               <w:t>❦</w:t>
             </w:r>
-          </w:p>
-          <w:p>
-            <w:pPr>
-              <w:spacing w:before="20" w:after="0"/>
+            <w:r>
+              <w:rPr>
+                <w:rFonts w:ascii="Cinzel" w:hAnsi="Cinzel"/>
+                <w:b w:val="0"/>
+                <w:i w:val="0"/>
+                <w:color w:val="8A6F32"/>
+                <w:sz w:val="22"/>
+              </w:rPr>
+              <w:t xml:space="preserve">  ❦</w:t>
+            </w:r>
+          </w:p>
+          <w:p>
+            <w:pPr>
+              <w:spacing w:before="40" w:after="0"/>
               <w:ind w:left="272" w:right="272"/>
               <w:jc w:val="center"/>
               <w:pBdr>
-                <w:top w:val="single" w:sz="4" w:space="5" w:color="8A6F32"/>
-                <w:bottom w:val="single" w:sz="4" w:space="5" w:color="8A6F32"/>
+                <w:top w:val="single" w:sz="5" w:space="5" w:color="C9A24B"/>
+                <w:bottom w:val="single" w:sz="5" w:space="5" w:color="C9A24B"/>
               </w:pBdr>
             </w:pPr>
             <w:r>
@@ -5865,7 +6485,7 @@
           </w:p>
           <w:p>
             <w:pPr>
-              <w:spacing w:before="400" w:after="40" w:line="240" w:lineRule="auto"/>
+              <w:spacing w:before="360" w:after="40" w:line="240" w:lineRule="auto"/>
               <w:ind w:left="272" w:right="272"/>
               <w:jc w:val="center"/>
             </w:pPr>
@@ -5898,7 +6518,7 @@
           </w:p>
           <w:p>
             <w:pPr>
-              <w:spacing w:before="0" w:after="240" w:line="298" w:lineRule="auto"/>
+              <w:spacing w:before="0" w:after="220" w:line="298" w:lineRule="auto"/>
               <w:ind w:left="272" w:right="272"/>
               <w:jc w:val="center"/>
             </w:pPr>
@@ -5958,29 +6578,49 @@
           </w:tcPr>
           <w:p>
             <w:pPr>
-              <w:spacing w:before="260" w:after="20"/>
-              <w:ind w:left="272" w:right="272"/>
-              <w:jc w:val="center"/>
-            </w:pPr>
+              <w:spacing w:before="220" w:after="20"/>
+              <w:ind w:left="272" w:right="272"/>
+              <w:jc w:val="center"/>
+            </w:pPr>
+            <w:r>
+              <w:rPr>
+                <w:rFonts w:ascii="Cinzel" w:hAnsi="Cinzel"/>
+                <w:b w:val="0"/>
+                <w:i w:val="0"/>
+                <w:color w:val="8A6F32"/>
+                <w:sz w:val="22"/>
+              </w:rPr>
+              <w:t xml:space="preserve">❦  </w:t>
+            </w:r>
             <w:r>
               <w:rPr>
                 <w:rFonts w:ascii="Cinzel" w:hAnsi="Cinzel"/>
                 <w:b w:val="0"/>
                 <w:i w:val="0"/>
                 <w:color w:val="C9A24B"/>
-                <w:sz w:val="24"/>
+                <w:sz w:val="26"/>
               </w:rPr>
               <w:t>❦</w:t>
             </w:r>
-          </w:p>
-          <w:p>
-            <w:pPr>
-              <w:spacing w:before="20" w:after="0"/>
+            <w:r>
+              <w:rPr>
+                <w:rFonts w:ascii="Cinzel" w:hAnsi="Cinzel"/>
+                <w:b w:val="0"/>
+                <w:i w:val="0"/>
+                <w:color w:val="8A6F32"/>
+                <w:sz w:val="22"/>
+              </w:rPr>
+              <w:t xml:space="preserve">  ❦</w:t>
+            </w:r>
+          </w:p>
+          <w:p>
+            <w:pPr>
+              <w:spacing w:before="40" w:after="0"/>
               <w:ind w:left="272" w:right="272"/>
               <w:jc w:val="center"/>
               <w:pBdr>
-                <w:top w:val="single" w:sz="4" w:space="5" w:color="8A6F32"/>
-                <w:bottom w:val="single" w:sz="4" w:space="5" w:color="8A6F32"/>
+                <w:top w:val="single" w:sz="5" w:space="5" w:color="C9A24B"/>
+                <w:bottom w:val="single" w:sz="5" w:space="5" w:color="C9A24B"/>
               </w:pBdr>
             </w:pPr>
             <w:r>
@@ -5998,7 +6638,7 @@
           </w:p>
           <w:p>
             <w:pPr>
-              <w:spacing w:before="400" w:after="40" w:line="240" w:lineRule="auto"/>
+              <w:spacing w:before="360" w:after="40" w:line="240" w:lineRule="auto"/>
               <w:ind w:left="272" w:right="272"/>
               <w:jc w:val="center"/>
             </w:pPr>
@@ -6031,7 +6671,7 @@
           </w:p>
           <w:p>
             <w:pPr>
-              <w:spacing w:before="0" w:after="240" w:line="298" w:lineRule="auto"/>
+              <w:spacing w:before="0" w:after="220" w:line="298" w:lineRule="auto"/>
               <w:ind w:left="272" w:right="272"/>
               <w:jc w:val="center"/>
             </w:pPr>
@@ -6085,29 +6725,49 @@
           </w:tcPr>
           <w:p>
             <w:pPr>
-              <w:spacing w:before="260" w:after="20"/>
-              <w:ind w:left="272" w:right="272"/>
-              <w:jc w:val="center"/>
-            </w:pPr>
+              <w:spacing w:before="220" w:after="20"/>
+              <w:ind w:left="272" w:right="272"/>
+              <w:jc w:val="center"/>
+            </w:pPr>
+            <w:r>
+              <w:rPr>
+                <w:rFonts w:ascii="Cinzel" w:hAnsi="Cinzel"/>
+                <w:b w:val="0"/>
+                <w:i w:val="0"/>
+                <w:color w:val="8A6F32"/>
+                <w:sz w:val="22"/>
+              </w:rPr>
+              <w:t xml:space="preserve">❦  </w:t>
+            </w:r>
             <w:r>
               <w:rPr>
                 <w:rFonts w:ascii="Cinzel" w:hAnsi="Cinzel"/>
                 <w:b w:val="0"/>
                 <w:i w:val="0"/>
                 <w:color w:val="C9A24B"/>
-                <w:sz w:val="24"/>
+                <w:sz w:val="26"/>
               </w:rPr>
               <w:t>❦</w:t>
             </w:r>
-          </w:p>
-          <w:p>
-            <w:pPr>
-              <w:spacing w:before="20" w:after="0"/>
+            <w:r>
+              <w:rPr>
+                <w:rFonts w:ascii="Cinzel" w:hAnsi="Cinzel"/>
+                <w:b w:val="0"/>
+                <w:i w:val="0"/>
+                <w:color w:val="8A6F32"/>
+                <w:sz w:val="22"/>
+              </w:rPr>
+              <w:t xml:space="preserve">  ❦</w:t>
+            </w:r>
+          </w:p>
+          <w:p>
+            <w:pPr>
+              <w:spacing w:before="40" w:after="0"/>
               <w:ind w:left="272" w:right="272"/>
               <w:jc w:val="center"/>
               <w:pBdr>
-                <w:top w:val="single" w:sz="4" w:space="5" w:color="8A6F32"/>
-                <w:bottom w:val="single" w:sz="4" w:space="5" w:color="8A6F32"/>
+                <w:top w:val="single" w:sz="5" w:space="5" w:color="C9A24B"/>
+                <w:bottom w:val="single" w:sz="5" w:space="5" w:color="C9A24B"/>
               </w:pBdr>
             </w:pPr>
             <w:r>
@@ -6125,7 +6785,7 @@
           </w:p>
           <w:p>
             <w:pPr>
-              <w:spacing w:before="400" w:after="40" w:line="240" w:lineRule="auto"/>
+              <w:spacing w:before="360" w:after="40" w:line="240" w:lineRule="auto"/>
               <w:ind w:left="272" w:right="272"/>
               <w:jc w:val="center"/>
             </w:pPr>
@@ -6158,7 +6818,7 @@
           </w:p>
           <w:p>
             <w:pPr>
-              <w:spacing w:before="0" w:after="240" w:line="298" w:lineRule="auto"/>
+              <w:spacing w:before="0" w:after="220" w:line="298" w:lineRule="auto"/>
               <w:ind w:left="272" w:right="272"/>
               <w:jc w:val="center"/>
             </w:pPr>
@@ -6251,35 +6911,35 @@
                 <w:b w:val="0"/>
                 <w:i w:val="0"/>
                 <w:color w:val="8A6F32"/>
-                <w:sz w:val="32"/>
+                <w:sz w:val="26"/>
+              </w:rPr>
+              <w:t>❦  ❦  ❦</w:t>
+            </w:r>
+          </w:p>
+          <w:p>
+            <w:pPr>
+              <w:spacing w:before="180" w:after="0"/>
+              <w:ind w:left="272" w:right="272"/>
+              <w:jc w:val="center"/>
+              <w:pBdr>
+                <w:top w:val="single" w:sz="6" w:space="6" w:color="C9A24B"/>
+                <w:bottom w:val="single" w:sz="6" w:space="6" w:color="C9A24B"/>
+              </w:pBdr>
+            </w:pPr>
+            <w:r>
+              <w:rPr>
+                <w:rFonts w:ascii="Cinzel" w:hAnsi="Cinzel"/>
+                <w:b w:val="0"/>
+                <w:i w:val="0"/>
+                <w:color w:val="EC9A63"/>
+                <w:sz w:val="80"/>
               </w:rPr>
               <w:t>❦</w:t>
             </w:r>
           </w:p>
           <w:p>
             <w:pPr>
-              <w:spacing w:before="200" w:after="0"/>
-              <w:ind w:left="272" w:right="272"/>
-              <w:jc w:val="center"/>
-              <w:pBdr>
-                <w:top w:val="single" w:sz="4" w:space="6" w:color="8A6F32"/>
-                <w:bottom w:val="single" w:sz="4" w:space="6" w:color="8A6F32"/>
-              </w:pBdr>
-            </w:pPr>
-            <w:r>
-              <w:rPr>
-                <w:rFonts w:ascii="Cinzel" w:hAnsi="Cinzel"/>
-                <w:b w:val="0"/>
-                <w:i w:val="0"/>
-                <w:color w:val="EC9A63"/>
-                <w:sz w:val="60"/>
-              </w:rPr>
-              <w:t>❦</w:t>
-            </w:r>
-          </w:p>
-          <w:p>
-            <w:pPr>
-              <w:spacing w:before="200" w:after="0"/>
+              <w:spacing w:before="180" w:after="0"/>
               <w:ind w:left="272" w:right="272"/>
               <w:jc w:val="center"/>
             </w:pPr>
@@ -6289,9 +6949,9 @@
                 <w:b w:val="0"/>
                 <w:i w:val="0"/>
                 <w:color w:val="8A6F32"/>
-                <w:sz w:val="32"/>
-              </w:rPr>
-              <w:t>❦</w:t>
+                <w:sz w:val="26"/>
+              </w:rPr>
+              <w:t>❦  ❦  ❦</w:t>
             </w:r>
           </w:p>
         </w:tc>
@@ -6325,35 +6985,35 @@
                 <w:b w:val="0"/>
                 <w:i w:val="0"/>
                 <w:color w:val="8A6F32"/>
-                <w:sz w:val="32"/>
+                <w:sz w:val="26"/>
+              </w:rPr>
+              <w:t>❦  ❦  ❦</w:t>
+            </w:r>
+          </w:p>
+          <w:p>
+            <w:pPr>
+              <w:spacing w:before="180" w:after="0"/>
+              <w:ind w:left="272" w:right="272"/>
+              <w:jc w:val="center"/>
+              <w:pBdr>
+                <w:top w:val="single" w:sz="6" w:space="6" w:color="C9A24B"/>
+                <w:bottom w:val="single" w:sz="6" w:space="6" w:color="C9A24B"/>
+              </w:pBdr>
+            </w:pPr>
+            <w:r>
+              <w:rPr>
+                <w:rFonts w:ascii="Cinzel" w:hAnsi="Cinzel"/>
+                <w:b w:val="0"/>
+                <w:i w:val="0"/>
+                <w:color w:val="EC9A63"/>
+                <w:sz w:val="80"/>
               </w:rPr>
               <w:t>❦</w:t>
             </w:r>
           </w:p>
           <w:p>
             <w:pPr>
-              <w:spacing w:before="200" w:after="0"/>
-              <w:ind w:left="272" w:right="272"/>
-              <w:jc w:val="center"/>
-              <w:pBdr>
-                <w:top w:val="single" w:sz="4" w:space="6" w:color="8A6F32"/>
-                <w:bottom w:val="single" w:sz="4" w:space="6" w:color="8A6F32"/>
-              </w:pBdr>
-            </w:pPr>
-            <w:r>
-              <w:rPr>
-                <w:rFonts w:ascii="Cinzel" w:hAnsi="Cinzel"/>
-                <w:b w:val="0"/>
-                <w:i w:val="0"/>
-                <w:color w:val="EC9A63"/>
-                <w:sz w:val="60"/>
-              </w:rPr>
-              <w:t>❦</w:t>
-            </w:r>
-          </w:p>
-          <w:p>
-            <w:pPr>
-              <w:spacing w:before="200" w:after="0"/>
+              <w:spacing w:before="180" w:after="0"/>
               <w:ind w:left="272" w:right="272"/>
               <w:jc w:val="center"/>
             </w:pPr>
@@ -6363,9 +7023,9 @@
                 <w:b w:val="0"/>
                 <w:i w:val="0"/>
                 <w:color w:val="8A6F32"/>
-                <w:sz w:val="32"/>
-              </w:rPr>
-              <w:t>❦</w:t>
+                <w:sz w:val="26"/>
+              </w:rPr>
+              <w:t>❦  ❦  ❦</w:t>
             </w:r>
           </w:p>
         </w:tc>
@@ -6405,35 +7065,35 @@
                 <w:b w:val="0"/>
                 <w:i w:val="0"/>
                 <w:color w:val="8A6F32"/>
-                <w:sz w:val="32"/>
+                <w:sz w:val="26"/>
+              </w:rPr>
+              <w:t>❦  ❦  ❦</w:t>
+            </w:r>
+          </w:p>
+          <w:p>
+            <w:pPr>
+              <w:spacing w:before="180" w:after="0"/>
+              <w:ind w:left="272" w:right="272"/>
+              <w:jc w:val="center"/>
+              <w:pBdr>
+                <w:top w:val="single" w:sz="6" w:space="6" w:color="C9A24B"/>
+                <w:bottom w:val="single" w:sz="6" w:space="6" w:color="C9A24B"/>
+              </w:pBdr>
+            </w:pPr>
+            <w:r>
+              <w:rPr>
+                <w:rFonts w:ascii="Cinzel" w:hAnsi="Cinzel"/>
+                <w:b w:val="0"/>
+                <w:i w:val="0"/>
+                <w:color w:val="EC9A63"/>
+                <w:sz w:val="80"/>
               </w:rPr>
               <w:t>❦</w:t>
             </w:r>
           </w:p>
           <w:p>
             <w:pPr>
-              <w:spacing w:before="200" w:after="0"/>
-              <w:ind w:left="272" w:right="272"/>
-              <w:jc w:val="center"/>
-              <w:pBdr>
-                <w:top w:val="single" w:sz="4" w:space="6" w:color="8A6F32"/>
-                <w:bottom w:val="single" w:sz="4" w:space="6" w:color="8A6F32"/>
-              </w:pBdr>
-            </w:pPr>
-            <w:r>
-              <w:rPr>
-                <w:rFonts w:ascii="Cinzel" w:hAnsi="Cinzel"/>
-                <w:b w:val="0"/>
-                <w:i w:val="0"/>
-                <w:color w:val="EC9A63"/>
-                <w:sz w:val="60"/>
-              </w:rPr>
-              <w:t>❦</w:t>
-            </w:r>
-          </w:p>
-          <w:p>
-            <w:pPr>
-              <w:spacing w:before="200" w:after="0"/>
+              <w:spacing w:before="180" w:after="0"/>
               <w:ind w:left="272" w:right="272"/>
               <w:jc w:val="center"/>
             </w:pPr>
@@ -6443,9 +7103,9 @@
                 <w:b w:val="0"/>
                 <w:i w:val="0"/>
                 <w:color w:val="8A6F32"/>
-                <w:sz w:val="32"/>
-              </w:rPr>
-              <w:t>❦</w:t>
+                <w:sz w:val="26"/>
+              </w:rPr>
+              <w:t>❦  ❦  ❦</w:t>
             </w:r>
           </w:p>
         </w:tc>
@@ -6479,35 +7139,35 @@
                 <w:b w:val="0"/>
                 <w:i w:val="0"/>
                 <w:color w:val="8A6F32"/>
-                <w:sz w:val="32"/>
+                <w:sz w:val="26"/>
+              </w:rPr>
+              <w:t>❦  ❦  ❦</w:t>
+            </w:r>
+          </w:p>
+          <w:p>
+            <w:pPr>
+              <w:spacing w:before="180" w:after="0"/>
+              <w:ind w:left="272" w:right="272"/>
+              <w:jc w:val="center"/>
+              <w:pBdr>
+                <w:top w:val="single" w:sz="6" w:space="6" w:color="C9A24B"/>
+                <w:bottom w:val="single" w:sz="6" w:space="6" w:color="C9A24B"/>
+              </w:pBdr>
+            </w:pPr>
+            <w:r>
+              <w:rPr>
+                <w:rFonts w:ascii="Cinzel" w:hAnsi="Cinzel"/>
+                <w:b w:val="0"/>
+                <w:i w:val="0"/>
+                <w:color w:val="EC9A63"/>
+                <w:sz w:val="80"/>
               </w:rPr>
               <w:t>❦</w:t>
             </w:r>
           </w:p>
           <w:p>
             <w:pPr>
-              <w:spacing w:before="200" w:after="0"/>
-              <w:ind w:left="272" w:right="272"/>
-              <w:jc w:val="center"/>
-              <w:pBdr>
-                <w:top w:val="single" w:sz="4" w:space="6" w:color="8A6F32"/>
-                <w:bottom w:val="single" w:sz="4" w:space="6" w:color="8A6F32"/>
-              </w:pBdr>
-            </w:pPr>
-            <w:r>
-              <w:rPr>
-                <w:rFonts w:ascii="Cinzel" w:hAnsi="Cinzel"/>
-                <w:b w:val="0"/>
-                <w:i w:val="0"/>
-                <w:color w:val="EC9A63"/>
-                <w:sz w:val="60"/>
-              </w:rPr>
-              <w:t>❦</w:t>
-            </w:r>
-          </w:p>
-          <w:p>
-            <w:pPr>
-              <w:spacing w:before="200" w:after="0"/>
+              <w:spacing w:before="180" w:after="0"/>
               <w:ind w:left="272" w:right="272"/>
               <w:jc w:val="center"/>
             </w:pPr>
@@ -6517,9 +7177,9 @@
                 <w:b w:val="0"/>
                 <w:i w:val="0"/>
                 <w:color w:val="8A6F32"/>
-                <w:sz w:val="32"/>
-              </w:rPr>
-              <w:t>❦</w:t>
+                <w:sz w:val="26"/>
+              </w:rPr>
+              <w:t>❦  ❦  ❦</w:t>
             </w:r>
           </w:p>
         </w:tc>
@@ -6559,35 +7219,35 @@
                 <w:b w:val="0"/>
                 <w:i w:val="0"/>
                 <w:color w:val="8A6F32"/>
-                <w:sz w:val="32"/>
+                <w:sz w:val="26"/>
+              </w:rPr>
+              <w:t>❦  ❦  ❦</w:t>
+            </w:r>
+          </w:p>
+          <w:p>
+            <w:pPr>
+              <w:spacing w:before="180" w:after="0"/>
+              <w:ind w:left="272" w:right="272"/>
+              <w:jc w:val="center"/>
+              <w:pBdr>
+                <w:top w:val="single" w:sz="6" w:space="6" w:color="C9A24B"/>
+                <w:bottom w:val="single" w:sz="6" w:space="6" w:color="C9A24B"/>
+              </w:pBdr>
+            </w:pPr>
+            <w:r>
+              <w:rPr>
+                <w:rFonts w:ascii="Cinzel" w:hAnsi="Cinzel"/>
+                <w:b w:val="0"/>
+                <w:i w:val="0"/>
+                <w:color w:val="EC9A63"/>
+                <w:sz w:val="80"/>
               </w:rPr>
               <w:t>❦</w:t>
             </w:r>
           </w:p>
           <w:p>
             <w:pPr>
-              <w:spacing w:before="200" w:after="0"/>
-              <w:ind w:left="272" w:right="272"/>
-              <w:jc w:val="center"/>
-              <w:pBdr>
-                <w:top w:val="single" w:sz="4" w:space="6" w:color="8A6F32"/>
-                <w:bottom w:val="single" w:sz="4" w:space="6" w:color="8A6F32"/>
-              </w:pBdr>
-            </w:pPr>
-            <w:r>
-              <w:rPr>
-                <w:rFonts w:ascii="Cinzel" w:hAnsi="Cinzel"/>
-                <w:b w:val="0"/>
-                <w:i w:val="0"/>
-                <w:color w:val="EC9A63"/>
-                <w:sz w:val="60"/>
-              </w:rPr>
-              <w:t>❦</w:t>
-            </w:r>
-          </w:p>
-          <w:p>
-            <w:pPr>
-              <w:spacing w:before="200" w:after="0"/>
+              <w:spacing w:before="180" w:after="0"/>
               <w:ind w:left="272" w:right="272"/>
               <w:jc w:val="center"/>
             </w:pPr>
@@ -6597,9 +7257,9 @@
                 <w:b w:val="0"/>
                 <w:i w:val="0"/>
                 <w:color w:val="8A6F32"/>
-                <w:sz w:val="32"/>
-              </w:rPr>
-              <w:t>❦</w:t>
+                <w:sz w:val="26"/>
+              </w:rPr>
+              <w:t>❦  ❦  ❦</w:t>
             </w:r>
           </w:p>
         </w:tc>
@@ -6633,35 +7293,35 @@
                 <w:b w:val="0"/>
                 <w:i w:val="0"/>
                 <w:color w:val="8A6F32"/>
-                <w:sz w:val="32"/>
+                <w:sz w:val="26"/>
+              </w:rPr>
+              <w:t>❦  ❦  ❦</w:t>
+            </w:r>
+          </w:p>
+          <w:p>
+            <w:pPr>
+              <w:spacing w:before="180" w:after="0"/>
+              <w:ind w:left="272" w:right="272"/>
+              <w:jc w:val="center"/>
+              <w:pBdr>
+                <w:top w:val="single" w:sz="6" w:space="6" w:color="C9A24B"/>
+                <w:bottom w:val="single" w:sz="6" w:space="6" w:color="C9A24B"/>
+              </w:pBdr>
+            </w:pPr>
+            <w:r>
+              <w:rPr>
+                <w:rFonts w:ascii="Cinzel" w:hAnsi="Cinzel"/>
+                <w:b w:val="0"/>
+                <w:i w:val="0"/>
+                <w:color w:val="EC9A63"/>
+                <w:sz w:val="80"/>
               </w:rPr>
               <w:t>❦</w:t>
             </w:r>
           </w:p>
           <w:p>
             <w:pPr>
-              <w:spacing w:before="200" w:after="0"/>
-              <w:ind w:left="272" w:right="272"/>
-              <w:jc w:val="center"/>
-              <w:pBdr>
-                <w:top w:val="single" w:sz="4" w:space="6" w:color="8A6F32"/>
-                <w:bottom w:val="single" w:sz="4" w:space="6" w:color="8A6F32"/>
-              </w:pBdr>
-            </w:pPr>
-            <w:r>
-              <w:rPr>
-                <w:rFonts w:ascii="Cinzel" w:hAnsi="Cinzel"/>
-                <w:b w:val="0"/>
-                <w:i w:val="0"/>
-                <w:color w:val="EC9A63"/>
-                <w:sz w:val="60"/>
-              </w:rPr>
-              <w:t>❦</w:t>
-            </w:r>
-          </w:p>
-          <w:p>
-            <w:pPr>
-              <w:spacing w:before="200" w:after="0"/>
+              <w:spacing w:before="180" w:after="0"/>
               <w:ind w:left="272" w:right="272"/>
               <w:jc w:val="center"/>
             </w:pPr>
@@ -6671,9 +7331,9 @@
                 <w:b w:val="0"/>
                 <w:i w:val="0"/>
                 <w:color w:val="8A6F32"/>
-                <w:sz w:val="32"/>
-              </w:rPr>
-              <w:t>❦</w:t>
+                <w:sz w:val="26"/>
+              </w:rPr>
+              <w:t>❦  ❦  ❦</w:t>
             </w:r>
           </w:p>
         </w:tc>
@@ -6726,29 +7386,49 @@
           </w:tcPr>
           <w:p>
             <w:pPr>
-              <w:spacing w:before="260" w:after="20"/>
-              <w:ind w:left="272" w:right="272"/>
-              <w:jc w:val="center"/>
-            </w:pPr>
+              <w:spacing w:before="220" w:after="20"/>
+              <w:ind w:left="272" w:right="272"/>
+              <w:jc w:val="center"/>
+            </w:pPr>
+            <w:r>
+              <w:rPr>
+                <w:rFonts w:ascii="Cinzel" w:hAnsi="Cinzel"/>
+                <w:b w:val="0"/>
+                <w:i w:val="0"/>
+                <w:color w:val="8A6F32"/>
+                <w:sz w:val="22"/>
+              </w:rPr>
+              <w:t xml:space="preserve">❦  </w:t>
+            </w:r>
             <w:r>
               <w:rPr>
                 <w:rFonts w:ascii="Cinzel" w:hAnsi="Cinzel"/>
                 <w:b w:val="0"/>
                 <w:i w:val="0"/>
                 <w:color w:val="C9A24B"/>
-                <w:sz w:val="24"/>
+                <w:sz w:val="26"/>
               </w:rPr>
               <w:t>❦</w:t>
             </w:r>
-          </w:p>
-          <w:p>
-            <w:pPr>
-              <w:spacing w:before="20" w:after="0"/>
+            <w:r>
+              <w:rPr>
+                <w:rFonts w:ascii="Cinzel" w:hAnsi="Cinzel"/>
+                <w:b w:val="0"/>
+                <w:i w:val="0"/>
+                <w:color w:val="8A6F32"/>
+                <w:sz w:val="22"/>
+              </w:rPr>
+              <w:t xml:space="preserve">  ❦</w:t>
+            </w:r>
+          </w:p>
+          <w:p>
+            <w:pPr>
+              <w:spacing w:before="40" w:after="0"/>
               <w:ind w:left="272" w:right="272"/>
               <w:jc w:val="center"/>
               <w:pBdr>
-                <w:top w:val="single" w:sz="4" w:space="5" w:color="8A6F32"/>
-                <w:bottom w:val="single" w:sz="4" w:space="5" w:color="8A6F32"/>
+                <w:top w:val="single" w:sz="5" w:space="5" w:color="C9A24B"/>
+                <w:bottom w:val="single" w:sz="5" w:space="5" w:color="C9A24B"/>
               </w:pBdr>
             </w:pPr>
             <w:r>
@@ -6766,7 +7446,7 @@
           </w:p>
           <w:p>
             <w:pPr>
-              <w:spacing w:before="400" w:after="40" w:line="240" w:lineRule="auto"/>
+              <w:spacing w:before="360" w:after="40" w:line="240" w:lineRule="auto"/>
               <w:ind w:left="272" w:right="272"/>
               <w:jc w:val="center"/>
             </w:pPr>
@@ -6799,7 +7479,7 @@
           </w:p>
           <w:p>
             <w:pPr>
-              <w:spacing w:before="0" w:after="240" w:line="298" w:lineRule="auto"/>
+              <w:spacing w:before="0" w:after="220" w:line="298" w:lineRule="auto"/>
               <w:ind w:left="272" w:right="272"/>
               <w:jc w:val="center"/>
             </w:pPr>
@@ -6853,29 +7533,49 @@
           </w:tcPr>
           <w:p>
             <w:pPr>
-              <w:spacing w:before="260" w:after="20"/>
-              <w:ind w:left="272" w:right="272"/>
-              <w:jc w:val="center"/>
-            </w:pPr>
+              <w:spacing w:before="220" w:after="20"/>
+              <w:ind w:left="272" w:right="272"/>
+              <w:jc w:val="center"/>
+            </w:pPr>
+            <w:r>
+              <w:rPr>
+                <w:rFonts w:ascii="Cinzel" w:hAnsi="Cinzel"/>
+                <w:b w:val="0"/>
+                <w:i w:val="0"/>
+                <w:color w:val="8A6F32"/>
+                <w:sz w:val="22"/>
+              </w:rPr>
+              <w:t xml:space="preserve">❦  </w:t>
+            </w:r>
             <w:r>
               <w:rPr>
                 <w:rFonts w:ascii="Cinzel" w:hAnsi="Cinzel"/>
                 <w:b w:val="0"/>
                 <w:i w:val="0"/>
                 <w:color w:val="C9A24B"/>
-                <w:sz w:val="24"/>
+                <w:sz w:val="26"/>
               </w:rPr>
               <w:t>❦</w:t>
             </w:r>
-          </w:p>
-          <w:p>
-            <w:pPr>
-              <w:spacing w:before="20" w:after="0"/>
+            <w:r>
+              <w:rPr>
+                <w:rFonts w:ascii="Cinzel" w:hAnsi="Cinzel"/>
+                <w:b w:val="0"/>
+                <w:i w:val="0"/>
+                <w:color w:val="8A6F32"/>
+                <w:sz w:val="22"/>
+              </w:rPr>
+              <w:t xml:space="preserve">  ❦</w:t>
+            </w:r>
+          </w:p>
+          <w:p>
+            <w:pPr>
+              <w:spacing w:before="40" w:after="0"/>
               <w:ind w:left="272" w:right="272"/>
               <w:jc w:val="center"/>
               <w:pBdr>
-                <w:top w:val="single" w:sz="4" w:space="5" w:color="8A6F32"/>
-                <w:bottom w:val="single" w:sz="4" w:space="5" w:color="8A6F32"/>
+                <w:top w:val="single" w:sz="5" w:space="5" w:color="C9A24B"/>
+                <w:bottom w:val="single" w:sz="5" w:space="5" w:color="C9A24B"/>
               </w:pBdr>
             </w:pPr>
             <w:r>
@@ -6893,7 +7593,7 @@
           </w:p>
           <w:p>
             <w:pPr>
-              <w:spacing w:before="400" w:after="40" w:line="240" w:lineRule="auto"/>
+              <w:spacing w:before="360" w:after="40" w:line="240" w:lineRule="auto"/>
               <w:ind w:left="272" w:right="272"/>
               <w:jc w:val="center"/>
             </w:pPr>
@@ -6926,7 +7626,7 @@
           </w:p>
           <w:p>
             <w:pPr>
-              <w:spacing w:before="0" w:after="240" w:line="298" w:lineRule="auto"/>
+              <w:spacing w:before="0" w:after="220" w:line="298" w:lineRule="auto"/>
               <w:ind w:left="272" w:right="272"/>
               <w:jc w:val="center"/>
             </w:pPr>
@@ -6986,29 +7686,49 @@
           </w:tcPr>
           <w:p>
             <w:pPr>
-              <w:spacing w:before="260" w:after="20"/>
-              <w:ind w:left="272" w:right="272"/>
-              <w:jc w:val="center"/>
-            </w:pPr>
+              <w:spacing w:before="220" w:after="20"/>
+              <w:ind w:left="272" w:right="272"/>
+              <w:jc w:val="center"/>
+            </w:pPr>
+            <w:r>
+              <w:rPr>
+                <w:rFonts w:ascii="Cinzel" w:hAnsi="Cinzel"/>
+                <w:b w:val="0"/>
+                <w:i w:val="0"/>
+                <w:color w:val="8A6F32"/>
+                <w:sz w:val="22"/>
+              </w:rPr>
+              <w:t xml:space="preserve">❦  </w:t>
+            </w:r>
             <w:r>
               <w:rPr>
                 <w:rFonts w:ascii="Cinzel" w:hAnsi="Cinzel"/>
                 <w:b w:val="0"/>
                 <w:i w:val="0"/>
                 <w:color w:val="C9A24B"/>
-                <w:sz w:val="24"/>
+                <w:sz w:val="26"/>
               </w:rPr>
               <w:t>❦</w:t>
             </w:r>
-          </w:p>
-          <w:p>
-            <w:pPr>
-              <w:spacing w:before="20" w:after="0"/>
+            <w:r>
+              <w:rPr>
+                <w:rFonts w:ascii="Cinzel" w:hAnsi="Cinzel"/>
+                <w:b w:val="0"/>
+                <w:i w:val="0"/>
+                <w:color w:val="8A6F32"/>
+                <w:sz w:val="22"/>
+              </w:rPr>
+              <w:t xml:space="preserve">  ❦</w:t>
+            </w:r>
+          </w:p>
+          <w:p>
+            <w:pPr>
+              <w:spacing w:before="40" w:after="0"/>
               <w:ind w:left="272" w:right="272"/>
               <w:jc w:val="center"/>
               <w:pBdr>
-                <w:top w:val="single" w:sz="4" w:space="5" w:color="8A6F32"/>
-                <w:bottom w:val="single" w:sz="4" w:space="5" w:color="8A6F32"/>
+                <w:top w:val="single" w:sz="5" w:space="5" w:color="C9A24B"/>
+                <w:bottom w:val="single" w:sz="5" w:space="5" w:color="C9A24B"/>
               </w:pBdr>
             </w:pPr>
             <w:r>
@@ -7026,7 +7746,7 @@
           </w:p>
           <w:p>
             <w:pPr>
-              <w:spacing w:before="400" w:after="40" w:line="240" w:lineRule="auto"/>
+              <w:spacing w:before="360" w:after="40" w:line="240" w:lineRule="auto"/>
               <w:ind w:left="272" w:right="272"/>
               <w:jc w:val="center"/>
             </w:pPr>
@@ -7059,7 +7779,7 @@
           </w:p>
           <w:p>
             <w:pPr>
-              <w:spacing w:before="0" w:after="240" w:line="298" w:lineRule="auto"/>
+              <w:spacing w:before="0" w:after="220" w:line="298" w:lineRule="auto"/>
               <w:ind w:left="272" w:right="272"/>
               <w:jc w:val="center"/>
             </w:pPr>
@@ -7113,29 +7833,49 @@
           </w:tcPr>
           <w:p>
             <w:pPr>
-              <w:spacing w:before="260" w:after="20"/>
-              <w:ind w:left="272" w:right="272"/>
-              <w:jc w:val="center"/>
-            </w:pPr>
+              <w:spacing w:before="220" w:after="20"/>
+              <w:ind w:left="272" w:right="272"/>
+              <w:jc w:val="center"/>
+            </w:pPr>
+            <w:r>
+              <w:rPr>
+                <w:rFonts w:ascii="Cinzel" w:hAnsi="Cinzel"/>
+                <w:b w:val="0"/>
+                <w:i w:val="0"/>
+                <w:color w:val="8A6F32"/>
+                <w:sz w:val="22"/>
+              </w:rPr>
+              <w:t xml:space="preserve">❦  </w:t>
+            </w:r>
             <w:r>
               <w:rPr>
                 <w:rFonts w:ascii="Cinzel" w:hAnsi="Cinzel"/>
                 <w:b w:val="0"/>
                 <w:i w:val="0"/>
                 <w:color w:val="C9A24B"/>
-                <w:sz w:val="24"/>
+                <w:sz w:val="26"/>
               </w:rPr>
               <w:t>❦</w:t>
             </w:r>
-          </w:p>
-          <w:p>
-            <w:pPr>
-              <w:spacing w:before="20" w:after="0"/>
+            <w:r>
+              <w:rPr>
+                <w:rFonts w:ascii="Cinzel" w:hAnsi="Cinzel"/>
+                <w:b w:val="0"/>
+                <w:i w:val="0"/>
+                <w:color w:val="8A6F32"/>
+                <w:sz w:val="22"/>
+              </w:rPr>
+              <w:t xml:space="preserve">  ❦</w:t>
+            </w:r>
+          </w:p>
+          <w:p>
+            <w:pPr>
+              <w:spacing w:before="40" w:after="0"/>
               <w:ind w:left="272" w:right="272"/>
               <w:jc w:val="center"/>
               <w:pBdr>
-                <w:top w:val="single" w:sz="4" w:space="5" w:color="8A6F32"/>
-                <w:bottom w:val="single" w:sz="4" w:space="5" w:color="8A6F32"/>
+                <w:top w:val="single" w:sz="5" w:space="5" w:color="C9A24B"/>
+                <w:bottom w:val="single" w:sz="5" w:space="5" w:color="C9A24B"/>
               </w:pBdr>
             </w:pPr>
             <w:r>
@@ -7153,7 +7893,7 @@
           </w:p>
           <w:p>
             <w:pPr>
-              <w:spacing w:before="400" w:after="40" w:line="240" w:lineRule="auto"/>
+              <w:spacing w:before="360" w:after="40" w:line="240" w:lineRule="auto"/>
               <w:ind w:left="272" w:right="272"/>
               <w:jc w:val="center"/>
             </w:pPr>
@@ -7186,7 +7926,7 @@
           </w:p>
           <w:p>
             <w:pPr>
-              <w:spacing w:before="0" w:after="240" w:line="298" w:lineRule="auto"/>
+              <w:spacing w:before="0" w:after="220" w:line="298" w:lineRule="auto"/>
               <w:ind w:left="272" w:right="272"/>
               <w:jc w:val="center"/>
             </w:pPr>
@@ -7246,29 +7986,49 @@
           </w:tcPr>
           <w:p>
             <w:pPr>
-              <w:spacing w:before="260" w:after="20"/>
-              <w:ind w:left="272" w:right="272"/>
-              <w:jc w:val="center"/>
-            </w:pPr>
+              <w:spacing w:before="220" w:after="20"/>
+              <w:ind w:left="272" w:right="272"/>
+              <w:jc w:val="center"/>
+            </w:pPr>
+            <w:r>
+              <w:rPr>
+                <w:rFonts w:ascii="Cinzel" w:hAnsi="Cinzel"/>
+                <w:b w:val="0"/>
+                <w:i w:val="0"/>
+                <w:color w:val="8A6F32"/>
+                <w:sz w:val="22"/>
+              </w:rPr>
+              <w:t xml:space="preserve">❦  </w:t>
+            </w:r>
             <w:r>
               <w:rPr>
                 <w:rFonts w:ascii="Cinzel" w:hAnsi="Cinzel"/>
                 <w:b w:val="0"/>
                 <w:i w:val="0"/>
                 <w:color w:val="C9A24B"/>
-                <w:sz w:val="24"/>
+                <w:sz w:val="26"/>
               </w:rPr>
               <w:t>❦</w:t>
             </w:r>
-          </w:p>
-          <w:p>
-            <w:pPr>
-              <w:spacing w:before="20" w:after="0"/>
+            <w:r>
+              <w:rPr>
+                <w:rFonts w:ascii="Cinzel" w:hAnsi="Cinzel"/>
+                <w:b w:val="0"/>
+                <w:i w:val="0"/>
+                <w:color w:val="8A6F32"/>
+                <w:sz w:val="22"/>
+              </w:rPr>
+              <w:t xml:space="preserve">  ❦</w:t>
+            </w:r>
+          </w:p>
+          <w:p>
+            <w:pPr>
+              <w:spacing w:before="40" w:after="0"/>
               <w:ind w:left="272" w:right="272"/>
               <w:jc w:val="center"/>
               <w:pBdr>
-                <w:top w:val="single" w:sz="4" w:space="5" w:color="8A6F32"/>
-                <w:bottom w:val="single" w:sz="4" w:space="5" w:color="8A6F32"/>
+                <w:top w:val="single" w:sz="5" w:space="5" w:color="C9A24B"/>
+                <w:bottom w:val="single" w:sz="5" w:space="5" w:color="C9A24B"/>
               </w:pBdr>
             </w:pPr>
             <w:r>
@@ -7286,7 +8046,7 @@
           </w:p>
           <w:p>
             <w:pPr>
-              <w:spacing w:before="400" w:after="40" w:line="240" w:lineRule="auto"/>
+              <w:spacing w:before="360" w:after="40" w:line="240" w:lineRule="auto"/>
               <w:ind w:left="272" w:right="272"/>
               <w:jc w:val="center"/>
             </w:pPr>
@@ -7319,7 +8079,7 @@
           </w:p>
           <w:p>
             <w:pPr>
-              <w:spacing w:before="0" w:after="240" w:line="298" w:lineRule="auto"/>
+              <w:spacing w:before="0" w:after="220" w:line="298" w:lineRule="auto"/>
               <w:ind w:left="272" w:right="272"/>
               <w:jc w:val="center"/>
             </w:pPr>
@@ -7373,29 +8133,49 @@
           </w:tcPr>
           <w:p>
             <w:pPr>
-              <w:spacing w:before="260" w:after="20"/>
-              <w:ind w:left="272" w:right="272"/>
-              <w:jc w:val="center"/>
-            </w:pPr>
+              <w:spacing w:before="220" w:after="20"/>
+              <w:ind w:left="272" w:right="272"/>
+              <w:jc w:val="center"/>
+            </w:pPr>
+            <w:r>
+              <w:rPr>
+                <w:rFonts w:ascii="Cinzel" w:hAnsi="Cinzel"/>
+                <w:b w:val="0"/>
+                <w:i w:val="0"/>
+                <w:color w:val="8A6F32"/>
+                <w:sz w:val="22"/>
+              </w:rPr>
+              <w:t xml:space="preserve">❦  </w:t>
+            </w:r>
             <w:r>
               <w:rPr>
                 <w:rFonts w:ascii="Cinzel" w:hAnsi="Cinzel"/>
                 <w:b w:val="0"/>
                 <w:i w:val="0"/>
                 <w:color w:val="C9A24B"/>
-                <w:sz w:val="24"/>
+                <w:sz w:val="26"/>
               </w:rPr>
               <w:t>❦</w:t>
             </w:r>
-          </w:p>
-          <w:p>
-            <w:pPr>
-              <w:spacing w:before="20" w:after="0"/>
+            <w:r>
+              <w:rPr>
+                <w:rFonts w:ascii="Cinzel" w:hAnsi="Cinzel"/>
+                <w:b w:val="0"/>
+                <w:i w:val="0"/>
+                <w:color w:val="8A6F32"/>
+                <w:sz w:val="22"/>
+              </w:rPr>
+              <w:t xml:space="preserve">  ❦</w:t>
+            </w:r>
+          </w:p>
+          <w:p>
+            <w:pPr>
+              <w:spacing w:before="40" w:after="0"/>
               <w:ind w:left="272" w:right="272"/>
               <w:jc w:val="center"/>
               <w:pBdr>
-                <w:top w:val="single" w:sz="4" w:space="5" w:color="8A6F32"/>
-                <w:bottom w:val="single" w:sz="4" w:space="5" w:color="8A6F32"/>
+                <w:top w:val="single" w:sz="5" w:space="5" w:color="C9A24B"/>
+                <w:bottom w:val="single" w:sz="5" w:space="5" w:color="C9A24B"/>
               </w:pBdr>
             </w:pPr>
             <w:r>
@@ -7413,7 +8193,7 @@
           </w:p>
           <w:p>
             <w:pPr>
-              <w:spacing w:before="400" w:after="40" w:line="240" w:lineRule="auto"/>
+              <w:spacing w:before="360" w:after="40" w:line="240" w:lineRule="auto"/>
               <w:ind w:left="272" w:right="272"/>
               <w:jc w:val="center"/>
             </w:pPr>
@@ -7446,7 +8226,7 @@
           </w:p>
           <w:p>
             <w:pPr>
-              <w:spacing w:before="0" w:after="240" w:line="298" w:lineRule="auto"/>
+              <w:spacing w:before="0" w:after="220" w:line="298" w:lineRule="auto"/>
               <w:ind w:left="272" w:right="272"/>
               <w:jc w:val="center"/>
             </w:pPr>
@@ -7539,35 +8319,35 @@
                 <w:b w:val="0"/>
                 <w:i w:val="0"/>
                 <w:color w:val="8A6F32"/>
-                <w:sz w:val="32"/>
+                <w:sz w:val="26"/>
+              </w:rPr>
+              <w:t>❦  ❦  ❦</w:t>
+            </w:r>
+          </w:p>
+          <w:p>
+            <w:pPr>
+              <w:spacing w:before="180" w:after="0"/>
+              <w:ind w:left="272" w:right="272"/>
+              <w:jc w:val="center"/>
+              <w:pBdr>
+                <w:top w:val="single" w:sz="6" w:space="6" w:color="C9A24B"/>
+                <w:bottom w:val="single" w:sz="6" w:space="6" w:color="C9A24B"/>
+              </w:pBdr>
+            </w:pPr>
+            <w:r>
+              <w:rPr>
+                <w:rFonts w:ascii="Cinzel" w:hAnsi="Cinzel"/>
+                <w:b w:val="0"/>
+                <w:i w:val="0"/>
+                <w:color w:val="EC9A63"/>
+                <w:sz w:val="80"/>
               </w:rPr>
               <w:t>❦</w:t>
             </w:r>
           </w:p>
           <w:p>
             <w:pPr>
-              <w:spacing w:before="200" w:after="0"/>
-              <w:ind w:left="272" w:right="272"/>
-              <w:jc w:val="center"/>
-              <w:pBdr>
-                <w:top w:val="single" w:sz="4" w:space="6" w:color="8A6F32"/>
-                <w:bottom w:val="single" w:sz="4" w:space="6" w:color="8A6F32"/>
-              </w:pBdr>
-            </w:pPr>
-            <w:r>
-              <w:rPr>
-                <w:rFonts w:ascii="Cinzel" w:hAnsi="Cinzel"/>
-                <w:b w:val="0"/>
-                <w:i w:val="0"/>
-                <w:color w:val="EC9A63"/>
-                <w:sz w:val="60"/>
-              </w:rPr>
-              <w:t>❦</w:t>
-            </w:r>
-          </w:p>
-          <w:p>
-            <w:pPr>
-              <w:spacing w:before="200" w:after="0"/>
+              <w:spacing w:before="180" w:after="0"/>
               <w:ind w:left="272" w:right="272"/>
               <w:jc w:val="center"/>
             </w:pPr>
@@ -7577,9 +8357,9 @@
                 <w:b w:val="0"/>
                 <w:i w:val="0"/>
                 <w:color w:val="8A6F32"/>
-                <w:sz w:val="32"/>
-              </w:rPr>
-              <w:t>❦</w:t>
+                <w:sz w:val="26"/>
+              </w:rPr>
+              <w:t>❦  ❦  ❦</w:t>
             </w:r>
           </w:p>
         </w:tc>
@@ -7613,35 +8393,35 @@
                 <w:b w:val="0"/>
                 <w:i w:val="0"/>
                 <w:color w:val="8A6F32"/>
-                <w:sz w:val="32"/>
+                <w:sz w:val="26"/>
+              </w:rPr>
+              <w:t>❦  ❦  ❦</w:t>
+            </w:r>
+          </w:p>
+          <w:p>
+            <w:pPr>
+              <w:spacing w:before="180" w:after="0"/>
+              <w:ind w:left="272" w:right="272"/>
+              <w:jc w:val="center"/>
+              <w:pBdr>
+                <w:top w:val="single" w:sz="6" w:space="6" w:color="C9A24B"/>
+                <w:bottom w:val="single" w:sz="6" w:space="6" w:color="C9A24B"/>
+              </w:pBdr>
+            </w:pPr>
+            <w:r>
+              <w:rPr>
+                <w:rFonts w:ascii="Cinzel" w:hAnsi="Cinzel"/>
+                <w:b w:val="0"/>
+                <w:i w:val="0"/>
+                <w:color w:val="EC9A63"/>
+                <w:sz w:val="80"/>
               </w:rPr>
               <w:t>❦</w:t>
             </w:r>
           </w:p>
           <w:p>
             <w:pPr>
-              <w:spacing w:before="200" w:after="0"/>
-              <w:ind w:left="272" w:right="272"/>
-              <w:jc w:val="center"/>
-              <w:pBdr>
-                <w:top w:val="single" w:sz="4" w:space="6" w:color="8A6F32"/>
-                <w:bottom w:val="single" w:sz="4" w:space="6" w:color="8A6F32"/>
-              </w:pBdr>
-            </w:pPr>
-            <w:r>
-              <w:rPr>
-                <w:rFonts w:ascii="Cinzel" w:hAnsi="Cinzel"/>
-                <w:b w:val="0"/>
-                <w:i w:val="0"/>
-                <w:color w:val="EC9A63"/>
-                <w:sz w:val="60"/>
-              </w:rPr>
-              <w:t>❦</w:t>
-            </w:r>
-          </w:p>
-          <w:p>
-            <w:pPr>
-              <w:spacing w:before="200" w:after="0"/>
+              <w:spacing w:before="180" w:after="0"/>
               <w:ind w:left="272" w:right="272"/>
               <w:jc w:val="center"/>
             </w:pPr>
@@ -7651,9 +8431,9 @@
                 <w:b w:val="0"/>
                 <w:i w:val="0"/>
                 <w:color w:val="8A6F32"/>
-                <w:sz w:val="32"/>
-              </w:rPr>
-              <w:t>❦</w:t>
+                <w:sz w:val="26"/>
+              </w:rPr>
+              <w:t>❦  ❦  ❦</w:t>
             </w:r>
           </w:p>
         </w:tc>
@@ -7693,35 +8473,35 @@
                 <w:b w:val="0"/>
                 <w:i w:val="0"/>
                 <w:color w:val="8A6F32"/>
-                <w:sz w:val="32"/>
+                <w:sz w:val="26"/>
+              </w:rPr>
+              <w:t>❦  ❦  ❦</w:t>
+            </w:r>
+          </w:p>
+          <w:p>
+            <w:pPr>
+              <w:spacing w:before="180" w:after="0"/>
+              <w:ind w:left="272" w:right="272"/>
+              <w:jc w:val="center"/>
+              <w:pBdr>
+                <w:top w:val="single" w:sz="6" w:space="6" w:color="C9A24B"/>
+                <w:bottom w:val="single" w:sz="6" w:space="6" w:color="C9A24B"/>
+              </w:pBdr>
+            </w:pPr>
+            <w:r>
+              <w:rPr>
+                <w:rFonts w:ascii="Cinzel" w:hAnsi="Cinzel"/>
+                <w:b w:val="0"/>
+                <w:i w:val="0"/>
+                <w:color w:val="EC9A63"/>
+                <w:sz w:val="80"/>
               </w:rPr>
               <w:t>❦</w:t>
             </w:r>
           </w:p>
           <w:p>
             <w:pPr>
-              <w:spacing w:before="200" w:after="0"/>
-              <w:ind w:left="272" w:right="272"/>
-              <w:jc w:val="center"/>
-              <w:pBdr>
-                <w:top w:val="single" w:sz="4" w:space="6" w:color="8A6F32"/>
-                <w:bottom w:val="single" w:sz="4" w:space="6" w:color="8A6F32"/>
-              </w:pBdr>
-            </w:pPr>
-            <w:r>
-              <w:rPr>
-                <w:rFonts w:ascii="Cinzel" w:hAnsi="Cinzel"/>
-                <w:b w:val="0"/>
-                <w:i w:val="0"/>
-                <w:color w:val="EC9A63"/>
-                <w:sz w:val="60"/>
-              </w:rPr>
-              <w:t>❦</w:t>
-            </w:r>
-          </w:p>
-          <w:p>
-            <w:pPr>
-              <w:spacing w:before="200" w:after="0"/>
+              <w:spacing w:before="180" w:after="0"/>
               <w:ind w:left="272" w:right="272"/>
               <w:jc w:val="center"/>
             </w:pPr>
@@ -7731,9 +8511,9 @@
                 <w:b w:val="0"/>
                 <w:i w:val="0"/>
                 <w:color w:val="8A6F32"/>
-                <w:sz w:val="32"/>
-              </w:rPr>
-              <w:t>❦</w:t>
+                <w:sz w:val="26"/>
+              </w:rPr>
+              <w:t>❦  ❦  ❦</w:t>
             </w:r>
           </w:p>
         </w:tc>
@@ -7767,35 +8547,35 @@
                 <w:b w:val="0"/>
                 <w:i w:val="0"/>
                 <w:color w:val="8A6F32"/>
-                <w:sz w:val="32"/>
+                <w:sz w:val="26"/>
+              </w:rPr>
+              <w:t>❦  ❦  ❦</w:t>
+            </w:r>
+          </w:p>
+          <w:p>
+            <w:pPr>
+              <w:spacing w:before="180" w:after="0"/>
+              <w:ind w:left="272" w:right="272"/>
+              <w:jc w:val="center"/>
+              <w:pBdr>
+                <w:top w:val="single" w:sz="6" w:space="6" w:color="C9A24B"/>
+                <w:bottom w:val="single" w:sz="6" w:space="6" w:color="C9A24B"/>
+              </w:pBdr>
+            </w:pPr>
+            <w:r>
+              <w:rPr>
+                <w:rFonts w:ascii="Cinzel" w:hAnsi="Cinzel"/>
+                <w:b w:val="0"/>
+                <w:i w:val="0"/>
+                <w:color w:val="EC9A63"/>
+                <w:sz w:val="80"/>
               </w:rPr>
               <w:t>❦</w:t>
             </w:r>
           </w:p>
           <w:p>
             <w:pPr>
-              <w:spacing w:before="200" w:after="0"/>
-              <w:ind w:left="272" w:right="272"/>
-              <w:jc w:val="center"/>
-              <w:pBdr>
-                <w:top w:val="single" w:sz="4" w:space="6" w:color="8A6F32"/>
-                <w:bottom w:val="single" w:sz="4" w:space="6" w:color="8A6F32"/>
-              </w:pBdr>
-            </w:pPr>
-            <w:r>
-              <w:rPr>
-                <w:rFonts w:ascii="Cinzel" w:hAnsi="Cinzel"/>
-                <w:b w:val="0"/>
-                <w:i w:val="0"/>
-                <w:color w:val="EC9A63"/>
-                <w:sz w:val="60"/>
-              </w:rPr>
-              <w:t>❦</w:t>
-            </w:r>
-          </w:p>
-          <w:p>
-            <w:pPr>
-              <w:spacing w:before="200" w:after="0"/>
+              <w:spacing w:before="180" w:after="0"/>
               <w:ind w:left="272" w:right="272"/>
               <w:jc w:val="center"/>
             </w:pPr>
@@ -7805,9 +8585,9 @@
                 <w:b w:val="0"/>
                 <w:i w:val="0"/>
                 <w:color w:val="8A6F32"/>
-                <w:sz w:val="32"/>
-              </w:rPr>
-              <w:t>❦</w:t>
+                <w:sz w:val="26"/>
+              </w:rPr>
+              <w:t>❦  ❦  ❦</w:t>
             </w:r>
           </w:p>
         </w:tc>
@@ -7847,35 +8627,35 @@
                 <w:b w:val="0"/>
                 <w:i w:val="0"/>
                 <w:color w:val="8A6F32"/>
-                <w:sz w:val="32"/>
+                <w:sz w:val="26"/>
+              </w:rPr>
+              <w:t>❦  ❦  ❦</w:t>
+            </w:r>
+          </w:p>
+          <w:p>
+            <w:pPr>
+              <w:spacing w:before="180" w:after="0"/>
+              <w:ind w:left="272" w:right="272"/>
+              <w:jc w:val="center"/>
+              <w:pBdr>
+                <w:top w:val="single" w:sz="6" w:space="6" w:color="C9A24B"/>
+                <w:bottom w:val="single" w:sz="6" w:space="6" w:color="C9A24B"/>
+              </w:pBdr>
+            </w:pPr>
+            <w:r>
+              <w:rPr>
+                <w:rFonts w:ascii="Cinzel" w:hAnsi="Cinzel"/>
+                <w:b w:val="0"/>
+                <w:i w:val="0"/>
+                <w:color w:val="EC9A63"/>
+                <w:sz w:val="80"/>
               </w:rPr>
               <w:t>❦</w:t>
             </w:r>
           </w:p>
           <w:p>
             <w:pPr>
-              <w:spacing w:before="200" w:after="0"/>
-              <w:ind w:left="272" w:right="272"/>
-              <w:jc w:val="center"/>
-              <w:pBdr>
-                <w:top w:val="single" w:sz="4" w:space="6" w:color="8A6F32"/>
-                <w:bottom w:val="single" w:sz="4" w:space="6" w:color="8A6F32"/>
-              </w:pBdr>
-            </w:pPr>
-            <w:r>
-              <w:rPr>
-                <w:rFonts w:ascii="Cinzel" w:hAnsi="Cinzel"/>
-                <w:b w:val="0"/>
-                <w:i w:val="0"/>
-                <w:color w:val="EC9A63"/>
-                <w:sz w:val="60"/>
-              </w:rPr>
-              <w:t>❦</w:t>
-            </w:r>
-          </w:p>
-          <w:p>
-            <w:pPr>
-              <w:spacing w:before="200" w:after="0"/>
+              <w:spacing w:before="180" w:after="0"/>
               <w:ind w:left="272" w:right="272"/>
               <w:jc w:val="center"/>
             </w:pPr>
@@ -7885,9 +8665,9 @@
                 <w:b w:val="0"/>
                 <w:i w:val="0"/>
                 <w:color w:val="8A6F32"/>
-                <w:sz w:val="32"/>
-              </w:rPr>
-              <w:t>❦</w:t>
+                <w:sz w:val="26"/>
+              </w:rPr>
+              <w:t>❦  ❦  ❦</w:t>
             </w:r>
           </w:p>
         </w:tc>
@@ -7921,35 +8701,35 @@
                 <w:b w:val="0"/>
                 <w:i w:val="0"/>
                 <w:color w:val="8A6F32"/>
-                <w:sz w:val="32"/>
+                <w:sz w:val="26"/>
+              </w:rPr>
+              <w:t>❦  ❦  ❦</w:t>
+            </w:r>
+          </w:p>
+          <w:p>
+            <w:pPr>
+              <w:spacing w:before="180" w:after="0"/>
+              <w:ind w:left="272" w:right="272"/>
+              <w:jc w:val="center"/>
+              <w:pBdr>
+                <w:top w:val="single" w:sz="6" w:space="6" w:color="C9A24B"/>
+                <w:bottom w:val="single" w:sz="6" w:space="6" w:color="C9A24B"/>
+              </w:pBdr>
+            </w:pPr>
+            <w:r>
+              <w:rPr>
+                <w:rFonts w:ascii="Cinzel" w:hAnsi="Cinzel"/>
+                <w:b w:val="0"/>
+                <w:i w:val="0"/>
+                <w:color w:val="EC9A63"/>
+                <w:sz w:val="80"/>
               </w:rPr>
               <w:t>❦</w:t>
             </w:r>
           </w:p>
           <w:p>
             <w:pPr>
-              <w:spacing w:before="200" w:after="0"/>
-              <w:ind w:left="272" w:right="272"/>
-              <w:jc w:val="center"/>
-              <w:pBdr>
-                <w:top w:val="single" w:sz="4" w:space="6" w:color="8A6F32"/>
-                <w:bottom w:val="single" w:sz="4" w:space="6" w:color="8A6F32"/>
-              </w:pBdr>
-            </w:pPr>
-            <w:r>
-              <w:rPr>
-                <w:rFonts w:ascii="Cinzel" w:hAnsi="Cinzel"/>
-                <w:b w:val="0"/>
-                <w:i w:val="0"/>
-                <w:color w:val="EC9A63"/>
-                <w:sz w:val="60"/>
-              </w:rPr>
-              <w:t>❦</w:t>
-            </w:r>
-          </w:p>
-          <w:p>
-            <w:pPr>
-              <w:spacing w:before="200" w:after="0"/>
+              <w:spacing w:before="180" w:after="0"/>
               <w:ind w:left="272" w:right="272"/>
               <w:jc w:val="center"/>
             </w:pPr>
@@ -7959,9 +8739,9 @@
                 <w:b w:val="0"/>
                 <w:i w:val="0"/>
                 <w:color w:val="8A6F32"/>
-                <w:sz w:val="32"/>
-              </w:rPr>
-              <w:t>❦</w:t>
+                <w:sz w:val="26"/>
+              </w:rPr>
+              <w:t>❦  ❦  ❦</w:t>
             </w:r>
           </w:p>
         </w:tc>
@@ -8014,29 +8794,49 @@
           </w:tcPr>
           <w:p>
             <w:pPr>
-              <w:spacing w:before="260" w:after="20"/>
-              <w:ind w:left="272" w:right="272"/>
-              <w:jc w:val="center"/>
-            </w:pPr>
+              <w:spacing w:before="220" w:after="20"/>
+              <w:ind w:left="272" w:right="272"/>
+              <w:jc w:val="center"/>
+            </w:pPr>
+            <w:r>
+              <w:rPr>
+                <w:rFonts w:ascii="Cinzel" w:hAnsi="Cinzel"/>
+                <w:b w:val="0"/>
+                <w:i w:val="0"/>
+                <w:color w:val="8A6F32"/>
+                <w:sz w:val="22"/>
+              </w:rPr>
+              <w:t xml:space="preserve">❦  </w:t>
+            </w:r>
             <w:r>
               <w:rPr>
                 <w:rFonts w:ascii="Cinzel" w:hAnsi="Cinzel"/>
                 <w:b w:val="0"/>
                 <w:i w:val="0"/>
                 <w:color w:val="C9A24B"/>
-                <w:sz w:val="24"/>
+                <w:sz w:val="26"/>
               </w:rPr>
               <w:t>❦</w:t>
             </w:r>
-          </w:p>
-          <w:p>
-            <w:pPr>
-              <w:spacing w:before="20" w:after="0"/>
+            <w:r>
+              <w:rPr>
+                <w:rFonts w:ascii="Cinzel" w:hAnsi="Cinzel"/>
+                <w:b w:val="0"/>
+                <w:i w:val="0"/>
+                <w:color w:val="8A6F32"/>
+                <w:sz w:val="22"/>
+              </w:rPr>
+              <w:t xml:space="preserve">  ❦</w:t>
+            </w:r>
+          </w:p>
+          <w:p>
+            <w:pPr>
+              <w:spacing w:before="40" w:after="0"/>
               <w:ind w:left="272" w:right="272"/>
               <w:jc w:val="center"/>
               <w:pBdr>
-                <w:top w:val="single" w:sz="4" w:space="5" w:color="8A6F32"/>
-                <w:bottom w:val="single" w:sz="4" w:space="5" w:color="8A6F32"/>
+                <w:top w:val="single" w:sz="5" w:space="5" w:color="C9A24B"/>
+                <w:bottom w:val="single" w:sz="5" w:space="5" w:color="C9A24B"/>
               </w:pBdr>
             </w:pPr>
             <w:r>
@@ -8054,7 +8854,7 @@
           </w:p>
           <w:p>
             <w:pPr>
-              <w:spacing w:before="400" w:after="40" w:line="240" w:lineRule="auto"/>
+              <w:spacing w:before="360" w:after="40" w:line="240" w:lineRule="auto"/>
               <w:ind w:left="272" w:right="272"/>
               <w:jc w:val="center"/>
             </w:pPr>
@@ -8087,7 +8887,7 @@
           </w:p>
           <w:p>
             <w:pPr>
-              <w:spacing w:before="0" w:after="240" w:line="298" w:lineRule="auto"/>
+              <w:spacing w:before="0" w:after="220" w:line="298" w:lineRule="auto"/>
               <w:ind w:left="272" w:right="272"/>
               <w:jc w:val="center"/>
             </w:pPr>
@@ -8141,29 +8941,49 @@
           </w:tcPr>
           <w:p>
             <w:pPr>
-              <w:spacing w:before="260" w:after="20"/>
-              <w:ind w:left="272" w:right="272"/>
-              <w:jc w:val="center"/>
-            </w:pPr>
+              <w:spacing w:before="220" w:after="20"/>
+              <w:ind w:left="272" w:right="272"/>
+              <w:jc w:val="center"/>
+            </w:pPr>
+            <w:r>
+              <w:rPr>
+                <w:rFonts w:ascii="Cinzel" w:hAnsi="Cinzel"/>
+                <w:b w:val="0"/>
+                <w:i w:val="0"/>
+                <w:color w:val="8A6F32"/>
+                <w:sz w:val="22"/>
+              </w:rPr>
+              <w:t xml:space="preserve">❦  </w:t>
+            </w:r>
             <w:r>
               <w:rPr>
                 <w:rFonts w:ascii="Cinzel" w:hAnsi="Cinzel"/>
                 <w:b w:val="0"/>
                 <w:i w:val="0"/>
                 <w:color w:val="C9A24B"/>
-                <w:sz w:val="24"/>
+                <w:sz w:val="26"/>
               </w:rPr>
               <w:t>❦</w:t>
             </w:r>
-          </w:p>
-          <w:p>
-            <w:pPr>
-              <w:spacing w:before="20" w:after="0"/>
+            <w:r>
+              <w:rPr>
+                <w:rFonts w:ascii="Cinzel" w:hAnsi="Cinzel"/>
+                <w:b w:val="0"/>
+                <w:i w:val="0"/>
+                <w:color w:val="8A6F32"/>
+                <w:sz w:val="22"/>
+              </w:rPr>
+              <w:t xml:space="preserve">  ❦</w:t>
+            </w:r>
+          </w:p>
+          <w:p>
+            <w:pPr>
+              <w:spacing w:before="40" w:after="0"/>
               <w:ind w:left="272" w:right="272"/>
               <w:jc w:val="center"/>
               <w:pBdr>
-                <w:top w:val="single" w:sz="4" w:space="5" w:color="8A6F32"/>
-                <w:bottom w:val="single" w:sz="4" w:space="5" w:color="8A6F32"/>
+                <w:top w:val="single" w:sz="5" w:space="5" w:color="C9A24B"/>
+                <w:bottom w:val="single" w:sz="5" w:space="5" w:color="C9A24B"/>
               </w:pBdr>
             </w:pPr>
             <w:r>
@@ -8181,7 +9001,7 @@
           </w:p>
           <w:p>
             <w:pPr>
-              <w:spacing w:before="400" w:after="40" w:line="240" w:lineRule="auto"/>
+              <w:spacing w:before="360" w:after="40" w:line="240" w:lineRule="auto"/>
               <w:ind w:left="272" w:right="272"/>
               <w:jc w:val="center"/>
             </w:pPr>
@@ -8214,7 +9034,7 @@
           </w:p>
           <w:p>
             <w:pPr>
-              <w:spacing w:before="0" w:after="240" w:line="298" w:lineRule="auto"/>
+              <w:spacing w:before="0" w:after="220" w:line="298" w:lineRule="auto"/>
               <w:ind w:left="272" w:right="272"/>
               <w:jc w:val="center"/>
             </w:pPr>
@@ -8274,29 +9094,49 @@
           </w:tcPr>
           <w:p>
             <w:pPr>
-              <w:spacing w:before="260" w:after="20"/>
-              <w:ind w:left="272" w:right="272"/>
-              <w:jc w:val="center"/>
-            </w:pPr>
+              <w:spacing w:before="220" w:after="20"/>
+              <w:ind w:left="272" w:right="272"/>
+              <w:jc w:val="center"/>
+            </w:pPr>
+            <w:r>
+              <w:rPr>
+                <w:rFonts w:ascii="Cinzel" w:hAnsi="Cinzel"/>
+                <w:b w:val="0"/>
+                <w:i w:val="0"/>
+                <w:color w:val="8A6F32"/>
+                <w:sz w:val="22"/>
+              </w:rPr>
+              <w:t xml:space="preserve">❦  </w:t>
+            </w:r>
             <w:r>
               <w:rPr>
                 <w:rFonts w:ascii="Cinzel" w:hAnsi="Cinzel"/>
                 <w:b w:val="0"/>
                 <w:i w:val="0"/>
                 <w:color w:val="C9A24B"/>
-                <w:sz w:val="24"/>
+                <w:sz w:val="26"/>
               </w:rPr>
               <w:t>❦</w:t>
             </w:r>
-          </w:p>
-          <w:p>
-            <w:pPr>
-              <w:spacing w:before="20" w:after="0"/>
+            <w:r>
+              <w:rPr>
+                <w:rFonts w:ascii="Cinzel" w:hAnsi="Cinzel"/>
+                <w:b w:val="0"/>
+                <w:i w:val="0"/>
+                <w:color w:val="8A6F32"/>
+                <w:sz w:val="22"/>
+              </w:rPr>
+              <w:t xml:space="preserve">  ❦</w:t>
+            </w:r>
+          </w:p>
+          <w:p>
+            <w:pPr>
+              <w:spacing w:before="40" w:after="0"/>
               <w:ind w:left="272" w:right="272"/>
               <w:jc w:val="center"/>
               <w:pBdr>
-                <w:top w:val="single" w:sz="4" w:space="5" w:color="8A6F32"/>
-                <w:bottom w:val="single" w:sz="4" w:space="5" w:color="8A6F32"/>
+                <w:top w:val="single" w:sz="5" w:space="5" w:color="C9A24B"/>
+                <w:bottom w:val="single" w:sz="5" w:space="5" w:color="C9A24B"/>
               </w:pBdr>
             </w:pPr>
             <w:r>
@@ -8314,7 +9154,7 @@
           </w:p>
           <w:p>
             <w:pPr>
-              <w:spacing w:before="400" w:after="40" w:line="240" w:lineRule="auto"/>
+              <w:spacing w:before="360" w:after="40" w:line="240" w:lineRule="auto"/>
               <w:ind w:left="272" w:right="272"/>
               <w:jc w:val="center"/>
             </w:pPr>
@@ -8347,7 +9187,7 @@
           </w:p>
           <w:p>
             <w:pPr>
-              <w:spacing w:before="0" w:after="240" w:line="298" w:lineRule="auto"/>
+              <w:spacing w:before="0" w:after="220" w:line="298" w:lineRule="auto"/>
               <w:ind w:left="272" w:right="272"/>
               <w:jc w:val="center"/>
             </w:pPr>
@@ -8401,29 +9241,49 @@
           </w:tcPr>
           <w:p>
             <w:pPr>
-              <w:spacing w:before="260" w:after="20"/>
-              <w:ind w:left="272" w:right="272"/>
-              <w:jc w:val="center"/>
-            </w:pPr>
+              <w:spacing w:before="220" w:after="20"/>
+              <w:ind w:left="272" w:right="272"/>
+              <w:jc w:val="center"/>
+            </w:pPr>
+            <w:r>
+              <w:rPr>
+                <w:rFonts w:ascii="Cinzel" w:hAnsi="Cinzel"/>
+                <w:b w:val="0"/>
+                <w:i w:val="0"/>
+                <w:color w:val="8A6F32"/>
+                <w:sz w:val="22"/>
+              </w:rPr>
+              <w:t xml:space="preserve">❦  </w:t>
+            </w:r>
             <w:r>
               <w:rPr>
                 <w:rFonts w:ascii="Cinzel" w:hAnsi="Cinzel"/>
                 <w:b w:val="0"/>
                 <w:i w:val="0"/>
                 <w:color w:val="C9A24B"/>
-                <w:sz w:val="24"/>
+                <w:sz w:val="26"/>
               </w:rPr>
               <w:t>❦</w:t>
             </w:r>
-          </w:p>
-          <w:p>
-            <w:pPr>
-              <w:spacing w:before="20" w:after="0"/>
+            <w:r>
+              <w:rPr>
+                <w:rFonts w:ascii="Cinzel" w:hAnsi="Cinzel"/>
+                <w:b w:val="0"/>
+                <w:i w:val="0"/>
+                <w:color w:val="8A6F32"/>
+                <w:sz w:val="22"/>
+              </w:rPr>
+              <w:t xml:space="preserve">  ❦</w:t>
+            </w:r>
+          </w:p>
+          <w:p>
+            <w:pPr>
+              <w:spacing w:before="40" w:after="0"/>
               <w:ind w:left="272" w:right="272"/>
               <w:jc w:val="center"/>
               <w:pBdr>
-                <w:top w:val="single" w:sz="4" w:space="5" w:color="8A6F32"/>
-                <w:bottom w:val="single" w:sz="4" w:space="5" w:color="8A6F32"/>
+                <w:top w:val="single" w:sz="5" w:space="5" w:color="C9A24B"/>
+                <w:bottom w:val="single" w:sz="5" w:space="5" w:color="C9A24B"/>
               </w:pBdr>
             </w:pPr>
             <w:r>
@@ -8441,7 +9301,7 @@
           </w:p>
           <w:p>
             <w:pPr>
-              <w:spacing w:before="400" w:after="40" w:line="240" w:lineRule="auto"/>
+              <w:spacing w:before="360" w:after="40" w:line="240" w:lineRule="auto"/>
               <w:ind w:left="272" w:right="272"/>
               <w:jc w:val="center"/>
             </w:pPr>
@@ -8474,7 +9334,7 @@
           </w:p>
           <w:p>
             <w:pPr>
-              <w:spacing w:before="0" w:after="240" w:line="298" w:lineRule="auto"/>
+              <w:spacing w:before="0" w:after="220" w:line="298" w:lineRule="auto"/>
               <w:ind w:left="272" w:right="272"/>
               <w:jc w:val="center"/>
             </w:pPr>
@@ -8534,29 +9394,49 @@
           </w:tcPr>
           <w:p>
             <w:pPr>
-              <w:spacing w:before="260" w:after="20"/>
-              <w:ind w:left="272" w:right="272"/>
-              <w:jc w:val="center"/>
-            </w:pPr>
+              <w:spacing w:before="220" w:after="20"/>
+              <w:ind w:left="272" w:right="272"/>
+              <w:jc w:val="center"/>
+            </w:pPr>
+            <w:r>
+              <w:rPr>
+                <w:rFonts w:ascii="Cinzel" w:hAnsi="Cinzel"/>
+                <w:b w:val="0"/>
+                <w:i w:val="0"/>
+                <w:color w:val="8A6F32"/>
+                <w:sz w:val="22"/>
+              </w:rPr>
+              <w:t xml:space="preserve">❦  </w:t>
+            </w:r>
             <w:r>
               <w:rPr>
                 <w:rFonts w:ascii="Cinzel" w:hAnsi="Cinzel"/>
                 <w:b w:val="0"/>
                 <w:i w:val="0"/>
                 <w:color w:val="C9A24B"/>
-                <w:sz w:val="24"/>
+                <w:sz w:val="26"/>
               </w:rPr>
               <w:t>❦</w:t>
             </w:r>
-          </w:p>
-          <w:p>
-            <w:pPr>
-              <w:spacing w:before="20" w:after="0"/>
+            <w:r>
+              <w:rPr>
+                <w:rFonts w:ascii="Cinzel" w:hAnsi="Cinzel"/>
+                <w:b w:val="0"/>
+                <w:i w:val="0"/>
+                <w:color w:val="8A6F32"/>
+                <w:sz w:val="22"/>
+              </w:rPr>
+              <w:t xml:space="preserve">  ❦</w:t>
+            </w:r>
+          </w:p>
+          <w:p>
+            <w:pPr>
+              <w:spacing w:before="40" w:after="0"/>
               <w:ind w:left="272" w:right="272"/>
               <w:jc w:val="center"/>
               <w:pBdr>
-                <w:top w:val="single" w:sz="4" w:space="5" w:color="8A6F32"/>
-                <w:bottom w:val="single" w:sz="4" w:space="5" w:color="8A6F32"/>
+                <w:top w:val="single" w:sz="5" w:space="5" w:color="C9A24B"/>
+                <w:bottom w:val="single" w:sz="5" w:space="5" w:color="C9A24B"/>
               </w:pBdr>
             </w:pPr>
             <w:r>
@@ -8574,7 +9454,7 @@
           </w:p>
           <w:p>
             <w:pPr>
-              <w:spacing w:before="400" w:after="40" w:line="240" w:lineRule="auto"/>
+              <w:spacing w:before="360" w:after="40" w:line="240" w:lineRule="auto"/>
               <w:ind w:left="272" w:right="272"/>
               <w:jc w:val="center"/>
             </w:pPr>
@@ -8607,7 +9487,7 @@
           </w:p>
           <w:p>
             <w:pPr>
-              <w:spacing w:before="0" w:after="240" w:line="298" w:lineRule="auto"/>
+              <w:spacing w:before="0" w:after="220" w:line="298" w:lineRule="auto"/>
               <w:ind w:left="272" w:right="272"/>
               <w:jc w:val="center"/>
             </w:pPr>
@@ -8661,29 +9541,49 @@
           </w:tcPr>
           <w:p>
             <w:pPr>
-              <w:spacing w:before="260" w:after="20"/>
-              <w:ind w:left="272" w:right="272"/>
-              <w:jc w:val="center"/>
-            </w:pPr>
+              <w:spacing w:before="220" w:after="20"/>
+              <w:ind w:left="272" w:right="272"/>
+              <w:jc w:val="center"/>
+            </w:pPr>
+            <w:r>
+              <w:rPr>
+                <w:rFonts w:ascii="Cinzel" w:hAnsi="Cinzel"/>
+                <w:b w:val="0"/>
+                <w:i w:val="0"/>
+                <w:color w:val="8A6F32"/>
+                <w:sz w:val="22"/>
+              </w:rPr>
+              <w:t xml:space="preserve">❦  </w:t>
+            </w:r>
             <w:r>
               <w:rPr>
                 <w:rFonts w:ascii="Cinzel" w:hAnsi="Cinzel"/>
                 <w:b w:val="0"/>
                 <w:i w:val="0"/>
                 <w:color w:val="C9A24B"/>
-                <w:sz w:val="24"/>
+                <w:sz w:val="26"/>
               </w:rPr>
               <w:t>❦</w:t>
             </w:r>
-          </w:p>
-          <w:p>
-            <w:pPr>
-              <w:spacing w:before="20" w:after="0"/>
+            <w:r>
+              <w:rPr>
+                <w:rFonts w:ascii="Cinzel" w:hAnsi="Cinzel"/>
+                <w:b w:val="0"/>
+                <w:i w:val="0"/>
+                <w:color w:val="8A6F32"/>
+                <w:sz w:val="22"/>
+              </w:rPr>
+              <w:t xml:space="preserve">  ❦</w:t>
+            </w:r>
+          </w:p>
+          <w:p>
+            <w:pPr>
+              <w:spacing w:before="40" w:after="0"/>
               <w:ind w:left="272" w:right="272"/>
               <w:jc w:val="center"/>
               <w:pBdr>
-                <w:top w:val="single" w:sz="4" w:space="5" w:color="8A6F32"/>
-                <w:bottom w:val="single" w:sz="4" w:space="5" w:color="8A6F32"/>
+                <w:top w:val="single" w:sz="5" w:space="5" w:color="C9A24B"/>
+                <w:bottom w:val="single" w:sz="5" w:space="5" w:color="C9A24B"/>
               </w:pBdr>
             </w:pPr>
             <w:r>
@@ -8701,7 +9601,7 @@
           </w:p>
           <w:p>
             <w:pPr>
-              <w:spacing w:before="400" w:after="40" w:line="240" w:lineRule="auto"/>
+              <w:spacing w:before="360" w:after="40" w:line="240" w:lineRule="auto"/>
               <w:ind w:left="272" w:right="272"/>
               <w:jc w:val="center"/>
             </w:pPr>
@@ -8734,7 +9634,7 @@
           </w:p>
           <w:p>
             <w:pPr>
-              <w:spacing w:before="0" w:after="240" w:line="298" w:lineRule="auto"/>
+              <w:spacing w:before="0" w:after="220" w:line="298" w:lineRule="auto"/>
               <w:ind w:left="272" w:right="272"/>
               <w:jc w:val="center"/>
             </w:pPr>
@@ -8827,35 +9727,35 @@
                 <w:b w:val="0"/>
                 <w:i w:val="0"/>
                 <w:color w:val="8A6F32"/>
-                <w:sz w:val="32"/>
+                <w:sz w:val="26"/>
+              </w:rPr>
+              <w:t>❦  ❦  ❦</w:t>
+            </w:r>
+          </w:p>
+          <w:p>
+            <w:pPr>
+              <w:spacing w:before="180" w:after="0"/>
+              <w:ind w:left="272" w:right="272"/>
+              <w:jc w:val="center"/>
+              <w:pBdr>
+                <w:top w:val="single" w:sz="6" w:space="6" w:color="C9A24B"/>
+                <w:bottom w:val="single" w:sz="6" w:space="6" w:color="C9A24B"/>
+              </w:pBdr>
+            </w:pPr>
+            <w:r>
+              <w:rPr>
+                <w:rFonts w:ascii="Cinzel" w:hAnsi="Cinzel"/>
+                <w:b w:val="0"/>
+                <w:i w:val="0"/>
+                <w:color w:val="EC9A63"/>
+                <w:sz w:val="80"/>
               </w:rPr>
               <w:t>❦</w:t>
             </w:r>
           </w:p>
           <w:p>
             <w:pPr>
-              <w:spacing w:before="200" w:after="0"/>
-              <w:ind w:left="272" w:right="272"/>
-              <w:jc w:val="center"/>
-              <w:pBdr>
-                <w:top w:val="single" w:sz="4" w:space="6" w:color="8A6F32"/>
-                <w:bottom w:val="single" w:sz="4" w:space="6" w:color="8A6F32"/>
-              </w:pBdr>
-            </w:pPr>
-            <w:r>
-              <w:rPr>
-                <w:rFonts w:ascii="Cinzel" w:hAnsi="Cinzel"/>
-                <w:b w:val="0"/>
-                <w:i w:val="0"/>
-                <w:color w:val="EC9A63"/>
-                <w:sz w:val="60"/>
-              </w:rPr>
-              <w:t>❦</w:t>
-            </w:r>
-          </w:p>
-          <w:p>
-            <w:pPr>
-              <w:spacing w:before="200" w:after="0"/>
+              <w:spacing w:before="180" w:after="0"/>
               <w:ind w:left="272" w:right="272"/>
               <w:jc w:val="center"/>
             </w:pPr>
@@ -8865,9 +9765,9 @@
                 <w:b w:val="0"/>
                 <w:i w:val="0"/>
                 <w:color w:val="8A6F32"/>
-                <w:sz w:val="32"/>
-              </w:rPr>
-              <w:t>❦</w:t>
+                <w:sz w:val="26"/>
+              </w:rPr>
+              <w:t>❦  ❦  ❦</w:t>
             </w:r>
           </w:p>
         </w:tc>
@@ -8901,35 +9801,35 @@
                 <w:b w:val="0"/>
                 <w:i w:val="0"/>
                 <w:color w:val="8A6F32"/>
-                <w:sz w:val="32"/>
+                <w:sz w:val="26"/>
+              </w:rPr>
+              <w:t>❦  ❦  ❦</w:t>
+            </w:r>
+          </w:p>
+          <w:p>
+            <w:pPr>
+              <w:spacing w:before="180" w:after="0"/>
+              <w:ind w:left="272" w:right="272"/>
+              <w:jc w:val="center"/>
+              <w:pBdr>
+                <w:top w:val="single" w:sz="6" w:space="6" w:color="C9A24B"/>
+                <w:bottom w:val="single" w:sz="6" w:space="6" w:color="C9A24B"/>
+              </w:pBdr>
+            </w:pPr>
+            <w:r>
+              <w:rPr>
+                <w:rFonts w:ascii="Cinzel" w:hAnsi="Cinzel"/>
+                <w:b w:val="0"/>
+                <w:i w:val="0"/>
+                <w:color w:val="EC9A63"/>
+                <w:sz w:val="80"/>
               </w:rPr>
               <w:t>❦</w:t>
             </w:r>
           </w:p>
           <w:p>
             <w:pPr>
-              <w:spacing w:before="200" w:after="0"/>
-              <w:ind w:left="272" w:right="272"/>
-              <w:jc w:val="center"/>
-              <w:pBdr>
-                <w:top w:val="single" w:sz="4" w:space="6" w:color="8A6F32"/>
-                <w:bottom w:val="single" w:sz="4" w:space="6" w:color="8A6F32"/>
-              </w:pBdr>
-            </w:pPr>
-            <w:r>
-              <w:rPr>
-                <w:rFonts w:ascii="Cinzel" w:hAnsi="Cinzel"/>
-                <w:b w:val="0"/>
-                <w:i w:val="0"/>
-                <w:color w:val="EC9A63"/>
-                <w:sz w:val="60"/>
-              </w:rPr>
-              <w:t>❦</w:t>
-            </w:r>
-          </w:p>
-          <w:p>
-            <w:pPr>
-              <w:spacing w:before="200" w:after="0"/>
+              <w:spacing w:before="180" w:after="0"/>
               <w:ind w:left="272" w:right="272"/>
               <w:jc w:val="center"/>
             </w:pPr>
@@ -8939,9 +9839,9 @@
                 <w:b w:val="0"/>
                 <w:i w:val="0"/>
                 <w:color w:val="8A6F32"/>
-                <w:sz w:val="32"/>
-              </w:rPr>
-              <w:t>❦</w:t>
+                <w:sz w:val="26"/>
+              </w:rPr>
+              <w:t>❦  ❦  ❦</w:t>
             </w:r>
           </w:p>
         </w:tc>
@@ -8981,35 +9881,35 @@
                 <w:b w:val="0"/>
                 <w:i w:val="0"/>
                 <w:color w:val="8A6F32"/>
-                <w:sz w:val="32"/>
+                <w:sz w:val="26"/>
+              </w:rPr>
+              <w:t>❦  ❦  ❦</w:t>
+            </w:r>
+          </w:p>
+          <w:p>
+            <w:pPr>
+              <w:spacing w:before="180" w:after="0"/>
+              <w:ind w:left="272" w:right="272"/>
+              <w:jc w:val="center"/>
+              <w:pBdr>
+                <w:top w:val="single" w:sz="6" w:space="6" w:color="C9A24B"/>
+                <w:bottom w:val="single" w:sz="6" w:space="6" w:color="C9A24B"/>
+              </w:pBdr>
+            </w:pPr>
+            <w:r>
+              <w:rPr>
+                <w:rFonts w:ascii="Cinzel" w:hAnsi="Cinzel"/>
+                <w:b w:val="0"/>
+                <w:i w:val="0"/>
+                <w:color w:val="EC9A63"/>
+                <w:sz w:val="80"/>
               </w:rPr>
               <w:t>❦</w:t>
             </w:r>
           </w:p>
           <w:p>
             <w:pPr>
-              <w:spacing w:before="200" w:after="0"/>
-              <w:ind w:left="272" w:right="272"/>
-              <w:jc w:val="center"/>
-              <w:pBdr>
-                <w:top w:val="single" w:sz="4" w:space="6" w:color="8A6F32"/>
-                <w:bottom w:val="single" w:sz="4" w:space="6" w:color="8A6F32"/>
-              </w:pBdr>
-            </w:pPr>
-            <w:r>
-              <w:rPr>
-                <w:rFonts w:ascii="Cinzel" w:hAnsi="Cinzel"/>
-                <w:b w:val="0"/>
-                <w:i w:val="0"/>
-                <w:color w:val="EC9A63"/>
-                <w:sz w:val="60"/>
-              </w:rPr>
-              <w:t>❦</w:t>
-            </w:r>
-          </w:p>
-          <w:p>
-            <w:pPr>
-              <w:spacing w:before="200" w:after="0"/>
+              <w:spacing w:before="180" w:after="0"/>
               <w:ind w:left="272" w:right="272"/>
               <w:jc w:val="center"/>
             </w:pPr>
@@ -9019,9 +9919,9 @@
                 <w:b w:val="0"/>
                 <w:i w:val="0"/>
                 <w:color w:val="8A6F32"/>
-                <w:sz w:val="32"/>
-              </w:rPr>
-              <w:t>❦</w:t>
+                <w:sz w:val="26"/>
+              </w:rPr>
+              <w:t>❦  ❦  ❦</w:t>
             </w:r>
           </w:p>
         </w:tc>
@@ -9055,35 +9955,35 @@
                 <w:b w:val="0"/>
                 <w:i w:val="0"/>
                 <w:color w:val="8A6F32"/>
-                <w:sz w:val="32"/>
+                <w:sz w:val="26"/>
+              </w:rPr>
+              <w:t>❦  ❦  ❦</w:t>
+            </w:r>
+          </w:p>
+          <w:p>
+            <w:pPr>
+              <w:spacing w:before="180" w:after="0"/>
+              <w:ind w:left="272" w:right="272"/>
+              <w:jc w:val="center"/>
+              <w:pBdr>
+                <w:top w:val="single" w:sz="6" w:space="6" w:color="C9A24B"/>
+                <w:bottom w:val="single" w:sz="6" w:space="6" w:color="C9A24B"/>
+              </w:pBdr>
+            </w:pPr>
+            <w:r>
+              <w:rPr>
+                <w:rFonts w:ascii="Cinzel" w:hAnsi="Cinzel"/>
+                <w:b w:val="0"/>
+                <w:i w:val="0"/>
+                <w:color w:val="EC9A63"/>
+                <w:sz w:val="80"/>
               </w:rPr>
               <w:t>❦</w:t>
             </w:r>
           </w:p>
           <w:p>
             <w:pPr>
-              <w:spacing w:before="200" w:after="0"/>
-              <w:ind w:left="272" w:right="272"/>
-              <w:jc w:val="center"/>
-              <w:pBdr>
-                <w:top w:val="single" w:sz="4" w:space="6" w:color="8A6F32"/>
-                <w:bottom w:val="single" w:sz="4" w:space="6" w:color="8A6F32"/>
-              </w:pBdr>
-            </w:pPr>
-            <w:r>
-              <w:rPr>
-                <w:rFonts w:ascii="Cinzel" w:hAnsi="Cinzel"/>
-                <w:b w:val="0"/>
-                <w:i w:val="0"/>
-                <w:color w:val="EC9A63"/>
-                <w:sz w:val="60"/>
-              </w:rPr>
-              <w:t>❦</w:t>
-            </w:r>
-          </w:p>
-          <w:p>
-            <w:pPr>
-              <w:spacing w:before="200" w:after="0"/>
+              <w:spacing w:before="180" w:after="0"/>
               <w:ind w:left="272" w:right="272"/>
               <w:jc w:val="center"/>
             </w:pPr>
@@ -9093,9 +9993,9 @@
                 <w:b w:val="0"/>
                 <w:i w:val="0"/>
                 <w:color w:val="8A6F32"/>
-                <w:sz w:val="32"/>
-              </w:rPr>
-              <w:t>❦</w:t>
+                <w:sz w:val="26"/>
+              </w:rPr>
+              <w:t>❦  ❦  ❦</w:t>
             </w:r>
           </w:p>
         </w:tc>
@@ -9135,35 +10035,35 @@
                 <w:b w:val="0"/>
                 <w:i w:val="0"/>
                 <w:color w:val="8A6F32"/>
-                <w:sz w:val="32"/>
+                <w:sz w:val="26"/>
+              </w:rPr>
+              <w:t>❦  ❦  ❦</w:t>
+            </w:r>
+          </w:p>
+          <w:p>
+            <w:pPr>
+              <w:spacing w:before="180" w:after="0"/>
+              <w:ind w:left="272" w:right="272"/>
+              <w:jc w:val="center"/>
+              <w:pBdr>
+                <w:top w:val="single" w:sz="6" w:space="6" w:color="C9A24B"/>
+                <w:bottom w:val="single" w:sz="6" w:space="6" w:color="C9A24B"/>
+              </w:pBdr>
+            </w:pPr>
+            <w:r>
+              <w:rPr>
+                <w:rFonts w:ascii="Cinzel" w:hAnsi="Cinzel"/>
+                <w:b w:val="0"/>
+                <w:i w:val="0"/>
+                <w:color w:val="E24B62"/>
+                <w:sz w:val="80"/>
               </w:rPr>
               <w:t>❦</w:t>
             </w:r>
           </w:p>
           <w:p>
             <w:pPr>
-              <w:spacing w:before="200" w:after="0"/>
-              <w:ind w:left="272" w:right="272"/>
-              <w:jc w:val="center"/>
-              <w:pBdr>
-                <w:top w:val="single" w:sz="4" w:space="6" w:color="8A6F32"/>
-                <w:bottom w:val="single" w:sz="4" w:space="6" w:color="8A6F32"/>
-              </w:pBdr>
-            </w:pPr>
-            <w:r>
-              <w:rPr>
-                <w:rFonts w:ascii="Cinzel" w:hAnsi="Cinzel"/>
-                <w:b w:val="0"/>
-                <w:i w:val="0"/>
-                <w:color w:val="E24B62"/>
-                <w:sz w:val="60"/>
-              </w:rPr>
-              <w:t>❦</w:t>
-            </w:r>
-          </w:p>
-          <w:p>
-            <w:pPr>
-              <w:spacing w:before="200" w:after="0"/>
+              <w:spacing w:before="180" w:after="0"/>
               <w:ind w:left="272" w:right="272"/>
               <w:jc w:val="center"/>
             </w:pPr>
@@ -9173,9 +10073,9 @@
                 <w:b w:val="0"/>
                 <w:i w:val="0"/>
                 <w:color w:val="8A6F32"/>
-                <w:sz w:val="32"/>
-              </w:rPr>
-              <w:t>❦</w:t>
+                <w:sz w:val="26"/>
+              </w:rPr>
+              <w:t>❦  ❦  ❦</w:t>
             </w:r>
           </w:p>
         </w:tc>
@@ -9209,35 +10109,35 @@
                 <w:b w:val="0"/>
                 <w:i w:val="0"/>
                 <w:color w:val="8A6F32"/>
-                <w:sz w:val="32"/>
+                <w:sz w:val="26"/>
+              </w:rPr>
+              <w:t>❦  ❦  ❦</w:t>
+            </w:r>
+          </w:p>
+          <w:p>
+            <w:pPr>
+              <w:spacing w:before="180" w:after="0"/>
+              <w:ind w:left="272" w:right="272"/>
+              <w:jc w:val="center"/>
+              <w:pBdr>
+                <w:top w:val="single" w:sz="6" w:space="6" w:color="C9A24B"/>
+                <w:bottom w:val="single" w:sz="6" w:space="6" w:color="C9A24B"/>
+              </w:pBdr>
+            </w:pPr>
+            <w:r>
+              <w:rPr>
+                <w:rFonts w:ascii="Cinzel" w:hAnsi="Cinzel"/>
+                <w:b w:val="0"/>
+                <w:i w:val="0"/>
+                <w:color w:val="E24B62"/>
+                <w:sz w:val="80"/>
               </w:rPr>
               <w:t>❦</w:t>
             </w:r>
           </w:p>
           <w:p>
             <w:pPr>
-              <w:spacing w:before="200" w:after="0"/>
-              <w:ind w:left="272" w:right="272"/>
-              <w:jc w:val="center"/>
-              <w:pBdr>
-                <w:top w:val="single" w:sz="4" w:space="6" w:color="8A6F32"/>
-                <w:bottom w:val="single" w:sz="4" w:space="6" w:color="8A6F32"/>
-              </w:pBdr>
-            </w:pPr>
-            <w:r>
-              <w:rPr>
-                <w:rFonts w:ascii="Cinzel" w:hAnsi="Cinzel"/>
-                <w:b w:val="0"/>
-                <w:i w:val="0"/>
-                <w:color w:val="E24B62"/>
-                <w:sz w:val="60"/>
-              </w:rPr>
-              <w:t>❦</w:t>
-            </w:r>
-          </w:p>
-          <w:p>
-            <w:pPr>
-              <w:spacing w:before="200" w:after="0"/>
+              <w:spacing w:before="180" w:after="0"/>
               <w:ind w:left="272" w:right="272"/>
               <w:jc w:val="center"/>
             </w:pPr>
@@ -9247,9 +10147,9 @@
                 <w:b w:val="0"/>
                 <w:i w:val="0"/>
                 <w:color w:val="8A6F32"/>
-                <w:sz w:val="32"/>
-              </w:rPr>
-              <w:t>❦</w:t>
+                <w:sz w:val="26"/>
+              </w:rPr>
+              <w:t>❦  ❦  ❦</w:t>
             </w:r>
           </w:p>
         </w:tc>
@@ -9302,29 +10202,49 @@
           </w:tcPr>
           <w:p>
             <w:pPr>
-              <w:spacing w:before="260" w:after="20"/>
-              <w:ind w:left="272" w:right="272"/>
-              <w:jc w:val="center"/>
-            </w:pPr>
+              <w:spacing w:before="220" w:after="20"/>
+              <w:ind w:left="272" w:right="272"/>
+              <w:jc w:val="center"/>
+            </w:pPr>
+            <w:r>
+              <w:rPr>
+                <w:rFonts w:ascii="Cinzel" w:hAnsi="Cinzel"/>
+                <w:b w:val="0"/>
+                <w:i w:val="0"/>
+                <w:color w:val="8A6F32"/>
+                <w:sz w:val="22"/>
+              </w:rPr>
+              <w:t xml:space="preserve">❦  </w:t>
+            </w:r>
             <w:r>
               <w:rPr>
                 <w:rFonts w:ascii="Cinzel" w:hAnsi="Cinzel"/>
                 <w:b w:val="0"/>
                 <w:i w:val="0"/>
                 <w:color w:val="C9A24B"/>
-                <w:sz w:val="24"/>
+                <w:sz w:val="26"/>
               </w:rPr>
               <w:t>❦</w:t>
             </w:r>
-          </w:p>
-          <w:p>
-            <w:pPr>
-              <w:spacing w:before="20" w:after="0"/>
+            <w:r>
+              <w:rPr>
+                <w:rFonts w:ascii="Cinzel" w:hAnsi="Cinzel"/>
+                <w:b w:val="0"/>
+                <w:i w:val="0"/>
+                <w:color w:val="8A6F32"/>
+                <w:sz w:val="22"/>
+              </w:rPr>
+              <w:t xml:space="preserve">  ❦</w:t>
+            </w:r>
+          </w:p>
+          <w:p>
+            <w:pPr>
+              <w:spacing w:before="40" w:after="0"/>
               <w:ind w:left="272" w:right="272"/>
               <w:jc w:val="center"/>
               <w:pBdr>
-                <w:top w:val="single" w:sz="4" w:space="5" w:color="8A6F32"/>
-                <w:bottom w:val="single" w:sz="4" w:space="5" w:color="8A6F32"/>
+                <w:top w:val="single" w:sz="5" w:space="5" w:color="C9A24B"/>
+                <w:bottom w:val="single" w:sz="5" w:space="5" w:color="C9A24B"/>
               </w:pBdr>
             </w:pPr>
             <w:r>
@@ -9342,7 +10262,7 @@
           </w:p>
           <w:p>
             <w:pPr>
-              <w:spacing w:before="400" w:after="40" w:line="240" w:lineRule="auto"/>
+              <w:spacing w:before="360" w:after="40" w:line="240" w:lineRule="auto"/>
               <w:ind w:left="272" w:right="272"/>
               <w:jc w:val="center"/>
             </w:pPr>
@@ -9375,7 +10295,7 @@
           </w:p>
           <w:p>
             <w:pPr>
-              <w:spacing w:before="0" w:after="240" w:line="298" w:lineRule="auto"/>
+              <w:spacing w:before="0" w:after="220" w:line="298" w:lineRule="auto"/>
               <w:ind w:left="272" w:right="272"/>
               <w:jc w:val="center"/>
             </w:pPr>
@@ -9429,29 +10349,49 @@
           </w:tcPr>
           <w:p>
             <w:pPr>
-              <w:spacing w:before="260" w:after="20"/>
-              <w:ind w:left="272" w:right="272"/>
-              <w:jc w:val="center"/>
-            </w:pPr>
+              <w:spacing w:before="220" w:after="20"/>
+              <w:ind w:left="272" w:right="272"/>
+              <w:jc w:val="center"/>
+            </w:pPr>
+            <w:r>
+              <w:rPr>
+                <w:rFonts w:ascii="Cinzel" w:hAnsi="Cinzel"/>
+                <w:b w:val="0"/>
+                <w:i w:val="0"/>
+                <w:color w:val="8A6F32"/>
+                <w:sz w:val="22"/>
+              </w:rPr>
+              <w:t xml:space="preserve">❦  </w:t>
+            </w:r>
             <w:r>
               <w:rPr>
                 <w:rFonts w:ascii="Cinzel" w:hAnsi="Cinzel"/>
                 <w:b w:val="0"/>
                 <w:i w:val="0"/>
                 <w:color w:val="C9A24B"/>
-                <w:sz w:val="24"/>
+                <w:sz w:val="26"/>
               </w:rPr>
               <w:t>❦</w:t>
             </w:r>
-          </w:p>
-          <w:p>
-            <w:pPr>
-              <w:spacing w:before="20" w:after="0"/>
+            <w:r>
+              <w:rPr>
+                <w:rFonts w:ascii="Cinzel" w:hAnsi="Cinzel"/>
+                <w:b w:val="0"/>
+                <w:i w:val="0"/>
+                <w:color w:val="8A6F32"/>
+                <w:sz w:val="22"/>
+              </w:rPr>
+              <w:t xml:space="preserve">  ❦</w:t>
+            </w:r>
+          </w:p>
+          <w:p>
+            <w:pPr>
+              <w:spacing w:before="40" w:after="0"/>
               <w:ind w:left="272" w:right="272"/>
               <w:jc w:val="center"/>
               <w:pBdr>
-                <w:top w:val="single" w:sz="4" w:space="5" w:color="8A6F32"/>
-                <w:bottom w:val="single" w:sz="4" w:space="5" w:color="8A6F32"/>
+                <w:top w:val="single" w:sz="5" w:space="5" w:color="C9A24B"/>
+                <w:bottom w:val="single" w:sz="5" w:space="5" w:color="C9A24B"/>
               </w:pBdr>
             </w:pPr>
             <w:r>
@@ -9469,7 +10409,7 @@
           </w:p>
           <w:p>
             <w:pPr>
-              <w:spacing w:before="400" w:after="40" w:line="240" w:lineRule="auto"/>
+              <w:spacing w:before="360" w:after="40" w:line="240" w:lineRule="auto"/>
               <w:ind w:left="272" w:right="272"/>
               <w:jc w:val="center"/>
             </w:pPr>
@@ -9502,7 +10442,7 @@
           </w:p>
           <w:p>
             <w:pPr>
-              <w:spacing w:before="0" w:after="240" w:line="298" w:lineRule="auto"/>
+              <w:spacing w:before="0" w:after="220" w:line="298" w:lineRule="auto"/>
               <w:ind w:left="272" w:right="272"/>
               <w:jc w:val="center"/>
             </w:pPr>
@@ -9562,29 +10502,49 @@
           </w:tcPr>
           <w:p>
             <w:pPr>
-              <w:spacing w:before="260" w:after="20"/>
-              <w:ind w:left="272" w:right="272"/>
-              <w:jc w:val="center"/>
-            </w:pPr>
+              <w:spacing w:before="220" w:after="20"/>
+              <w:ind w:left="272" w:right="272"/>
+              <w:jc w:val="center"/>
+            </w:pPr>
+            <w:r>
+              <w:rPr>
+                <w:rFonts w:ascii="Cinzel" w:hAnsi="Cinzel"/>
+                <w:b w:val="0"/>
+                <w:i w:val="0"/>
+                <w:color w:val="8A6F32"/>
+                <w:sz w:val="22"/>
+              </w:rPr>
+              <w:t xml:space="preserve">❦  </w:t>
+            </w:r>
             <w:r>
               <w:rPr>
                 <w:rFonts w:ascii="Cinzel" w:hAnsi="Cinzel"/>
                 <w:b w:val="0"/>
                 <w:i w:val="0"/>
                 <w:color w:val="C9A24B"/>
-                <w:sz w:val="24"/>
+                <w:sz w:val="26"/>
               </w:rPr>
               <w:t>❦</w:t>
             </w:r>
-          </w:p>
-          <w:p>
-            <w:pPr>
-              <w:spacing w:before="20" w:after="0"/>
+            <w:r>
+              <w:rPr>
+                <w:rFonts w:ascii="Cinzel" w:hAnsi="Cinzel"/>
+                <w:b w:val="0"/>
+                <w:i w:val="0"/>
+                <w:color w:val="8A6F32"/>
+                <w:sz w:val="22"/>
+              </w:rPr>
+              <w:t xml:space="preserve">  ❦</w:t>
+            </w:r>
+          </w:p>
+          <w:p>
+            <w:pPr>
+              <w:spacing w:before="40" w:after="0"/>
               <w:ind w:left="272" w:right="272"/>
               <w:jc w:val="center"/>
               <w:pBdr>
-                <w:top w:val="single" w:sz="4" w:space="5" w:color="8A6F32"/>
-                <w:bottom w:val="single" w:sz="4" w:space="5" w:color="8A6F32"/>
+                <w:top w:val="single" w:sz="5" w:space="5" w:color="C9A24B"/>
+                <w:bottom w:val="single" w:sz="5" w:space="5" w:color="C9A24B"/>
               </w:pBdr>
             </w:pPr>
             <w:r>
@@ -9602,7 +10562,7 @@
           </w:p>
           <w:p>
             <w:pPr>
-              <w:spacing w:before="400" w:after="40" w:line="240" w:lineRule="auto"/>
+              <w:spacing w:before="360" w:after="40" w:line="240" w:lineRule="auto"/>
               <w:ind w:left="272" w:right="272"/>
               <w:jc w:val="center"/>
             </w:pPr>
@@ -9635,7 +10595,7 @@
           </w:p>
           <w:p>
             <w:pPr>
-              <w:spacing w:before="0" w:after="240" w:line="298" w:lineRule="auto"/>
+              <w:spacing w:before="0" w:after="220" w:line="298" w:lineRule="auto"/>
               <w:ind w:left="272" w:right="272"/>
               <w:jc w:val="center"/>
             </w:pPr>
@@ -9689,29 +10649,49 @@
           </w:tcPr>
           <w:p>
             <w:pPr>
-              <w:spacing w:before="260" w:after="20"/>
-              <w:ind w:left="272" w:right="272"/>
-              <w:jc w:val="center"/>
-            </w:pPr>
+              <w:spacing w:before="220" w:after="20"/>
+              <w:ind w:left="272" w:right="272"/>
+              <w:jc w:val="center"/>
+            </w:pPr>
+            <w:r>
+              <w:rPr>
+                <w:rFonts w:ascii="Cinzel" w:hAnsi="Cinzel"/>
+                <w:b w:val="0"/>
+                <w:i w:val="0"/>
+                <w:color w:val="8A6F32"/>
+                <w:sz w:val="22"/>
+              </w:rPr>
+              <w:t xml:space="preserve">❦  </w:t>
+            </w:r>
             <w:r>
               <w:rPr>
                 <w:rFonts w:ascii="Cinzel" w:hAnsi="Cinzel"/>
                 <w:b w:val="0"/>
                 <w:i w:val="0"/>
                 <w:color w:val="C9A24B"/>
-                <w:sz w:val="24"/>
+                <w:sz w:val="26"/>
               </w:rPr>
               <w:t>❦</w:t>
             </w:r>
-          </w:p>
-          <w:p>
-            <w:pPr>
-              <w:spacing w:before="20" w:after="0"/>
+            <w:r>
+              <w:rPr>
+                <w:rFonts w:ascii="Cinzel" w:hAnsi="Cinzel"/>
+                <w:b w:val="0"/>
+                <w:i w:val="0"/>
+                <w:color w:val="8A6F32"/>
+                <w:sz w:val="22"/>
+              </w:rPr>
+              <w:t xml:space="preserve">  ❦</w:t>
+            </w:r>
+          </w:p>
+          <w:p>
+            <w:pPr>
+              <w:spacing w:before="40" w:after="0"/>
               <w:ind w:left="272" w:right="272"/>
               <w:jc w:val="center"/>
               <w:pBdr>
-                <w:top w:val="single" w:sz="4" w:space="5" w:color="8A6F32"/>
-                <w:bottom w:val="single" w:sz="4" w:space="5" w:color="8A6F32"/>
+                <w:top w:val="single" w:sz="5" w:space="5" w:color="C9A24B"/>
+                <w:bottom w:val="single" w:sz="5" w:space="5" w:color="C9A24B"/>
               </w:pBdr>
             </w:pPr>
             <w:r>
@@ -9729,7 +10709,7 @@
           </w:p>
           <w:p>
             <w:pPr>
-              <w:spacing w:before="400" w:after="40" w:line="240" w:lineRule="auto"/>
+              <w:spacing w:before="360" w:after="40" w:line="240" w:lineRule="auto"/>
               <w:ind w:left="272" w:right="272"/>
               <w:jc w:val="center"/>
             </w:pPr>
@@ -9762,7 +10742,7 @@
           </w:p>
           <w:p>
             <w:pPr>
-              <w:spacing w:before="0" w:after="240" w:line="298" w:lineRule="auto"/>
+              <w:spacing w:before="0" w:after="220" w:line="298" w:lineRule="auto"/>
               <w:ind w:left="272" w:right="272"/>
               <w:jc w:val="center"/>
             </w:pPr>
@@ -9822,29 +10802,49 @@
           </w:tcPr>
           <w:p>
             <w:pPr>
-              <w:spacing w:before="260" w:after="20"/>
-              <w:ind w:left="272" w:right="272"/>
-              <w:jc w:val="center"/>
-            </w:pPr>
+              <w:spacing w:before="220" w:after="20"/>
+              <w:ind w:left="272" w:right="272"/>
+              <w:jc w:val="center"/>
+            </w:pPr>
+            <w:r>
+              <w:rPr>
+                <w:rFonts w:ascii="Cinzel" w:hAnsi="Cinzel"/>
+                <w:b w:val="0"/>
+                <w:i w:val="0"/>
+                <w:color w:val="8A6F32"/>
+                <w:sz w:val="22"/>
+              </w:rPr>
+              <w:t xml:space="preserve">❦  </w:t>
+            </w:r>
             <w:r>
               <w:rPr>
                 <w:rFonts w:ascii="Cinzel" w:hAnsi="Cinzel"/>
                 <w:b w:val="0"/>
                 <w:i w:val="0"/>
                 <w:color w:val="C9A24B"/>
-                <w:sz w:val="24"/>
+                <w:sz w:val="26"/>
               </w:rPr>
               <w:t>❦</w:t>
             </w:r>
-          </w:p>
-          <w:p>
-            <w:pPr>
-              <w:spacing w:before="20" w:after="0"/>
+            <w:r>
+              <w:rPr>
+                <w:rFonts w:ascii="Cinzel" w:hAnsi="Cinzel"/>
+                <w:b w:val="0"/>
+                <w:i w:val="0"/>
+                <w:color w:val="8A6F32"/>
+                <w:sz w:val="22"/>
+              </w:rPr>
+              <w:t xml:space="preserve">  ❦</w:t>
+            </w:r>
+          </w:p>
+          <w:p>
+            <w:pPr>
+              <w:spacing w:before="40" w:after="0"/>
               <w:ind w:left="272" w:right="272"/>
               <w:jc w:val="center"/>
               <w:pBdr>
-                <w:top w:val="single" w:sz="4" w:space="5" w:color="8A6F32"/>
-                <w:bottom w:val="single" w:sz="4" w:space="5" w:color="8A6F32"/>
+                <w:top w:val="single" w:sz="5" w:space="5" w:color="C9A24B"/>
+                <w:bottom w:val="single" w:sz="5" w:space="5" w:color="C9A24B"/>
               </w:pBdr>
             </w:pPr>
             <w:r>
@@ -9862,7 +10862,7 @@
           </w:p>
           <w:p>
             <w:pPr>
-              <w:spacing w:before="400" w:after="40" w:line="240" w:lineRule="auto"/>
+              <w:spacing w:before="360" w:after="40" w:line="240" w:lineRule="auto"/>
               <w:ind w:left="272" w:right="272"/>
               <w:jc w:val="center"/>
             </w:pPr>
@@ -9895,7 +10895,7 @@
           </w:p>
           <w:p>
             <w:pPr>
-              <w:spacing w:before="0" w:after="240" w:line="298" w:lineRule="auto"/>
+              <w:spacing w:before="0" w:after="220" w:line="298" w:lineRule="auto"/>
               <w:ind w:left="272" w:right="272"/>
               <w:jc w:val="center"/>
             </w:pPr>
@@ -9949,29 +10949,49 @@
           </w:tcPr>
           <w:p>
             <w:pPr>
-              <w:spacing w:before="260" w:after="20"/>
-              <w:ind w:left="272" w:right="272"/>
-              <w:jc w:val="center"/>
-            </w:pPr>
+              <w:spacing w:before="220" w:after="20"/>
+              <w:ind w:left="272" w:right="272"/>
+              <w:jc w:val="center"/>
+            </w:pPr>
+            <w:r>
+              <w:rPr>
+                <w:rFonts w:ascii="Cinzel" w:hAnsi="Cinzel"/>
+                <w:b w:val="0"/>
+                <w:i w:val="0"/>
+                <w:color w:val="8A6F32"/>
+                <w:sz w:val="22"/>
+              </w:rPr>
+              <w:t xml:space="preserve">❦  </w:t>
+            </w:r>
             <w:r>
               <w:rPr>
                 <w:rFonts w:ascii="Cinzel" w:hAnsi="Cinzel"/>
                 <w:b w:val="0"/>
                 <w:i w:val="0"/>
                 <w:color w:val="C9A24B"/>
-                <w:sz w:val="24"/>
+                <w:sz w:val="26"/>
               </w:rPr>
               <w:t>❦</w:t>
             </w:r>
-          </w:p>
-          <w:p>
-            <w:pPr>
-              <w:spacing w:before="20" w:after="0"/>
+            <w:r>
+              <w:rPr>
+                <w:rFonts w:ascii="Cinzel" w:hAnsi="Cinzel"/>
+                <w:b w:val="0"/>
+                <w:i w:val="0"/>
+                <w:color w:val="8A6F32"/>
+                <w:sz w:val="22"/>
+              </w:rPr>
+              <w:t xml:space="preserve">  ❦</w:t>
+            </w:r>
+          </w:p>
+          <w:p>
+            <w:pPr>
+              <w:spacing w:before="40" w:after="0"/>
               <w:ind w:left="272" w:right="272"/>
               <w:jc w:val="center"/>
               <w:pBdr>
-                <w:top w:val="single" w:sz="4" w:space="5" w:color="8A6F32"/>
-                <w:bottom w:val="single" w:sz="4" w:space="5" w:color="8A6F32"/>
+                <w:top w:val="single" w:sz="5" w:space="5" w:color="C9A24B"/>
+                <w:bottom w:val="single" w:sz="5" w:space="5" w:color="C9A24B"/>
               </w:pBdr>
             </w:pPr>
             <w:r>
@@ -9989,7 +11009,7 @@
           </w:p>
           <w:p>
             <w:pPr>
-              <w:spacing w:before="400" w:after="40" w:line="240" w:lineRule="auto"/>
+              <w:spacing w:before="360" w:after="40" w:line="240" w:lineRule="auto"/>
               <w:ind w:left="272" w:right="272"/>
               <w:jc w:val="center"/>
             </w:pPr>
@@ -10022,7 +11042,7 @@
           </w:p>
           <w:p>
             <w:pPr>
-              <w:spacing w:before="0" w:after="240" w:line="298" w:lineRule="auto"/>
+              <w:spacing w:before="0" w:after="220" w:line="298" w:lineRule="auto"/>
               <w:ind w:left="272" w:right="272"/>
               <w:jc w:val="center"/>
             </w:pPr>
@@ -10115,35 +11135,35 @@
                 <w:b w:val="0"/>
                 <w:i w:val="0"/>
                 <w:color w:val="8A6F32"/>
-                <w:sz w:val="32"/>
+                <w:sz w:val="26"/>
+              </w:rPr>
+              <w:t>❦  ❦  ❦</w:t>
+            </w:r>
+          </w:p>
+          <w:p>
+            <w:pPr>
+              <w:spacing w:before="180" w:after="0"/>
+              <w:ind w:left="272" w:right="272"/>
+              <w:jc w:val="center"/>
+              <w:pBdr>
+                <w:top w:val="single" w:sz="6" w:space="6" w:color="C9A24B"/>
+                <w:bottom w:val="single" w:sz="6" w:space="6" w:color="C9A24B"/>
+              </w:pBdr>
+            </w:pPr>
+            <w:r>
+              <w:rPr>
+                <w:rFonts w:ascii="Cinzel" w:hAnsi="Cinzel"/>
+                <w:b w:val="0"/>
+                <w:i w:val="0"/>
+                <w:color w:val="E24B62"/>
+                <w:sz w:val="80"/>
               </w:rPr>
               <w:t>❦</w:t>
             </w:r>
           </w:p>
           <w:p>
             <w:pPr>
-              <w:spacing w:before="200" w:after="0"/>
-              <w:ind w:left="272" w:right="272"/>
-              <w:jc w:val="center"/>
-              <w:pBdr>
-                <w:top w:val="single" w:sz="4" w:space="6" w:color="8A6F32"/>
-                <w:bottom w:val="single" w:sz="4" w:space="6" w:color="8A6F32"/>
-              </w:pBdr>
-            </w:pPr>
-            <w:r>
-              <w:rPr>
-                <w:rFonts w:ascii="Cinzel" w:hAnsi="Cinzel"/>
-                <w:b w:val="0"/>
-                <w:i w:val="0"/>
-                <w:color w:val="E24B62"/>
-                <w:sz w:val="60"/>
-              </w:rPr>
-              <w:t>❦</w:t>
-            </w:r>
-          </w:p>
-          <w:p>
-            <w:pPr>
-              <w:spacing w:before="200" w:after="0"/>
+              <w:spacing w:before="180" w:after="0"/>
               <w:ind w:left="272" w:right="272"/>
               <w:jc w:val="center"/>
             </w:pPr>
@@ -10153,9 +11173,9 @@
                 <w:b w:val="0"/>
                 <w:i w:val="0"/>
                 <w:color w:val="8A6F32"/>
-                <w:sz w:val="32"/>
-              </w:rPr>
-              <w:t>❦</w:t>
+                <w:sz w:val="26"/>
+              </w:rPr>
+              <w:t>❦  ❦  ❦</w:t>
             </w:r>
           </w:p>
         </w:tc>
@@ -10189,35 +11209,35 @@
                 <w:b w:val="0"/>
                 <w:i w:val="0"/>
                 <w:color w:val="8A6F32"/>
-                <w:sz w:val="32"/>
+                <w:sz w:val="26"/>
+              </w:rPr>
+              <w:t>❦  ❦  ❦</w:t>
+            </w:r>
+          </w:p>
+          <w:p>
+            <w:pPr>
+              <w:spacing w:before="180" w:after="0"/>
+              <w:ind w:left="272" w:right="272"/>
+              <w:jc w:val="center"/>
+              <w:pBdr>
+                <w:top w:val="single" w:sz="6" w:space="6" w:color="C9A24B"/>
+                <w:bottom w:val="single" w:sz="6" w:space="6" w:color="C9A24B"/>
+              </w:pBdr>
+            </w:pPr>
+            <w:r>
+              <w:rPr>
+                <w:rFonts w:ascii="Cinzel" w:hAnsi="Cinzel"/>
+                <w:b w:val="0"/>
+                <w:i w:val="0"/>
+                <w:color w:val="E24B62"/>
+                <w:sz w:val="80"/>
               </w:rPr>
               <w:t>❦</w:t>
             </w:r>
           </w:p>
           <w:p>
             <w:pPr>
-              <w:spacing w:before="200" w:after="0"/>
-              <w:ind w:left="272" w:right="272"/>
-              <w:jc w:val="center"/>
-              <w:pBdr>
-                <w:top w:val="single" w:sz="4" w:space="6" w:color="8A6F32"/>
-                <w:bottom w:val="single" w:sz="4" w:space="6" w:color="8A6F32"/>
-              </w:pBdr>
-            </w:pPr>
-            <w:r>
-              <w:rPr>
-                <w:rFonts w:ascii="Cinzel" w:hAnsi="Cinzel"/>
-                <w:b w:val="0"/>
-                <w:i w:val="0"/>
-                <w:color w:val="E24B62"/>
-                <w:sz w:val="60"/>
-              </w:rPr>
-              <w:t>❦</w:t>
-            </w:r>
-          </w:p>
-          <w:p>
-            <w:pPr>
-              <w:spacing w:before="200" w:after="0"/>
+              <w:spacing w:before="180" w:after="0"/>
               <w:ind w:left="272" w:right="272"/>
               <w:jc w:val="center"/>
             </w:pPr>
@@ -10227,9 +11247,9 @@
                 <w:b w:val="0"/>
                 <w:i w:val="0"/>
                 <w:color w:val="8A6F32"/>
-                <w:sz w:val="32"/>
-              </w:rPr>
-              <w:t>❦</w:t>
+                <w:sz w:val="26"/>
+              </w:rPr>
+              <w:t>❦  ❦  ❦</w:t>
             </w:r>
           </w:p>
         </w:tc>
@@ -10269,35 +11289,35 @@
                 <w:b w:val="0"/>
                 <w:i w:val="0"/>
                 <w:color w:val="8A6F32"/>
-                <w:sz w:val="32"/>
+                <w:sz w:val="26"/>
+              </w:rPr>
+              <w:t>❦  ❦  ❦</w:t>
+            </w:r>
+          </w:p>
+          <w:p>
+            <w:pPr>
+              <w:spacing w:before="180" w:after="0"/>
+              <w:ind w:left="272" w:right="272"/>
+              <w:jc w:val="center"/>
+              <w:pBdr>
+                <w:top w:val="single" w:sz="6" w:space="6" w:color="C9A24B"/>
+                <w:bottom w:val="single" w:sz="6" w:space="6" w:color="C9A24B"/>
+              </w:pBdr>
+            </w:pPr>
+            <w:r>
+              <w:rPr>
+                <w:rFonts w:ascii="Cinzel" w:hAnsi="Cinzel"/>
+                <w:b w:val="0"/>
+                <w:i w:val="0"/>
+                <w:color w:val="E24B62"/>
+                <w:sz w:val="80"/>
               </w:rPr>
               <w:t>❦</w:t>
             </w:r>
           </w:p>
           <w:p>
             <w:pPr>
-              <w:spacing w:before="200" w:after="0"/>
-              <w:ind w:left="272" w:right="272"/>
-              <w:jc w:val="center"/>
-              <w:pBdr>
-                <w:top w:val="single" w:sz="4" w:space="6" w:color="8A6F32"/>
-                <w:bottom w:val="single" w:sz="4" w:space="6" w:color="8A6F32"/>
-              </w:pBdr>
-            </w:pPr>
-            <w:r>
-              <w:rPr>
-                <w:rFonts w:ascii="Cinzel" w:hAnsi="Cinzel"/>
-                <w:b w:val="0"/>
-                <w:i w:val="0"/>
-                <w:color w:val="E24B62"/>
-                <w:sz w:val="60"/>
-              </w:rPr>
-              <w:t>❦</w:t>
-            </w:r>
-          </w:p>
-          <w:p>
-            <w:pPr>
-              <w:spacing w:before="200" w:after="0"/>
+              <w:spacing w:before="180" w:after="0"/>
               <w:ind w:left="272" w:right="272"/>
               <w:jc w:val="center"/>
             </w:pPr>
@@ -10307,9 +11327,9 @@
                 <w:b w:val="0"/>
                 <w:i w:val="0"/>
                 <w:color w:val="8A6F32"/>
-                <w:sz w:val="32"/>
-              </w:rPr>
-              <w:t>❦</w:t>
+                <w:sz w:val="26"/>
+              </w:rPr>
+              <w:t>❦  ❦  ❦</w:t>
             </w:r>
           </w:p>
         </w:tc>
@@ -10343,35 +11363,35 @@
                 <w:b w:val="0"/>
                 <w:i w:val="0"/>
                 <w:color w:val="8A6F32"/>
-                <w:sz w:val="32"/>
+                <w:sz w:val="26"/>
+              </w:rPr>
+              <w:t>❦  ❦  ❦</w:t>
+            </w:r>
+          </w:p>
+          <w:p>
+            <w:pPr>
+              <w:spacing w:before="180" w:after="0"/>
+              <w:ind w:left="272" w:right="272"/>
+              <w:jc w:val="center"/>
+              <w:pBdr>
+                <w:top w:val="single" w:sz="6" w:space="6" w:color="C9A24B"/>
+                <w:bottom w:val="single" w:sz="6" w:space="6" w:color="C9A24B"/>
+              </w:pBdr>
+            </w:pPr>
+            <w:r>
+              <w:rPr>
+                <w:rFonts w:ascii="Cinzel" w:hAnsi="Cinzel"/>
+                <w:b w:val="0"/>
+                <w:i w:val="0"/>
+                <w:color w:val="E24B62"/>
+                <w:sz w:val="80"/>
               </w:rPr>
               <w:t>❦</w:t>
             </w:r>
           </w:p>
           <w:p>
             <w:pPr>
-              <w:spacing w:before="200" w:after="0"/>
-              <w:ind w:left="272" w:right="272"/>
-              <w:jc w:val="center"/>
-              <w:pBdr>
-                <w:top w:val="single" w:sz="4" w:space="6" w:color="8A6F32"/>
-                <w:bottom w:val="single" w:sz="4" w:space="6" w:color="8A6F32"/>
-              </w:pBdr>
-            </w:pPr>
-            <w:r>
-              <w:rPr>
-                <w:rFonts w:ascii="Cinzel" w:hAnsi="Cinzel"/>
-                <w:b w:val="0"/>
-                <w:i w:val="0"/>
-                <w:color w:val="E24B62"/>
-                <w:sz w:val="60"/>
-              </w:rPr>
-              <w:t>❦</w:t>
-            </w:r>
-          </w:p>
-          <w:p>
-            <w:pPr>
-              <w:spacing w:before="200" w:after="0"/>
+              <w:spacing w:before="180" w:after="0"/>
               <w:ind w:left="272" w:right="272"/>
               <w:jc w:val="center"/>
             </w:pPr>
@@ -10381,9 +11401,9 @@
                 <w:b w:val="0"/>
                 <w:i w:val="0"/>
                 <w:color w:val="8A6F32"/>
-                <w:sz w:val="32"/>
-              </w:rPr>
-              <w:t>❦</w:t>
+                <w:sz w:val="26"/>
+              </w:rPr>
+              <w:t>❦  ❦  ❦</w:t>
             </w:r>
           </w:p>
         </w:tc>
@@ -10423,35 +11443,35 @@
                 <w:b w:val="0"/>
                 <w:i w:val="0"/>
                 <w:color w:val="8A6F32"/>
-                <w:sz w:val="32"/>
+                <w:sz w:val="26"/>
+              </w:rPr>
+              <w:t>❦  ❦  ❦</w:t>
+            </w:r>
+          </w:p>
+          <w:p>
+            <w:pPr>
+              <w:spacing w:before="180" w:after="0"/>
+              <w:ind w:left="272" w:right="272"/>
+              <w:jc w:val="center"/>
+              <w:pBdr>
+                <w:top w:val="single" w:sz="6" w:space="6" w:color="C9A24B"/>
+                <w:bottom w:val="single" w:sz="6" w:space="6" w:color="C9A24B"/>
+              </w:pBdr>
+            </w:pPr>
+            <w:r>
+              <w:rPr>
+                <w:rFonts w:ascii="Cinzel" w:hAnsi="Cinzel"/>
+                <w:b w:val="0"/>
+                <w:i w:val="0"/>
+                <w:color w:val="E24B62"/>
+                <w:sz w:val="80"/>
               </w:rPr>
               <w:t>❦</w:t>
             </w:r>
           </w:p>
           <w:p>
             <w:pPr>
-              <w:spacing w:before="200" w:after="0"/>
-              <w:ind w:left="272" w:right="272"/>
-              <w:jc w:val="center"/>
-              <w:pBdr>
-                <w:top w:val="single" w:sz="4" w:space="6" w:color="8A6F32"/>
-                <w:bottom w:val="single" w:sz="4" w:space="6" w:color="8A6F32"/>
-              </w:pBdr>
-            </w:pPr>
-            <w:r>
-              <w:rPr>
-                <w:rFonts w:ascii="Cinzel" w:hAnsi="Cinzel"/>
-                <w:b w:val="0"/>
-                <w:i w:val="0"/>
-                <w:color w:val="E24B62"/>
-                <w:sz w:val="60"/>
-              </w:rPr>
-              <w:t>❦</w:t>
-            </w:r>
-          </w:p>
-          <w:p>
-            <w:pPr>
-              <w:spacing w:before="200" w:after="0"/>
+              <w:spacing w:before="180" w:after="0"/>
               <w:ind w:left="272" w:right="272"/>
               <w:jc w:val="center"/>
             </w:pPr>
@@ -10461,9 +11481,9 @@
                 <w:b w:val="0"/>
                 <w:i w:val="0"/>
                 <w:color w:val="8A6F32"/>
-                <w:sz w:val="32"/>
-              </w:rPr>
-              <w:t>❦</w:t>
+                <w:sz w:val="26"/>
+              </w:rPr>
+              <w:t>❦  ❦  ❦</w:t>
             </w:r>
           </w:p>
         </w:tc>
@@ -10497,35 +11517,35 @@
                 <w:b w:val="0"/>
                 <w:i w:val="0"/>
                 <w:color w:val="8A6F32"/>
-                <w:sz w:val="32"/>
+                <w:sz w:val="26"/>
+              </w:rPr>
+              <w:t>❦  ❦  ❦</w:t>
+            </w:r>
+          </w:p>
+          <w:p>
+            <w:pPr>
+              <w:spacing w:before="180" w:after="0"/>
+              <w:ind w:left="272" w:right="272"/>
+              <w:jc w:val="center"/>
+              <w:pBdr>
+                <w:top w:val="single" w:sz="6" w:space="6" w:color="C9A24B"/>
+                <w:bottom w:val="single" w:sz="6" w:space="6" w:color="C9A24B"/>
+              </w:pBdr>
+            </w:pPr>
+            <w:r>
+              <w:rPr>
+                <w:rFonts w:ascii="Cinzel" w:hAnsi="Cinzel"/>
+                <w:b w:val="0"/>
+                <w:i w:val="0"/>
+                <w:color w:val="E24B62"/>
+                <w:sz w:val="80"/>
               </w:rPr>
               <w:t>❦</w:t>
             </w:r>
           </w:p>
           <w:p>
             <w:pPr>
-              <w:spacing w:before="200" w:after="0"/>
-              <w:ind w:left="272" w:right="272"/>
-              <w:jc w:val="center"/>
-              <w:pBdr>
-                <w:top w:val="single" w:sz="4" w:space="6" w:color="8A6F32"/>
-                <w:bottom w:val="single" w:sz="4" w:space="6" w:color="8A6F32"/>
-              </w:pBdr>
-            </w:pPr>
-            <w:r>
-              <w:rPr>
-                <w:rFonts w:ascii="Cinzel" w:hAnsi="Cinzel"/>
-                <w:b w:val="0"/>
-                <w:i w:val="0"/>
-                <w:color w:val="E24B62"/>
-                <w:sz w:val="60"/>
-              </w:rPr>
-              <w:t>❦</w:t>
-            </w:r>
-          </w:p>
-          <w:p>
-            <w:pPr>
-              <w:spacing w:before="200" w:after="0"/>
+              <w:spacing w:before="180" w:after="0"/>
               <w:ind w:left="272" w:right="272"/>
               <w:jc w:val="center"/>
             </w:pPr>
@@ -10535,9 +11555,9 @@
                 <w:b w:val="0"/>
                 <w:i w:val="0"/>
                 <w:color w:val="8A6F32"/>
-                <w:sz w:val="32"/>
-              </w:rPr>
-              <w:t>❦</w:t>
+                <w:sz w:val="26"/>
+              </w:rPr>
+              <w:t>❦  ❦  ❦</w:t>
             </w:r>
           </w:p>
         </w:tc>
@@ -10590,29 +11610,49 @@
           </w:tcPr>
           <w:p>
             <w:pPr>
-              <w:spacing w:before="260" w:after="20"/>
-              <w:ind w:left="272" w:right="272"/>
-              <w:jc w:val="center"/>
-            </w:pPr>
+              <w:spacing w:before="220" w:after="20"/>
+              <w:ind w:left="272" w:right="272"/>
+              <w:jc w:val="center"/>
+            </w:pPr>
+            <w:r>
+              <w:rPr>
+                <w:rFonts w:ascii="Cinzel" w:hAnsi="Cinzel"/>
+                <w:b w:val="0"/>
+                <w:i w:val="0"/>
+                <w:color w:val="8A6F32"/>
+                <w:sz w:val="22"/>
+              </w:rPr>
+              <w:t xml:space="preserve">❦  </w:t>
+            </w:r>
             <w:r>
               <w:rPr>
                 <w:rFonts w:ascii="Cinzel" w:hAnsi="Cinzel"/>
                 <w:b w:val="0"/>
                 <w:i w:val="0"/>
                 <w:color w:val="C9A24B"/>
-                <w:sz w:val="24"/>
+                <w:sz w:val="26"/>
               </w:rPr>
               <w:t>❦</w:t>
             </w:r>
-          </w:p>
-          <w:p>
-            <w:pPr>
-              <w:spacing w:before="20" w:after="0"/>
+            <w:r>
+              <w:rPr>
+                <w:rFonts w:ascii="Cinzel" w:hAnsi="Cinzel"/>
+                <w:b w:val="0"/>
+                <w:i w:val="0"/>
+                <w:color w:val="8A6F32"/>
+                <w:sz w:val="22"/>
+              </w:rPr>
+              <w:t xml:space="preserve">  ❦</w:t>
+            </w:r>
+          </w:p>
+          <w:p>
+            <w:pPr>
+              <w:spacing w:before="40" w:after="0"/>
               <w:ind w:left="272" w:right="272"/>
               <w:jc w:val="center"/>
               <w:pBdr>
-                <w:top w:val="single" w:sz="4" w:space="5" w:color="8A6F32"/>
-                <w:bottom w:val="single" w:sz="4" w:space="5" w:color="8A6F32"/>
+                <w:top w:val="single" w:sz="5" w:space="5" w:color="C9A24B"/>
+                <w:bottom w:val="single" w:sz="5" w:space="5" w:color="C9A24B"/>
               </w:pBdr>
             </w:pPr>
             <w:r>
@@ -10630,7 +11670,7 @@
           </w:p>
           <w:p>
             <w:pPr>
-              <w:spacing w:before="400" w:after="40" w:line="240" w:lineRule="auto"/>
+              <w:spacing w:before="360" w:after="40" w:line="240" w:lineRule="auto"/>
               <w:ind w:left="272" w:right="272"/>
               <w:jc w:val="center"/>
             </w:pPr>
@@ -10663,7 +11703,7 @@
           </w:p>
           <w:p>
             <w:pPr>
-              <w:spacing w:before="0" w:after="240" w:line="298" w:lineRule="auto"/>
+              <w:spacing w:before="0" w:after="220" w:line="298" w:lineRule="auto"/>
               <w:ind w:left="272" w:right="272"/>
               <w:jc w:val="center"/>
             </w:pPr>
@@ -10717,29 +11757,49 @@
           </w:tcPr>
           <w:p>
             <w:pPr>
-              <w:spacing w:before="260" w:after="20"/>
-              <w:ind w:left="272" w:right="272"/>
-              <w:jc w:val="center"/>
-            </w:pPr>
+              <w:spacing w:before="220" w:after="20"/>
+              <w:ind w:left="272" w:right="272"/>
+              <w:jc w:val="center"/>
+            </w:pPr>
+            <w:r>
+              <w:rPr>
+                <w:rFonts w:ascii="Cinzel" w:hAnsi="Cinzel"/>
+                <w:b w:val="0"/>
+                <w:i w:val="0"/>
+                <w:color w:val="8A6F32"/>
+                <w:sz w:val="22"/>
+              </w:rPr>
+              <w:t xml:space="preserve">❦  </w:t>
+            </w:r>
             <w:r>
               <w:rPr>
                 <w:rFonts w:ascii="Cinzel" w:hAnsi="Cinzel"/>
                 <w:b w:val="0"/>
                 <w:i w:val="0"/>
                 <w:color w:val="C9A24B"/>
-                <w:sz w:val="24"/>
+                <w:sz w:val="26"/>
               </w:rPr>
               <w:t>❦</w:t>
             </w:r>
-          </w:p>
-          <w:p>
-            <w:pPr>
-              <w:spacing w:before="20" w:after="0"/>
+            <w:r>
+              <w:rPr>
+                <w:rFonts w:ascii="Cinzel" w:hAnsi="Cinzel"/>
+                <w:b w:val="0"/>
+                <w:i w:val="0"/>
+                <w:color w:val="8A6F32"/>
+                <w:sz w:val="22"/>
+              </w:rPr>
+              <w:t xml:space="preserve">  ❦</w:t>
+            </w:r>
+          </w:p>
+          <w:p>
+            <w:pPr>
+              <w:spacing w:before="40" w:after="0"/>
               <w:ind w:left="272" w:right="272"/>
               <w:jc w:val="center"/>
               <w:pBdr>
-                <w:top w:val="single" w:sz="4" w:space="5" w:color="8A6F32"/>
-                <w:bottom w:val="single" w:sz="4" w:space="5" w:color="8A6F32"/>
+                <w:top w:val="single" w:sz="5" w:space="5" w:color="C9A24B"/>
+                <w:bottom w:val="single" w:sz="5" w:space="5" w:color="C9A24B"/>
               </w:pBdr>
             </w:pPr>
             <w:r>
@@ -10757,7 +11817,7 @@
           </w:p>
           <w:p>
             <w:pPr>
-              <w:spacing w:before="400" w:after="40" w:line="240" w:lineRule="auto"/>
+              <w:spacing w:before="360" w:after="40" w:line="240" w:lineRule="auto"/>
               <w:ind w:left="272" w:right="272"/>
               <w:jc w:val="center"/>
             </w:pPr>
@@ -10790,7 +11850,7 @@
           </w:p>
           <w:p>
             <w:pPr>
-              <w:spacing w:before="0" w:after="240" w:line="298" w:lineRule="auto"/>
+              <w:spacing w:before="0" w:after="220" w:line="298" w:lineRule="auto"/>
               <w:ind w:left="272" w:right="272"/>
               <w:jc w:val="center"/>
             </w:pPr>
@@ -10850,29 +11910,49 @@
           </w:tcPr>
           <w:p>
             <w:pPr>
-              <w:spacing w:before="260" w:after="20"/>
-              <w:ind w:left="272" w:right="272"/>
-              <w:jc w:val="center"/>
-            </w:pPr>
+              <w:spacing w:before="220" w:after="20"/>
+              <w:ind w:left="272" w:right="272"/>
+              <w:jc w:val="center"/>
+            </w:pPr>
+            <w:r>
+              <w:rPr>
+                <w:rFonts w:ascii="Cinzel" w:hAnsi="Cinzel"/>
+                <w:b w:val="0"/>
+                <w:i w:val="0"/>
+                <w:color w:val="8A6F32"/>
+                <w:sz w:val="22"/>
+              </w:rPr>
+              <w:t xml:space="preserve">❦  </w:t>
+            </w:r>
             <w:r>
               <w:rPr>
                 <w:rFonts w:ascii="Cinzel" w:hAnsi="Cinzel"/>
                 <w:b w:val="0"/>
                 <w:i w:val="0"/>
                 <w:color w:val="C9A24B"/>
-                <w:sz w:val="24"/>
+                <w:sz w:val="26"/>
               </w:rPr>
               <w:t>❦</w:t>
             </w:r>
-          </w:p>
-          <w:p>
-            <w:pPr>
-              <w:spacing w:before="20" w:after="0"/>
+            <w:r>
+              <w:rPr>
+                <w:rFonts w:ascii="Cinzel" w:hAnsi="Cinzel"/>
+                <w:b w:val="0"/>
+                <w:i w:val="0"/>
+                <w:color w:val="8A6F32"/>
+                <w:sz w:val="22"/>
+              </w:rPr>
+              <w:t xml:space="preserve">  ❦</w:t>
+            </w:r>
+          </w:p>
+          <w:p>
+            <w:pPr>
+              <w:spacing w:before="40" w:after="0"/>
               <w:ind w:left="272" w:right="272"/>
               <w:jc w:val="center"/>
               <w:pBdr>
-                <w:top w:val="single" w:sz="4" w:space="5" w:color="8A6F32"/>
-                <w:bottom w:val="single" w:sz="4" w:space="5" w:color="8A6F32"/>
+                <w:top w:val="single" w:sz="5" w:space="5" w:color="C9A24B"/>
+                <w:bottom w:val="single" w:sz="5" w:space="5" w:color="C9A24B"/>
               </w:pBdr>
             </w:pPr>
             <w:r>
@@ -10890,7 +11970,7 @@
           </w:p>
           <w:p>
             <w:pPr>
-              <w:spacing w:before="400" w:after="40" w:line="240" w:lineRule="auto"/>
+              <w:spacing w:before="360" w:after="40" w:line="240" w:lineRule="auto"/>
               <w:ind w:left="272" w:right="272"/>
               <w:jc w:val="center"/>
             </w:pPr>
@@ -10923,7 +12003,7 @@
           </w:p>
           <w:p>
             <w:pPr>
-              <w:spacing w:before="0" w:after="240" w:line="298" w:lineRule="auto"/>
+              <w:spacing w:before="0" w:after="220" w:line="298" w:lineRule="auto"/>
               <w:ind w:left="272" w:right="272"/>
               <w:jc w:val="center"/>
             </w:pPr>
@@ -10977,29 +12057,49 @@
           </w:tcPr>
           <w:p>
             <w:pPr>
-              <w:spacing w:before="260" w:after="20"/>
-              <w:ind w:left="272" w:right="272"/>
-              <w:jc w:val="center"/>
-            </w:pPr>
+              <w:spacing w:before="220" w:after="20"/>
+              <w:ind w:left="272" w:right="272"/>
+              <w:jc w:val="center"/>
+            </w:pPr>
+            <w:r>
+              <w:rPr>
+                <w:rFonts w:ascii="Cinzel" w:hAnsi="Cinzel"/>
+                <w:b w:val="0"/>
+                <w:i w:val="0"/>
+                <w:color w:val="8A6F32"/>
+                <w:sz w:val="22"/>
+              </w:rPr>
+              <w:t xml:space="preserve">❦  </w:t>
+            </w:r>
             <w:r>
               <w:rPr>
                 <w:rFonts w:ascii="Cinzel" w:hAnsi="Cinzel"/>
                 <w:b w:val="0"/>
                 <w:i w:val="0"/>
                 <w:color w:val="C9A24B"/>
-                <w:sz w:val="24"/>
+                <w:sz w:val="26"/>
               </w:rPr>
               <w:t>❦</w:t>
             </w:r>
-          </w:p>
-          <w:p>
-            <w:pPr>
-              <w:spacing w:before="20" w:after="0"/>
+            <w:r>
+              <w:rPr>
+                <w:rFonts w:ascii="Cinzel" w:hAnsi="Cinzel"/>
+                <w:b w:val="0"/>
+                <w:i w:val="0"/>
+                <w:color w:val="8A6F32"/>
+                <w:sz w:val="22"/>
+              </w:rPr>
+              <w:t xml:space="preserve">  ❦</w:t>
+            </w:r>
+          </w:p>
+          <w:p>
+            <w:pPr>
+              <w:spacing w:before="40" w:after="0"/>
               <w:ind w:left="272" w:right="272"/>
               <w:jc w:val="center"/>
               <w:pBdr>
-                <w:top w:val="single" w:sz="4" w:space="5" w:color="8A6F32"/>
-                <w:bottom w:val="single" w:sz="4" w:space="5" w:color="8A6F32"/>
+                <w:top w:val="single" w:sz="5" w:space="5" w:color="C9A24B"/>
+                <w:bottom w:val="single" w:sz="5" w:space="5" w:color="C9A24B"/>
               </w:pBdr>
             </w:pPr>
             <w:r>
@@ -11017,7 +12117,7 @@
           </w:p>
           <w:p>
             <w:pPr>
-              <w:spacing w:before="400" w:after="40" w:line="240" w:lineRule="auto"/>
+              <w:spacing w:before="360" w:after="40" w:line="240" w:lineRule="auto"/>
               <w:ind w:left="272" w:right="272"/>
               <w:jc w:val="center"/>
             </w:pPr>
@@ -11050,7 +12150,7 @@
           </w:p>
           <w:p>
             <w:pPr>
-              <w:spacing w:before="0" w:after="240" w:line="298" w:lineRule="auto"/>
+              <w:spacing w:before="0" w:after="220" w:line="298" w:lineRule="auto"/>
               <w:ind w:left="272" w:right="272"/>
               <w:jc w:val="center"/>
             </w:pPr>
@@ -11110,29 +12210,49 @@
           </w:tcPr>
           <w:p>
             <w:pPr>
-              <w:spacing w:before="260" w:after="20"/>
-              <w:ind w:left="272" w:right="272"/>
-              <w:jc w:val="center"/>
-            </w:pPr>
+              <w:spacing w:before="220" w:after="20"/>
+              <w:ind w:left="272" w:right="272"/>
+              <w:jc w:val="center"/>
+            </w:pPr>
+            <w:r>
+              <w:rPr>
+                <w:rFonts w:ascii="Cinzel" w:hAnsi="Cinzel"/>
+                <w:b w:val="0"/>
+                <w:i w:val="0"/>
+                <w:color w:val="8A6F32"/>
+                <w:sz w:val="22"/>
+              </w:rPr>
+              <w:t xml:space="preserve">❦  </w:t>
+            </w:r>
             <w:r>
               <w:rPr>
                 <w:rFonts w:ascii="Cinzel" w:hAnsi="Cinzel"/>
                 <w:b w:val="0"/>
                 <w:i w:val="0"/>
                 <w:color w:val="C9A24B"/>
-                <w:sz w:val="24"/>
+                <w:sz w:val="26"/>
               </w:rPr>
               <w:t>❦</w:t>
             </w:r>
-          </w:p>
-          <w:p>
-            <w:pPr>
-              <w:spacing w:before="20" w:after="0"/>
+            <w:r>
+              <w:rPr>
+                <w:rFonts w:ascii="Cinzel" w:hAnsi="Cinzel"/>
+                <w:b w:val="0"/>
+                <w:i w:val="0"/>
+                <w:color w:val="8A6F32"/>
+                <w:sz w:val="22"/>
+              </w:rPr>
+              <w:t xml:space="preserve">  ❦</w:t>
+            </w:r>
+          </w:p>
+          <w:p>
+            <w:pPr>
+              <w:spacing w:before="40" w:after="0"/>
               <w:ind w:left="272" w:right="272"/>
               <w:jc w:val="center"/>
               <w:pBdr>
-                <w:top w:val="single" w:sz="4" w:space="5" w:color="8A6F32"/>
-                <w:bottom w:val="single" w:sz="4" w:space="5" w:color="8A6F32"/>
+                <w:top w:val="single" w:sz="5" w:space="5" w:color="C9A24B"/>
+                <w:bottom w:val="single" w:sz="5" w:space="5" w:color="C9A24B"/>
               </w:pBdr>
             </w:pPr>
             <w:r>
@@ -11150,7 +12270,7 @@
           </w:p>
           <w:p>
             <w:pPr>
-              <w:spacing w:before="400" w:after="40" w:line="240" w:lineRule="auto"/>
+              <w:spacing w:before="360" w:after="40" w:line="240" w:lineRule="auto"/>
               <w:ind w:left="272" w:right="272"/>
               <w:jc w:val="center"/>
             </w:pPr>
@@ -11183,7 +12303,7 @@
           </w:p>
           <w:p>
             <w:pPr>
-              <w:spacing w:before="0" w:after="240" w:line="298" w:lineRule="auto"/>
+              <w:spacing w:before="0" w:after="220" w:line="298" w:lineRule="auto"/>
               <w:ind w:left="272" w:right="272"/>
               <w:jc w:val="center"/>
             </w:pPr>
@@ -11237,29 +12357,49 @@
           </w:tcPr>
           <w:p>
             <w:pPr>
-              <w:spacing w:before="260" w:after="20"/>
-              <w:ind w:left="272" w:right="272"/>
-              <w:jc w:val="center"/>
-            </w:pPr>
+              <w:spacing w:before="220" w:after="20"/>
+              <w:ind w:left="272" w:right="272"/>
+              <w:jc w:val="center"/>
+            </w:pPr>
+            <w:r>
+              <w:rPr>
+                <w:rFonts w:ascii="Cinzel" w:hAnsi="Cinzel"/>
+                <w:b w:val="0"/>
+                <w:i w:val="0"/>
+                <w:color w:val="8A6F32"/>
+                <w:sz w:val="22"/>
+              </w:rPr>
+              <w:t xml:space="preserve">❦  </w:t>
+            </w:r>
             <w:r>
               <w:rPr>
                 <w:rFonts w:ascii="Cinzel" w:hAnsi="Cinzel"/>
                 <w:b w:val="0"/>
                 <w:i w:val="0"/>
                 <w:color w:val="C9A24B"/>
-                <w:sz w:val="24"/>
+                <w:sz w:val="26"/>
               </w:rPr>
               <w:t>❦</w:t>
             </w:r>
-          </w:p>
-          <w:p>
-            <w:pPr>
-              <w:spacing w:before="20" w:after="0"/>
+            <w:r>
+              <w:rPr>
+                <w:rFonts w:ascii="Cinzel" w:hAnsi="Cinzel"/>
+                <w:b w:val="0"/>
+                <w:i w:val="0"/>
+                <w:color w:val="8A6F32"/>
+                <w:sz w:val="22"/>
+              </w:rPr>
+              <w:t xml:space="preserve">  ❦</w:t>
+            </w:r>
+          </w:p>
+          <w:p>
+            <w:pPr>
+              <w:spacing w:before="40" w:after="0"/>
               <w:ind w:left="272" w:right="272"/>
               <w:jc w:val="center"/>
               <w:pBdr>
-                <w:top w:val="single" w:sz="4" w:space="5" w:color="8A6F32"/>
-                <w:bottom w:val="single" w:sz="4" w:space="5" w:color="8A6F32"/>
+                <w:top w:val="single" w:sz="5" w:space="5" w:color="C9A24B"/>
+                <w:bottom w:val="single" w:sz="5" w:space="5" w:color="C9A24B"/>
               </w:pBdr>
             </w:pPr>
             <w:r>
@@ -11277,7 +12417,7 @@
           </w:p>
           <w:p>
             <w:pPr>
-              <w:spacing w:before="400" w:after="40" w:line="240" w:lineRule="auto"/>
+              <w:spacing w:before="360" w:after="40" w:line="240" w:lineRule="auto"/>
               <w:ind w:left="272" w:right="272"/>
               <w:jc w:val="center"/>
             </w:pPr>
@@ -11310,7 +12450,7 @@
           </w:p>
           <w:p>
             <w:pPr>
-              <w:spacing w:before="0" w:after="240" w:line="298" w:lineRule="auto"/>
+              <w:spacing w:before="0" w:after="220" w:line="298" w:lineRule="auto"/>
               <w:ind w:left="272" w:right="272"/>
               <w:jc w:val="center"/>
             </w:pPr>
@@ -11403,35 +12543,35 @@
                 <w:b w:val="0"/>
                 <w:i w:val="0"/>
                 <w:color w:val="8A6F32"/>
-                <w:sz w:val="32"/>
+                <w:sz w:val="26"/>
+              </w:rPr>
+              <w:t>❦  ❦  ❦</w:t>
+            </w:r>
+          </w:p>
+          <w:p>
+            <w:pPr>
+              <w:spacing w:before="180" w:after="0"/>
+              <w:ind w:left="272" w:right="272"/>
+              <w:jc w:val="center"/>
+              <w:pBdr>
+                <w:top w:val="single" w:sz="6" w:space="6" w:color="C9A24B"/>
+                <w:bottom w:val="single" w:sz="6" w:space="6" w:color="C9A24B"/>
+              </w:pBdr>
+            </w:pPr>
+            <w:r>
+              <w:rPr>
+                <w:rFonts w:ascii="Cinzel" w:hAnsi="Cinzel"/>
+                <w:b w:val="0"/>
+                <w:i w:val="0"/>
+                <w:color w:val="E24B62"/>
+                <w:sz w:val="80"/>
               </w:rPr>
               <w:t>❦</w:t>
             </w:r>
           </w:p>
           <w:p>
             <w:pPr>
-              <w:spacing w:before="200" w:after="0"/>
-              <w:ind w:left="272" w:right="272"/>
-              <w:jc w:val="center"/>
-              <w:pBdr>
-                <w:top w:val="single" w:sz="4" w:space="6" w:color="8A6F32"/>
-                <w:bottom w:val="single" w:sz="4" w:space="6" w:color="8A6F32"/>
-              </w:pBdr>
-            </w:pPr>
-            <w:r>
-              <w:rPr>
-                <w:rFonts w:ascii="Cinzel" w:hAnsi="Cinzel"/>
-                <w:b w:val="0"/>
-                <w:i w:val="0"/>
-                <w:color w:val="E24B62"/>
-                <w:sz w:val="60"/>
-              </w:rPr>
-              <w:t>❦</w:t>
-            </w:r>
-          </w:p>
-          <w:p>
-            <w:pPr>
-              <w:spacing w:before="200" w:after="0"/>
+              <w:spacing w:before="180" w:after="0"/>
               <w:ind w:left="272" w:right="272"/>
               <w:jc w:val="center"/>
             </w:pPr>
@@ -11441,9 +12581,9 @@
                 <w:b w:val="0"/>
                 <w:i w:val="0"/>
                 <w:color w:val="8A6F32"/>
-                <w:sz w:val="32"/>
-              </w:rPr>
-              <w:t>❦</w:t>
+                <w:sz w:val="26"/>
+              </w:rPr>
+              <w:t>❦  ❦  ❦</w:t>
             </w:r>
           </w:p>
         </w:tc>
@@ -11477,35 +12617,35 @@
                 <w:b w:val="0"/>
                 <w:i w:val="0"/>
                 <w:color w:val="8A6F32"/>
-                <w:sz w:val="32"/>
+                <w:sz w:val="26"/>
+              </w:rPr>
+              <w:t>❦  ❦  ❦</w:t>
+            </w:r>
+          </w:p>
+          <w:p>
+            <w:pPr>
+              <w:spacing w:before="180" w:after="0"/>
+              <w:ind w:left="272" w:right="272"/>
+              <w:jc w:val="center"/>
+              <w:pBdr>
+                <w:top w:val="single" w:sz="6" w:space="6" w:color="C9A24B"/>
+                <w:bottom w:val="single" w:sz="6" w:space="6" w:color="C9A24B"/>
+              </w:pBdr>
+            </w:pPr>
+            <w:r>
+              <w:rPr>
+                <w:rFonts w:ascii="Cinzel" w:hAnsi="Cinzel"/>
+                <w:b w:val="0"/>
+                <w:i w:val="0"/>
+                <w:color w:val="E24B62"/>
+                <w:sz w:val="80"/>
               </w:rPr>
               <w:t>❦</w:t>
             </w:r>
           </w:p>
           <w:p>
             <w:pPr>
-              <w:spacing w:before="200" w:after="0"/>
-              <w:ind w:left="272" w:right="272"/>
-              <w:jc w:val="center"/>
-              <w:pBdr>
-                <w:top w:val="single" w:sz="4" w:space="6" w:color="8A6F32"/>
-                <w:bottom w:val="single" w:sz="4" w:space="6" w:color="8A6F32"/>
-              </w:pBdr>
-            </w:pPr>
-            <w:r>
-              <w:rPr>
-                <w:rFonts w:ascii="Cinzel" w:hAnsi="Cinzel"/>
-                <w:b w:val="0"/>
-                <w:i w:val="0"/>
-                <w:color w:val="E24B62"/>
-                <w:sz w:val="60"/>
-              </w:rPr>
-              <w:t>❦</w:t>
-            </w:r>
-          </w:p>
-          <w:p>
-            <w:pPr>
-              <w:spacing w:before="200" w:after="0"/>
+              <w:spacing w:before="180" w:after="0"/>
               <w:ind w:left="272" w:right="272"/>
               <w:jc w:val="center"/>
             </w:pPr>
@@ -11515,9 +12655,9 @@
                 <w:b w:val="0"/>
                 <w:i w:val="0"/>
                 <w:color w:val="8A6F32"/>
-                <w:sz w:val="32"/>
-              </w:rPr>
-              <w:t>❦</w:t>
+                <w:sz w:val="26"/>
+              </w:rPr>
+              <w:t>❦  ❦  ❦</w:t>
             </w:r>
           </w:p>
         </w:tc>
@@ -11557,35 +12697,35 @@
                 <w:b w:val="0"/>
                 <w:i w:val="0"/>
                 <w:color w:val="8A6F32"/>
-                <w:sz w:val="32"/>
+                <w:sz w:val="26"/>
+              </w:rPr>
+              <w:t>❦  ❦  ❦</w:t>
+            </w:r>
+          </w:p>
+          <w:p>
+            <w:pPr>
+              <w:spacing w:before="180" w:after="0"/>
+              <w:ind w:left="272" w:right="272"/>
+              <w:jc w:val="center"/>
+              <w:pBdr>
+                <w:top w:val="single" w:sz="6" w:space="6" w:color="C9A24B"/>
+                <w:bottom w:val="single" w:sz="6" w:space="6" w:color="C9A24B"/>
+              </w:pBdr>
+            </w:pPr>
+            <w:r>
+              <w:rPr>
+                <w:rFonts w:ascii="Cinzel" w:hAnsi="Cinzel"/>
+                <w:b w:val="0"/>
+                <w:i w:val="0"/>
+                <w:color w:val="E24B62"/>
+                <w:sz w:val="80"/>
               </w:rPr>
               <w:t>❦</w:t>
             </w:r>
           </w:p>
           <w:p>
             <w:pPr>
-              <w:spacing w:before="200" w:after="0"/>
-              <w:ind w:left="272" w:right="272"/>
-              <w:jc w:val="center"/>
-              <w:pBdr>
-                <w:top w:val="single" w:sz="4" w:space="6" w:color="8A6F32"/>
-                <w:bottom w:val="single" w:sz="4" w:space="6" w:color="8A6F32"/>
-              </w:pBdr>
-            </w:pPr>
-            <w:r>
-              <w:rPr>
-                <w:rFonts w:ascii="Cinzel" w:hAnsi="Cinzel"/>
-                <w:b w:val="0"/>
-                <w:i w:val="0"/>
-                <w:color w:val="E24B62"/>
-                <w:sz w:val="60"/>
-              </w:rPr>
-              <w:t>❦</w:t>
-            </w:r>
-          </w:p>
-          <w:p>
-            <w:pPr>
-              <w:spacing w:before="200" w:after="0"/>
+              <w:spacing w:before="180" w:after="0"/>
               <w:ind w:left="272" w:right="272"/>
               <w:jc w:val="center"/>
             </w:pPr>
@@ -11595,9 +12735,9 @@
                 <w:b w:val="0"/>
                 <w:i w:val="0"/>
                 <w:color w:val="8A6F32"/>
-                <w:sz w:val="32"/>
-              </w:rPr>
-              <w:t>❦</w:t>
+                <w:sz w:val="26"/>
+              </w:rPr>
+              <w:t>❦  ❦  ❦</w:t>
             </w:r>
           </w:p>
         </w:tc>
@@ -11631,35 +12771,35 @@
                 <w:b w:val="0"/>
                 <w:i w:val="0"/>
                 <w:color w:val="8A6F32"/>
-                <w:sz w:val="32"/>
+                <w:sz w:val="26"/>
+              </w:rPr>
+              <w:t>❦  ❦  ❦</w:t>
+            </w:r>
+          </w:p>
+          <w:p>
+            <w:pPr>
+              <w:spacing w:before="180" w:after="0"/>
+              <w:ind w:left="272" w:right="272"/>
+              <w:jc w:val="center"/>
+              <w:pBdr>
+                <w:top w:val="single" w:sz="6" w:space="6" w:color="C9A24B"/>
+                <w:bottom w:val="single" w:sz="6" w:space="6" w:color="C9A24B"/>
+              </w:pBdr>
+            </w:pPr>
+            <w:r>
+              <w:rPr>
+                <w:rFonts w:ascii="Cinzel" w:hAnsi="Cinzel"/>
+                <w:b w:val="0"/>
+                <w:i w:val="0"/>
+                <w:color w:val="E24B62"/>
+                <w:sz w:val="80"/>
               </w:rPr>
               <w:t>❦</w:t>
             </w:r>
           </w:p>
           <w:p>
             <w:pPr>
-              <w:spacing w:before="200" w:after="0"/>
-              <w:ind w:left="272" w:right="272"/>
-              <w:jc w:val="center"/>
-              <w:pBdr>
-                <w:top w:val="single" w:sz="4" w:space="6" w:color="8A6F32"/>
-                <w:bottom w:val="single" w:sz="4" w:space="6" w:color="8A6F32"/>
-              </w:pBdr>
-            </w:pPr>
-            <w:r>
-              <w:rPr>
-                <w:rFonts w:ascii="Cinzel" w:hAnsi="Cinzel"/>
-                <w:b w:val="0"/>
-                <w:i w:val="0"/>
-                <w:color w:val="E24B62"/>
-                <w:sz w:val="60"/>
-              </w:rPr>
-              <w:t>❦</w:t>
-            </w:r>
-          </w:p>
-          <w:p>
-            <w:pPr>
-              <w:spacing w:before="200" w:after="0"/>
+              <w:spacing w:before="180" w:after="0"/>
               <w:ind w:left="272" w:right="272"/>
               <w:jc w:val="center"/>
             </w:pPr>
@@ -11669,9 +12809,9 @@
                 <w:b w:val="0"/>
                 <w:i w:val="0"/>
                 <w:color w:val="8A6F32"/>
-                <w:sz w:val="32"/>
-              </w:rPr>
-              <w:t>❦</w:t>
+                <w:sz w:val="26"/>
+              </w:rPr>
+              <w:t>❦  ❦  ❦</w:t>
             </w:r>
           </w:p>
         </w:tc>
@@ -11711,35 +12851,35 @@
                 <w:b w:val="0"/>
                 <w:i w:val="0"/>
                 <w:color w:val="8A6F32"/>
-                <w:sz w:val="32"/>
+                <w:sz w:val="26"/>
+              </w:rPr>
+              <w:t>❦  ❦  ❦</w:t>
+            </w:r>
+          </w:p>
+          <w:p>
+            <w:pPr>
+              <w:spacing w:before="180" w:after="0"/>
+              <w:ind w:left="272" w:right="272"/>
+              <w:jc w:val="center"/>
+              <w:pBdr>
+                <w:top w:val="single" w:sz="6" w:space="6" w:color="C9A24B"/>
+                <w:bottom w:val="single" w:sz="6" w:space="6" w:color="C9A24B"/>
+              </w:pBdr>
+            </w:pPr>
+            <w:r>
+              <w:rPr>
+                <w:rFonts w:ascii="Cinzel" w:hAnsi="Cinzel"/>
+                <w:b w:val="0"/>
+                <w:i w:val="0"/>
+                <w:color w:val="E24B62"/>
+                <w:sz w:val="80"/>
               </w:rPr>
               <w:t>❦</w:t>
             </w:r>
           </w:p>
           <w:p>
             <w:pPr>
-              <w:spacing w:before="200" w:after="0"/>
-              <w:ind w:left="272" w:right="272"/>
-              <w:jc w:val="center"/>
-              <w:pBdr>
-                <w:top w:val="single" w:sz="4" w:space="6" w:color="8A6F32"/>
-                <w:bottom w:val="single" w:sz="4" w:space="6" w:color="8A6F32"/>
-              </w:pBdr>
-            </w:pPr>
-            <w:r>
-              <w:rPr>
-                <w:rFonts w:ascii="Cinzel" w:hAnsi="Cinzel"/>
-                <w:b w:val="0"/>
-                <w:i w:val="0"/>
-                <w:color w:val="E24B62"/>
-                <w:sz w:val="60"/>
-              </w:rPr>
-              <w:t>❦</w:t>
-            </w:r>
-          </w:p>
-          <w:p>
-            <w:pPr>
-              <w:spacing w:before="200" w:after="0"/>
+              <w:spacing w:before="180" w:after="0"/>
               <w:ind w:left="272" w:right="272"/>
               <w:jc w:val="center"/>
             </w:pPr>
@@ -11749,9 +12889,9 @@
                 <w:b w:val="0"/>
                 <w:i w:val="0"/>
                 <w:color w:val="8A6F32"/>
-                <w:sz w:val="32"/>
-              </w:rPr>
-              <w:t>❦</w:t>
+                <w:sz w:val="26"/>
+              </w:rPr>
+              <w:t>❦  ❦  ❦</w:t>
             </w:r>
           </w:p>
         </w:tc>
@@ -11785,35 +12925,35 @@
                 <w:b w:val="0"/>
                 <w:i w:val="0"/>
                 <w:color w:val="8A6F32"/>
-                <w:sz w:val="32"/>
+                <w:sz w:val="26"/>
+              </w:rPr>
+              <w:t>❦  ❦  ❦</w:t>
+            </w:r>
+          </w:p>
+          <w:p>
+            <w:pPr>
+              <w:spacing w:before="180" w:after="0"/>
+              <w:ind w:left="272" w:right="272"/>
+              <w:jc w:val="center"/>
+              <w:pBdr>
+                <w:top w:val="single" w:sz="6" w:space="6" w:color="C9A24B"/>
+                <w:bottom w:val="single" w:sz="6" w:space="6" w:color="C9A24B"/>
+              </w:pBdr>
+            </w:pPr>
+            <w:r>
+              <w:rPr>
+                <w:rFonts w:ascii="Cinzel" w:hAnsi="Cinzel"/>
+                <w:b w:val="0"/>
+                <w:i w:val="0"/>
+                <w:color w:val="E24B62"/>
+                <w:sz w:val="80"/>
               </w:rPr>
               <w:t>❦</w:t>
             </w:r>
           </w:p>
           <w:p>
             <w:pPr>
-              <w:spacing w:before="200" w:after="0"/>
-              <w:ind w:left="272" w:right="272"/>
-              <w:jc w:val="center"/>
-              <w:pBdr>
-                <w:top w:val="single" w:sz="4" w:space="6" w:color="8A6F32"/>
-                <w:bottom w:val="single" w:sz="4" w:space="6" w:color="8A6F32"/>
-              </w:pBdr>
-            </w:pPr>
-            <w:r>
-              <w:rPr>
-                <w:rFonts w:ascii="Cinzel" w:hAnsi="Cinzel"/>
-                <w:b w:val="0"/>
-                <w:i w:val="0"/>
-                <w:color w:val="E24B62"/>
-                <w:sz w:val="60"/>
-              </w:rPr>
-              <w:t>❦</w:t>
-            </w:r>
-          </w:p>
-          <w:p>
-            <w:pPr>
-              <w:spacing w:before="200" w:after="0"/>
+              <w:spacing w:before="180" w:after="0"/>
               <w:ind w:left="272" w:right="272"/>
               <w:jc w:val="center"/>
             </w:pPr>
@@ -11823,9 +12963,9 @@
                 <w:b w:val="0"/>
                 <w:i w:val="0"/>
                 <w:color w:val="8A6F32"/>
-                <w:sz w:val="32"/>
-              </w:rPr>
-              <w:t>❦</w:t>
+                <w:sz w:val="26"/>
+              </w:rPr>
+              <w:t>❦  ❦  ❦</w:t>
             </w:r>
           </w:p>
         </w:tc>
@@ -11878,29 +13018,49 @@
           </w:tcPr>
           <w:p>
             <w:pPr>
-              <w:spacing w:before="260" w:after="20"/>
-              <w:ind w:left="272" w:right="272"/>
-              <w:jc w:val="center"/>
-            </w:pPr>
+              <w:spacing w:before="220" w:after="20"/>
+              <w:ind w:left="272" w:right="272"/>
+              <w:jc w:val="center"/>
+            </w:pPr>
+            <w:r>
+              <w:rPr>
+                <w:rFonts w:ascii="Cinzel" w:hAnsi="Cinzel"/>
+                <w:b w:val="0"/>
+                <w:i w:val="0"/>
+                <w:color w:val="8A6F32"/>
+                <w:sz w:val="22"/>
+              </w:rPr>
+              <w:t xml:space="preserve">❦  </w:t>
+            </w:r>
             <w:r>
               <w:rPr>
                 <w:rFonts w:ascii="Cinzel" w:hAnsi="Cinzel"/>
                 <w:b w:val="0"/>
                 <w:i w:val="0"/>
                 <w:color w:val="C9A24B"/>
-                <w:sz w:val="24"/>
+                <w:sz w:val="26"/>
               </w:rPr>
               <w:t>❦</w:t>
             </w:r>
-          </w:p>
-          <w:p>
-            <w:pPr>
-              <w:spacing w:before="20" w:after="0"/>
+            <w:r>
+              <w:rPr>
+                <w:rFonts w:ascii="Cinzel" w:hAnsi="Cinzel"/>
+                <w:b w:val="0"/>
+                <w:i w:val="0"/>
+                <w:color w:val="8A6F32"/>
+                <w:sz w:val="22"/>
+              </w:rPr>
+              <w:t xml:space="preserve">  ❦</w:t>
+            </w:r>
+          </w:p>
+          <w:p>
+            <w:pPr>
+              <w:spacing w:before="40" w:after="0"/>
               <w:ind w:left="272" w:right="272"/>
               <w:jc w:val="center"/>
               <w:pBdr>
-                <w:top w:val="single" w:sz="4" w:space="5" w:color="8A6F32"/>
-                <w:bottom w:val="single" w:sz="4" w:space="5" w:color="8A6F32"/>
+                <w:top w:val="single" w:sz="5" w:space="5" w:color="C9A24B"/>
+                <w:bottom w:val="single" w:sz="5" w:space="5" w:color="C9A24B"/>
               </w:pBdr>
             </w:pPr>
             <w:r>
@@ -11918,7 +13078,7 @@
           </w:p>
           <w:p>
             <w:pPr>
-              <w:spacing w:before="400" w:after="40" w:line="240" w:lineRule="auto"/>
+              <w:spacing w:before="360" w:after="40" w:line="240" w:lineRule="auto"/>
               <w:ind w:left="272" w:right="272"/>
               <w:jc w:val="center"/>
             </w:pPr>
@@ -11951,7 +13111,7 @@
           </w:p>
           <w:p>
             <w:pPr>
-              <w:spacing w:before="0" w:after="240" w:line="298" w:lineRule="auto"/>
+              <w:spacing w:before="0" w:after="220" w:line="298" w:lineRule="auto"/>
               <w:ind w:left="272" w:right="272"/>
               <w:jc w:val="center"/>
             </w:pPr>
@@ -12005,29 +13165,49 @@
           </w:tcPr>
           <w:p>
             <w:pPr>
-              <w:spacing w:before="260" w:after="20"/>
-              <w:ind w:left="272" w:right="272"/>
-              <w:jc w:val="center"/>
-            </w:pPr>
+              <w:spacing w:before="220" w:after="20"/>
+              <w:ind w:left="272" w:right="272"/>
+              <w:jc w:val="center"/>
+            </w:pPr>
+            <w:r>
+              <w:rPr>
+                <w:rFonts w:ascii="Cinzel" w:hAnsi="Cinzel"/>
+                <w:b w:val="0"/>
+                <w:i w:val="0"/>
+                <w:color w:val="8A6F32"/>
+                <w:sz w:val="22"/>
+              </w:rPr>
+              <w:t xml:space="preserve">❦  </w:t>
+            </w:r>
             <w:r>
               <w:rPr>
                 <w:rFonts w:ascii="Cinzel" w:hAnsi="Cinzel"/>
                 <w:b w:val="0"/>
                 <w:i w:val="0"/>
                 <w:color w:val="C9A24B"/>
-                <w:sz w:val="24"/>
+                <w:sz w:val="26"/>
               </w:rPr>
               <w:t>❦</w:t>
             </w:r>
-          </w:p>
-          <w:p>
-            <w:pPr>
-              <w:spacing w:before="20" w:after="0"/>
+            <w:r>
+              <w:rPr>
+                <w:rFonts w:ascii="Cinzel" w:hAnsi="Cinzel"/>
+                <w:b w:val="0"/>
+                <w:i w:val="0"/>
+                <w:color w:val="8A6F32"/>
+                <w:sz w:val="22"/>
+              </w:rPr>
+              <w:t xml:space="preserve">  ❦</w:t>
+            </w:r>
+          </w:p>
+          <w:p>
+            <w:pPr>
+              <w:spacing w:before="40" w:after="0"/>
               <w:ind w:left="272" w:right="272"/>
               <w:jc w:val="center"/>
               <w:pBdr>
-                <w:top w:val="single" w:sz="4" w:space="5" w:color="8A6F32"/>
-                <w:bottom w:val="single" w:sz="4" w:space="5" w:color="8A6F32"/>
+                <w:top w:val="single" w:sz="5" w:space="5" w:color="C9A24B"/>
+                <w:bottom w:val="single" w:sz="5" w:space="5" w:color="C9A24B"/>
               </w:pBdr>
             </w:pPr>
             <w:r>
@@ -12045,7 +13225,7 @@
           </w:p>
           <w:p>
             <w:pPr>
-              <w:spacing w:before="400" w:after="40" w:line="240" w:lineRule="auto"/>
+              <w:spacing w:before="360" w:after="40" w:line="240" w:lineRule="auto"/>
               <w:ind w:left="272" w:right="272"/>
               <w:jc w:val="center"/>
             </w:pPr>
@@ -12078,7 +13258,7 @@
           </w:p>
           <w:p>
             <w:pPr>
-              <w:spacing w:before="0" w:after="240" w:line="298" w:lineRule="auto"/>
+              <w:spacing w:before="0" w:after="220" w:line="298" w:lineRule="auto"/>
               <w:ind w:left="272" w:right="272"/>
               <w:jc w:val="center"/>
             </w:pPr>
@@ -12138,29 +13318,49 @@
           </w:tcPr>
           <w:p>
             <w:pPr>
-              <w:spacing w:before="260" w:after="20"/>
-              <w:ind w:left="272" w:right="272"/>
-              <w:jc w:val="center"/>
-            </w:pPr>
+              <w:spacing w:before="220" w:after="20"/>
+              <w:ind w:left="272" w:right="272"/>
+              <w:jc w:val="center"/>
+            </w:pPr>
+            <w:r>
+              <w:rPr>
+                <w:rFonts w:ascii="Cinzel" w:hAnsi="Cinzel"/>
+                <w:b w:val="0"/>
+                <w:i w:val="0"/>
+                <w:color w:val="8A6F32"/>
+                <w:sz w:val="22"/>
+              </w:rPr>
+              <w:t xml:space="preserve">❦  </w:t>
+            </w:r>
             <w:r>
               <w:rPr>
                 <w:rFonts w:ascii="Cinzel" w:hAnsi="Cinzel"/>
                 <w:b w:val="0"/>
                 <w:i w:val="0"/>
                 <w:color w:val="C9A24B"/>
-                <w:sz w:val="24"/>
+                <w:sz w:val="26"/>
               </w:rPr>
               <w:t>❦</w:t>
             </w:r>
-          </w:p>
-          <w:p>
-            <w:pPr>
-              <w:spacing w:before="20" w:after="0"/>
+            <w:r>
+              <w:rPr>
+                <w:rFonts w:ascii="Cinzel" w:hAnsi="Cinzel"/>
+                <w:b w:val="0"/>
+                <w:i w:val="0"/>
+                <w:color w:val="8A6F32"/>
+                <w:sz w:val="22"/>
+              </w:rPr>
+              <w:t xml:space="preserve">  ❦</w:t>
+            </w:r>
+          </w:p>
+          <w:p>
+            <w:pPr>
+              <w:spacing w:before="40" w:after="0"/>
               <w:ind w:left="272" w:right="272"/>
               <w:jc w:val="center"/>
               <w:pBdr>
-                <w:top w:val="single" w:sz="4" w:space="5" w:color="8A6F32"/>
-                <w:bottom w:val="single" w:sz="4" w:space="5" w:color="8A6F32"/>
+                <w:top w:val="single" w:sz="5" w:space="5" w:color="C9A24B"/>
+                <w:bottom w:val="single" w:sz="5" w:space="5" w:color="C9A24B"/>
               </w:pBdr>
             </w:pPr>
             <w:r>
@@ -12178,7 +13378,7 @@
           </w:p>
           <w:p>
             <w:pPr>
-              <w:spacing w:before="400" w:after="40" w:line="240" w:lineRule="auto"/>
+              <w:spacing w:before="360" w:after="40" w:line="240" w:lineRule="auto"/>
               <w:ind w:left="272" w:right="272"/>
               <w:jc w:val="center"/>
             </w:pPr>
@@ -12211,7 +13411,7 @@
           </w:p>
           <w:p>
             <w:pPr>
-              <w:spacing w:before="0" w:after="240" w:line="298" w:lineRule="auto"/>
+              <w:spacing w:before="0" w:after="220" w:line="298" w:lineRule="auto"/>
               <w:ind w:left="272" w:right="272"/>
               <w:jc w:val="center"/>
             </w:pPr>
@@ -12265,29 +13465,49 @@
           </w:tcPr>
           <w:p>
             <w:pPr>
-              <w:spacing w:before="260" w:after="20"/>
-              <w:ind w:left="272" w:right="272"/>
-              <w:jc w:val="center"/>
-            </w:pPr>
+              <w:spacing w:before="220" w:after="20"/>
+              <w:ind w:left="272" w:right="272"/>
+              <w:jc w:val="center"/>
+            </w:pPr>
+            <w:r>
+              <w:rPr>
+                <w:rFonts w:ascii="Cinzel" w:hAnsi="Cinzel"/>
+                <w:b w:val="0"/>
+                <w:i w:val="0"/>
+                <w:color w:val="8A6F32"/>
+                <w:sz w:val="22"/>
+              </w:rPr>
+              <w:t xml:space="preserve">❦  </w:t>
+            </w:r>
             <w:r>
               <w:rPr>
                 <w:rFonts w:ascii="Cinzel" w:hAnsi="Cinzel"/>
                 <w:b w:val="0"/>
                 <w:i w:val="0"/>
                 <w:color w:val="C9A24B"/>
-                <w:sz w:val="24"/>
+                <w:sz w:val="26"/>
               </w:rPr>
               <w:t>❦</w:t>
             </w:r>
-          </w:p>
-          <w:p>
-            <w:pPr>
-              <w:spacing w:before="20" w:after="0"/>
+            <w:r>
+              <w:rPr>
+                <w:rFonts w:ascii="Cinzel" w:hAnsi="Cinzel"/>
+                <w:b w:val="0"/>
+                <w:i w:val="0"/>
+                <w:color w:val="8A6F32"/>
+                <w:sz w:val="22"/>
+              </w:rPr>
+              <w:t xml:space="preserve">  ❦</w:t>
+            </w:r>
+          </w:p>
+          <w:p>
+            <w:pPr>
+              <w:spacing w:before="40" w:after="0"/>
               <w:ind w:left="272" w:right="272"/>
               <w:jc w:val="center"/>
               <w:pBdr>
-                <w:top w:val="single" w:sz="4" w:space="5" w:color="8A6F32"/>
-                <w:bottom w:val="single" w:sz="4" w:space="5" w:color="8A6F32"/>
+                <w:top w:val="single" w:sz="5" w:space="5" w:color="C9A24B"/>
+                <w:bottom w:val="single" w:sz="5" w:space="5" w:color="C9A24B"/>
               </w:pBdr>
             </w:pPr>
             <w:r>
@@ -12305,7 +13525,7 @@
           </w:p>
           <w:p>
             <w:pPr>
-              <w:spacing w:before="400" w:after="40" w:line="240" w:lineRule="auto"/>
+              <w:spacing w:before="360" w:after="40" w:line="240" w:lineRule="auto"/>
               <w:ind w:left="272" w:right="272"/>
               <w:jc w:val="center"/>
             </w:pPr>
@@ -12338,7 +13558,7 @@
           </w:p>
           <w:p>
             <w:pPr>
-              <w:spacing w:before="0" w:after="240" w:line="298" w:lineRule="auto"/>
+              <w:spacing w:before="0" w:after="220" w:line="298" w:lineRule="auto"/>
               <w:ind w:left="272" w:right="272"/>
               <w:jc w:val="center"/>
             </w:pPr>
@@ -12398,29 +13618,49 @@
           </w:tcPr>
           <w:p>
             <w:pPr>
-              <w:spacing w:before="260" w:after="20"/>
-              <w:ind w:left="272" w:right="272"/>
-              <w:jc w:val="center"/>
-            </w:pPr>
+              <w:spacing w:before="220" w:after="20"/>
+              <w:ind w:left="272" w:right="272"/>
+              <w:jc w:val="center"/>
+            </w:pPr>
+            <w:r>
+              <w:rPr>
+                <w:rFonts w:ascii="Cinzel" w:hAnsi="Cinzel"/>
+                <w:b w:val="0"/>
+                <w:i w:val="0"/>
+                <w:color w:val="8A6F32"/>
+                <w:sz w:val="22"/>
+              </w:rPr>
+              <w:t xml:space="preserve">❦  </w:t>
+            </w:r>
             <w:r>
               <w:rPr>
                 <w:rFonts w:ascii="Cinzel" w:hAnsi="Cinzel"/>
                 <w:b w:val="0"/>
                 <w:i w:val="0"/>
                 <w:color w:val="C9A24B"/>
-                <w:sz w:val="24"/>
+                <w:sz w:val="26"/>
               </w:rPr>
               <w:t>❦</w:t>
             </w:r>
-          </w:p>
-          <w:p>
-            <w:pPr>
-              <w:spacing w:before="20" w:after="0"/>
+            <w:r>
+              <w:rPr>
+                <w:rFonts w:ascii="Cinzel" w:hAnsi="Cinzel"/>
+                <w:b w:val="0"/>
+                <w:i w:val="0"/>
+                <w:color w:val="8A6F32"/>
+                <w:sz w:val="22"/>
+              </w:rPr>
+              <w:t xml:space="preserve">  ❦</w:t>
+            </w:r>
+          </w:p>
+          <w:p>
+            <w:pPr>
+              <w:spacing w:before="40" w:after="0"/>
               <w:ind w:left="272" w:right="272"/>
               <w:jc w:val="center"/>
               <w:pBdr>
-                <w:top w:val="single" w:sz="4" w:space="5" w:color="8A6F32"/>
-                <w:bottom w:val="single" w:sz="4" w:space="5" w:color="8A6F32"/>
+                <w:top w:val="single" w:sz="5" w:space="5" w:color="C9A24B"/>
+                <w:bottom w:val="single" w:sz="5" w:space="5" w:color="C9A24B"/>
               </w:pBdr>
             </w:pPr>
             <w:r>
@@ -12438,7 +13678,7 @@
           </w:p>
           <w:p>
             <w:pPr>
-              <w:spacing w:before="400" w:after="40" w:line="240" w:lineRule="auto"/>
+              <w:spacing w:before="360" w:after="40" w:line="240" w:lineRule="auto"/>
               <w:ind w:left="272" w:right="272"/>
               <w:jc w:val="center"/>
             </w:pPr>
@@ -12471,7 +13711,7 @@
           </w:p>
           <w:p>
             <w:pPr>
-              <w:spacing w:before="0" w:after="240" w:line="298" w:lineRule="auto"/>
+              <w:spacing w:before="0" w:after="220" w:line="298" w:lineRule="auto"/>
               <w:ind w:left="272" w:right="272"/>
               <w:jc w:val="center"/>
             </w:pPr>
@@ -12525,29 +13765,49 @@
           </w:tcPr>
           <w:p>
             <w:pPr>
-              <w:spacing w:before="260" w:after="20"/>
-              <w:ind w:left="272" w:right="272"/>
-              <w:jc w:val="center"/>
-            </w:pPr>
+              <w:spacing w:before="220" w:after="20"/>
+              <w:ind w:left="272" w:right="272"/>
+              <w:jc w:val="center"/>
+            </w:pPr>
+            <w:r>
+              <w:rPr>
+                <w:rFonts w:ascii="Cinzel" w:hAnsi="Cinzel"/>
+                <w:b w:val="0"/>
+                <w:i w:val="0"/>
+                <w:color w:val="8A6F32"/>
+                <w:sz w:val="22"/>
+              </w:rPr>
+              <w:t xml:space="preserve">❦  </w:t>
+            </w:r>
             <w:r>
               <w:rPr>
                 <w:rFonts w:ascii="Cinzel" w:hAnsi="Cinzel"/>
                 <w:b w:val="0"/>
                 <w:i w:val="0"/>
                 <w:color w:val="C9A24B"/>
-                <w:sz w:val="24"/>
+                <w:sz w:val="26"/>
               </w:rPr>
               <w:t>❦</w:t>
             </w:r>
-          </w:p>
-          <w:p>
-            <w:pPr>
-              <w:spacing w:before="20" w:after="0"/>
+            <w:r>
+              <w:rPr>
+                <w:rFonts w:ascii="Cinzel" w:hAnsi="Cinzel"/>
+                <w:b w:val="0"/>
+                <w:i w:val="0"/>
+                <w:color w:val="8A6F32"/>
+                <w:sz w:val="22"/>
+              </w:rPr>
+              <w:t xml:space="preserve">  ❦</w:t>
+            </w:r>
+          </w:p>
+          <w:p>
+            <w:pPr>
+              <w:spacing w:before="40" w:after="0"/>
               <w:ind w:left="272" w:right="272"/>
               <w:jc w:val="center"/>
               <w:pBdr>
-                <w:top w:val="single" w:sz="4" w:space="5" w:color="8A6F32"/>
-                <w:bottom w:val="single" w:sz="4" w:space="5" w:color="8A6F32"/>
+                <w:top w:val="single" w:sz="5" w:space="5" w:color="C9A24B"/>
+                <w:bottom w:val="single" w:sz="5" w:space="5" w:color="C9A24B"/>
               </w:pBdr>
             </w:pPr>
             <w:r>
@@ -12565,7 +13825,7 @@
           </w:p>
           <w:p>
             <w:pPr>
-              <w:spacing w:before="400" w:after="40" w:line="240" w:lineRule="auto"/>
+              <w:spacing w:before="360" w:after="40" w:line="240" w:lineRule="auto"/>
               <w:ind w:left="272" w:right="272"/>
               <w:jc w:val="center"/>
             </w:pPr>
@@ -12598,7 +13858,7 @@
           </w:p>
           <w:p>
             <w:pPr>
-              <w:spacing w:before="0" w:after="240" w:line="298" w:lineRule="auto"/>
+              <w:spacing w:before="0" w:after="220" w:line="298" w:lineRule="auto"/>
               <w:ind w:left="272" w:right="272"/>
               <w:jc w:val="center"/>
             </w:pPr>
@@ -12691,35 +13951,35 @@
                 <w:b w:val="0"/>
                 <w:i w:val="0"/>
                 <w:color w:val="8A6F32"/>
-                <w:sz w:val="32"/>
+                <w:sz w:val="26"/>
+              </w:rPr>
+              <w:t>❦  ❦  ❦</w:t>
+            </w:r>
+          </w:p>
+          <w:p>
+            <w:pPr>
+              <w:spacing w:before="180" w:after="0"/>
+              <w:ind w:left="272" w:right="272"/>
+              <w:jc w:val="center"/>
+              <w:pBdr>
+                <w:top w:val="single" w:sz="6" w:space="6" w:color="C9A24B"/>
+                <w:bottom w:val="single" w:sz="6" w:space="6" w:color="C9A24B"/>
+              </w:pBdr>
+            </w:pPr>
+            <w:r>
+              <w:rPr>
+                <w:rFonts w:ascii="Cinzel" w:hAnsi="Cinzel"/>
+                <w:b w:val="0"/>
+                <w:i w:val="0"/>
+                <w:color w:val="E24B62"/>
+                <w:sz w:val="80"/>
               </w:rPr>
               <w:t>❦</w:t>
             </w:r>
           </w:p>
           <w:p>
             <w:pPr>
-              <w:spacing w:before="200" w:after="0"/>
-              <w:ind w:left="272" w:right="272"/>
-              <w:jc w:val="center"/>
-              <w:pBdr>
-                <w:top w:val="single" w:sz="4" w:space="6" w:color="8A6F32"/>
-                <w:bottom w:val="single" w:sz="4" w:space="6" w:color="8A6F32"/>
-              </w:pBdr>
-            </w:pPr>
-            <w:r>
-              <w:rPr>
-                <w:rFonts w:ascii="Cinzel" w:hAnsi="Cinzel"/>
-                <w:b w:val="0"/>
-                <w:i w:val="0"/>
-                <w:color w:val="E24B62"/>
-                <w:sz w:val="60"/>
-              </w:rPr>
-              <w:t>❦</w:t>
-            </w:r>
-          </w:p>
-          <w:p>
-            <w:pPr>
-              <w:spacing w:before="200" w:after="0"/>
+              <w:spacing w:before="180" w:after="0"/>
               <w:ind w:left="272" w:right="272"/>
               <w:jc w:val="center"/>
             </w:pPr>
@@ -12729,9 +13989,9 @@
                 <w:b w:val="0"/>
                 <w:i w:val="0"/>
                 <w:color w:val="8A6F32"/>
-                <w:sz w:val="32"/>
-              </w:rPr>
-              <w:t>❦</w:t>
+                <w:sz w:val="26"/>
+              </w:rPr>
+              <w:t>❦  ❦  ❦</w:t>
             </w:r>
           </w:p>
         </w:tc>
@@ -12765,35 +14025,35 @@
                 <w:b w:val="0"/>
                 <w:i w:val="0"/>
                 <w:color w:val="8A6F32"/>
-                <w:sz w:val="32"/>
+                <w:sz w:val="26"/>
+              </w:rPr>
+              <w:t>❦  ❦  ❦</w:t>
+            </w:r>
+          </w:p>
+          <w:p>
+            <w:pPr>
+              <w:spacing w:before="180" w:after="0"/>
+              <w:ind w:left="272" w:right="272"/>
+              <w:jc w:val="center"/>
+              <w:pBdr>
+                <w:top w:val="single" w:sz="6" w:space="6" w:color="C9A24B"/>
+                <w:bottom w:val="single" w:sz="6" w:space="6" w:color="C9A24B"/>
+              </w:pBdr>
+            </w:pPr>
+            <w:r>
+              <w:rPr>
+                <w:rFonts w:ascii="Cinzel" w:hAnsi="Cinzel"/>
+                <w:b w:val="0"/>
+                <w:i w:val="0"/>
+                <w:color w:val="E24B62"/>
+                <w:sz w:val="80"/>
               </w:rPr>
               <w:t>❦</w:t>
             </w:r>
           </w:p>
           <w:p>
             <w:pPr>
-              <w:spacing w:before="200" w:after="0"/>
-              <w:ind w:left="272" w:right="272"/>
-              <w:jc w:val="center"/>
-              <w:pBdr>
-                <w:top w:val="single" w:sz="4" w:space="6" w:color="8A6F32"/>
-                <w:bottom w:val="single" w:sz="4" w:space="6" w:color="8A6F32"/>
-              </w:pBdr>
-            </w:pPr>
-            <w:r>
-              <w:rPr>
-                <w:rFonts w:ascii="Cinzel" w:hAnsi="Cinzel"/>
-                <w:b w:val="0"/>
-                <w:i w:val="0"/>
-                <w:color w:val="E24B62"/>
-                <w:sz w:val="60"/>
-              </w:rPr>
-              <w:t>❦</w:t>
-            </w:r>
-          </w:p>
-          <w:p>
-            <w:pPr>
-              <w:spacing w:before="200" w:after="0"/>
+              <w:spacing w:before="180" w:after="0"/>
               <w:ind w:left="272" w:right="272"/>
               <w:jc w:val="center"/>
             </w:pPr>
@@ -12803,9 +14063,9 @@
                 <w:b w:val="0"/>
                 <w:i w:val="0"/>
                 <w:color w:val="8A6F32"/>
-                <w:sz w:val="32"/>
-              </w:rPr>
-              <w:t>❦</w:t>
+                <w:sz w:val="26"/>
+              </w:rPr>
+              <w:t>❦  ❦  ❦</w:t>
             </w:r>
           </w:p>
         </w:tc>
@@ -12845,35 +14105,35 @@
                 <w:b w:val="0"/>
                 <w:i w:val="0"/>
                 <w:color w:val="8A6F32"/>
-                <w:sz w:val="32"/>
+                <w:sz w:val="26"/>
+              </w:rPr>
+              <w:t>❦  ❦  ❦</w:t>
+            </w:r>
+          </w:p>
+          <w:p>
+            <w:pPr>
+              <w:spacing w:before="180" w:after="0"/>
+              <w:ind w:left="272" w:right="272"/>
+              <w:jc w:val="center"/>
+              <w:pBdr>
+                <w:top w:val="single" w:sz="6" w:space="6" w:color="C9A24B"/>
+                <w:bottom w:val="single" w:sz="6" w:space="6" w:color="C9A24B"/>
+              </w:pBdr>
+            </w:pPr>
+            <w:r>
+              <w:rPr>
+                <w:rFonts w:ascii="Cinzel" w:hAnsi="Cinzel"/>
+                <w:b w:val="0"/>
+                <w:i w:val="0"/>
+                <w:color w:val="E24B62"/>
+                <w:sz w:val="80"/>
               </w:rPr>
               <w:t>❦</w:t>
             </w:r>
           </w:p>
           <w:p>
             <w:pPr>
-              <w:spacing w:before="200" w:after="0"/>
-              <w:ind w:left="272" w:right="272"/>
-              <w:jc w:val="center"/>
-              <w:pBdr>
-                <w:top w:val="single" w:sz="4" w:space="6" w:color="8A6F32"/>
-                <w:bottom w:val="single" w:sz="4" w:space="6" w:color="8A6F32"/>
-              </w:pBdr>
-            </w:pPr>
-            <w:r>
-              <w:rPr>
-                <w:rFonts w:ascii="Cinzel" w:hAnsi="Cinzel"/>
-                <w:b w:val="0"/>
-                <w:i w:val="0"/>
-                <w:color w:val="E24B62"/>
-                <w:sz w:val="60"/>
-              </w:rPr>
-              <w:t>❦</w:t>
-            </w:r>
-          </w:p>
-          <w:p>
-            <w:pPr>
-              <w:spacing w:before="200" w:after="0"/>
+              <w:spacing w:before="180" w:after="0"/>
               <w:ind w:left="272" w:right="272"/>
               <w:jc w:val="center"/>
             </w:pPr>
@@ -12883,9 +14143,9 @@
                 <w:b w:val="0"/>
                 <w:i w:val="0"/>
                 <w:color w:val="8A6F32"/>
-                <w:sz w:val="32"/>
-              </w:rPr>
-              <w:t>❦</w:t>
+                <w:sz w:val="26"/>
+              </w:rPr>
+              <w:t>❦  ❦  ❦</w:t>
             </w:r>
           </w:p>
         </w:tc>
@@ -12919,35 +14179,35 @@
                 <w:b w:val="0"/>
                 <w:i w:val="0"/>
                 <w:color w:val="8A6F32"/>
-                <w:sz w:val="32"/>
+                <w:sz w:val="26"/>
+              </w:rPr>
+              <w:t>❦  ❦  ❦</w:t>
+            </w:r>
+          </w:p>
+          <w:p>
+            <w:pPr>
+              <w:spacing w:before="180" w:after="0"/>
+              <w:ind w:left="272" w:right="272"/>
+              <w:jc w:val="center"/>
+              <w:pBdr>
+                <w:top w:val="single" w:sz="6" w:space="6" w:color="C9A24B"/>
+                <w:bottom w:val="single" w:sz="6" w:space="6" w:color="C9A24B"/>
+              </w:pBdr>
+            </w:pPr>
+            <w:r>
+              <w:rPr>
+                <w:rFonts w:ascii="Cinzel" w:hAnsi="Cinzel"/>
+                <w:b w:val="0"/>
+                <w:i w:val="0"/>
+                <w:color w:val="E24B62"/>
+                <w:sz w:val="80"/>
               </w:rPr>
               <w:t>❦</w:t>
             </w:r>
           </w:p>
           <w:p>
             <w:pPr>
-              <w:spacing w:before="200" w:after="0"/>
-              <w:ind w:left="272" w:right="272"/>
-              <w:jc w:val="center"/>
-              <w:pBdr>
-                <w:top w:val="single" w:sz="4" w:space="6" w:color="8A6F32"/>
-                <w:bottom w:val="single" w:sz="4" w:space="6" w:color="8A6F32"/>
-              </w:pBdr>
-            </w:pPr>
-            <w:r>
-              <w:rPr>
-                <w:rFonts w:ascii="Cinzel" w:hAnsi="Cinzel"/>
-                <w:b w:val="0"/>
-                <w:i w:val="0"/>
-                <w:color w:val="E24B62"/>
-                <w:sz w:val="60"/>
-              </w:rPr>
-              <w:t>❦</w:t>
-            </w:r>
-          </w:p>
-          <w:p>
-            <w:pPr>
-              <w:spacing w:before="200" w:after="0"/>
+              <w:spacing w:before="180" w:after="0"/>
               <w:ind w:left="272" w:right="272"/>
               <w:jc w:val="center"/>
             </w:pPr>
@@ -12957,9 +14217,9 @@
                 <w:b w:val="0"/>
                 <w:i w:val="0"/>
                 <w:color w:val="8A6F32"/>
-                <w:sz w:val="32"/>
-              </w:rPr>
-              <w:t>❦</w:t>
+                <w:sz w:val="26"/>
+              </w:rPr>
+              <w:t>❦  ❦  ❦</w:t>
             </w:r>
           </w:p>
         </w:tc>
@@ -12999,35 +14259,35 @@
                 <w:b w:val="0"/>
                 <w:i w:val="0"/>
                 <w:color w:val="8A6F32"/>
-                <w:sz w:val="32"/>
+                <w:sz w:val="26"/>
+              </w:rPr>
+              <w:t>❦  ❦  ❦</w:t>
+            </w:r>
+          </w:p>
+          <w:p>
+            <w:pPr>
+              <w:spacing w:before="180" w:after="0"/>
+              <w:ind w:left="272" w:right="272"/>
+              <w:jc w:val="center"/>
+              <w:pBdr>
+                <w:top w:val="single" w:sz="6" w:space="6" w:color="C9A24B"/>
+                <w:bottom w:val="single" w:sz="6" w:space="6" w:color="C9A24B"/>
+              </w:pBdr>
+            </w:pPr>
+            <w:r>
+              <w:rPr>
+                <w:rFonts w:ascii="Cinzel" w:hAnsi="Cinzel"/>
+                <w:b w:val="0"/>
+                <w:i w:val="0"/>
+                <w:color w:val="E24B62"/>
+                <w:sz w:val="80"/>
               </w:rPr>
               <w:t>❦</w:t>
             </w:r>
           </w:p>
           <w:p>
             <w:pPr>
-              <w:spacing w:before="200" w:after="0"/>
-              <w:ind w:left="272" w:right="272"/>
-              <w:jc w:val="center"/>
-              <w:pBdr>
-                <w:top w:val="single" w:sz="4" w:space="6" w:color="8A6F32"/>
-                <w:bottom w:val="single" w:sz="4" w:space="6" w:color="8A6F32"/>
-              </w:pBdr>
-            </w:pPr>
-            <w:r>
-              <w:rPr>
-                <w:rFonts w:ascii="Cinzel" w:hAnsi="Cinzel"/>
-                <w:b w:val="0"/>
-                <w:i w:val="0"/>
-                <w:color w:val="E24B62"/>
-                <w:sz w:val="60"/>
-              </w:rPr>
-              <w:t>❦</w:t>
-            </w:r>
-          </w:p>
-          <w:p>
-            <w:pPr>
-              <w:spacing w:before="200" w:after="0"/>
+              <w:spacing w:before="180" w:after="0"/>
               <w:ind w:left="272" w:right="272"/>
               <w:jc w:val="center"/>
             </w:pPr>
@@ -13037,9 +14297,9 @@
                 <w:b w:val="0"/>
                 <w:i w:val="0"/>
                 <w:color w:val="8A6F32"/>
-                <w:sz w:val="32"/>
-              </w:rPr>
-              <w:t>❦</w:t>
+                <w:sz w:val="26"/>
+              </w:rPr>
+              <w:t>❦  ❦  ❦</w:t>
             </w:r>
           </w:p>
         </w:tc>
@@ -13073,35 +14333,35 @@
                 <w:b w:val="0"/>
                 <w:i w:val="0"/>
                 <w:color w:val="8A6F32"/>
-                <w:sz w:val="32"/>
+                <w:sz w:val="26"/>
+              </w:rPr>
+              <w:t>❦  ❦  ❦</w:t>
+            </w:r>
+          </w:p>
+          <w:p>
+            <w:pPr>
+              <w:spacing w:before="180" w:after="0"/>
+              <w:ind w:left="272" w:right="272"/>
+              <w:jc w:val="center"/>
+              <w:pBdr>
+                <w:top w:val="single" w:sz="6" w:space="6" w:color="C9A24B"/>
+                <w:bottom w:val="single" w:sz="6" w:space="6" w:color="C9A24B"/>
+              </w:pBdr>
+            </w:pPr>
+            <w:r>
+              <w:rPr>
+                <w:rFonts w:ascii="Cinzel" w:hAnsi="Cinzel"/>
+                <w:b w:val="0"/>
+                <w:i w:val="0"/>
+                <w:color w:val="E24B62"/>
+                <w:sz w:val="80"/>
               </w:rPr>
               <w:t>❦</w:t>
             </w:r>
           </w:p>
           <w:p>
             <w:pPr>
-              <w:spacing w:before="200" w:after="0"/>
-              <w:ind w:left="272" w:right="272"/>
-              <w:jc w:val="center"/>
-              <w:pBdr>
-                <w:top w:val="single" w:sz="4" w:space="6" w:color="8A6F32"/>
-                <w:bottom w:val="single" w:sz="4" w:space="6" w:color="8A6F32"/>
-              </w:pBdr>
-            </w:pPr>
-            <w:r>
-              <w:rPr>
-                <w:rFonts w:ascii="Cinzel" w:hAnsi="Cinzel"/>
-                <w:b w:val="0"/>
-                <w:i w:val="0"/>
-                <w:color w:val="E24B62"/>
-                <w:sz w:val="60"/>
-              </w:rPr>
-              <w:t>❦</w:t>
-            </w:r>
-          </w:p>
-          <w:p>
-            <w:pPr>
-              <w:spacing w:before="200" w:after="0"/>
+              <w:spacing w:before="180" w:after="0"/>
               <w:ind w:left="272" w:right="272"/>
               <w:jc w:val="center"/>
             </w:pPr>
@@ -13111,9 +14371,9 @@
                 <w:b w:val="0"/>
                 <w:i w:val="0"/>
                 <w:color w:val="8A6F32"/>
-                <w:sz w:val="32"/>
-              </w:rPr>
-              <w:t>❦</w:t>
+                <w:sz w:val="26"/>
+              </w:rPr>
+              <w:t>❦  ❦  ❦</w:t>
             </w:r>
           </w:p>
         </w:tc>
